--- a/CMA_W_B1_Ch01_AnswerKeys.docx
+++ b/CMA_W_B1_Ch01_AnswerKeys.docx
@@ -9614,7 +9614,7 @@
           <w:sz w:val="16"/>
           <w:szCs w:val="16"/>
         </w:rPr>
-        <w:t xml:space="preserve">The book numbers it 1.1.</w:t>
+        <w:t xml:space="preserve">The book numbers “Who uses financial statements, and why?” as section 1.1.</w:t>
       </w:r>
     </w:p>
     <w:p>
@@ -9637,7 +9637,7 @@
           <w:sz w:val="16"/>
           <w:szCs w:val="16"/>
         </w:rPr>
-        <w:t xml:space="preserve">The book numbers it 1.2.</w:t>
+        <w:t xml:space="preserve">The book numbers “The building blocks: elements and the accounting equation” as section 1.2.</w:t>
       </w:r>
     </w:p>
     <w:p>
@@ -9660,7 +9660,7 @@
           <w:sz w:val="16"/>
           <w:szCs w:val="16"/>
         </w:rPr>
-        <w:t xml:space="preserve">The book numbers it 1.3.</w:t>
+        <w:t xml:space="preserve">The book numbers “Double entry: debits and credits” as section 1.3.</w:t>
       </w:r>
     </w:p>
     <w:p>

--- a/CMA_W_B1_Ch01_AnswerKeys.docx
+++ b/CMA_W_B1_Ch01_AnswerKeys.docx
@@ -97,66 +97,66 @@
                 <w:sz w:val="17"/>
                 <w:szCs w:val="17"/>
               </w:rPr>
-              <w:t xml:space="preserve">Financial statements · balance sheet · income statement · statement of changes in equity · statement of cash flows</w:t>
-            </w:r>
-          </w:p>
-        </w:tc>
-        <w:tc>
-          <w:tcPr>
-            <w:tcW w:type="pct" w:w="1667"/>
-            <w:tcMar>
-              <w:top w:type="dxa" w:w="40"/>
-              <w:left w:type="dxa" w:w="100"/>
-              <w:bottom w:type="dxa" w:w="40"/>
-              <w:right w:type="dxa" w:w="100"/>
-            </w:tcMar>
-          </w:tcPr>
-          <w:p>
-            <w:pPr>
-              <w:spacing w:before="22" w:after="22"/>
-            </w:pPr>
-            <w:r>
-              <w:rPr>
-                <w:b/>
-                <w:bCs/>
-                <w:color w:val="8186EF"/>
-                <w:sz w:val="16"/>
-                <w:szCs w:val="16"/>
-              </w:rPr>
-              <w:t xml:space="preserve">12  </w:t>
-            </w:r>
-            <w:r>
-              <w:rPr>
-                <w:sz w:val="17"/>
-                <w:szCs w:val="17"/>
-              </w:rPr>
-              <w:t xml:space="preserve">B</w:t>
-            </w:r>
-          </w:p>
-        </w:tc>
-        <w:tc>
-          <w:tcPr>
-            <w:tcW w:type="pct" w:w="1667"/>
-            <w:tcMar>
-              <w:top w:type="dxa" w:w="40"/>
-              <w:left w:type="dxa" w:w="100"/>
-              <w:bottom w:type="dxa" w:w="40"/>
-              <w:right w:type="dxa" w:w="100"/>
-            </w:tcMar>
-          </w:tcPr>
-          <w:p>
-            <w:pPr>
-              <w:spacing w:before="22" w:after="22"/>
-            </w:pPr>
-            <w:r>
-              <w:rPr>
-                <w:b/>
-                <w:bCs/>
-                <w:color w:val="8186EF"/>
-                <w:sz w:val="16"/>
-                <w:szCs w:val="16"/>
-              </w:rPr>
-              <w:t xml:space="preserve">23  </w:t>
+              <w:t xml:space="preserve">income statement · statement of changes in equity · statement of cash flows · general-purpose financial statements</w:t>
+            </w:r>
+          </w:p>
+        </w:tc>
+        <w:tc>
+          <w:tcPr>
+            <w:tcW w:type="pct" w:w="1667"/>
+            <w:tcMar>
+              <w:top w:type="dxa" w:w="40"/>
+              <w:left w:type="dxa" w:w="100"/>
+              <w:bottom w:type="dxa" w:w="40"/>
+              <w:right w:type="dxa" w:w="100"/>
+            </w:tcMar>
+          </w:tcPr>
+          <w:p>
+            <w:pPr>
+              <w:spacing w:before="22" w:after="22"/>
+            </w:pPr>
+            <w:r>
+              <w:rPr>
+                <w:b/>
+                <w:bCs/>
+                <w:color w:val="8186EF"/>
+                <w:sz w:val="16"/>
+                <w:szCs w:val="16"/>
+              </w:rPr>
+              <w:t xml:space="preserve">10  </w:t>
+            </w:r>
+            <w:r>
+              <w:rPr>
+                <w:sz w:val="17"/>
+                <w:szCs w:val="17"/>
+              </w:rPr>
+              <w:t xml:space="preserve">C</w:t>
+            </w:r>
+          </w:p>
+        </w:tc>
+        <w:tc>
+          <w:tcPr>
+            <w:tcW w:type="pct" w:w="1667"/>
+            <w:tcMar>
+              <w:top w:type="dxa" w:w="40"/>
+              <w:left w:type="dxa" w:w="100"/>
+              <w:bottom w:type="dxa" w:w="40"/>
+              <w:right w:type="dxa" w:w="100"/>
+            </w:tcMar>
+          </w:tcPr>
+          <w:p>
+            <w:pPr>
+              <w:spacing w:before="22" w:after="22"/>
+            </w:pPr>
+            <w:r>
+              <w:rPr>
+                <w:b/>
+                <w:bCs/>
+                <w:color w:val="8186EF"/>
+                <w:sz w:val="16"/>
+                <w:szCs w:val="16"/>
+              </w:rPr>
+              <w:t xml:space="preserve">19  </w:t>
             </w:r>
             <w:r>
               <w:rPr>
@@ -199,7 +199,7 @@
                 <w:sz w:val="17"/>
                 <w:szCs w:val="17"/>
               </w:rPr>
-              <w:t xml:space="preserve">income statement · statement of cash flows · conceptual framework · Relevance</w:t>
+              <w:t xml:space="preserve">balance sheet · income statement · statement of cash flows · conceptual framework</w:t>
             </w:r>
           </w:p>
         </w:tc>
@@ -226,14 +226,14 @@
                 <w:sz w:val="16"/>
                 <w:szCs w:val="16"/>
               </w:rPr>
-              <w:t xml:space="preserve">13  </w:t>
-            </w:r>
-            <w:r>
-              <w:rPr>
-                <w:sz w:val="17"/>
-                <w:szCs w:val="17"/>
-              </w:rPr>
-              <w:t xml:space="preserve">C</w:t>
+              <w:t xml:space="preserve">11  </w:t>
+            </w:r>
+            <w:r>
+              <w:rPr>
+                <w:sz w:val="17"/>
+                <w:szCs w:val="17"/>
+              </w:rPr>
+              <w:t xml:space="preserve">B</w:t>
             </w:r>
           </w:p>
         </w:tc>
@@ -260,7 +260,7 @@
                 <w:sz w:val="16"/>
                 <w:szCs w:val="16"/>
               </w:rPr>
-              <w:t xml:space="preserve">24  </w:t>
+              <w:t xml:space="preserve">20  </w:t>
             </w:r>
             <w:r>
               <w:rPr>
@@ -328,40 +328,40 @@
                 <w:sz w:val="16"/>
                 <w:szCs w:val="16"/>
               </w:rPr>
-              <w:t xml:space="preserve">14  </w:t>
-            </w:r>
-            <w:r>
-              <w:rPr>
-                <w:sz w:val="17"/>
-                <w:szCs w:val="17"/>
-              </w:rPr>
-              <w:t xml:space="preserve">B</w:t>
-            </w:r>
-          </w:p>
-        </w:tc>
-        <w:tc>
-          <w:tcPr>
-            <w:tcW w:type="pct" w:w="1667"/>
-            <w:tcMar>
-              <w:top w:type="dxa" w:w="40"/>
-              <w:left w:type="dxa" w:w="100"/>
-              <w:bottom w:type="dxa" w:w="40"/>
-              <w:right w:type="dxa" w:w="100"/>
-            </w:tcMar>
-          </w:tcPr>
-          <w:p>
-            <w:pPr>
-              <w:spacing w:before="22" w:after="22"/>
-            </w:pPr>
-            <w:r>
-              <w:rPr>
-                <w:b/>
-                <w:bCs/>
-                <w:color w:val="8186EF"/>
-                <w:sz w:val="16"/>
-                <w:szCs w:val="16"/>
-              </w:rPr>
-              <w:t xml:space="preserve">25  </w:t>
+              <w:t xml:space="preserve">12  </w:t>
+            </w:r>
+            <w:r>
+              <w:rPr>
+                <w:sz w:val="17"/>
+                <w:szCs w:val="17"/>
+              </w:rPr>
+              <w:t xml:space="preserve">D</w:t>
+            </w:r>
+          </w:p>
+        </w:tc>
+        <w:tc>
+          <w:tcPr>
+            <w:tcW w:type="pct" w:w="1667"/>
+            <w:tcMar>
+              <w:top w:type="dxa" w:w="40"/>
+              <w:left w:type="dxa" w:w="100"/>
+              <w:bottom w:type="dxa" w:w="40"/>
+              <w:right w:type="dxa" w:w="100"/>
+            </w:tcMar>
+          </w:tcPr>
+          <w:p>
+            <w:pPr>
+              <w:spacing w:before="22" w:after="22"/>
+            </w:pPr>
+            <w:r>
+              <w:rPr>
+                <w:b/>
+                <w:bCs/>
+                <w:color w:val="8186EF"/>
+                <w:sz w:val="16"/>
+                <w:szCs w:val="16"/>
+              </w:rPr>
+              <w:t xml:space="preserve">21  </w:t>
             </w:r>
             <w:r>
               <w:rPr>
@@ -431,7 +431,7 @@
                 <w:sz w:val="16"/>
                 <w:szCs w:val="16"/>
               </w:rPr>
-              <w:t xml:space="preserve">15  </w:t>
+              <w:t xml:space="preserve">13  </w:t>
             </w:r>
             <w:r>
               <w:rPr>
@@ -465,7 +465,7 @@
                 <w:sz w:val="16"/>
                 <w:szCs w:val="16"/>
               </w:rPr>
-              <w:t xml:space="preserve">26  </w:t>
+              <w:t xml:space="preserve">22  </w:t>
             </w:r>
             <w:r>
               <w:rPr>
@@ -533,40 +533,40 @@
                 <w:sz w:val="16"/>
                 <w:szCs w:val="16"/>
               </w:rPr>
-              <w:t xml:space="preserve">16  </w:t>
-            </w:r>
-            <w:r>
-              <w:rPr>
-                <w:sz w:val="17"/>
-                <w:szCs w:val="17"/>
-              </w:rPr>
-              <w:t xml:space="preserve">A</w:t>
-            </w:r>
-          </w:p>
-        </w:tc>
-        <w:tc>
-          <w:tcPr>
-            <w:tcW w:type="pct" w:w="1667"/>
-            <w:tcMar>
-              <w:top w:type="dxa" w:w="40"/>
-              <w:left w:type="dxa" w:w="100"/>
-              <w:bottom w:type="dxa" w:w="40"/>
-              <w:right w:type="dxa" w:w="100"/>
-            </w:tcMar>
-          </w:tcPr>
-          <w:p>
-            <w:pPr>
-              <w:spacing w:before="22" w:after="22"/>
-            </w:pPr>
-            <w:r>
-              <w:rPr>
-                <w:b/>
-                <w:bCs/>
-                <w:color w:val="8186EF"/>
-                <w:sz w:val="16"/>
-                <w:szCs w:val="16"/>
-              </w:rPr>
-              <w:t xml:space="preserve">27  </w:t>
+              <w:t xml:space="preserve">14  </w:t>
+            </w:r>
+            <w:r>
+              <w:rPr>
+                <w:sz w:val="17"/>
+                <w:szCs w:val="17"/>
+              </w:rPr>
+              <w:t xml:space="preserve">T</w:t>
+            </w:r>
+          </w:p>
+        </w:tc>
+        <w:tc>
+          <w:tcPr>
+            <w:tcW w:type="pct" w:w="1667"/>
+            <w:tcMar>
+              <w:top w:type="dxa" w:w="40"/>
+              <w:left w:type="dxa" w:w="100"/>
+              <w:bottom w:type="dxa" w:w="40"/>
+              <w:right w:type="dxa" w:w="100"/>
+            </w:tcMar>
+          </w:tcPr>
+          <w:p>
+            <w:pPr>
+              <w:spacing w:before="22" w:after="22"/>
+            </w:pPr>
+            <w:r>
+              <w:rPr>
+                <w:b/>
+                <w:bCs/>
+                <w:color w:val="8186EF"/>
+                <w:sz w:val="16"/>
+                <w:szCs w:val="16"/>
+              </w:rPr>
+              <w:t xml:space="preserve">23  </w:t>
             </w:r>
             <w:r>
               <w:rPr>
@@ -609,6 +609,40 @@
                 <w:sz w:val="17"/>
                 <w:szCs w:val="17"/>
               </w:rPr>
+              <w:t xml:space="preserve">T</w:t>
+            </w:r>
+          </w:p>
+        </w:tc>
+        <w:tc>
+          <w:tcPr>
+            <w:tcW w:type="pct" w:w="1667"/>
+            <w:shd w:fill="FBFAF6" w:val="clear"/>
+            <w:tcMar>
+              <w:top w:type="dxa" w:w="40"/>
+              <w:left w:type="dxa" w:w="100"/>
+              <w:bottom w:type="dxa" w:w="40"/>
+              <w:right w:type="dxa" w:w="100"/>
+            </w:tcMar>
+          </w:tcPr>
+          <w:p>
+            <w:pPr>
+              <w:spacing w:before="22" w:after="22"/>
+            </w:pPr>
+            <w:r>
+              <w:rPr>
+                <w:b/>
+                <w:bCs/>
+                <w:color w:val="8186EF"/>
+                <w:sz w:val="16"/>
+                <w:szCs w:val="16"/>
+              </w:rPr>
+              <w:t xml:space="preserve">15  </w:t>
+            </w:r>
+            <w:r>
+              <w:rPr>
+                <w:sz w:val="17"/>
+                <w:szCs w:val="17"/>
+              </w:rPr>
               <w:t xml:space="preserve">A</w:t>
             </w:r>
           </w:p>
@@ -636,48 +670,14 @@
                 <w:sz w:val="16"/>
                 <w:szCs w:val="16"/>
               </w:rPr>
-              <w:t xml:space="preserve">17  </w:t>
-            </w:r>
-            <w:r>
-              <w:rPr>
-                <w:sz w:val="17"/>
-                <w:szCs w:val="17"/>
-              </w:rPr>
-              <w:t xml:space="preserve">D</w:t>
-            </w:r>
-          </w:p>
-        </w:tc>
-        <w:tc>
-          <w:tcPr>
-            <w:tcW w:type="pct" w:w="1667"/>
-            <w:shd w:fill="FBFAF6" w:val="clear"/>
-            <w:tcMar>
-              <w:top w:type="dxa" w:w="40"/>
-              <w:left w:type="dxa" w:w="100"/>
-              <w:bottom w:type="dxa" w:w="40"/>
-              <w:right w:type="dxa" w:w="100"/>
-            </w:tcMar>
-          </w:tcPr>
-          <w:p>
-            <w:pPr>
-              <w:spacing w:before="22" w:after="22"/>
-            </w:pPr>
-            <w:r>
-              <w:rPr>
-                <w:b/>
-                <w:bCs/>
-                <w:color w:val="8186EF"/>
-                <w:sz w:val="16"/>
-                <w:szCs w:val="16"/>
-              </w:rPr>
-              <w:t xml:space="preserve">28  </w:t>
-            </w:r>
-            <w:r>
-              <w:rPr>
-                <w:sz w:val="17"/>
-                <w:szCs w:val="17"/>
-              </w:rPr>
-              <w:t xml:space="preserve">A</w:t>
+              <w:t xml:space="preserve">24  </w:t>
+            </w:r>
+            <w:r>
+              <w:rPr>
+                <w:sz w:val="17"/>
+                <w:szCs w:val="17"/>
+              </w:rPr>
+              <w:t xml:space="preserve">B</w:t>
             </w:r>
           </w:p>
         </w:tc>
@@ -712,73 +712,73 @@
                 <w:sz w:val="17"/>
                 <w:szCs w:val="17"/>
               </w:rPr>
-              <w:t xml:space="preserve">D</w:t>
-            </w:r>
-          </w:p>
-        </w:tc>
-        <w:tc>
-          <w:tcPr>
-            <w:tcW w:type="pct" w:w="1667"/>
-            <w:tcMar>
-              <w:top w:type="dxa" w:w="40"/>
-              <w:left w:type="dxa" w:w="100"/>
-              <w:bottom w:type="dxa" w:w="40"/>
-              <w:right w:type="dxa" w:w="100"/>
-            </w:tcMar>
-          </w:tcPr>
-          <w:p>
-            <w:pPr>
-              <w:spacing w:before="22" w:after="22"/>
-            </w:pPr>
-            <w:r>
-              <w:rPr>
-                <w:b/>
-                <w:bCs/>
-                <w:color w:val="8186EF"/>
-                <w:sz w:val="16"/>
-                <w:szCs w:val="16"/>
-              </w:rPr>
-              <w:t xml:space="preserve">18  </w:t>
-            </w:r>
-            <w:r>
-              <w:rPr>
-                <w:sz w:val="17"/>
-                <w:szCs w:val="17"/>
-              </w:rPr>
-              <w:t xml:space="preserve">T</w:t>
-            </w:r>
-          </w:p>
-        </w:tc>
-        <w:tc>
-          <w:tcPr>
-            <w:tcW w:type="pct" w:w="1667"/>
-            <w:tcMar>
-              <w:top w:type="dxa" w:w="40"/>
-              <w:left w:type="dxa" w:w="100"/>
-              <w:bottom w:type="dxa" w:w="40"/>
-              <w:right w:type="dxa" w:w="100"/>
-            </w:tcMar>
-          </w:tcPr>
-          <w:p>
-            <w:pPr>
-              <w:spacing w:before="22" w:after="22"/>
-            </w:pPr>
-            <w:r>
-              <w:rPr>
-                <w:b/>
-                <w:bCs/>
-                <w:color w:val="8186EF"/>
-                <w:sz w:val="16"/>
-                <w:szCs w:val="16"/>
-              </w:rPr>
-              <w:t xml:space="preserve">29  </w:t>
-            </w:r>
-            <w:r>
-              <w:rPr>
-                <w:sz w:val="17"/>
-                <w:szCs w:val="17"/>
-              </w:rPr>
-              <w:t xml:space="preserve">B</w:t>
+              <w:t xml:space="preserve">income statement · statement of changes in equity · statement of cash flows</w:t>
+            </w:r>
+          </w:p>
+        </w:tc>
+        <w:tc>
+          <w:tcPr>
+            <w:tcW w:type="pct" w:w="1667"/>
+            <w:tcMar>
+              <w:top w:type="dxa" w:w="40"/>
+              <w:left w:type="dxa" w:w="100"/>
+              <w:bottom w:type="dxa" w:w="40"/>
+              <w:right w:type="dxa" w:w="100"/>
+            </w:tcMar>
+          </w:tcPr>
+          <w:p>
+            <w:pPr>
+              <w:spacing w:before="22" w:after="22"/>
+            </w:pPr>
+            <w:r>
+              <w:rPr>
+                <w:b/>
+                <w:bCs/>
+                <w:color w:val="8186EF"/>
+                <w:sz w:val="16"/>
+                <w:szCs w:val="16"/>
+              </w:rPr>
+              <w:t xml:space="preserve">16  </w:t>
+            </w:r>
+            <w:r>
+              <w:rPr>
+                <w:sz w:val="17"/>
+                <w:szCs w:val="17"/>
+              </w:rPr>
+              <w:t xml:space="preserve">F</w:t>
+            </w:r>
+          </w:p>
+        </w:tc>
+        <w:tc>
+          <w:tcPr>
+            <w:tcW w:type="pct" w:w="1667"/>
+            <w:tcMar>
+              <w:top w:type="dxa" w:w="40"/>
+              <w:left w:type="dxa" w:w="100"/>
+              <w:bottom w:type="dxa" w:w="40"/>
+              <w:right w:type="dxa" w:w="100"/>
+            </w:tcMar>
+          </w:tcPr>
+          <w:p>
+            <w:pPr>
+              <w:spacing w:before="22" w:after="22"/>
+            </w:pPr>
+            <w:r>
+              <w:rPr>
+                <w:b/>
+                <w:bCs/>
+                <w:color w:val="8186EF"/>
+                <w:sz w:val="16"/>
+                <w:szCs w:val="16"/>
+              </w:rPr>
+              <w:t xml:space="preserve">25  </w:t>
+            </w:r>
+            <w:r>
+              <w:rPr>
+                <w:sz w:val="17"/>
+                <w:szCs w:val="17"/>
+              </w:rPr>
+              <w:t xml:space="preserve">A</w:t>
             </w:r>
           </w:p>
         </w:tc>
@@ -814,7 +814,7 @@
                 <w:sz w:val="17"/>
                 <w:szCs w:val="17"/>
               </w:rPr>
-              <w:t xml:space="preserve">A</w:t>
+              <w:t xml:space="preserve">B</w:t>
             </w:r>
           </w:p>
         </w:tc>
@@ -841,14 +841,14 @@
                 <w:sz w:val="16"/>
                 <w:szCs w:val="16"/>
               </w:rPr>
-              <w:t xml:space="preserve">19  </w:t>
-            </w:r>
-            <w:r>
-              <w:rPr>
-                <w:sz w:val="17"/>
-                <w:szCs w:val="17"/>
-              </w:rPr>
-              <w:t xml:space="preserve">A</w:t>
+              <w:t xml:space="preserve">17  </w:t>
+            </w:r>
+            <w:r>
+              <w:rPr>
+                <w:sz w:val="17"/>
+                <w:szCs w:val="17"/>
+              </w:rPr>
+              <w:t xml:space="preserve">E</w:t>
             </w:r>
           </w:p>
         </w:tc>
@@ -875,14 +875,14 @@
                 <w:sz w:val="16"/>
                 <w:szCs w:val="16"/>
               </w:rPr>
-              <w:t xml:space="preserve">30  </w:t>
-            </w:r>
-            <w:r>
-              <w:rPr>
-                <w:sz w:val="17"/>
-                <w:szCs w:val="17"/>
-              </w:rPr>
-              <w:t xml:space="preserve">A</w:t>
+              <w:t xml:space="preserve">26  </w:t>
+            </w:r>
+            <w:r>
+              <w:rPr>
+                <w:sz w:val="17"/>
+                <w:szCs w:val="17"/>
+              </w:rPr>
+              <w:t xml:space="preserve">Compare with the model earlier in this handout.</w:t>
             </w:r>
           </w:p>
         </w:tc>
@@ -917,244 +917,6 @@
                 <w:sz w:val="17"/>
                 <w:szCs w:val="17"/>
               </w:rPr>
-              <w:t xml:space="preserve">T</w:t>
-            </w:r>
-          </w:p>
-        </w:tc>
-        <w:tc>
-          <w:tcPr>
-            <w:tcW w:type="pct" w:w="1667"/>
-            <w:tcMar>
-              <w:top w:type="dxa" w:w="40"/>
-              <w:left w:type="dxa" w:w="100"/>
-              <w:bottom w:type="dxa" w:w="40"/>
-              <w:right w:type="dxa" w:w="100"/>
-            </w:tcMar>
-          </w:tcPr>
-          <w:p>
-            <w:pPr>
-              <w:spacing w:before="22" w:after="22"/>
-            </w:pPr>
-            <w:r>
-              <w:rPr>
-                <w:b/>
-                <w:bCs/>
-                <w:color w:val="8186EF"/>
-                <w:sz w:val="16"/>
-                <w:szCs w:val="16"/>
-              </w:rPr>
-              <w:t xml:space="preserve">20  </w:t>
-            </w:r>
-            <w:r>
-              <w:rPr>
-                <w:sz w:val="17"/>
-                <w:szCs w:val="17"/>
-              </w:rPr>
-              <w:t xml:space="preserve">F</w:t>
-            </w:r>
-          </w:p>
-        </w:tc>
-        <w:tc>
-          <w:tcPr>
-            <w:tcW w:type="pct" w:w="1667"/>
-            <w:tcMar>
-              <w:top w:type="dxa" w:w="40"/>
-              <w:left w:type="dxa" w:w="100"/>
-              <w:bottom w:type="dxa" w:w="40"/>
-              <w:right w:type="dxa" w:w="100"/>
-            </w:tcMar>
-          </w:tcPr>
-          <w:p>
-            <w:pPr>
-              <w:spacing w:before="22" w:after="22"/>
-            </w:pPr>
-            <w:r>
-              <w:rPr>
-                <w:b/>
-                <w:bCs/>
-                <w:color w:val="8186EF"/>
-                <w:sz w:val="16"/>
-                <w:szCs w:val="16"/>
-              </w:rPr>
-              <w:t xml:space="preserve">31  </w:t>
-            </w:r>
-            <w:r>
-              <w:rPr>
-                <w:sz w:val="17"/>
-                <w:szCs w:val="17"/>
-              </w:rPr>
-              <w:t xml:space="preserve">A</w:t>
-            </w:r>
-          </w:p>
-        </w:tc>
-      </w:tr>
-      <w:tr>
-        <w:tc>
-          <w:tcPr>
-            <w:tcW w:type="pct" w:w="1667"/>
-            <w:shd w:fill="FBFAF6" w:val="clear"/>
-            <w:tcMar>
-              <w:top w:type="dxa" w:w="40"/>
-              <w:left w:type="dxa" w:w="100"/>
-              <w:bottom w:type="dxa" w:w="40"/>
-              <w:right w:type="dxa" w:w="100"/>
-            </w:tcMar>
-          </w:tcPr>
-          <w:p>
-            <w:pPr>
-              <w:spacing w:before="22" w:after="22"/>
-            </w:pPr>
-            <w:r>
-              <w:rPr>
-                <w:b/>
-                <w:bCs/>
-                <w:color w:val="8186EF"/>
-                <w:sz w:val="16"/>
-                <w:szCs w:val="16"/>
-              </w:rPr>
-              <w:t xml:space="preserve">10  </w:t>
-            </w:r>
-            <w:r>
-              <w:rPr>
-                <w:sz w:val="17"/>
-                <w:szCs w:val="17"/>
-              </w:rPr>
-              <w:t xml:space="preserve">F</w:t>
-            </w:r>
-          </w:p>
-        </w:tc>
-        <w:tc>
-          <w:tcPr>
-            <w:tcW w:type="pct" w:w="1667"/>
-            <w:shd w:fill="FBFAF6" w:val="clear"/>
-            <w:tcMar>
-              <w:top w:type="dxa" w:w="40"/>
-              <w:left w:type="dxa" w:w="100"/>
-              <w:bottom w:type="dxa" w:w="40"/>
-              <w:right w:type="dxa" w:w="100"/>
-            </w:tcMar>
-          </w:tcPr>
-          <w:p>
-            <w:pPr>
-              <w:spacing w:before="22" w:after="22"/>
-            </w:pPr>
-            <w:r>
-              <w:rPr>
-                <w:b/>
-                <w:bCs/>
-                <w:color w:val="8186EF"/>
-                <w:sz w:val="16"/>
-                <w:szCs w:val="16"/>
-              </w:rPr>
-              <w:t xml:space="preserve">21  </w:t>
-            </w:r>
-            <w:r>
-              <w:rPr>
-                <w:sz w:val="17"/>
-                <w:szCs w:val="17"/>
-              </w:rPr>
-              <w:t xml:space="preserve">E</w:t>
-            </w:r>
-          </w:p>
-        </w:tc>
-        <w:tc>
-          <w:tcPr>
-            <w:tcW w:type="pct" w:w="1667"/>
-            <w:shd w:fill="FBFAF6" w:val="clear"/>
-            <w:tcMar>
-              <w:top w:type="dxa" w:w="40"/>
-              <w:left w:type="dxa" w:w="100"/>
-              <w:bottom w:type="dxa" w:w="40"/>
-              <w:right w:type="dxa" w:w="100"/>
-            </w:tcMar>
-          </w:tcPr>
-          <w:p>
-            <w:pPr>
-              <w:spacing w:before="22" w:after="22"/>
-            </w:pPr>
-            <w:r>
-              <w:rPr>
-                <w:b/>
-                <w:bCs/>
-                <w:color w:val="8186EF"/>
-                <w:sz w:val="16"/>
-                <w:szCs w:val="16"/>
-              </w:rPr>
-              <w:t xml:space="preserve">32  </w:t>
-            </w:r>
-            <w:r>
-              <w:rPr>
-                <w:sz w:val="17"/>
-                <w:szCs w:val="17"/>
-              </w:rPr>
-              <w:t xml:space="preserve">Compare with the model earlier in this handout.</w:t>
-            </w:r>
-          </w:p>
-        </w:tc>
-      </w:tr>
-      <w:tr>
-        <w:tc>
-          <w:tcPr>
-            <w:tcW w:type="pct" w:w="1667"/>
-            <w:tcMar>
-              <w:top w:type="dxa" w:w="40"/>
-              <w:left w:type="dxa" w:w="100"/>
-              <w:bottom w:type="dxa" w:w="40"/>
-              <w:right w:type="dxa" w:w="100"/>
-            </w:tcMar>
-          </w:tcPr>
-          <w:p>
-            <w:pPr>
-              <w:spacing w:before="22" w:after="22"/>
-            </w:pPr>
-            <w:r>
-              <w:rPr>
-                <w:b/>
-                <w:bCs/>
-                <w:color w:val="8186EF"/>
-                <w:sz w:val="16"/>
-                <w:szCs w:val="16"/>
-              </w:rPr>
-              <w:t xml:space="preserve">11  </w:t>
-            </w:r>
-            <w:r>
-              <w:rPr>
-                <w:sz w:val="17"/>
-                <w:szCs w:val="17"/>
-              </w:rPr>
-              <w:t xml:space="preserve">income statement · statement of changes in equity · statement of cash flows</w:t>
-            </w:r>
-          </w:p>
-        </w:tc>
-        <w:tc>
-          <w:tcPr>
-            <w:tcW w:type="pct" w:w="1667"/>
-            <w:tcMar>
-              <w:top w:type="dxa" w:w="40"/>
-              <w:left w:type="dxa" w:w="100"/>
-              <w:bottom w:type="dxa" w:w="40"/>
-              <w:right w:type="dxa" w:w="100"/>
-            </w:tcMar>
-          </w:tcPr>
-          <w:p>
-            <w:pPr>
-              <w:spacing w:before="22" w:after="22"/>
-            </w:pPr>
-            <w:r>
-              <w:rPr>
-                <w:b/>
-                <w:bCs/>
-                <w:color w:val="8186EF"/>
-                <w:sz w:val="16"/>
-                <w:szCs w:val="16"/>
-              </w:rPr>
-              <w:t xml:space="preserve">22  </w:t>
-            </w:r>
-            <w:r>
-              <w:rPr>
-                <w:sz w:val="17"/>
-                <w:szCs w:val="17"/>
-              </w:rPr>
               <w:t xml:space="preserve">C</w:t>
             </w:r>
           </w:p>
@@ -1181,7 +943,40 @@
                 <w:sz w:val="16"/>
                 <w:szCs w:val="16"/>
               </w:rPr>
-              <w:t xml:space="preserve">33  </w:t>
+              <w:t xml:space="preserve">18  </w:t>
+            </w:r>
+            <w:r>
+              <w:rPr>
+                <w:sz w:val="17"/>
+                <w:szCs w:val="17"/>
+              </w:rPr>
+              <w:t xml:space="preserve">C</w:t>
+            </w:r>
+          </w:p>
+        </w:tc>
+        <w:tc>
+          <w:tcPr>
+            <w:tcW w:type="pct" w:w="1667"/>
+            <w:tcMar>
+              <w:top w:type="dxa" w:w="40"/>
+              <w:left w:type="dxa" w:w="100"/>
+              <w:bottom w:type="dxa" w:w="40"/>
+              <w:right w:type="dxa" w:w="100"/>
+            </w:tcMar>
+          </w:tcPr>
+          <w:p>
+            <w:pPr>
+              <w:spacing w:before="22" w:after="22"/>
+            </w:pPr>
+            <w:r>
+              <w:rPr>
+                <w:b/>
+                <w:bCs/>
+                <w:color w:val="8186EF"/>
+                <w:sz w:val="16"/>
+                <w:szCs w:val="16"/>
+              </w:rPr>
+              <w:t xml:space="preserve">27  </w:t>
             </w:r>
             <w:r>
               <w:rPr>
@@ -1235,7 +1030,7 @@
                 <w:sz w:val="17"/>
                 <w:szCs w:val="17"/>
               </w:rPr>
-              <w:t xml:space="preserve">11  </w:t>
+              <w:t xml:space="preserve">7  </w:t>
             </w:r>
             <w:r>
               <w:rPr>
@@ -1300,7 +1095,7 @@
           <w:sz w:val="16"/>
           <w:szCs w:val="16"/>
         </w:rPr>
-        <w:t xml:space="preserve">The book writes: “Financial statements summarize these facts in a standard form for people outside the company. The four main statements are the balance sheet, the income statement, the statement of changes in equity and the statement of cash flows.”</w:t>
+        <w:t xml:space="preserve">The book writes: “The four main statements are the balance sheet, the income statement, the statement of changes in equity and the statement of cash flows. Most companies prepare general-purpose financial statements. These are reports for many readers at the same time, not for one special reader.”</w:t>
       </w:r>
     </w:p>
     <w:p>
@@ -1323,7 +1118,7 @@
           <w:sz w:val="16"/>
           <w:szCs w:val="16"/>
         </w:rPr>
-        <w:t xml:space="preserve">The book writes: “How did the company perform in the period? The income statement answers this. Where did cash come from, and where did it go? The statement of cash flows answers this. The conceptual framework lists the qualities of useful information. Relevance means the information can make a difference to a decision.”</w:t>
+        <w:t xml:space="preserve">The book writes: “What does the company have, and what does it owe? The balance sheet answers this. How did the company perform in the period? The income statement answers this. Where did cash come from, and where did it go? The statement of cash flows answers this. The conceptual framework lists the qualities of useful information.”</w:t>
       </w:r>
     </w:p>
     <w:p>
@@ -1369,7 +1164,7 @@
           <w:sz w:val="16"/>
           <w:szCs w:val="16"/>
         </w:rPr>
-        <w:t xml:space="preserve">The book pairs Investors (shareholders) — PRIMARY with “Buy, hold or sell shares”.</w:t>
+        <w:t xml:space="preserve">The book pairs Managers (internal) with “Plan and control operations”.</w:t>
       </w:r>
     </w:p>
     <w:p>
@@ -1415,7 +1210,7 @@
           <w:sz w:val="16"/>
           <w:szCs w:val="16"/>
         </w:rPr>
-        <w:t xml:space="preserve">The book’s own table gives Lend, renew or stop a loan as the decision of Lenders (banks, bondholders) — PRIMARY.</w:t>
+        <w:t xml:space="preserve">The book pairs Lenders (banks, bondholders) — PRIMARY with “Cash flows, balance sheet”.</w:t>
       </w:r>
     </w:p>
     <w:p>
@@ -1431,14 +1226,14 @@
           <w:sz w:val="16"/>
           <w:szCs w:val="16"/>
         </w:rPr>
-        <w:t xml:space="preserve">7  </w:t>
-      </w:r>
-      <w:r>
-        <w:rPr>
-          <w:sz w:val="16"/>
-          <w:szCs w:val="16"/>
-        </w:rPr>
-        <w:t xml:space="preserve">The book’s own table gives Sell on credit, set credit terms as the decision of Other creditors (suppliers) — PRIMARY.</w:t>
+        <w:t xml:space="preserve">8  </w:t>
+      </w:r>
+      <w:r>
+        <w:rPr>
+          <w:sz w:val="16"/>
+          <w:szCs w:val="16"/>
+        </w:rPr>
+        <w:t xml:space="preserve">The book gives Cash flows, balance sheet as the statements used most of Lenders (banks, bondholders) — PRIMARY.</w:t>
       </w:r>
     </w:p>
     <w:p>
@@ -1454,14 +1249,14 @@
           <w:sz w:val="16"/>
           <w:szCs w:val="16"/>
         </w:rPr>
-        <w:t xml:space="preserve">8  </w:t>
-      </w:r>
-      <w:r>
-        <w:rPr>
-          <w:sz w:val="16"/>
-          <w:szCs w:val="16"/>
-        </w:rPr>
-        <w:t xml:space="preserve">The book’s own table gives Stay, negotiate pay as the decision of Employees and unions.</w:t>
+        <w:t xml:space="preserve">9  </w:t>
+      </w:r>
+      <w:r>
+        <w:rPr>
+          <w:sz w:val="16"/>
+          <w:szCs w:val="16"/>
+        </w:rPr>
+        <w:t xml:space="preserve">These are the primary users. They provide resources and cannot demand special reports. A is wrong: Management can obtain internal information, so it is not a primary user. B is wrong: Governments use the statements, but they are not the primary users named by the framework.</w:t>
       </w:r>
     </w:p>
     <w:p>
@@ -1477,14 +1272,14 @@
           <w:sz w:val="16"/>
           <w:szCs w:val="16"/>
         </w:rPr>
-        <w:t xml:space="preserve">9  </w:t>
-      </w:r>
-      <w:r>
-        <w:rPr>
-          <w:sz w:val="16"/>
-          <w:szCs w:val="16"/>
-        </w:rPr>
-        <w:t xml:space="preserve">The book pairs Investors (shareholders) — PRIMARY with “Income statement, cash flows, balance sheet”.</w:t>
+        <w:t xml:space="preserve">10  </w:t>
+      </w:r>
+      <w:r>
+        <w:rPr>
+          <w:sz w:val="16"/>
+          <w:szCs w:val="16"/>
+        </w:rPr>
+        <w:t xml:space="preserve">Prepaid rent is an asset, and assets have debit balances. A is wrong: Accounts payable is a liability, with a credit balance. B is wrong: Revenue increases equity, so it has a credit balance.</w:t>
       </w:r>
     </w:p>
     <w:p>
@@ -1500,14 +1295,14 @@
           <w:sz w:val="16"/>
           <w:szCs w:val="16"/>
         </w:rPr>
-        <w:t xml:space="preserve">10  </w:t>
-      </w:r>
-      <w:r>
-        <w:rPr>
-          <w:sz w:val="16"/>
-          <w:szCs w:val="16"/>
-        </w:rPr>
-        <w:t xml:space="preserve">The book pairs Lenders (banks, bondholders) — PRIMARY with “Cash flows, balance sheet”, not with “Income statement, cash flows, balance sheet”.</w:t>
+        <w:t xml:space="preserve">11  </w:t>
+      </w:r>
+      <w:r>
+        <w:rPr>
+          <w:sz w:val="16"/>
+          <w:szCs w:val="16"/>
+        </w:rPr>
+        <w:t xml:space="preserve">It reduces the cost of equipment on the balance sheet and has a credit balance. A is wrong: The company owes nobody anything, so it is not a liability. C is wrong: Depreciation expense is the period's charge; accumulated depreciation is the running total on the balance sheet.</w:t>
       </w:r>
     </w:p>
     <w:p>
@@ -1530,7 +1325,7 @@
           <w:sz w:val="16"/>
           <w:szCs w:val="16"/>
         </w:rPr>
-        <w:t xml:space="preserve">The book gives Cash flows, balance sheet as the statements used most of Lenders (banks, bondholders) — PRIMARY.</w:t>
+        <w:t xml:space="preserve">This is the definition of matching. A is wrong: Payment timing does not decide when an expense is recognized. B is wrong: Revenue is recognized when earned, not when cash is received.</w:t>
       </w:r>
     </w:p>
     <w:p>
@@ -1553,7 +1348,7 @@
           <w:sz w:val="16"/>
           <w:szCs w:val="16"/>
         </w:rPr>
-        <w:t xml:space="preserve">These are the primary users. They provide resources and cannot demand special reports. A is wrong: Management can obtain internal information, so it is not a primary user. B is wrong: Governments use the statements, but they are not the primary users named by the framework.</w:t>
+        <w:t xml:space="preserve">The primary users are existing and potential investors, lenders and other creditors. A is wrong: Managers can get internal information, so they are not primary users. B is wrong: Internal auditors work inside the company and use internal records.</w:t>
       </w:r>
     </w:p>
     <w:p>
@@ -1576,7 +1371,7 @@
           <w:sz w:val="16"/>
           <w:szCs w:val="16"/>
         </w:rPr>
-        <w:t xml:space="preserve">A lender's main question is repayment: can the borrower pay interest and principal on time? A is wrong: Share prices interest investors more than lenders and do not show repayment ability. C is wrong: The product count does not show whether the company can repay the loan.</w:t>
+        <w:t xml:space="preserve">CMA questions use exact terms, and one word can change the answer.</w:t>
       </w:r>
     </w:p>
     <w:p>
@@ -1592,14 +1387,14 @@
           <w:sz w:val="16"/>
           <w:szCs w:val="16"/>
         </w:rPr>
-        <w:t xml:space="preserve">15  </w:t>
-      </w:r>
-      <w:r>
-        <w:rPr>
-          <w:sz w:val="16"/>
-          <w:szCs w:val="16"/>
-        </w:rPr>
-        <w:t xml:space="preserve">Comparability lets users identify similarities and differences between companies or periods. A is wrong: Relevance means the information can make a difference to a decision. B is wrong: Verifiability means independent observers could reach the same result.</w:t>
+        <w:t xml:space="preserve">21  </w:t>
+      </w:r>
+      <w:r>
+        <w:rPr>
+          <w:sz w:val="16"/>
+          <w:szCs w:val="16"/>
+        </w:rPr>
+        <w:t xml:space="preserve">The book’s own table pairs recognize with “include an item in the statements, with a name and an amount”.</w:t>
       </w:r>
     </w:p>
     <w:p>
@@ -1615,14 +1410,14 @@
           <w:sz w:val="16"/>
           <w:szCs w:val="16"/>
         </w:rPr>
-        <w:t xml:space="preserve">16  </w:t>
-      </w:r>
-      <w:r>
-        <w:rPr>
-          <w:sz w:val="16"/>
-          <w:szCs w:val="16"/>
-        </w:rPr>
-        <w:t xml:space="preserve">Cash (an asset) increases, and contributed capital (equity) increases by the same amount. B is wrong: Selling shares is financing from owners, not revenue. C is wrong: Shares are equity, not debt. A liability arises only when the company borrows.</w:t>
+        <w:t xml:space="preserve">22  </w:t>
+      </w:r>
+      <w:r>
+        <w:rPr>
+          <w:sz w:val="16"/>
+          <w:szCs w:val="16"/>
+        </w:rPr>
+        <w:t xml:space="preserve">Predictive value is part of relevance: the information helps users predict the future. B is wrong: Verifiability means independent people could agree on the amount. C is wrong: Comparability means users can compare companies or periods.</w:t>
       </w:r>
     </w:p>
     <w:p>
@@ -1638,14 +1433,14 @@
           <w:sz w:val="16"/>
           <w:szCs w:val="16"/>
         </w:rPr>
-        <w:t xml:space="preserve">17  </w:t>
-      </w:r>
-      <w:r>
-        <w:rPr>
-          <w:sz w:val="16"/>
-          <w:szCs w:val="16"/>
-        </w:rPr>
-        <w:t xml:space="preserve">The primary users are existing and potential investors, lenders and other creditors. A is wrong: Managers can get internal information, so they are not primary users. B is wrong: Internal auditors work inside the company and use internal records.</w:t>
+        <w:t xml:space="preserve">23  </w:t>
+      </w:r>
+      <w:r>
+        <w:rPr>
+          <w:sz w:val="16"/>
+          <w:szCs w:val="16"/>
+        </w:rPr>
+        <w:t xml:space="preserve">The statement of changes in equity shows beginning retained earnings, net income, dividends and ending retained earnings. B is wrong: The balance sheet shows only the ending balance at one date. C is wrong: The statement of cash flows explains cash, not equity.</w:t>
       </w:r>
     </w:p>
     <w:p>
@@ -1661,14 +1456,14 @@
           <w:sz w:val="16"/>
           <w:szCs w:val="16"/>
         </w:rPr>
-        <w:t xml:space="preserve">18  </w:t>
-      </w:r>
-      <w:r>
-        <w:rPr>
-          <w:sz w:val="16"/>
-          <w:szCs w:val="16"/>
-        </w:rPr>
-        <w:t xml:space="preserve">CMA questions use exact terms, and one word can change the answer.</w:t>
+        <w:t xml:space="preserve">24  </w:t>
+      </w:r>
+      <w:r>
+        <w:rPr>
+          <w:sz w:val="16"/>
+          <w:szCs w:val="16"/>
+        </w:rPr>
+        <w:t xml:space="preserve">Net income is closed into retained earnings. A is wrong: Net income is not cash. The statement of cash flows explains the cash balance. C is wrong: Net income belongs to the owners, so it goes to equity, not liabilities.</w:t>
       </w:r>
     </w:p>
     <w:p>
@@ -1691,53 +1486,7 @@
           <w:sz w:val="16"/>
           <w:szCs w:val="16"/>
         </w:rPr>
-        <w:t xml:space="preserve">The book’s own table pairs recognize with “include an item in the statements, with a name and an amount”.</w:t>
-      </w:r>
-    </w:p>
-    <w:p>
-      <w:pPr>
-        <w:spacing w:after="18"/>
-        <w:ind w:left="300" w:hanging="300"/>
-      </w:pPr>
-      <w:r>
-        <w:rPr>
-          <w:b/>
-          <w:bCs/>
-          <w:color w:val="8186EF"/>
-          <w:sz w:val="16"/>
-          <w:szCs w:val="16"/>
-        </w:rPr>
-        <w:t xml:space="preserve">26  </w:t>
-      </w:r>
-      <w:r>
-        <w:rPr>
-          <w:sz w:val="16"/>
-          <w:szCs w:val="16"/>
-        </w:rPr>
-        <w:t xml:space="preserve">The book’s own table pairs measure with “decide the amount of the item”.</w:t>
-      </w:r>
-    </w:p>
-    <w:p>
-      <w:pPr>
-        <w:spacing w:after="18"/>
-        <w:ind w:left="300" w:hanging="300"/>
-      </w:pPr>
-      <w:r>
-        <w:rPr>
-          <w:b/>
-          <w:bCs/>
-          <w:color w:val="8186EF"/>
-          <w:sz w:val="16"/>
-          <w:szCs w:val="16"/>
-        </w:rPr>
-        <w:t xml:space="preserve">27  </w:t>
-      </w:r>
-      <w:r>
-        <w:rPr>
-          <w:sz w:val="16"/>
-          <w:szCs w:val="16"/>
-        </w:rPr>
-        <w:t xml:space="preserve">The book’s own table pairs record with “enter the item in the accounts (journal and ledger)”.</w:t>
+        <w:t xml:space="preserve">Every item on a Workshop sheet is settled by something printed on the same sheet.</w:t>
       </w:r>
     </w:p>
     <w:p/>
@@ -1873,40 +1622,40 @@
                 <w:sz w:val="16"/>
                 <w:szCs w:val="16"/>
               </w:rPr>
-              <w:t xml:space="preserve">12  </w:t>
-            </w:r>
-            <w:r>
-              <w:rPr>
-                <w:sz w:val="17"/>
-                <w:szCs w:val="17"/>
-              </w:rPr>
-              <w:t xml:space="preserve">C</w:t>
-            </w:r>
-          </w:p>
-        </w:tc>
-        <w:tc>
-          <w:tcPr>
-            <w:tcW w:type="pct" w:w="1667"/>
-            <w:tcMar>
-              <w:top w:type="dxa" w:w="40"/>
-              <w:left w:type="dxa" w:w="100"/>
-              <w:bottom w:type="dxa" w:w="40"/>
-              <w:right w:type="dxa" w:w="100"/>
-            </w:tcMar>
-          </w:tcPr>
-          <w:p>
-            <w:pPr>
-              <w:spacing w:before="22" w:after="22"/>
-            </w:pPr>
-            <w:r>
-              <w:rPr>
-                <w:b/>
-                <w:bCs/>
-                <w:color w:val="8186EF"/>
-                <w:sz w:val="16"/>
-                <w:szCs w:val="16"/>
-              </w:rPr>
-              <w:t xml:space="preserve">23  </w:t>
+              <w:t xml:space="preserve">9  </w:t>
+            </w:r>
+            <w:r>
+              <w:rPr>
+                <w:sz w:val="17"/>
+                <w:szCs w:val="17"/>
+              </w:rPr>
+              <w:t xml:space="preserve">B</w:t>
+            </w:r>
+          </w:p>
+        </w:tc>
+        <w:tc>
+          <w:tcPr>
+            <w:tcW w:type="pct" w:w="1667"/>
+            <w:tcMar>
+              <w:top w:type="dxa" w:w="40"/>
+              <w:left w:type="dxa" w:w="100"/>
+              <w:bottom w:type="dxa" w:w="40"/>
+              <w:right w:type="dxa" w:w="100"/>
+            </w:tcMar>
+          </w:tcPr>
+          <w:p>
+            <w:pPr>
+              <w:spacing w:before="22" w:after="22"/>
+            </w:pPr>
+            <w:r>
+              <w:rPr>
+                <w:b/>
+                <w:bCs/>
+                <w:color w:val="8186EF"/>
+                <w:sz w:val="16"/>
+                <w:szCs w:val="16"/>
+              </w:rPr>
+              <w:t xml:space="preserve">17  </w:t>
             </w:r>
             <w:r>
               <w:rPr>
@@ -1949,7 +1698,7 @@
                 <w:sz w:val="17"/>
                 <w:szCs w:val="17"/>
               </w:rPr>
-              <w:t xml:space="preserve">common stock · par value · additional paid-in capital · Retained earnings · net income</w:t>
+              <w:t xml:space="preserve">equity · asset · common stock · par value · additional paid-in capital</w:t>
             </w:r>
           </w:p>
         </w:tc>
@@ -1976,7 +1725,41 @@
                 <w:sz w:val="16"/>
                 <w:szCs w:val="16"/>
               </w:rPr>
-              <w:t xml:space="preserve">13  </w:t>
+              <w:t xml:space="preserve">10  </w:t>
+            </w:r>
+            <w:r>
+              <w:rPr>
+                <w:sz w:val="17"/>
+                <w:szCs w:val="17"/>
+              </w:rPr>
+              <w:t xml:space="preserve">T</w:t>
+            </w:r>
+          </w:p>
+        </w:tc>
+        <w:tc>
+          <w:tcPr>
+            <w:tcW w:type="pct" w:w="1667"/>
+            <w:shd w:fill="FBFAF6" w:val="clear"/>
+            <w:tcMar>
+              <w:top w:type="dxa" w:w="40"/>
+              <w:left w:type="dxa" w:w="100"/>
+              <w:bottom w:type="dxa" w:w="40"/>
+              <w:right w:type="dxa" w:w="100"/>
+            </w:tcMar>
+          </w:tcPr>
+          <w:p>
+            <w:pPr>
+              <w:spacing w:before="22" w:after="22"/>
+            </w:pPr>
+            <w:r>
+              <w:rPr>
+                <w:b/>
+                <w:bCs/>
+                <w:color w:val="8186EF"/>
+                <w:sz w:val="16"/>
+                <w:szCs w:val="16"/>
+              </w:rPr>
+              <w:t xml:space="preserve">18  </w:t>
             </w:r>
             <w:r>
               <w:rPr>
@@ -1984,40 +1767,6 @@
                 <w:szCs w:val="17"/>
               </w:rPr>
               <w:t xml:space="preserve">B</w:t>
-            </w:r>
-          </w:p>
-        </w:tc>
-        <w:tc>
-          <w:tcPr>
-            <w:tcW w:type="pct" w:w="1667"/>
-            <w:shd w:fill="FBFAF6" w:val="clear"/>
-            <w:tcMar>
-              <w:top w:type="dxa" w:w="40"/>
-              <w:left w:type="dxa" w:w="100"/>
-              <w:bottom w:type="dxa" w:w="40"/>
-              <w:right w:type="dxa" w:w="100"/>
-            </w:tcMar>
-          </w:tcPr>
-          <w:p>
-            <w:pPr>
-              <w:spacing w:before="22" w:after="22"/>
-            </w:pPr>
-            <w:r>
-              <w:rPr>
-                <w:b/>
-                <w:bCs/>
-                <w:color w:val="8186EF"/>
-                <w:sz w:val="16"/>
-                <w:szCs w:val="16"/>
-              </w:rPr>
-              <w:t xml:space="preserve">24  </w:t>
-            </w:r>
-            <w:r>
-              <w:rPr>
-                <w:sz w:val="17"/>
-                <w:szCs w:val="17"/>
-              </w:rPr>
-              <w:t xml:space="preserve">C</w:t>
             </w:r>
           </w:p>
         </w:tc>
@@ -2052,33 +1801,66 @@
                 <w:sz w:val="17"/>
                 <w:szCs w:val="17"/>
               </w:rPr>
-              <w:t xml:space="preserve">Revenue · retained earnings · Dividend · expense · income statement</w:t>
-            </w:r>
-          </w:p>
-        </w:tc>
-        <w:tc>
-          <w:tcPr>
-            <w:tcW w:type="pct" w:w="1667"/>
-            <w:tcMar>
-              <w:top w:type="dxa" w:w="40"/>
-              <w:left w:type="dxa" w:w="100"/>
-              <w:bottom w:type="dxa" w:w="40"/>
-              <w:right w:type="dxa" w:w="100"/>
-            </w:tcMar>
-          </w:tcPr>
-          <w:p>
-            <w:pPr>
-              <w:spacing w:before="22" w:after="22"/>
-            </w:pPr>
-            <w:r>
-              <w:rPr>
-                <w:b/>
-                <w:bCs/>
-                <w:color w:val="8186EF"/>
-                <w:sz w:val="16"/>
-                <w:szCs w:val="16"/>
-              </w:rPr>
-              <w:t xml:space="preserve">14  </w:t>
+              <w:t xml:space="preserve">U.S. GAAP · statement of financial position · balance sheet · common stock · additional paid-in capital</w:t>
+            </w:r>
+          </w:p>
+        </w:tc>
+        <w:tc>
+          <w:tcPr>
+            <w:tcW w:type="pct" w:w="1667"/>
+            <w:tcMar>
+              <w:top w:type="dxa" w:w="40"/>
+              <w:left w:type="dxa" w:w="100"/>
+              <w:bottom w:type="dxa" w:w="40"/>
+              <w:right w:type="dxa" w:w="100"/>
+            </w:tcMar>
+          </w:tcPr>
+          <w:p>
+            <w:pPr>
+              <w:spacing w:before="22" w:after="22"/>
+            </w:pPr>
+            <w:r>
+              <w:rPr>
+                <w:b/>
+                <w:bCs/>
+                <w:color w:val="8186EF"/>
+                <w:sz w:val="16"/>
+                <w:szCs w:val="16"/>
+              </w:rPr>
+              <w:t xml:space="preserve">11  </w:t>
+            </w:r>
+            <w:r>
+              <w:rPr>
+                <w:sz w:val="17"/>
+                <w:szCs w:val="17"/>
+              </w:rPr>
+              <w:t xml:space="preserve">F</w:t>
+            </w:r>
+          </w:p>
+        </w:tc>
+        <w:tc>
+          <w:tcPr>
+            <w:tcW w:type="pct" w:w="1667"/>
+            <w:tcMar>
+              <w:top w:type="dxa" w:w="40"/>
+              <w:left w:type="dxa" w:w="100"/>
+              <w:bottom w:type="dxa" w:w="40"/>
+              <w:right w:type="dxa" w:w="100"/>
+            </w:tcMar>
+          </w:tcPr>
+          <w:p>
+            <w:pPr>
+              <w:spacing w:before="22" w:after="22"/>
+            </w:pPr>
+            <w:r>
+              <w:rPr>
+                <w:b/>
+                <w:bCs/>
+                <w:color w:val="8186EF"/>
+                <w:sz w:val="16"/>
+                <w:szCs w:val="16"/>
+              </w:rPr>
+              <w:t xml:space="preserve">19  </w:t>
             </w:r>
             <w:r>
               <w:rPr>
@@ -2086,39 +1868,6 @@
                 <w:szCs w:val="17"/>
               </w:rPr>
               <w:t xml:space="preserve">D</w:t>
-            </w:r>
-          </w:p>
-        </w:tc>
-        <w:tc>
-          <w:tcPr>
-            <w:tcW w:type="pct" w:w="1667"/>
-            <w:tcMar>
-              <w:top w:type="dxa" w:w="40"/>
-              <w:left w:type="dxa" w:w="100"/>
-              <w:bottom w:type="dxa" w:w="40"/>
-              <w:right w:type="dxa" w:w="100"/>
-            </w:tcMar>
-          </w:tcPr>
-          <w:p>
-            <w:pPr>
-              <w:spacing w:before="22" w:after="22"/>
-            </w:pPr>
-            <w:r>
-              <w:rPr>
-                <w:b/>
-                <w:bCs/>
-                <w:color w:val="8186EF"/>
-                <w:sz w:val="16"/>
-                <w:szCs w:val="16"/>
-              </w:rPr>
-              <w:t xml:space="preserve">25  </w:t>
-            </w:r>
-            <w:r>
-              <w:rPr>
-                <w:sz w:val="17"/>
-                <w:szCs w:val="17"/>
-              </w:rPr>
-              <w:t xml:space="preserve">C</w:t>
             </w:r>
           </w:p>
         </w:tc>
@@ -2181,14 +1930,14 @@
                 <w:sz w:val="16"/>
                 <w:szCs w:val="16"/>
               </w:rPr>
-              <w:t xml:space="preserve">15  </w:t>
-            </w:r>
-            <w:r>
-              <w:rPr>
-                <w:sz w:val="17"/>
-                <w:szCs w:val="17"/>
-              </w:rPr>
-              <w:t xml:space="preserve">B</w:t>
+              <w:t xml:space="preserve">12  </w:t>
+            </w:r>
+            <w:r>
+              <w:rPr>
+                <w:sz w:val="17"/>
+                <w:szCs w:val="17"/>
+              </w:rPr>
+              <w:t xml:space="preserve">C</w:t>
             </w:r>
           </w:p>
         </w:tc>
@@ -2215,7 +1964,7 @@
                 <w:sz w:val="16"/>
                 <w:szCs w:val="16"/>
               </w:rPr>
-              <w:t xml:space="preserve">26  </w:t>
+              <w:t xml:space="preserve">20  </w:t>
             </w:r>
             <w:r>
               <w:rPr>
@@ -2283,40 +2032,7 @@
                 <w:sz w:val="16"/>
                 <w:szCs w:val="16"/>
               </w:rPr>
-              <w:t xml:space="preserve">16  </w:t>
-            </w:r>
-            <w:r>
-              <w:rPr>
-                <w:sz w:val="17"/>
-                <w:szCs w:val="17"/>
-              </w:rPr>
-              <w:t xml:space="preserve">T</w:t>
-            </w:r>
-          </w:p>
-        </w:tc>
-        <w:tc>
-          <w:tcPr>
-            <w:tcW w:type="pct" w:w="1667"/>
-            <w:tcMar>
-              <w:top w:type="dxa" w:w="40"/>
-              <w:left w:type="dxa" w:w="100"/>
-              <w:bottom w:type="dxa" w:w="40"/>
-              <w:right w:type="dxa" w:w="100"/>
-            </w:tcMar>
-          </w:tcPr>
-          <w:p>
-            <w:pPr>
-              <w:spacing w:before="22" w:after="22"/>
-            </w:pPr>
-            <w:r>
-              <w:rPr>
-                <w:b/>
-                <w:bCs/>
-                <w:color w:val="8186EF"/>
-                <w:sz w:val="16"/>
-                <w:szCs w:val="16"/>
-              </w:rPr>
-              <w:t xml:space="preserve">27  </w:t>
+              <w:t xml:space="preserve">13  </w:t>
             </w:r>
             <w:r>
               <w:rPr>
@@ -2324,6 +2040,39 @@
                 <w:szCs w:val="17"/>
               </w:rPr>
               <w:t xml:space="preserve">D</w:t>
+            </w:r>
+          </w:p>
+        </w:tc>
+        <w:tc>
+          <w:tcPr>
+            <w:tcW w:type="pct" w:w="1667"/>
+            <w:tcMar>
+              <w:top w:type="dxa" w:w="40"/>
+              <w:left w:type="dxa" w:w="100"/>
+              <w:bottom w:type="dxa" w:w="40"/>
+              <w:right w:type="dxa" w:w="100"/>
+            </w:tcMar>
+          </w:tcPr>
+          <w:p>
+            <w:pPr>
+              <w:spacing w:before="22" w:after="22"/>
+            </w:pPr>
+            <w:r>
+              <w:rPr>
+                <w:b/>
+                <w:bCs/>
+                <w:color w:val="8186EF"/>
+                <w:sz w:val="16"/>
+                <w:szCs w:val="16"/>
+              </w:rPr>
+              <w:t xml:space="preserve">21  </w:t>
+            </w:r>
+            <w:r>
+              <w:rPr>
+                <w:sz w:val="17"/>
+                <w:szCs w:val="17"/>
+              </w:rPr>
+              <w:t xml:space="preserve">Compare with the model earlier in this handout.</w:t>
             </w:r>
           </w:p>
         </w:tc>
@@ -2359,7 +2108,7 @@
                 <w:sz w:val="17"/>
                 <w:szCs w:val="17"/>
               </w:rPr>
-              <w:t xml:space="preserve">D</w:t>
+              <w:t xml:space="preserve">B</w:t>
             </w:r>
           </w:p>
         </w:tc>
@@ -2386,14 +2135,14 @@
                 <w:sz w:val="16"/>
                 <w:szCs w:val="16"/>
               </w:rPr>
-              <w:t xml:space="preserve">17  </w:t>
-            </w:r>
-            <w:r>
-              <w:rPr>
-                <w:sz w:val="17"/>
-                <w:szCs w:val="17"/>
-              </w:rPr>
-              <w:t xml:space="preserve">F</w:t>
+              <w:t xml:space="preserve">14  </w:t>
+            </w:r>
+            <w:r>
+              <w:rPr>
+                <w:sz w:val="17"/>
+                <w:szCs w:val="17"/>
+              </w:rPr>
+              <w:t xml:space="preserve">E</w:t>
             </w:r>
           </w:p>
         </w:tc>
@@ -2420,14 +2169,14 @@
                 <w:sz w:val="16"/>
                 <w:szCs w:val="16"/>
               </w:rPr>
-              <w:t xml:space="preserve">28  </w:t>
-            </w:r>
-            <w:r>
-              <w:rPr>
-                <w:sz w:val="17"/>
-                <w:szCs w:val="17"/>
-              </w:rPr>
-              <w:t xml:space="preserve">A</w:t>
+              <w:t xml:space="preserve">22  </w:t>
+            </w:r>
+            <w:r>
+              <w:rPr>
+                <w:sz w:val="17"/>
+                <w:szCs w:val="17"/>
+              </w:rPr>
+              <w:t xml:space="preserve">Every amount in the financial statements belongs to an element. The FASB conceptual framework defines ten elements. Three of them describe the balance sheet at one date.</w:t>
             </w:r>
           </w:p>
         </w:tc>
@@ -2488,47 +2237,37 @@
                 <w:sz w:val="16"/>
                 <w:szCs w:val="16"/>
               </w:rPr>
-              <w:t xml:space="preserve">18  </w:t>
-            </w:r>
-            <w:r>
-              <w:rPr>
-                <w:sz w:val="17"/>
-                <w:szCs w:val="17"/>
-              </w:rPr>
-              <w:t xml:space="preserve">C</w:t>
-            </w:r>
-          </w:p>
-        </w:tc>
-        <w:tc>
-          <w:tcPr>
-            <w:tcW w:type="pct" w:w="1667"/>
-            <w:tcMar>
-              <w:top w:type="dxa" w:w="40"/>
-              <w:left w:type="dxa" w:w="100"/>
-              <w:bottom w:type="dxa" w:w="40"/>
-              <w:right w:type="dxa" w:w="100"/>
-            </w:tcMar>
-          </w:tcPr>
-          <w:p>
-            <w:pPr>
-              <w:spacing w:before="22" w:after="22"/>
-            </w:pPr>
-            <w:r>
-              <w:rPr>
-                <w:b/>
-                <w:bCs/>
-                <w:color w:val="8186EF"/>
-                <w:sz w:val="16"/>
-                <w:szCs w:val="16"/>
-              </w:rPr>
-              <w:t xml:space="preserve">29  </w:t>
-            </w:r>
-            <w:r>
-              <w:rPr>
-                <w:sz w:val="17"/>
-                <w:szCs w:val="17"/>
-              </w:rPr>
-              <w:t xml:space="preserve">A</w:t>
+              <w:t xml:space="preserve">15  </w:t>
+            </w:r>
+            <w:r>
+              <w:rPr>
+                <w:sz w:val="17"/>
+                <w:szCs w:val="17"/>
+              </w:rPr>
+              <w:t xml:space="preserve">B</w:t>
+            </w:r>
+          </w:p>
+        </w:tc>
+        <w:tc>
+          <w:tcPr>
+            <w:tcW w:type="pct" w:w="1667"/>
+            <w:tcMar>
+              <w:top w:type="dxa" w:w="40"/>
+              <w:left w:type="dxa" w:w="100"/>
+              <w:bottom w:type="dxa" w:w="40"/>
+              <w:right w:type="dxa" w:w="100"/>
+            </w:tcMar>
+          </w:tcPr>
+          <w:p>
+            <w:pPr>
+              <w:spacing w:before="24" w:after="24"/>
+            </w:pPr>
+            <w:r>
+              <w:rPr>
+                <w:sz w:val="16"/>
+                <w:szCs w:val="16"/>
+              </w:rPr>
+              <w:t xml:space="preserve"/>
             </w:r>
           </w:p>
         </w:tc>
@@ -2564,7 +2303,7 @@
                 <w:sz w:val="17"/>
                 <w:szCs w:val="17"/>
               </w:rPr>
-              <w:t xml:space="preserve">B</w:t>
+              <w:t xml:space="preserve">C</w:t>
             </w:r>
           </w:p>
         </w:tc>
@@ -2591,14 +2330,14 @@
                 <w:sz w:val="16"/>
                 <w:szCs w:val="16"/>
               </w:rPr>
-              <w:t xml:space="preserve">19  </w:t>
-            </w:r>
-            <w:r>
-              <w:rPr>
-                <w:sz w:val="17"/>
-                <w:szCs w:val="17"/>
-              </w:rPr>
-              <w:t xml:space="preserve">D</w:t>
+              <w:t xml:space="preserve">16  </w:t>
+            </w:r>
+            <w:r>
+              <w:rPr>
+                <w:sz w:val="17"/>
+                <w:szCs w:val="17"/>
+              </w:rPr>
+              <w:t xml:space="preserve">A</w:t>
             </w:r>
           </w:p>
         </w:tc>
@@ -2606,302 +2345,6 @@
           <w:tcPr>
             <w:tcW w:type="pct" w:w="1667"/>
             <w:shd w:fill="FBFAF6" w:val="clear"/>
-            <w:tcMar>
-              <w:top w:type="dxa" w:w="40"/>
-              <w:left w:type="dxa" w:w="100"/>
-              <w:bottom w:type="dxa" w:w="40"/>
-              <w:right w:type="dxa" w:w="100"/>
-            </w:tcMar>
-          </w:tcPr>
-          <w:p>
-            <w:pPr>
-              <w:spacing w:before="22" w:after="22"/>
-            </w:pPr>
-            <w:r>
-              <w:rPr>
-                <w:b/>
-                <w:bCs/>
-                <w:color w:val="8186EF"/>
-                <w:sz w:val="16"/>
-                <w:szCs w:val="16"/>
-              </w:rPr>
-              <w:t xml:space="preserve">30  </w:t>
-            </w:r>
-            <w:r>
-              <w:rPr>
-                <w:sz w:val="17"/>
-                <w:szCs w:val="17"/>
-              </w:rPr>
-              <w:t xml:space="preserve">Compare with the model earlier in this handout.</w:t>
-            </w:r>
-          </w:p>
-        </w:tc>
-      </w:tr>
-      <w:tr>
-        <w:tc>
-          <w:tcPr>
-            <w:tcW w:type="pct" w:w="1667"/>
-            <w:tcMar>
-              <w:top w:type="dxa" w:w="40"/>
-              <w:left w:type="dxa" w:w="100"/>
-              <w:bottom w:type="dxa" w:w="40"/>
-              <w:right w:type="dxa" w:w="100"/>
-            </w:tcMar>
-          </w:tcPr>
-          <w:p>
-            <w:pPr>
-              <w:spacing w:before="22" w:after="22"/>
-            </w:pPr>
-            <w:r>
-              <w:rPr>
-                <w:b/>
-                <w:bCs/>
-                <w:color w:val="8186EF"/>
-                <w:sz w:val="16"/>
-                <w:szCs w:val="16"/>
-              </w:rPr>
-              <w:t xml:space="preserve">9  </w:t>
-            </w:r>
-            <w:r>
-              <w:rPr>
-                <w:sz w:val="17"/>
-                <w:szCs w:val="17"/>
-              </w:rPr>
-              <w:t xml:space="preserve">T</w:t>
-            </w:r>
-          </w:p>
-        </w:tc>
-        <w:tc>
-          <w:tcPr>
-            <w:tcW w:type="pct" w:w="1667"/>
-            <w:tcMar>
-              <w:top w:type="dxa" w:w="40"/>
-              <w:left w:type="dxa" w:w="100"/>
-              <w:bottom w:type="dxa" w:w="40"/>
-              <w:right w:type="dxa" w:w="100"/>
-            </w:tcMar>
-          </w:tcPr>
-          <w:p>
-            <w:pPr>
-              <w:spacing w:before="22" w:after="22"/>
-            </w:pPr>
-            <w:r>
-              <w:rPr>
-                <w:b/>
-                <w:bCs/>
-                <w:color w:val="8186EF"/>
-                <w:sz w:val="16"/>
-                <w:szCs w:val="16"/>
-              </w:rPr>
-              <w:t xml:space="preserve">20  </w:t>
-            </w:r>
-            <w:r>
-              <w:rPr>
-                <w:sz w:val="17"/>
-                <w:szCs w:val="17"/>
-              </w:rPr>
-              <w:t xml:space="preserve">E</w:t>
-            </w:r>
-          </w:p>
-        </w:tc>
-        <w:tc>
-          <w:tcPr>
-            <w:tcW w:type="pct" w:w="1667"/>
-            <w:tcMar>
-              <w:top w:type="dxa" w:w="40"/>
-              <w:left w:type="dxa" w:w="100"/>
-              <w:bottom w:type="dxa" w:w="40"/>
-              <w:right w:type="dxa" w:w="100"/>
-            </w:tcMar>
-          </w:tcPr>
-          <w:p>
-            <w:pPr>
-              <w:spacing w:before="22" w:after="22"/>
-            </w:pPr>
-            <w:r>
-              <w:rPr>
-                <w:b/>
-                <w:bCs/>
-                <w:color w:val="8186EF"/>
-                <w:sz w:val="16"/>
-                <w:szCs w:val="16"/>
-              </w:rPr>
-              <w:t xml:space="preserve">31  </w:t>
-            </w:r>
-            <w:r>
-              <w:rPr>
-                <w:sz w:val="17"/>
-                <w:szCs w:val="17"/>
-              </w:rPr>
-              <w:t xml:space="preserve">Every amount in the financial statements belongs to an element. The FASB conceptual framework defines ten elements. Three of them describe the balance sheet at one date.</w:t>
-            </w:r>
-          </w:p>
-        </w:tc>
-      </w:tr>
-      <w:tr>
-        <w:tc>
-          <w:tcPr>
-            <w:tcW w:type="pct" w:w="1667"/>
-            <w:shd w:fill="FBFAF6" w:val="clear"/>
-            <w:tcMar>
-              <w:top w:type="dxa" w:w="40"/>
-              <w:left w:type="dxa" w:w="100"/>
-              <w:bottom w:type="dxa" w:w="40"/>
-              <w:right w:type="dxa" w:w="100"/>
-            </w:tcMar>
-          </w:tcPr>
-          <w:p>
-            <w:pPr>
-              <w:spacing w:before="22" w:after="22"/>
-            </w:pPr>
-            <w:r>
-              <w:rPr>
-                <w:b/>
-                <w:bCs/>
-                <w:color w:val="8186EF"/>
-                <w:sz w:val="16"/>
-                <w:szCs w:val="16"/>
-              </w:rPr>
-              <w:t xml:space="preserve">10  </w:t>
-            </w:r>
-            <w:r>
-              <w:rPr>
-                <w:sz w:val="17"/>
-                <w:szCs w:val="17"/>
-              </w:rPr>
-              <w:t xml:space="preserve">F</w:t>
-            </w:r>
-          </w:p>
-        </w:tc>
-        <w:tc>
-          <w:tcPr>
-            <w:tcW w:type="pct" w:w="1667"/>
-            <w:shd w:fill="FBFAF6" w:val="clear"/>
-            <w:tcMar>
-              <w:top w:type="dxa" w:w="40"/>
-              <w:left w:type="dxa" w:w="100"/>
-              <w:bottom w:type="dxa" w:w="40"/>
-              <w:right w:type="dxa" w:w="100"/>
-            </w:tcMar>
-          </w:tcPr>
-          <w:p>
-            <w:pPr>
-              <w:spacing w:before="22" w:after="22"/>
-            </w:pPr>
-            <w:r>
-              <w:rPr>
-                <w:b/>
-                <w:bCs/>
-                <w:color w:val="8186EF"/>
-                <w:sz w:val="16"/>
-                <w:szCs w:val="16"/>
-              </w:rPr>
-              <w:t xml:space="preserve">21  </w:t>
-            </w:r>
-            <w:r>
-              <w:rPr>
-                <w:sz w:val="17"/>
-                <w:szCs w:val="17"/>
-              </w:rPr>
-              <w:t xml:space="preserve">B</w:t>
-            </w:r>
-          </w:p>
-        </w:tc>
-        <w:tc>
-          <w:tcPr>
-            <w:tcW w:type="pct" w:w="1667"/>
-            <w:shd w:fill="FBFAF6" w:val="clear"/>
-            <w:tcMar>
-              <w:top w:type="dxa" w:w="40"/>
-              <w:left w:type="dxa" w:w="100"/>
-              <w:bottom w:type="dxa" w:w="40"/>
-              <w:right w:type="dxa" w:w="100"/>
-            </w:tcMar>
-          </w:tcPr>
-          <w:p>
-            <w:pPr>
-              <w:spacing w:before="24" w:after="24"/>
-            </w:pPr>
-            <w:r>
-              <w:rPr>
-                <w:sz w:val="16"/>
-                <w:szCs w:val="16"/>
-              </w:rPr>
-              <w:t xml:space="preserve"/>
-            </w:r>
-          </w:p>
-        </w:tc>
-      </w:tr>
-      <w:tr>
-        <w:tc>
-          <w:tcPr>
-            <w:tcW w:type="pct" w:w="1667"/>
-            <w:tcMar>
-              <w:top w:type="dxa" w:w="40"/>
-              <w:left w:type="dxa" w:w="100"/>
-              <w:bottom w:type="dxa" w:w="40"/>
-              <w:right w:type="dxa" w:w="100"/>
-            </w:tcMar>
-          </w:tcPr>
-          <w:p>
-            <w:pPr>
-              <w:spacing w:before="22" w:after="22"/>
-            </w:pPr>
-            <w:r>
-              <w:rPr>
-                <w:b/>
-                <w:bCs/>
-                <w:color w:val="8186EF"/>
-                <w:sz w:val="16"/>
-                <w:szCs w:val="16"/>
-              </w:rPr>
-              <w:t xml:space="preserve">11  </w:t>
-            </w:r>
-            <w:r>
-              <w:rPr>
-                <w:sz w:val="17"/>
-                <w:szCs w:val="17"/>
-              </w:rPr>
-              <w:t xml:space="preserve">B</w:t>
-            </w:r>
-          </w:p>
-        </w:tc>
-        <w:tc>
-          <w:tcPr>
-            <w:tcW w:type="pct" w:w="1667"/>
-            <w:tcMar>
-              <w:top w:type="dxa" w:w="40"/>
-              <w:left w:type="dxa" w:w="100"/>
-              <w:bottom w:type="dxa" w:w="40"/>
-              <w:right w:type="dxa" w:w="100"/>
-            </w:tcMar>
-          </w:tcPr>
-          <w:p>
-            <w:pPr>
-              <w:spacing w:before="22" w:after="22"/>
-            </w:pPr>
-            <w:r>
-              <w:rPr>
-                <w:b/>
-                <w:bCs/>
-                <w:color w:val="8186EF"/>
-                <w:sz w:val="16"/>
-                <w:szCs w:val="16"/>
-              </w:rPr>
-              <w:t xml:space="preserve">22  </w:t>
-            </w:r>
-            <w:r>
-              <w:rPr>
-                <w:sz w:val="17"/>
-                <w:szCs w:val="17"/>
-              </w:rPr>
-              <w:t xml:space="preserve">A</w:t>
-            </w:r>
-          </w:p>
-        </w:tc>
-        <w:tc>
-          <w:tcPr>
-            <w:tcW w:type="pct" w:w="1667"/>
             <w:tcMar>
               <w:top w:type="dxa" w:w="40"/>
               <w:left w:type="dxa" w:w="100"/>
@@ -2983,7 +2426,7 @@
           <w:sz w:val="16"/>
           <w:szCs w:val="16"/>
         </w:rPr>
-        <w:t xml:space="preserve">The book writes: “Contributed capital is what owners paid in: common stock at its par value, plus additional paid-in capital (APIC). Retained earnings (RE) are the past net income that the company kept instead of paying it out as dividends.”</w:t>
+        <w:t xml:space="preserve">The book writes: “You will meet it in Chapters 3 and 15. The equation always holds, because creditors (liabilities) or owners (equity) finance every asset. Contributed capital is what owners paid in: common stock at its par value, plus additional paid-in capital (APIC).”</w:t>
       </w:r>
     </w:p>
     <w:p>
@@ -3006,7 +2449,7 @@
           <w:sz w:val="16"/>
           <w:szCs w:val="16"/>
         </w:rPr>
-        <w:t xml:space="preserve">The book writes: “Revenues and gains increase retained earnings. Dividends also decrease it, but a dividend is not an expense. It is a distribution to owners, so it never appears in the income statement. IFRS also uses the word income for both revenue and gains, while U.S.”</w:t>
+        <w:t xml:space="preserve">The book writes: “IFRS also uses the word income for both revenue and gains, while U.S. GAAP keeps revenues and gains apart. You may also know these IFRS names: statement of financial position (balance sheet), share capital (common stock) and share premium (additional paid-in capital).”</w:t>
       </w:r>
     </w:p>
     <w:p>
@@ -3029,7 +2472,7 @@
           <w:sz w:val="16"/>
           <w:szCs w:val="16"/>
         </w:rPr>
-        <w:t xml:space="preserve">The book pairs Prepaid rent with “Asset”.</w:t>
+        <w:t xml:space="preserve">The book pairs Accumulated depreciation with “Contra-asset”.</w:t>
       </w:r>
     </w:p>
     <w:p>
@@ -3075,7 +2518,7 @@
           <w:sz w:val="16"/>
           <w:szCs w:val="16"/>
         </w:rPr>
-        <w:t xml:space="preserve">The book’s own table gives Asset as the category of Land.</w:t>
+        <w:t xml:space="preserve">A lender's main question is repayment: can the borrower pay interest and principal on time? A is wrong: Share prices interest investors more than lenders and do not show repayment ability. C is wrong: The product count does not show whether the company can repay the loan.</w:t>
       </w:r>
     </w:p>
     <w:p>
@@ -3098,7 +2541,7 @@
           <w:sz w:val="16"/>
           <w:szCs w:val="16"/>
         </w:rPr>
-        <w:t xml:space="preserve">The book’s own table gives Liability as the category of Dividends payable.</w:t>
+        <w:t xml:space="preserve">The SEC has the legal authority; the FASB sets the standards; the ASC holds U.S. GAAP. A is wrong: The PCAOB sets auditing standards. B is wrong: The IASB writes IFRS only.</w:t>
       </w:r>
     </w:p>
     <w:p>
@@ -3121,7 +2564,7 @@
           <w:sz w:val="16"/>
           <w:szCs w:val="16"/>
         </w:rPr>
-        <w:t xml:space="preserve">The book’s own table gives Equity as the category of Additional paid-in capital.</w:t>
+        <w:t xml:space="preserve">Share premium and additional paid-in capital both mean the amount received above par value. A is wrong: Retained earnings come from profits, not from issuing shares. B is wrong: Common stock holds only the par value.</w:t>
       </w:r>
     </w:p>
     <w:p>
@@ -3144,7 +2587,7 @@
           <w:sz w:val="16"/>
           <w:szCs w:val="16"/>
         </w:rPr>
-        <w:t xml:space="preserve">The book pairs Prepaid rent with “Asset”.</w:t>
+        <w:t xml:space="preserve">Wages are a cost of the company's central operations, so they are an expense. A is wrong: A dividend is a distribution to owners. It reduces retained earnings but is not an expense. C is wrong: Repaying principal reduces a liability and an asset. No expense arises.</w:t>
       </w:r>
     </w:p>
     <w:p>
@@ -3167,7 +2610,7 @@
           <w:sz w:val="16"/>
           <w:szCs w:val="16"/>
         </w:rPr>
-        <w:t xml:space="preserve">The book pairs Land with “Asset”, not with “Contra-asset”.</w:t>
+        <w:t xml:space="preserve">CMA questions use exact terms, and one word can change the answer.</w:t>
       </w:r>
     </w:p>
     <w:p>
@@ -3183,14 +2626,14 @@
           <w:sz w:val="16"/>
           <w:szCs w:val="16"/>
         </w:rPr>
-        <w:t xml:space="preserve">11  </w:t>
-      </w:r>
-      <w:r>
-        <w:rPr>
-          <w:sz w:val="16"/>
-          <w:szCs w:val="16"/>
-        </w:rPr>
-        <w:t xml:space="preserve">Equity starts at 550 (900 − 350). Borrowing does not change equity. The dividend reduces it by 40, so equity is 510. A is wrong: This is total liabilities after the loan (350 + 100), not equity. C is wrong: This ignores the dividend, which reduces retained earnings.</w:t>
+        <w:t xml:space="preserve">17  </w:t>
+      </w:r>
+      <w:r>
+        <w:rPr>
+          <w:sz w:val="16"/>
+          <w:szCs w:val="16"/>
+        </w:rPr>
+        <w:t xml:space="preserve">Equity = assets − liabilities = 500 − 320 = 180. B is wrong: This is the liabilities figure, not equity. C is wrong: This is total assets, not equity.</w:t>
       </w:r>
     </w:p>
     <w:p>
@@ -3206,14 +2649,14 @@
           <w:sz w:val="16"/>
           <w:szCs w:val="16"/>
         </w:rPr>
-        <w:t xml:space="preserve">12  </w:t>
-      </w:r>
-      <w:r>
-        <w:rPr>
-          <w:sz w:val="16"/>
-          <w:szCs w:val="16"/>
-        </w:rPr>
-        <w:t xml:space="preserve">Prepaid rent is an asset, and assets have debit balances. A is wrong: Accounts payable is a liability, with a credit balance. B is wrong: Revenue increases equity, so it has a credit balance.</w:t>
+        <w:t xml:space="preserve">18  </w:t>
+      </w:r>
+      <w:r>
+        <w:rPr>
+          <w:sz w:val="16"/>
+          <w:szCs w:val="16"/>
+        </w:rPr>
+        <w:t xml:space="preserve">Wages are a cost of the company's central operations, so they are an expense. A is wrong: A dividend is a distribution to owners. It reduces retained earnings but is not an expense. C is wrong: Repaying principal reduces a liability and an asset. No expense arises.</w:t>
       </w:r>
     </w:p>
     <w:p>
@@ -3229,14 +2672,14 @@
           <w:sz w:val="16"/>
           <w:szCs w:val="16"/>
         </w:rPr>
-        <w:t xml:space="preserve">13  </w:t>
-      </w:r>
-      <w:r>
-        <w:rPr>
-          <w:sz w:val="16"/>
-          <w:szCs w:val="16"/>
-        </w:rPr>
-        <w:t xml:space="preserve">It reduces the cost of equipment on the balance sheet and has a credit balance. A is wrong: The company owes nobody anything, so it is not a liability. C is wrong: Depreciation expense is the period's charge; accumulated depreciation is the running total on the balance sheet.</w:t>
+        <w:t xml:space="preserve">19  </w:t>
+      </w:r>
+      <w:r>
+        <w:rPr>
+          <w:sz w:val="16"/>
+          <w:szCs w:val="16"/>
+        </w:rPr>
+        <w:t xml:space="preserve">The book’s own table gives Contra-asset as the category of Accumulated depreciation.</w:t>
       </w:r>
     </w:p>
     <w:p>
@@ -3252,152 +2695,14 @@
           <w:sz w:val="16"/>
           <w:szCs w:val="16"/>
         </w:rPr>
-        <w:t xml:space="preserve">14  </w:t>
-      </w:r>
-      <w:r>
-        <w:rPr>
-          <w:sz w:val="16"/>
-          <w:szCs w:val="16"/>
-        </w:rPr>
-        <w:t xml:space="preserve">Under the accrual basis, revenue is recorded when the goods are delivered, in 2025. A is wrong: This is cash-basis thinking. The cash timing does not decide the period. B is wrong: This is the gross profit (revenue minus cost), not the revenue.</w:t>
-      </w:r>
-    </w:p>
-    <w:p>
-      <w:pPr>
-        <w:spacing w:after="18"/>
-        <w:ind w:left="300" w:hanging="300"/>
-      </w:pPr>
-      <w:r>
-        <w:rPr>
-          <w:b/>
-          <w:bCs/>
-          <w:color w:val="8186EF"/>
-          <w:sz w:val="16"/>
-          <w:szCs w:val="16"/>
-        </w:rPr>
-        <w:t xml:space="preserve">15  </w:t>
-      </w:r>
-      <w:r>
-        <w:rPr>
-          <w:sz w:val="16"/>
-          <w:szCs w:val="16"/>
-        </w:rPr>
-        <w:t xml:space="preserve">Wages are a cost of the company's central operations, so they are an expense. A is wrong: A dividend is a distribution to owners. It reduces retained earnings but is not an expense. C is wrong: Repaying principal reduces a liability and an asset. No expense arises.</w:t>
-      </w:r>
-    </w:p>
-    <w:p>
-      <w:pPr>
-        <w:spacing w:after="18"/>
-        <w:ind w:left="300" w:hanging="300"/>
-      </w:pPr>
-      <w:r>
-        <w:rPr>
-          <w:b/>
-          <w:bCs/>
-          <w:color w:val="8186EF"/>
-          <w:sz w:val="16"/>
-          <w:szCs w:val="16"/>
-        </w:rPr>
-        <w:t xml:space="preserve">16  </w:t>
-      </w:r>
-      <w:r>
-        <w:rPr>
-          <w:sz w:val="16"/>
-          <w:szCs w:val="16"/>
-        </w:rPr>
-        <w:t xml:space="preserve">CMA questions use exact terms, and one word can change the answer.</w:t>
-      </w:r>
-    </w:p>
-    <w:p>
-      <w:pPr>
-        <w:spacing w:after="18"/>
-        <w:ind w:left="300" w:hanging="300"/>
-      </w:pPr>
-      <w:r>
-        <w:rPr>
-          <w:b/>
-          <w:bCs/>
-          <w:color w:val="8186EF"/>
-          <w:sz w:val="16"/>
-          <w:szCs w:val="16"/>
-        </w:rPr>
-        <w:t xml:space="preserve">23  </w:t>
-      </w:r>
-      <w:r>
-        <w:rPr>
-          <w:sz w:val="16"/>
-          <w:szCs w:val="16"/>
-        </w:rPr>
-        <w:t xml:space="preserve">The book’s own table pairs 4 with “A Dubai hotel group paid cash in advance for pastries that Orontes will deliver in March.”.</w:t>
-      </w:r>
-    </w:p>
-    <w:p>
-      <w:pPr>
-        <w:spacing w:after="18"/>
-        <w:ind w:left="300" w:hanging="300"/>
-      </w:pPr>
-      <w:r>
-        <w:rPr>
-          <w:b/>
-          <w:bCs/>
-          <w:color w:val="8186EF"/>
-          <w:sz w:val="16"/>
-          <w:szCs w:val="16"/>
-        </w:rPr>
-        <w:t xml:space="preserve">24  </w:t>
-      </w:r>
-      <w:r>
-        <w:rPr>
-          <w:sz w:val="16"/>
-          <w:szCs w:val="16"/>
-        </w:rPr>
-        <w:t xml:space="preserve">The book’s own table pairs 5 with “Paid the dividend declared on January 31.”.</w:t>
-      </w:r>
-    </w:p>
-    <w:p>
-      <w:pPr>
-        <w:spacing w:after="18"/>
-        <w:ind w:left="300" w:hanging="300"/>
-      </w:pPr>
-      <w:r>
-        <w:rPr>
-          <w:b/>
-          <w:bCs/>
-          <w:color w:val="8186EF"/>
-          <w:sz w:val="16"/>
-          <w:szCs w:val="16"/>
-        </w:rPr>
-        <w:t xml:space="preserve">25  </w:t>
-      </w:r>
-      <w:r>
-        <w:rPr>
-          <w:sz w:val="16"/>
-          <w:szCs w:val="16"/>
-        </w:rPr>
-        <w:t xml:space="preserve">The book’s own table pairs 6 with “Recorded one month of interest on the bank note. Orontes has not paid it yet.”.</w:t>
-      </w:r>
-    </w:p>
-    <w:p>
-      <w:pPr>
-        <w:spacing w:after="18"/>
-        <w:ind w:left="300" w:hanging="300"/>
-      </w:pPr>
-      <w:r>
-        <w:rPr>
-          <w:b/>
-          <w:bCs/>
-          <w:color w:val="8186EF"/>
-          <w:sz w:val="16"/>
-          <w:szCs w:val="16"/>
-        </w:rPr>
-        <w:t xml:space="preserve">26  </w:t>
-      </w:r>
-      <w:r>
-        <w:rPr>
-          <w:sz w:val="16"/>
-          <w:szCs w:val="16"/>
-        </w:rPr>
-        <w:t xml:space="preserve">Equity = assets − liabilities = 500 − 320 = 180. B is wrong: This is the liabilities figure, not equity. C is wrong: This is total assets, not equity.</w:t>
+        <w:t xml:space="preserve">20  </w:t>
+      </w:r>
+      <w:r>
+        <w:rPr>
+          <w:sz w:val="16"/>
+          <w:szCs w:val="16"/>
+        </w:rPr>
+        <w:t xml:space="preserve">Every item on a Workshop sheet is settled by something printed on the same sheet.</w:t>
       </w:r>
     </w:p>
     <w:p/>
@@ -3540,7 +2845,7 @@
                 <w:sz w:val="17"/>
                 <w:szCs w:val="17"/>
               </w:rPr>
-              <w:t xml:space="preserve">allowance for credit losses · accounts receivable</w:t>
+              <w:t xml:space="preserve">D</w:t>
             </w:r>
           </w:p>
         </w:tc>
@@ -3573,7 +2878,7 @@
                 <w:sz w:val="17"/>
                 <w:szCs w:val="17"/>
               </w:rPr>
-              <w:t xml:space="preserve">B</w:t>
+              <w:t xml:space="preserve">D</w:t>
             </w:r>
           </w:p>
         </w:tc>
@@ -3609,7 +2914,7 @@
                 <w:sz w:val="17"/>
                 <w:szCs w:val="17"/>
               </w:rPr>
-              <w:t xml:space="preserve">revenue · retained earnings · liability · net income</w:t>
+              <w:t xml:space="preserve">revenue · retained earnings · liability · net income · equity</w:t>
             </w:r>
           </w:p>
         </w:tc>
@@ -3643,7 +2948,7 @@
                 <w:sz w:val="17"/>
                 <w:szCs w:val="17"/>
               </w:rPr>
-              <w:t xml:space="preserve">A</w:t>
+              <w:t xml:space="preserve">D</w:t>
             </w:r>
           </w:p>
         </w:tc>
@@ -3677,7 +2982,7 @@
                 <w:sz w:val="17"/>
                 <w:szCs w:val="17"/>
               </w:rPr>
-              <w:t xml:space="preserve">C</w:t>
+              <w:t xml:space="preserve">B</w:t>
             </w:r>
           </w:p>
         </w:tc>
@@ -3712,7 +3017,7 @@
                 <w:sz w:val="17"/>
                 <w:szCs w:val="17"/>
               </w:rPr>
-              <w:t xml:space="preserve">asset · expense · credit</w:t>
+              <w:t xml:space="preserve">allowance for credit losses · asset · U.S. GAAP</w:t>
             </w:r>
           </w:p>
         </w:tc>
@@ -3745,40 +3050,40 @@
                 <w:sz w:val="17"/>
                 <w:szCs w:val="17"/>
               </w:rPr>
+              <w:t xml:space="preserve">T</w:t>
+            </w:r>
+          </w:p>
+        </w:tc>
+        <w:tc>
+          <w:tcPr>
+            <w:tcW w:type="pct" w:w="1667"/>
+            <w:tcMar>
+              <w:top w:type="dxa" w:w="40"/>
+              <w:left w:type="dxa" w:w="100"/>
+              <w:bottom w:type="dxa" w:w="40"/>
+              <w:right w:type="dxa" w:w="100"/>
+            </w:tcMar>
+          </w:tcPr>
+          <w:p>
+            <w:pPr>
+              <w:spacing w:before="22" w:after="22"/>
+            </w:pPr>
+            <w:r>
+              <w:rPr>
+                <w:b/>
+                <w:bCs/>
+                <w:color w:val="8186EF"/>
+                <w:sz w:val="16"/>
+                <w:szCs w:val="16"/>
+              </w:rPr>
+              <w:t xml:space="preserve">23  </w:t>
+            </w:r>
+            <w:r>
+              <w:rPr>
+                <w:sz w:val="17"/>
+                <w:szCs w:val="17"/>
+              </w:rPr>
               <w:t xml:space="preserve">A</w:t>
-            </w:r>
-          </w:p>
-        </w:tc>
-        <w:tc>
-          <w:tcPr>
-            <w:tcW w:type="pct" w:w="1667"/>
-            <w:tcMar>
-              <w:top w:type="dxa" w:w="40"/>
-              <w:left w:type="dxa" w:w="100"/>
-              <w:bottom w:type="dxa" w:w="40"/>
-              <w:right w:type="dxa" w:w="100"/>
-            </w:tcMar>
-          </w:tcPr>
-          <w:p>
-            <w:pPr>
-              <w:spacing w:before="22" w:after="22"/>
-            </w:pPr>
-            <w:r>
-              <w:rPr>
-                <w:b/>
-                <w:bCs/>
-                <w:color w:val="8186EF"/>
-                <w:sz w:val="16"/>
-                <w:szCs w:val="16"/>
-              </w:rPr>
-              <w:t xml:space="preserve">23  </w:t>
-            </w:r>
-            <w:r>
-              <w:rPr>
-                <w:sz w:val="17"/>
-                <w:szCs w:val="17"/>
-              </w:rPr>
-              <w:t xml:space="preserve">F</w:t>
             </w:r>
           </w:p>
         </w:tc>
@@ -3848,7 +3153,7 @@
                 <w:sz w:val="17"/>
                 <w:szCs w:val="17"/>
               </w:rPr>
-              <w:t xml:space="preserve">B</w:t>
+              <w:t xml:space="preserve">A</w:t>
             </w:r>
           </w:p>
         </w:tc>
@@ -3882,7 +3187,7 @@
                 <w:sz w:val="17"/>
                 <w:szCs w:val="17"/>
               </w:rPr>
-              <w:t xml:space="preserve">E</w:t>
+              <w:t xml:space="preserve">C</w:t>
             </w:r>
           </w:p>
         </w:tc>
@@ -4019,41 +3324,41 @@
                 <w:sz w:val="17"/>
                 <w:szCs w:val="17"/>
               </w:rPr>
+              <w:t xml:space="preserve">T</w:t>
+            </w:r>
+          </w:p>
+        </w:tc>
+        <w:tc>
+          <w:tcPr>
+            <w:tcW w:type="pct" w:w="1667"/>
+            <w:shd w:fill="FBFAF6" w:val="clear"/>
+            <w:tcMar>
+              <w:top w:type="dxa" w:w="40"/>
+              <w:left w:type="dxa" w:w="100"/>
+              <w:bottom w:type="dxa" w:w="40"/>
+              <w:right w:type="dxa" w:w="100"/>
+            </w:tcMar>
+          </w:tcPr>
+          <w:p>
+            <w:pPr>
+              <w:spacing w:before="22" w:after="22"/>
+            </w:pPr>
+            <w:r>
+              <w:rPr>
+                <w:b/>
+                <w:bCs/>
+                <w:color w:val="8186EF"/>
+                <w:sz w:val="16"/>
+                <w:szCs w:val="16"/>
+              </w:rPr>
+              <w:t xml:space="preserve">16  </w:t>
+            </w:r>
+            <w:r>
+              <w:rPr>
+                <w:sz w:val="17"/>
+                <w:szCs w:val="17"/>
+              </w:rPr>
               <w:t xml:space="preserve">B</w:t>
-            </w:r>
-          </w:p>
-        </w:tc>
-        <w:tc>
-          <w:tcPr>
-            <w:tcW w:type="pct" w:w="1667"/>
-            <w:shd w:fill="FBFAF6" w:val="clear"/>
-            <w:tcMar>
-              <w:top w:type="dxa" w:w="40"/>
-              <w:left w:type="dxa" w:w="100"/>
-              <w:bottom w:type="dxa" w:w="40"/>
-              <w:right w:type="dxa" w:w="100"/>
-            </w:tcMar>
-          </w:tcPr>
-          <w:p>
-            <w:pPr>
-              <w:spacing w:before="22" w:after="22"/>
-            </w:pPr>
-            <w:r>
-              <w:rPr>
-                <w:b/>
-                <w:bCs/>
-                <w:color w:val="8186EF"/>
-                <w:sz w:val="16"/>
-                <w:szCs w:val="16"/>
-              </w:rPr>
-              <w:t xml:space="preserve">16  </w:t>
-            </w:r>
-            <w:r>
-              <w:rPr>
-                <w:sz w:val="17"/>
-                <w:szCs w:val="17"/>
-              </w:rPr>
-              <w:t xml:space="preserve">C</w:t>
             </w:r>
           </w:p>
         </w:tc>
@@ -4122,7 +3427,7 @@
                 <w:sz w:val="17"/>
                 <w:szCs w:val="17"/>
               </w:rPr>
-              <w:t xml:space="preserve">A</w:t>
+              <w:t xml:space="preserve">at a date: Balance sheet</w:t>
             </w:r>
           </w:p>
         </w:tc>
@@ -4155,7 +3460,7 @@
                 <w:sz w:val="17"/>
                 <w:szCs w:val="17"/>
               </w:rPr>
-              <w:t xml:space="preserve">B</w:t>
+              <w:t xml:space="preserve">C</w:t>
             </w:r>
           </w:p>
         </w:tc>
@@ -4224,7 +3529,7 @@
                 <w:sz w:val="17"/>
                 <w:szCs w:val="17"/>
               </w:rPr>
-              <w:t xml:space="preserve">D</w:t>
+              <w:t xml:space="preserve">for a period: Income statement, Statement of changes in equity, Statement of cash flows</w:t>
             </w:r>
           </w:p>
         </w:tc>
@@ -4258,7 +3563,7 @@
                 <w:sz w:val="17"/>
                 <w:szCs w:val="17"/>
               </w:rPr>
-              <w:t xml:space="preserve">T</w:t>
+              <w:t xml:space="preserve">F</w:t>
             </w:r>
           </w:p>
         </w:tc>
@@ -4327,7 +3632,7 @@
                 <w:sz w:val="17"/>
                 <w:szCs w:val="17"/>
               </w:rPr>
-              <w:t xml:space="preserve">at a date: Balance sheet</w:t>
+              <w:t xml:space="preserve">allowance for credit losses · accounts receivable</w:t>
             </w:r>
           </w:p>
         </w:tc>
@@ -4360,7 +3665,7 @@
                 <w:sz w:val="17"/>
                 <w:szCs w:val="17"/>
               </w:rPr>
-              <w:t xml:space="preserve">A</w:t>
+              <w:t xml:space="preserve">E</w:t>
             </w:r>
           </w:p>
         </w:tc>
@@ -4419,7 +3724,7 @@
                 <w:sz w:val="17"/>
                 <w:szCs w:val="17"/>
               </w:rPr>
-              <w:t xml:space="preserve">for a period: Income statement, Statement of changes in equity, Statement of cash flows</w:t>
+              <w:t xml:space="preserve">A</w:t>
             </w:r>
           </w:p>
         </w:tc>
@@ -4453,7 +3758,7 @@
                 <w:sz w:val="17"/>
                 <w:szCs w:val="17"/>
               </w:rPr>
-              <w:t xml:space="preserve">D</w:t>
+              <w:t xml:space="preserve">B</w:t>
             </w:r>
           </w:p>
         </w:tc>
@@ -4524,7 +3829,7 @@
                 <w:sz w:val="17"/>
                 <w:szCs w:val="17"/>
               </w:rPr>
-              <w:t xml:space="preserve">11  </w:t>
+              <w:t xml:space="preserve">9  </w:t>
             </w:r>
             <w:r>
               <w:rPr>
@@ -4612,7 +3917,7 @@
           <w:sz w:val="16"/>
           <w:szCs w:val="16"/>
         </w:rPr>
-        <w:t xml:space="preserve">The book writes: “Orontes records revenue when it delivers the goods, not when the customer pays. Row 6 reduces retained earnings by 50 and creates a liability. No cash moves until February, and net income does not change. It reduces retained earnings, not net income.”</w:t>
+        <w:t xml:space="preserve">The book writes: “Orontes records revenue when it delivers the goods, not when the customer pays. Row 6 reduces retained earnings by 50 and creates a liability. No cash moves until February, and net income does not change. The totals prove the equation. Assets rose by 2,380, liabilities rose by 850 and equity rose by 1,530.”</w:t>
       </w:r>
     </w:p>
     <w:p>
@@ -4635,7 +3940,7 @@
           <w:sz w:val="16"/>
           <w:szCs w:val="16"/>
         </w:rPr>
-        <w:t xml:space="preserve">The book writes: “One asset (cash) becomes another asset (equipment). The cost becomes an expense later, through depreciation. Feb 3: Paid a supplier for olives bought on credit in January. Feb 8: Collected part of the January receivable from GreenBasket Supermarkets.”</w:t>
+        <w:t xml:space="preserve">The book writes: “Syrian and Levant texts often say اهتلاك, and Egyptian texts say إهلاك. In English, always say depreciation. An allowance (for example, the allowance for credit losses) reduces an asset. Never say reserve for bad debts in a U.S. GAAP answer.”</w:t>
       </w:r>
     </w:p>
     <w:p>
@@ -4658,7 +3963,7 @@
           <w:sz w:val="16"/>
           <w:szCs w:val="16"/>
         </w:rPr>
-        <w:t xml:space="preserve">The book pairs Balance sheet with “What does the company have and owe, and what is the owners' claim?”.</w:t>
+        <w:t xml:space="preserve">The book pairs Statement of cash flows with “Where did cash come from, and where did it go?”.</w:t>
       </w:r>
     </w:p>
     <w:p>
@@ -4704,7 +4009,7 @@
           <w:sz w:val="16"/>
           <w:szCs w:val="16"/>
         </w:rPr>
-        <w:t xml:space="preserve">The book’s own table gives How did the company perform? as the question it answers of Income statement.</w:t>
+        <w:t xml:space="preserve">The book pairs Income statement with “for a period”.</w:t>
       </w:r>
     </w:p>
     <w:p>
@@ -4720,14 +4025,14 @@
           <w:sz w:val="16"/>
           <w:szCs w:val="16"/>
         </w:rPr>
-        <w:t xml:space="preserve">7  </w:t>
-      </w:r>
-      <w:r>
-        <w:rPr>
-          <w:sz w:val="16"/>
-          <w:szCs w:val="16"/>
-        </w:rPr>
-        <w:t xml:space="preserve">The book’s own table gives Why did each equity account change? as the question it answers of Statement of changes in equity.</w:t>
+        <w:t xml:space="preserve">10  </w:t>
+      </w:r>
+      <w:r>
+        <w:rPr>
+          <w:sz w:val="16"/>
+          <w:szCs w:val="16"/>
+        </w:rPr>
+        <w:t xml:space="preserve">The book gives 2 as the chapter of Balance sheet.</w:t>
       </w:r>
     </w:p>
     <w:p>
@@ -4743,14 +4048,14 @@
           <w:sz w:val="16"/>
           <w:szCs w:val="16"/>
         </w:rPr>
-        <w:t xml:space="preserve">8  </w:t>
-      </w:r>
-      <w:r>
-        <w:rPr>
-          <w:sz w:val="16"/>
-          <w:szCs w:val="16"/>
-        </w:rPr>
-        <w:t xml:space="preserve">The book’s own table gives Where did cash come from, and where did it go? as the question it answers of Statement of cash flows.</w:t>
+        <w:t xml:space="preserve">11  </w:t>
+      </w:r>
+      <w:r>
+        <w:rPr>
+          <w:sz w:val="16"/>
+          <w:szCs w:val="16"/>
+        </w:rPr>
+        <w:t xml:space="preserve">Comparability lets users identify similarities and differences between companies or periods. A is wrong: Relevance means the information can make a difference to a decision. B is wrong: Verifiability means independent observers could reach the same result.</w:t>
       </w:r>
     </w:p>
     <w:p>
@@ -4773,7 +4078,7 @@
           <w:sz w:val="16"/>
           <w:szCs w:val="16"/>
         </w:rPr>
-        <w:t xml:space="preserve">The book gives 2 as the chapter of Balance sheet.</w:t>
+        <w:t xml:space="preserve">One asset increases (debit Equipment) and another asset decreases (credit Cash). A is wrong: The sides are reversed: this entry would increase cash and decrease equipment. B is wrong: The bottling line is an asset, not an expense of this period.</w:t>
       </w:r>
     </w:p>
     <w:p>
@@ -4796,7 +4101,7 @@
           <w:sz w:val="16"/>
           <w:szCs w:val="16"/>
         </w:rPr>
-        <w:t xml:space="preserve">The statement of changes in equity shows beginning retained earnings, net income, dividends and ending retained earnings. B is wrong: The balance sheet shows only the ending balance at one date. C is wrong: The statement of cash flows explains cash, not equity.</w:t>
+        <w:t xml:space="preserve">CMA questions use exact terms, and one word can change the answer.</w:t>
       </w:r>
     </w:p>
     <w:p>
@@ -4812,14 +4117,14 @@
           <w:sz w:val="16"/>
           <w:szCs w:val="16"/>
         </w:rPr>
-        <w:t xml:space="preserve">14  </w:t>
-      </w:r>
-      <w:r>
-        <w:rPr>
-          <w:sz w:val="16"/>
-          <w:szCs w:val="16"/>
-        </w:rPr>
-        <w:t xml:space="preserve">Net income is closed into retained earnings. A is wrong: Net income is not cash. The statement of cash flows explains the cash balance. C is wrong: Net income belongs to the owners, so it goes to equity, not liabilities.</w:t>
+        <w:t xml:space="preserve">20  </w:t>
+      </w:r>
+      <w:r>
+        <w:rPr>
+          <w:sz w:val="16"/>
+          <w:szCs w:val="16"/>
+        </w:rPr>
+        <w:t xml:space="preserve">Accumulated depreciation is a contra-asset account, so it has the opposite (credit) balance to assets. A is wrong: Prepaid rent is an asset, so its normal balance is a debit. C is wrong: Cost of goods sold is an expense, so its normal balance is a debit.</w:t>
       </w:r>
     </w:p>
     <w:p>
@@ -4835,106 +4140,14 @@
           <w:sz w:val="16"/>
           <w:szCs w:val="16"/>
         </w:rPr>
-        <w:t xml:space="preserve">15  </w:t>
-      </w:r>
-      <w:r>
-        <w:rPr>
-          <w:sz w:val="16"/>
-          <w:szCs w:val="16"/>
-        </w:rPr>
-        <w:t xml:space="preserve">The SEC has the legal authority; the FASB sets the standards; the ASC holds U.S. GAAP. A is wrong: The PCAOB sets auditing standards. B is wrong: The IASB writes IFRS only.</w:t>
-      </w:r>
-    </w:p>
-    <w:p>
-      <w:pPr>
-        <w:spacing w:after="18"/>
-        <w:ind w:left="300" w:hanging="300"/>
-      </w:pPr>
-      <w:r>
-        <w:rPr>
-          <w:b/>
-          <w:bCs/>
-          <w:color w:val="8186EF"/>
-          <w:sz w:val="16"/>
-          <w:szCs w:val="16"/>
-        </w:rPr>
-        <w:t xml:space="preserve">16  </w:t>
-      </w:r>
-      <w:r>
-        <w:rPr>
-          <w:sz w:val="16"/>
-          <w:szCs w:val="16"/>
-        </w:rPr>
-        <w:t xml:space="preserve">Share premium and additional paid-in capital both mean the amount received above par value. A is wrong: Retained earnings come from profits, not from issuing shares. B is wrong: Common stock holds only the par value.</w:t>
-      </w:r>
-    </w:p>
-    <w:p>
-      <w:pPr>
-        <w:spacing w:after="18"/>
-        <w:ind w:left="300" w:hanging="300"/>
-      </w:pPr>
-      <w:r>
-        <w:rPr>
-          <w:b/>
-          <w:bCs/>
-          <w:color w:val="8186EF"/>
-          <w:sz w:val="16"/>
-          <w:szCs w:val="16"/>
-        </w:rPr>
-        <w:t xml:space="preserve">17  </w:t>
-      </w:r>
-      <w:r>
-        <w:rPr>
-          <w:sz w:val="16"/>
-          <w:szCs w:val="16"/>
-        </w:rPr>
-        <w:t xml:space="preserve">Accumulated depreciation is a contra-asset account, so it has the opposite (credit) balance to assets. A is wrong: Prepaid rent is an asset, so its normal balance is a debit. C is wrong: Cost of goods sold is an expense, so its normal balance is a debit.</w:t>
-      </w:r>
-    </w:p>
-    <w:p>
-      <w:pPr>
-        <w:spacing w:after="18"/>
-        <w:ind w:left="300" w:hanging="300"/>
-      </w:pPr>
-      <w:r>
-        <w:rPr>
-          <w:b/>
-          <w:bCs/>
-          <w:color w:val="8186EF"/>
-          <w:sz w:val="16"/>
-          <w:szCs w:val="16"/>
-        </w:rPr>
-        <w:t xml:space="preserve">18  </w:t>
-      </w:r>
-      <w:r>
-        <w:rPr>
-          <w:sz w:val="16"/>
-          <w:szCs w:val="16"/>
-        </w:rPr>
-        <w:t xml:space="preserve">CMA questions use exact terms, and one word can change the answer.</w:t>
-      </w:r>
-    </w:p>
-    <w:p>
-      <w:pPr>
-        <w:spacing w:after="18"/>
-        <w:ind w:left="300" w:hanging="300"/>
-      </w:pPr>
-      <w:r>
-        <w:rPr>
-          <w:b/>
-          <w:bCs/>
-          <w:color w:val="8186EF"/>
-          <w:sz w:val="16"/>
-          <w:szCs w:val="16"/>
-        </w:rPr>
-        <w:t xml:space="preserve">25  </w:t>
-      </w:r>
-      <w:r>
-        <w:rPr>
-          <w:sz w:val="16"/>
-          <w:szCs w:val="16"/>
-        </w:rPr>
-        <w:t xml:space="preserve">One asset increases (debit Equipment) and another asset decreases (credit Cash). A is wrong: The sides are reversed: this entry would increase cash and decrease equipment. B is wrong: The bottling line is an asset, not an expense of this period.</w:t>
+        <w:t xml:space="preserve">21  </w:t>
+      </w:r>
+      <w:r>
+        <w:rPr>
+          <w:sz w:val="16"/>
+          <w:szCs w:val="16"/>
+        </w:rPr>
+        <w:t xml:space="preserve">The book’s own table gives Where did cash come from, and where did it go? as the question it answers of Statement of cash flows.</w:t>
       </w:r>
     </w:p>
     <w:p>
@@ -5067,73 +4280,73 @@
                 <w:sz w:val="17"/>
                 <w:szCs w:val="17"/>
               </w:rPr>
-              <w:t xml:space="preserve">revenue · U.S. GAAP · financial statements · accrual basis</w:t>
-            </w:r>
-          </w:p>
-        </w:tc>
-        <w:tc>
-          <w:tcPr>
-            <w:tcW w:type="pct" w:w="1667"/>
-            <w:tcMar>
-              <w:top w:type="dxa" w:w="40"/>
-              <w:left w:type="dxa" w:w="100"/>
-              <w:bottom w:type="dxa" w:w="40"/>
-              <w:right w:type="dxa" w:w="100"/>
-            </w:tcMar>
-          </w:tcPr>
-          <w:p>
-            <w:pPr>
-              <w:spacing w:before="22" w:after="22"/>
-            </w:pPr>
-            <w:r>
-              <w:rPr>
-                <w:b/>
-                <w:bCs/>
-                <w:color w:val="8186EF"/>
-                <w:sz w:val="16"/>
-                <w:szCs w:val="16"/>
-              </w:rPr>
-              <w:t xml:space="preserve">10  </w:t>
-            </w:r>
-            <w:r>
-              <w:rPr>
-                <w:sz w:val="17"/>
-                <w:szCs w:val="17"/>
-              </w:rPr>
-              <w:t xml:space="preserve">F</w:t>
-            </w:r>
-          </w:p>
-        </w:tc>
-        <w:tc>
-          <w:tcPr>
-            <w:tcW w:type="pct" w:w="1667"/>
-            <w:tcMar>
-              <w:top w:type="dxa" w:w="40"/>
-              <w:left w:type="dxa" w:w="100"/>
-              <w:bottom w:type="dxa" w:w="40"/>
-              <w:right w:type="dxa" w:w="100"/>
-            </w:tcMar>
-          </w:tcPr>
-          <w:p>
-            <w:pPr>
-              <w:spacing w:before="22" w:after="22"/>
-            </w:pPr>
-            <w:r>
-              <w:rPr>
-                <w:b/>
-                <w:bCs/>
-                <w:color w:val="8186EF"/>
-                <w:sz w:val="16"/>
-                <w:szCs w:val="16"/>
-              </w:rPr>
-              <w:t xml:space="preserve">19  </w:t>
-            </w:r>
-            <w:r>
-              <w:rPr>
-                <w:sz w:val="17"/>
-                <w:szCs w:val="17"/>
-              </w:rPr>
-              <w:t xml:space="preserve">C</w:t>
+              <w:t xml:space="preserve">cash basis · U.S. GAAP · accrual basis · revenue · cost of goods sold</w:t>
+            </w:r>
+          </w:p>
+        </w:tc>
+        <w:tc>
+          <w:tcPr>
+            <w:tcW w:type="pct" w:w="1667"/>
+            <w:tcMar>
+              <w:top w:type="dxa" w:w="40"/>
+              <w:left w:type="dxa" w:w="100"/>
+              <w:bottom w:type="dxa" w:w="40"/>
+              <w:right w:type="dxa" w:w="100"/>
+            </w:tcMar>
+          </w:tcPr>
+          <w:p>
+            <w:pPr>
+              <w:spacing w:before="22" w:after="22"/>
+            </w:pPr>
+            <w:r>
+              <w:rPr>
+                <w:b/>
+                <w:bCs/>
+                <w:color w:val="8186EF"/>
+                <w:sz w:val="16"/>
+                <w:szCs w:val="16"/>
+              </w:rPr>
+              <w:t xml:space="preserve">11  </w:t>
+            </w:r>
+            <w:r>
+              <w:rPr>
+                <w:sz w:val="17"/>
+                <w:szCs w:val="17"/>
+              </w:rPr>
+              <w:t xml:space="preserve">A</w:t>
+            </w:r>
+          </w:p>
+        </w:tc>
+        <w:tc>
+          <w:tcPr>
+            <w:tcW w:type="pct" w:w="1667"/>
+            <w:tcMar>
+              <w:top w:type="dxa" w:w="40"/>
+              <w:left w:type="dxa" w:w="100"/>
+              <w:bottom w:type="dxa" w:w="40"/>
+              <w:right w:type="dxa" w:w="100"/>
+            </w:tcMar>
+          </w:tcPr>
+          <w:p>
+            <w:pPr>
+              <w:spacing w:before="22" w:after="22"/>
+            </w:pPr>
+            <w:r>
+              <w:rPr>
+                <w:b/>
+                <w:bCs/>
+                <w:color w:val="8186EF"/>
+                <w:sz w:val="16"/>
+                <w:szCs w:val="16"/>
+              </w:rPr>
+              <w:t xml:space="preserve">21  </w:t>
+            </w:r>
+            <w:r>
+              <w:rPr>
+                <w:sz w:val="17"/>
+                <w:szCs w:val="17"/>
+              </w:rPr>
+              <w:t xml:space="preserve">A</w:t>
             </w:r>
           </w:p>
         </w:tc>
@@ -5196,14 +4409,14 @@
                 <w:sz w:val="16"/>
                 <w:szCs w:val="16"/>
               </w:rPr>
-              <w:t xml:space="preserve">11  </w:t>
-            </w:r>
-            <w:r>
-              <w:rPr>
-                <w:sz w:val="17"/>
-                <w:szCs w:val="17"/>
-              </w:rPr>
-              <w:t xml:space="preserve">a liability: Contract liability, or unearned revenue (deferral), Accrued expense</w:t>
+              <w:t xml:space="preserve">12  </w:t>
+            </w:r>
+            <w:r>
+              <w:rPr>
+                <w:sz w:val="17"/>
+                <w:szCs w:val="17"/>
+              </w:rPr>
+              <w:t xml:space="preserve">A</w:t>
             </w:r>
           </w:p>
         </w:tc>
@@ -5230,14 +4443,14 @@
                 <w:sz w:val="16"/>
                 <w:szCs w:val="16"/>
               </w:rPr>
-              <w:t xml:space="preserve">20  </w:t>
-            </w:r>
-            <w:r>
-              <w:rPr>
-                <w:sz w:val="17"/>
-                <w:szCs w:val="17"/>
-              </w:rPr>
-              <w:t xml:space="preserve">B</w:t>
+              <w:t xml:space="preserve">22  </w:t>
+            </w:r>
+            <w:r>
+              <w:rPr>
+                <w:sz w:val="17"/>
+                <w:szCs w:val="17"/>
+              </w:rPr>
+              <w:t xml:space="preserve">D</w:t>
             </w:r>
           </w:p>
         </w:tc>
@@ -5298,47 +4511,47 @@
                 <w:sz w:val="16"/>
                 <w:szCs w:val="16"/>
               </w:rPr>
-              <w:t xml:space="preserve">12  </w:t>
-            </w:r>
-            <w:r>
-              <w:rPr>
-                <w:sz w:val="17"/>
-                <w:szCs w:val="17"/>
-              </w:rPr>
-              <w:t xml:space="preserve">an asset: Prepaid expense (deferral), Accrued revenue</w:t>
-            </w:r>
-          </w:p>
-        </w:tc>
-        <w:tc>
-          <w:tcPr>
-            <w:tcW w:type="pct" w:w="1667"/>
-            <w:tcMar>
-              <w:top w:type="dxa" w:w="40"/>
-              <w:left w:type="dxa" w:w="100"/>
-              <w:bottom w:type="dxa" w:w="40"/>
-              <w:right w:type="dxa" w:w="100"/>
-            </w:tcMar>
-          </w:tcPr>
-          <w:p>
-            <w:pPr>
-              <w:spacing w:before="22" w:after="22"/>
-            </w:pPr>
-            <w:r>
-              <w:rPr>
-                <w:b/>
-                <w:bCs/>
-                <w:color w:val="8186EF"/>
-                <w:sz w:val="16"/>
-                <w:szCs w:val="16"/>
-              </w:rPr>
-              <w:t xml:space="preserve">21  </w:t>
-            </w:r>
-            <w:r>
-              <w:rPr>
-                <w:sz w:val="17"/>
-                <w:szCs w:val="17"/>
-              </w:rPr>
-              <w:t xml:space="preserve">D</w:t>
+              <w:t xml:space="preserve">13  </w:t>
+            </w:r>
+            <w:r>
+              <w:rPr>
+                <w:sz w:val="17"/>
+                <w:szCs w:val="17"/>
+              </w:rPr>
+              <w:t xml:space="preserve">T</w:t>
+            </w:r>
+          </w:p>
+        </w:tc>
+        <w:tc>
+          <w:tcPr>
+            <w:tcW w:type="pct" w:w="1667"/>
+            <w:tcMar>
+              <w:top w:type="dxa" w:w="40"/>
+              <w:left w:type="dxa" w:w="100"/>
+              <w:bottom w:type="dxa" w:w="40"/>
+              <w:right w:type="dxa" w:w="100"/>
+            </w:tcMar>
+          </w:tcPr>
+          <w:p>
+            <w:pPr>
+              <w:spacing w:before="22" w:after="22"/>
+            </w:pPr>
+            <w:r>
+              <w:rPr>
+                <w:b/>
+                <w:bCs/>
+                <w:color w:val="8186EF"/>
+                <w:sz w:val="16"/>
+                <w:szCs w:val="16"/>
+              </w:rPr>
+              <w:t xml:space="preserve">23  </w:t>
+            </w:r>
+            <w:r>
+              <w:rPr>
+                <w:sz w:val="17"/>
+                <w:szCs w:val="17"/>
+              </w:rPr>
+              <w:t xml:space="preserve">C</w:t>
             </w:r>
           </w:p>
         </w:tc>
@@ -5401,14 +4614,14 @@
                 <w:sz w:val="16"/>
                 <w:szCs w:val="16"/>
               </w:rPr>
-              <w:t xml:space="preserve">13  </w:t>
-            </w:r>
-            <w:r>
-              <w:rPr>
-                <w:sz w:val="17"/>
-                <w:szCs w:val="17"/>
-              </w:rPr>
-              <w:t xml:space="preserve">prepaid expense · asset</w:t>
+              <w:t xml:space="preserve">14  </w:t>
+            </w:r>
+            <w:r>
+              <w:rPr>
+                <w:sz w:val="17"/>
+                <w:szCs w:val="17"/>
+              </w:rPr>
+              <w:t xml:space="preserve">A</w:t>
             </w:r>
           </w:p>
         </w:tc>
@@ -5435,14 +4648,14 @@
                 <w:sz w:val="16"/>
                 <w:szCs w:val="16"/>
               </w:rPr>
-              <w:t xml:space="preserve">22  </w:t>
-            </w:r>
-            <w:r>
-              <w:rPr>
-                <w:sz w:val="17"/>
-                <w:szCs w:val="17"/>
-              </w:rPr>
-              <w:t xml:space="preserve">F</w:t>
+              <w:t xml:space="preserve">24  </w:t>
+            </w:r>
+            <w:r>
+              <w:rPr>
+                <w:sz w:val="17"/>
+                <w:szCs w:val="17"/>
+              </w:rPr>
+              <w:t xml:space="preserve">B</w:t>
             </w:r>
           </w:p>
         </w:tc>
@@ -5477,73 +4690,73 @@
                 <w:sz w:val="17"/>
                 <w:szCs w:val="17"/>
               </w:rPr>
+              <w:t xml:space="preserve">B</w:t>
+            </w:r>
+          </w:p>
+        </w:tc>
+        <w:tc>
+          <w:tcPr>
+            <w:tcW w:type="pct" w:w="1667"/>
+            <w:tcMar>
+              <w:top w:type="dxa" w:w="40"/>
+              <w:left w:type="dxa" w:w="100"/>
+              <w:bottom w:type="dxa" w:w="40"/>
+              <w:right w:type="dxa" w:w="100"/>
+            </w:tcMar>
+          </w:tcPr>
+          <w:p>
+            <w:pPr>
+              <w:spacing w:before="22" w:after="22"/>
+            </w:pPr>
+            <w:r>
+              <w:rPr>
+                <w:b/>
+                <w:bCs/>
+                <w:color w:val="8186EF"/>
+                <w:sz w:val="16"/>
+                <w:szCs w:val="16"/>
+              </w:rPr>
+              <w:t xml:space="preserve">15  </w:t>
+            </w:r>
+            <w:r>
+              <w:rPr>
+                <w:sz w:val="17"/>
+                <w:szCs w:val="17"/>
+              </w:rPr>
+              <w:t xml:space="preserve">C</w:t>
+            </w:r>
+          </w:p>
+        </w:tc>
+        <w:tc>
+          <w:tcPr>
+            <w:tcW w:type="pct" w:w="1667"/>
+            <w:tcMar>
+              <w:top w:type="dxa" w:w="40"/>
+              <w:left w:type="dxa" w:w="100"/>
+              <w:bottom w:type="dxa" w:w="40"/>
+              <w:right w:type="dxa" w:w="100"/>
+            </w:tcMar>
+          </w:tcPr>
+          <w:p>
+            <w:pPr>
+              <w:spacing w:before="22" w:after="22"/>
+            </w:pPr>
+            <w:r>
+              <w:rPr>
+                <w:b/>
+                <w:bCs/>
+                <w:color w:val="8186EF"/>
+                <w:sz w:val="16"/>
+                <w:szCs w:val="16"/>
+              </w:rPr>
+              <w:t xml:space="preserve">25  </w:t>
+            </w:r>
+            <w:r>
+              <w:rPr>
+                <w:sz w:val="17"/>
+                <w:szCs w:val="17"/>
+              </w:rPr>
               <w:t xml:space="preserve">A</w:t>
-            </w:r>
-          </w:p>
-        </w:tc>
-        <w:tc>
-          <w:tcPr>
-            <w:tcW w:type="pct" w:w="1667"/>
-            <w:tcMar>
-              <w:top w:type="dxa" w:w="40"/>
-              <w:left w:type="dxa" w:w="100"/>
-              <w:bottom w:type="dxa" w:w="40"/>
-              <w:right w:type="dxa" w:w="100"/>
-            </w:tcMar>
-          </w:tcPr>
-          <w:p>
-            <w:pPr>
-              <w:spacing w:before="22" w:after="22"/>
-            </w:pPr>
-            <w:r>
-              <w:rPr>
-                <w:b/>
-                <w:bCs/>
-                <w:color w:val="8186EF"/>
-                <w:sz w:val="16"/>
-                <w:szCs w:val="16"/>
-              </w:rPr>
-              <w:t xml:space="preserve">14  </w:t>
-            </w:r>
-            <w:r>
-              <w:rPr>
-                <w:sz w:val="17"/>
-                <w:szCs w:val="17"/>
-              </w:rPr>
-              <w:t xml:space="preserve">A</w:t>
-            </w:r>
-          </w:p>
-        </w:tc>
-        <w:tc>
-          <w:tcPr>
-            <w:tcW w:type="pct" w:w="1667"/>
-            <w:tcMar>
-              <w:top w:type="dxa" w:w="40"/>
-              <w:left w:type="dxa" w:w="100"/>
-              <w:bottom w:type="dxa" w:w="40"/>
-              <w:right w:type="dxa" w:w="100"/>
-            </w:tcMar>
-          </w:tcPr>
-          <w:p>
-            <w:pPr>
-              <w:spacing w:before="22" w:after="22"/>
-            </w:pPr>
-            <w:r>
-              <w:rPr>
-                <w:b/>
-                <w:bCs/>
-                <w:color w:val="8186EF"/>
-                <w:sz w:val="16"/>
-                <w:szCs w:val="16"/>
-              </w:rPr>
-              <w:t xml:space="preserve">23  </w:t>
-            </w:r>
-            <w:r>
-              <w:rPr>
-                <w:sz w:val="17"/>
-                <w:szCs w:val="17"/>
-              </w:rPr>
-              <w:t xml:space="preserve">E</w:t>
             </w:r>
           </w:p>
         </w:tc>
@@ -5579,7 +4792,7 @@
                 <w:sz w:val="17"/>
                 <w:szCs w:val="17"/>
               </w:rPr>
-              <w:t xml:space="preserve">C</w:t>
+              <w:t xml:space="preserve">B</w:t>
             </w:r>
           </w:p>
         </w:tc>
@@ -5606,7 +4819,41 @@
                 <w:sz w:val="16"/>
                 <w:szCs w:val="16"/>
               </w:rPr>
-              <w:t xml:space="preserve">15  </w:t>
+              <w:t xml:space="preserve">16  </w:t>
+            </w:r>
+            <w:r>
+              <w:rPr>
+                <w:sz w:val="17"/>
+                <w:szCs w:val="17"/>
+              </w:rPr>
+              <w:t xml:space="preserve">B</w:t>
+            </w:r>
+          </w:p>
+        </w:tc>
+        <w:tc>
+          <w:tcPr>
+            <w:tcW w:type="pct" w:w="1667"/>
+            <w:shd w:fill="FBFAF6" w:val="clear"/>
+            <w:tcMar>
+              <w:top w:type="dxa" w:w="40"/>
+              <w:left w:type="dxa" w:w="100"/>
+              <w:bottom w:type="dxa" w:w="40"/>
+              <w:right w:type="dxa" w:w="100"/>
+            </w:tcMar>
+          </w:tcPr>
+          <w:p>
+            <w:pPr>
+              <w:spacing w:before="22" w:after="22"/>
+            </w:pPr>
+            <w:r>
+              <w:rPr>
+                <w:b/>
+                <w:bCs/>
+                <w:color w:val="8186EF"/>
+                <w:sz w:val="16"/>
+                <w:szCs w:val="16"/>
+              </w:rPr>
+              <w:t xml:space="preserve">26  </w:t>
             </w:r>
             <w:r>
               <w:rPr>
@@ -5614,40 +4861,6 @@
                 <w:szCs w:val="17"/>
               </w:rPr>
               <w:t xml:space="preserve">A</w:t>
-            </w:r>
-          </w:p>
-        </w:tc>
-        <w:tc>
-          <w:tcPr>
-            <w:tcW w:type="pct" w:w="1667"/>
-            <w:shd w:fill="FBFAF6" w:val="clear"/>
-            <w:tcMar>
-              <w:top w:type="dxa" w:w="40"/>
-              <w:left w:type="dxa" w:w="100"/>
-              <w:bottom w:type="dxa" w:w="40"/>
-              <w:right w:type="dxa" w:w="100"/>
-            </w:tcMar>
-          </w:tcPr>
-          <w:p>
-            <w:pPr>
-              <w:spacing w:before="22" w:after="22"/>
-            </w:pPr>
-            <w:r>
-              <w:rPr>
-                <w:b/>
-                <w:bCs/>
-                <w:color w:val="8186EF"/>
-                <w:sz w:val="16"/>
-                <w:szCs w:val="16"/>
-              </w:rPr>
-              <w:t xml:space="preserve">24  </w:t>
-            </w:r>
-            <w:r>
-              <w:rPr>
-                <w:sz w:val="17"/>
-                <w:szCs w:val="17"/>
-              </w:rPr>
-              <w:t xml:space="preserve">C</w:t>
             </w:r>
           </w:p>
         </w:tc>
@@ -5682,73 +4895,73 @@
                 <w:sz w:val="17"/>
                 <w:szCs w:val="17"/>
               </w:rPr>
-              <w:t xml:space="preserve">B</w:t>
-            </w:r>
-          </w:p>
-        </w:tc>
-        <w:tc>
-          <w:tcPr>
-            <w:tcW w:type="pct" w:w="1667"/>
-            <w:tcMar>
-              <w:top w:type="dxa" w:w="40"/>
-              <w:left w:type="dxa" w:w="100"/>
-              <w:bottom w:type="dxa" w:w="40"/>
-              <w:right w:type="dxa" w:w="100"/>
-            </w:tcMar>
-          </w:tcPr>
-          <w:p>
-            <w:pPr>
-              <w:spacing w:before="22" w:after="22"/>
-            </w:pPr>
-            <w:r>
-              <w:rPr>
-                <w:b/>
-                <w:bCs/>
-                <w:color w:val="8186EF"/>
-                <w:sz w:val="16"/>
-                <w:szCs w:val="16"/>
-              </w:rPr>
-              <w:t xml:space="preserve">16  </w:t>
-            </w:r>
-            <w:r>
-              <w:rPr>
-                <w:sz w:val="17"/>
-                <w:szCs w:val="17"/>
-              </w:rPr>
-              <w:t xml:space="preserve">A</w:t>
-            </w:r>
-          </w:p>
-        </w:tc>
-        <w:tc>
-          <w:tcPr>
-            <w:tcW w:type="pct" w:w="1667"/>
-            <w:tcMar>
-              <w:top w:type="dxa" w:w="40"/>
-              <w:left w:type="dxa" w:w="100"/>
-              <w:bottom w:type="dxa" w:w="40"/>
-              <w:right w:type="dxa" w:w="100"/>
-            </w:tcMar>
-          </w:tcPr>
-          <w:p>
-            <w:pPr>
-              <w:spacing w:before="22" w:after="22"/>
-            </w:pPr>
-            <w:r>
-              <w:rPr>
-                <w:b/>
-                <w:bCs/>
-                <w:color w:val="8186EF"/>
-                <w:sz w:val="16"/>
-                <w:szCs w:val="16"/>
-              </w:rPr>
-              <w:t xml:space="preserve">25  </w:t>
-            </w:r>
-            <w:r>
-              <w:rPr>
-                <w:sz w:val="17"/>
-                <w:szCs w:val="17"/>
-              </w:rPr>
-              <w:t xml:space="preserve">A</w:t>
+              <w:t xml:space="preserve">a liability: Contract liability, or unearned revenue (deferral), Accrued expense</w:t>
+            </w:r>
+          </w:p>
+        </w:tc>
+        <w:tc>
+          <w:tcPr>
+            <w:tcW w:type="pct" w:w="1667"/>
+            <w:tcMar>
+              <w:top w:type="dxa" w:w="40"/>
+              <w:left w:type="dxa" w:w="100"/>
+              <w:bottom w:type="dxa" w:w="40"/>
+              <w:right w:type="dxa" w:w="100"/>
+            </w:tcMar>
+          </w:tcPr>
+          <w:p>
+            <w:pPr>
+              <w:spacing w:before="22" w:after="22"/>
+            </w:pPr>
+            <w:r>
+              <w:rPr>
+                <w:b/>
+                <w:bCs/>
+                <w:color w:val="8186EF"/>
+                <w:sz w:val="16"/>
+                <w:szCs w:val="16"/>
+              </w:rPr>
+              <w:t xml:space="preserve">17  </w:t>
+            </w:r>
+            <w:r>
+              <w:rPr>
+                <w:sz w:val="17"/>
+                <w:szCs w:val="17"/>
+              </w:rPr>
+              <w:t xml:space="preserve">D</w:t>
+            </w:r>
+          </w:p>
+        </w:tc>
+        <w:tc>
+          <w:tcPr>
+            <w:tcW w:type="pct" w:w="1667"/>
+            <w:tcMar>
+              <w:top w:type="dxa" w:w="40"/>
+              <w:left w:type="dxa" w:w="100"/>
+              <w:bottom w:type="dxa" w:w="40"/>
+              <w:right w:type="dxa" w:w="100"/>
+            </w:tcMar>
+          </w:tcPr>
+          <w:p>
+            <w:pPr>
+              <w:spacing w:before="22" w:after="22"/>
+            </w:pPr>
+            <w:r>
+              <w:rPr>
+                <w:b/>
+                <w:bCs/>
+                <w:color w:val="8186EF"/>
+                <w:sz w:val="16"/>
+                <w:szCs w:val="16"/>
+              </w:rPr>
+              <w:t xml:space="preserve">27  </w:t>
+            </w:r>
+            <w:r>
+              <w:rPr>
+                <w:sz w:val="17"/>
+                <w:szCs w:val="17"/>
+              </w:rPr>
+              <w:t xml:space="preserve">Compare with the model earlier in this handout.</w:t>
             </w:r>
           </w:p>
         </w:tc>
@@ -5784,7 +4997,7 @@
                 <w:sz w:val="17"/>
                 <w:szCs w:val="17"/>
               </w:rPr>
-              <w:t xml:space="preserve">D</w:t>
+              <w:t xml:space="preserve">an asset: Prepaid expense (deferral), Accrued revenue</w:t>
             </w:r>
           </w:p>
         </w:tc>
@@ -5811,14 +5024,14 @@
                 <w:sz w:val="16"/>
                 <w:szCs w:val="16"/>
               </w:rPr>
-              <w:t xml:space="preserve">17  </w:t>
-            </w:r>
-            <w:r>
-              <w:rPr>
-                <w:sz w:val="17"/>
-                <w:szCs w:val="17"/>
-              </w:rPr>
-              <w:t xml:space="preserve">T</w:t>
+              <w:t xml:space="preserve">18  </w:t>
+            </w:r>
+            <w:r>
+              <w:rPr>
+                <w:sz w:val="17"/>
+                <w:szCs w:val="17"/>
+              </w:rPr>
+              <w:t xml:space="preserve">F</w:t>
             </w:r>
           </w:p>
         </w:tc>
@@ -5845,14 +5058,14 @@
                 <w:sz w:val="16"/>
                 <w:szCs w:val="16"/>
               </w:rPr>
-              <w:t xml:space="preserve">26  </w:t>
-            </w:r>
-            <w:r>
-              <w:rPr>
-                <w:sz w:val="17"/>
-                <w:szCs w:val="17"/>
-              </w:rPr>
-              <w:t xml:space="preserve">Compare with the model earlier in this handout.</w:t>
+              <w:t xml:space="preserve">28  </w:t>
+            </w:r>
+            <w:r>
+              <w:rPr>
+                <w:sz w:val="17"/>
+                <w:szCs w:val="17"/>
+              </w:rPr>
+              <w:t xml:space="preserve">When should a company record revenues and expenses? U.S. GAAP financial statements use the accrual basis. Under the accrual basis, a company records revenue when it earns it, that is, when it delivers the goods or services. It records expenses when it incurs them. The timing of the cash does not decide the period. The cash basis records items only when cash </w:t>
             </w:r>
           </w:p>
         </w:tc>
@@ -5887,33 +5100,92 @@
                 <w:sz w:val="17"/>
                 <w:szCs w:val="17"/>
               </w:rPr>
-              <w:t xml:space="preserve">T</w:t>
-            </w:r>
-          </w:p>
-        </w:tc>
-        <w:tc>
-          <w:tcPr>
-            <w:tcW w:type="pct" w:w="1667"/>
-            <w:tcMar>
-              <w:top w:type="dxa" w:w="40"/>
-              <w:left w:type="dxa" w:w="100"/>
-              <w:bottom w:type="dxa" w:w="40"/>
-              <w:right w:type="dxa" w:w="100"/>
-            </w:tcMar>
-          </w:tcPr>
-          <w:p>
-            <w:pPr>
-              <w:spacing w:before="22" w:after="22"/>
-            </w:pPr>
-            <w:r>
-              <w:rPr>
-                <w:b/>
-                <w:bCs/>
-                <w:color w:val="8186EF"/>
-                <w:sz w:val="16"/>
-                <w:szCs w:val="16"/>
-              </w:rPr>
-              <w:t xml:space="preserve">18  </w:t>
+              <w:t xml:space="preserve">U.S. GAAP · financial statements · accrual basis</w:t>
+            </w:r>
+          </w:p>
+        </w:tc>
+        <w:tc>
+          <w:tcPr>
+            <w:tcW w:type="pct" w:w="1667"/>
+            <w:tcMar>
+              <w:top w:type="dxa" w:w="40"/>
+              <w:left w:type="dxa" w:w="100"/>
+              <w:bottom w:type="dxa" w:w="40"/>
+              <w:right w:type="dxa" w:w="100"/>
+            </w:tcMar>
+          </w:tcPr>
+          <w:p>
+            <w:pPr>
+              <w:spacing w:before="22" w:after="22"/>
+            </w:pPr>
+            <w:r>
+              <w:rPr>
+                <w:b/>
+                <w:bCs/>
+                <w:color w:val="8186EF"/>
+                <w:sz w:val="16"/>
+                <w:szCs w:val="16"/>
+              </w:rPr>
+              <w:t xml:space="preserve">19  </w:t>
+            </w:r>
+            <w:r>
+              <w:rPr>
+                <w:sz w:val="17"/>
+                <w:szCs w:val="17"/>
+              </w:rPr>
+              <w:t xml:space="preserve">E</w:t>
+            </w:r>
+          </w:p>
+        </w:tc>
+        <w:tc>
+          <w:tcPr>
+            <w:tcW w:type="pct" w:w="1667"/>
+            <w:tcMar>
+              <w:top w:type="dxa" w:w="40"/>
+              <w:left w:type="dxa" w:w="100"/>
+              <w:bottom w:type="dxa" w:w="40"/>
+              <w:right w:type="dxa" w:w="100"/>
+            </w:tcMar>
+          </w:tcPr>
+          <w:p>
+            <w:pPr>
+              <w:spacing w:before="24" w:after="24"/>
+            </w:pPr>
+            <w:r>
+              <w:rPr>
+                <w:sz w:val="16"/>
+                <w:szCs w:val="16"/>
+              </w:rPr>
+              <w:t xml:space="preserve"/>
+            </w:r>
+          </w:p>
+        </w:tc>
+      </w:tr>
+      <w:tr>
+        <w:tc>
+          <w:tcPr>
+            <w:tcW w:type="pct" w:w="1667"/>
+            <w:shd w:fill="FBFAF6" w:val="clear"/>
+            <w:tcMar>
+              <w:top w:type="dxa" w:w="40"/>
+              <w:left w:type="dxa" w:w="100"/>
+              <w:bottom w:type="dxa" w:w="40"/>
+              <w:right w:type="dxa" w:w="100"/>
+            </w:tcMar>
+          </w:tcPr>
+          <w:p>
+            <w:pPr>
+              <w:spacing w:before="22" w:after="22"/>
+            </w:pPr>
+            <w:r>
+              <w:rPr>
+                <w:b/>
+                <w:bCs/>
+                <w:color w:val="8186EF"/>
+                <w:sz w:val="16"/>
+                <w:szCs w:val="16"/>
+              </w:rPr>
+              <w:t xml:space="preserve">10  </w:t>
             </w:r>
             <w:r>
               <w:rPr>
@@ -5927,33 +5199,58 @@
         <w:tc>
           <w:tcPr>
             <w:tcW w:type="pct" w:w="1667"/>
-            <w:tcMar>
-              <w:top w:type="dxa" w:w="40"/>
-              <w:left w:type="dxa" w:w="100"/>
-              <w:bottom w:type="dxa" w:w="40"/>
-              <w:right w:type="dxa" w:w="100"/>
-            </w:tcMar>
-          </w:tcPr>
-          <w:p>
-            <w:pPr>
-              <w:spacing w:before="22" w:after="22"/>
-            </w:pPr>
-            <w:r>
-              <w:rPr>
-                <w:b/>
-                <w:bCs/>
-                <w:color w:val="8186EF"/>
-                <w:sz w:val="16"/>
-                <w:szCs w:val="16"/>
-              </w:rPr>
-              <w:t xml:space="preserve">27  </w:t>
-            </w:r>
-            <w:r>
-              <w:rPr>
-                <w:sz w:val="17"/>
-                <w:szCs w:val="17"/>
-              </w:rPr>
-              <w:t xml:space="preserve">When should a company record revenues and expenses? U.S. GAAP financial statements use the accrual basis. Under the accrual basis, a company records revenue when it earns it, that is, when it delivers the goods or services. It records expenses when it incurs them. The timing of the cash does not decide the period. The cash basis records items only when cash </w:t>
+            <w:shd w:fill="FBFAF6" w:val="clear"/>
+            <w:tcMar>
+              <w:top w:type="dxa" w:w="40"/>
+              <w:left w:type="dxa" w:w="100"/>
+              <w:bottom w:type="dxa" w:w="40"/>
+              <w:right w:type="dxa" w:w="100"/>
+            </w:tcMar>
+          </w:tcPr>
+          <w:p>
+            <w:pPr>
+              <w:spacing w:before="22" w:after="22"/>
+            </w:pPr>
+            <w:r>
+              <w:rPr>
+                <w:b/>
+                <w:bCs/>
+                <w:color w:val="8186EF"/>
+                <w:sz w:val="16"/>
+                <w:szCs w:val="16"/>
+              </w:rPr>
+              <w:t xml:space="preserve">20  </w:t>
+            </w:r>
+            <w:r>
+              <w:rPr>
+                <w:sz w:val="17"/>
+                <w:szCs w:val="17"/>
+              </w:rPr>
+              <w:t xml:space="preserve">C</w:t>
+            </w:r>
+          </w:p>
+        </w:tc>
+        <w:tc>
+          <w:tcPr>
+            <w:tcW w:type="pct" w:w="1667"/>
+            <w:shd w:fill="FBFAF6" w:val="clear"/>
+            <w:tcMar>
+              <w:top w:type="dxa" w:w="40"/>
+              <w:left w:type="dxa" w:w="100"/>
+              <w:bottom w:type="dxa" w:w="40"/>
+              <w:right w:type="dxa" w:w="100"/>
+            </w:tcMar>
+          </w:tcPr>
+          <w:p>
+            <w:pPr>
+              <w:spacing w:before="24" w:after="24"/>
+            </w:pPr>
+            <w:r>
+              <w:rPr>
+                <w:sz w:val="16"/>
+                <w:szCs w:val="16"/>
+              </w:rPr>
+              <w:t xml:space="preserve"/>
             </w:r>
           </w:p>
         </w:tc>
@@ -6000,7 +5297,7 @@
                 <w:sz w:val="17"/>
                 <w:szCs w:val="17"/>
               </w:rPr>
-              <w:t xml:space="preserve">13  </w:t>
+              <w:t xml:space="preserve">9  </w:t>
             </w:r>
             <w:r>
               <w:rPr>
@@ -6023,7 +5320,7 @@
                 <w:sz w:val="17"/>
                 <w:szCs w:val="17"/>
               </w:rPr>
-              <w:t xml:space="preserve">A prepaid expense is an asset: the company has paid for a future benefit.</w:t>
+              <w:t xml:space="preserve">When should a company record revenues and expenses? U.S. GAAP financial statements use the accrual basis.</w:t>
             </w:r>
           </w:p>
         </w:tc>
@@ -6065,7 +5362,7 @@
           <w:sz w:val="16"/>
           <w:szCs w:val="16"/>
         </w:rPr>
-        <w:t xml:space="preserve">The book writes: “When should a company record revenues and expenses? U.S. GAAP financial statements use the accrual basis. Under the accrual basis, a company records revenue when it earns it, that is, when it delivers the goods or services. It records expenses when it incurs them.”</w:t>
+        <w:t xml:space="preserve">The book writes: “The cash basis records items only when cash is received or paid. The cash basis is simple, but it is not acceptable under U.S. GAAP. Under the accrual basis, Orontes records the revenue and the cost of goods sold in fiscal 2025, the year it delivered the goods.”</w:t>
       </w:r>
     </w:p>
     <w:p>
@@ -6088,7 +5385,7 @@
           <w:sz w:val="16"/>
           <w:szCs w:val="16"/>
         </w:rPr>
-        <w:t xml:space="preserve">The book writes: “The matching principle says: record expenses in the same period as the revenues they help to produce. Cost of goods sold is the classic example: Orontes records it at the same time as the sales revenue. Some costs help many periods, such as a bottling line.”</w:t>
+        <w:t xml:space="preserve">The book writes: “The matching principle says: record expenses in the same period as the revenues they help to produce. There are three ways to apply it. Some costs link directly to a sale. Cost of goods sold is the classic example: Orontes records it at the same time as the sales revenue.”</w:t>
       </w:r>
     </w:p>
     <w:p>
@@ -6134,7 +5431,7 @@
           <w:sz w:val="16"/>
           <w:szCs w:val="16"/>
         </w:rPr>
-        <w:t xml:space="preserve">The book pairs Prepaid expense (deferral) with “Cash is paid before the expense is incurred.”.</w:t>
+        <w:t xml:space="preserve">The framework defines the elements, and every amount belongs to one of them.</w:t>
       </w:r>
     </w:p>
     <w:p>
@@ -6157,7 +5454,7 @@
           <w:sz w:val="16"/>
           <w:szCs w:val="16"/>
         </w:rPr>
-        <w:t xml:space="preserve">The book’s own table gives Cash is paid before the expense is incurred. as the what happens of Prepaid expense (deferral).</w:t>
+        <w:t xml:space="preserve">The book’s own table pairs Prepaid expense (deferral) with “Cash is paid before the expense is incurred.”.</w:t>
       </w:r>
     </w:p>
     <w:p>
@@ -6180,7 +5477,7 @@
           <w:sz w:val="16"/>
           <w:szCs w:val="16"/>
         </w:rPr>
-        <w:t xml:space="preserve">The book’s own table gives Cash is received before the revenue is earned. as the what happens of Contract liability, or unearned revenue (deferral).</w:t>
+        <w:t xml:space="preserve">The book’s own table gives Hotel pays in advance (February, row 4) as the orontes example of Contract liability, or unearned revenue (deferral).</w:t>
       </w:r>
     </w:p>
     <w:p>
@@ -6196,14 +5493,14 @@
           <w:sz w:val="16"/>
           <w:szCs w:val="16"/>
         </w:rPr>
-        <w:t xml:space="preserve">7  </w:t>
-      </w:r>
-      <w:r>
-        <w:rPr>
-          <w:sz w:val="16"/>
-          <w:szCs w:val="16"/>
-        </w:rPr>
-        <w:t xml:space="preserve">The book’s own table gives The expense is incurred before cash is paid. as the what happens of Accrued expense.</w:t>
+        <w:t xml:space="preserve">10  </w:t>
+      </w:r>
+      <w:r>
+        <w:rPr>
+          <w:sz w:val="16"/>
+          <w:szCs w:val="16"/>
+        </w:rPr>
+        <w:t xml:space="preserve">The book gives an asset as the creates of Prepaid expense (deferral).</w:t>
       </w:r>
     </w:p>
     <w:p>
@@ -6219,14 +5516,14 @@
           <w:sz w:val="16"/>
           <w:szCs w:val="16"/>
         </w:rPr>
-        <w:t xml:space="preserve">8  </w:t>
-      </w:r>
-      <w:r>
-        <w:rPr>
-          <w:sz w:val="16"/>
-          <w:szCs w:val="16"/>
-        </w:rPr>
-        <w:t xml:space="preserve">The book’s own table gives Revenue is earned before cash is received or billed. as the what happens of Accrued revenue.</w:t>
+        <w:t xml:space="preserve">11  </w:t>
+      </w:r>
+      <w:r>
+        <w:rPr>
+          <w:sz w:val="16"/>
+          <w:szCs w:val="16"/>
+        </w:rPr>
+        <w:t xml:space="preserve">Cash (an asset) increases, and contributed capital (equity) increases by the same amount. B is wrong: Selling shares is financing from owners, not revenue. C is wrong: Shares are equity, not debt. A liability arises only when the company borrows.</w:t>
       </w:r>
     </w:p>
     <w:p>
@@ -6242,14 +5539,14 @@
           <w:sz w:val="16"/>
           <w:szCs w:val="16"/>
         </w:rPr>
-        <w:t xml:space="preserve">9  </w:t>
-      </w:r>
-      <w:r>
-        <w:rPr>
-          <w:sz w:val="16"/>
-          <w:szCs w:val="16"/>
-        </w:rPr>
-        <w:t xml:space="preserve">The book pairs Prepaid expense (deferral) with “an asset”.</w:t>
+        <w:t xml:space="preserve">12  </w:t>
+      </w:r>
+      <w:r>
+        <w:rPr>
+          <w:sz w:val="16"/>
+          <w:szCs w:val="16"/>
+        </w:rPr>
+        <w:t xml:space="preserve">Cash increases, and Orontes owes the customer the goods. This is a contract liability (unearned revenue). B is wrong: Revenue is not earned until the goods are delivered in January. C is wrong: The cash asset is correct, but the credit is a liability, not revenue.</w:t>
       </w:r>
     </w:p>
     <w:p>
@@ -6265,14 +5562,14 @@
           <w:sz w:val="16"/>
           <w:szCs w:val="16"/>
         </w:rPr>
-        <w:t xml:space="preserve">10  </w:t>
-      </w:r>
-      <w:r>
-        <w:rPr>
-          <w:sz w:val="16"/>
-          <w:szCs w:val="16"/>
-        </w:rPr>
-        <w:t xml:space="preserve">The book pairs Contract liability, or unearned revenue (deferral) with “a liability”, not with “an asset”.</w:t>
+        <w:t xml:space="preserve">13  </w:t>
+      </w:r>
+      <w:r>
+        <w:rPr>
+          <w:sz w:val="16"/>
+          <w:szCs w:val="16"/>
+        </w:rPr>
+        <w:t xml:space="preserve">CMA questions use exact terms, and one word can change the answer.</w:t>
       </w:r>
     </w:p>
     <w:p>
@@ -6288,14 +5585,14 @@
           <w:sz w:val="16"/>
           <w:szCs w:val="16"/>
         </w:rPr>
-        <w:t xml:space="preserve">14  </w:t>
-      </w:r>
-      <w:r>
-        <w:rPr>
-          <w:sz w:val="16"/>
-          <w:szCs w:val="16"/>
-        </w:rPr>
-        <w:t xml:space="preserve">The book gives an asset as the creates of Prepaid expense (deferral).</w:t>
+        <w:t xml:space="preserve">20  </w:t>
+      </w:r>
+      <w:r>
+        <w:rPr>
+          <w:sz w:val="16"/>
+          <w:szCs w:val="16"/>
+        </w:rPr>
+        <w:t xml:space="preserve">Cost of goods sold links directly to each sale, so it is recorded with the sales revenue. A is wrong: Depreciation uses systematic and rational allocation over the years of use. B is wrong: Advertising has no clear link to specific revenue, so it is recognized immediately.</w:t>
       </w:r>
     </w:p>
     <w:p>
@@ -6311,7 +5608,7 @@
           <w:sz w:val="16"/>
           <w:szCs w:val="16"/>
         </w:rPr>
-        <w:t xml:space="preserve">15  </w:t>
+        <w:t xml:space="preserve">21  </w:t>
       </w:r>
       <w:r>
         <w:rPr>
@@ -6334,76 +5631,7 @@
           <w:sz w:val="16"/>
           <w:szCs w:val="16"/>
         </w:rPr>
-        <w:t xml:space="preserve">16  </w:t>
-      </w:r>
-      <w:r>
-        <w:rPr>
-          <w:sz w:val="16"/>
-          <w:szCs w:val="16"/>
-        </w:rPr>
-        <w:t xml:space="preserve">Cash increases, and Orontes owes the customer the goods. This is a contract liability (unearned revenue). B is wrong: Revenue is not earned until the goods are delivered in January. C is wrong: The cash asset is correct, but the credit is a liability, not revenue.</w:t>
-      </w:r>
-    </w:p>
-    <w:p>
-      <w:pPr>
-        <w:spacing w:after="18"/>
-        <w:ind w:left="300" w:hanging="300"/>
-      </w:pPr>
-      <w:r>
-        <w:rPr>
-          <w:b/>
-          <w:bCs/>
-          <w:color w:val="8186EF"/>
-          <w:sz w:val="16"/>
-          <w:szCs w:val="16"/>
-        </w:rPr>
-        <w:t xml:space="preserve">17  </w:t>
-      </w:r>
-      <w:r>
-        <w:rPr>
-          <w:sz w:val="16"/>
-          <w:szCs w:val="16"/>
-        </w:rPr>
-        <w:t xml:space="preserve">CMA questions use exact terms, and one word can change the answer.</w:t>
-      </w:r>
-    </w:p>
-    <w:p>
-      <w:pPr>
-        <w:spacing w:after="18"/>
-        <w:ind w:left="300" w:hanging="300"/>
-      </w:pPr>
-      <w:r>
-        <w:rPr>
-          <w:b/>
-          <w:bCs/>
-          <w:color w:val="8186EF"/>
-          <w:sz w:val="16"/>
-          <w:szCs w:val="16"/>
-        </w:rPr>
-        <w:t xml:space="preserve">24  </w:t>
-      </w:r>
-      <w:r>
-        <w:rPr>
-          <w:sz w:val="16"/>
-          <w:szCs w:val="16"/>
-        </w:rPr>
-        <w:t xml:space="preserve">Cost of goods sold links directly to each sale, so it is recorded with the sales revenue. A is wrong: Depreciation uses systematic and rational allocation over the years of use. B is wrong: Advertising has no clear link to specific revenue, so it is recognized immediately.</w:t>
-      </w:r>
-    </w:p>
-    <w:p>
-      <w:pPr>
-        <w:spacing w:after="18"/>
-        <w:ind w:left="300" w:hanging="300"/>
-      </w:pPr>
-      <w:r>
-        <w:rPr>
-          <w:b/>
-          <w:bCs/>
-          <w:color w:val="8186EF"/>
-          <w:sz w:val="16"/>
-          <w:szCs w:val="16"/>
-        </w:rPr>
-        <w:t xml:space="preserve">25  </w:t>
+        <w:t xml:space="preserve">26  </w:t>
       </w:r>
       <w:r>
         <w:rPr>
@@ -6520,33 +5748,33 @@
                 <w:sz w:val="17"/>
                 <w:szCs w:val="17"/>
               </w:rPr>
-              <w:t xml:space="preserve">U.S. GAAP · FASB</w:t>
-            </w:r>
-          </w:p>
-        </w:tc>
-        <w:tc>
-          <w:tcPr>
-            <w:tcW w:type="pct" w:w="1667"/>
-            <w:tcMar>
-              <w:top w:type="dxa" w:w="40"/>
-              <w:left w:type="dxa" w:w="100"/>
-              <w:bottom w:type="dxa" w:w="40"/>
-              <w:right w:type="dxa" w:w="100"/>
-            </w:tcMar>
-          </w:tcPr>
-          <w:p>
-            <w:pPr>
-              <w:spacing w:before="22" w:after="22"/>
-            </w:pPr>
-            <w:r>
-              <w:rPr>
-                <w:b/>
-                <w:bCs/>
-                <w:color w:val="8186EF"/>
-                <w:sz w:val="16"/>
-                <w:szCs w:val="16"/>
-              </w:rPr>
-              <w:t xml:space="preserve">8  </w:t>
+              <w:t xml:space="preserve">U.S. GAAP · revenue · FASB</w:t>
+            </w:r>
+          </w:p>
+        </w:tc>
+        <w:tc>
+          <w:tcPr>
+            <w:tcW w:type="pct" w:w="1667"/>
+            <w:tcMar>
+              <w:top w:type="dxa" w:w="40"/>
+              <w:left w:type="dxa" w:w="100"/>
+              <w:bottom w:type="dxa" w:w="40"/>
+              <w:right w:type="dxa" w:w="100"/>
+            </w:tcMar>
+          </w:tcPr>
+          <w:p>
+            <w:pPr>
+              <w:spacing w:before="22" w:after="22"/>
+            </w:pPr>
+            <w:r>
+              <w:rPr>
+                <w:b/>
+                <w:bCs/>
+                <w:color w:val="8186EF"/>
+                <w:sz w:val="16"/>
+                <w:szCs w:val="16"/>
+              </w:rPr>
+              <w:t xml:space="preserve">10  </w:t>
             </w:r>
             <w:r>
               <w:rPr>
@@ -6579,14 +5807,14 @@
                 <w:sz w:val="16"/>
                 <w:szCs w:val="16"/>
               </w:rPr>
-              <w:t xml:space="preserve">15  </w:t>
-            </w:r>
-            <w:r>
-              <w:rPr>
-                <w:sz w:val="17"/>
-                <w:szCs w:val="17"/>
-              </w:rPr>
-              <w:t xml:space="preserve">B</w:t>
+              <w:t xml:space="preserve">19  </w:t>
+            </w:r>
+            <w:r>
+              <w:rPr>
+                <w:sz w:val="17"/>
+                <w:szCs w:val="17"/>
+              </w:rPr>
+              <w:t xml:space="preserve">E</w:t>
             </w:r>
           </w:p>
         </w:tc>
@@ -6622,7 +5850,7 @@
                 <w:sz w:val="17"/>
                 <w:szCs w:val="17"/>
               </w:rPr>
-              <w:t xml:space="preserve">IFRS · IASB</w:t>
+              <w:t xml:space="preserve">accounting · IFRS · International</w:t>
             </w:r>
           </w:p>
         </w:tc>
@@ -6649,7 +5877,7 @@
                 <w:sz w:val="16"/>
                 <w:szCs w:val="16"/>
               </w:rPr>
-              <w:t xml:space="preserve">9  </w:t>
+              <w:t xml:space="preserve">11  </w:t>
             </w:r>
             <w:r>
               <w:rPr>
@@ -6683,14 +5911,14 @@
                 <w:sz w:val="16"/>
                 <w:szCs w:val="16"/>
               </w:rPr>
-              <w:t xml:space="preserve">16  </w:t>
-            </w:r>
-            <w:r>
-              <w:rPr>
-                <w:sz w:val="17"/>
-                <w:szCs w:val="17"/>
-              </w:rPr>
-              <w:t xml:space="preserve">E</w:t>
+              <w:t xml:space="preserve">20  </w:t>
+            </w:r>
+            <w:r>
+              <w:rPr>
+                <w:sz w:val="17"/>
+                <w:szCs w:val="17"/>
+              </w:rPr>
+              <w:t xml:space="preserve">D</w:t>
             </w:r>
           </w:p>
         </w:tc>
@@ -6725,73 +5953,73 @@
                 <w:sz w:val="17"/>
                 <w:szCs w:val="17"/>
               </w:rPr>
-              <w:t xml:space="preserve">FASB · U.S. GAAP · IFRS · IASB</w:t>
-            </w:r>
-          </w:p>
-        </w:tc>
-        <w:tc>
-          <w:tcPr>
-            <w:tcW w:type="pct" w:w="1667"/>
-            <w:tcMar>
-              <w:top w:type="dxa" w:w="40"/>
-              <w:left w:type="dxa" w:w="100"/>
-              <w:bottom w:type="dxa" w:w="40"/>
-              <w:right w:type="dxa" w:w="100"/>
-            </w:tcMar>
-          </w:tcPr>
-          <w:p>
-            <w:pPr>
-              <w:spacing w:before="22" w:after="22"/>
-            </w:pPr>
-            <w:r>
-              <w:rPr>
-                <w:b/>
-                <w:bCs/>
-                <w:color w:val="8186EF"/>
-                <w:sz w:val="16"/>
-                <w:szCs w:val="16"/>
-              </w:rPr>
-              <w:t xml:space="preserve">10  </w:t>
-            </w:r>
-            <w:r>
-              <w:rPr>
-                <w:sz w:val="17"/>
-                <w:szCs w:val="17"/>
-              </w:rPr>
-              <w:t xml:space="preserve">A</w:t>
-            </w:r>
-          </w:p>
-        </w:tc>
-        <w:tc>
-          <w:tcPr>
-            <w:tcW w:type="pct" w:w="1667"/>
-            <w:tcMar>
-              <w:top w:type="dxa" w:w="40"/>
-              <w:left w:type="dxa" w:w="100"/>
-              <w:bottom w:type="dxa" w:w="40"/>
-              <w:right w:type="dxa" w:w="100"/>
-            </w:tcMar>
-          </w:tcPr>
-          <w:p>
-            <w:pPr>
-              <w:spacing w:before="22" w:after="22"/>
-            </w:pPr>
-            <w:r>
-              <w:rPr>
-                <w:b/>
-                <w:bCs/>
-                <w:color w:val="8186EF"/>
-                <w:sz w:val="16"/>
-                <w:szCs w:val="16"/>
-              </w:rPr>
-              <w:t xml:space="preserve">17  </w:t>
-            </w:r>
-            <w:r>
-              <w:rPr>
-                <w:sz w:val="17"/>
-                <w:szCs w:val="17"/>
-              </w:rPr>
-              <w:t xml:space="preserve">D</w:t>
+              <w:t xml:space="preserve">IFRS · conceptual framework · FASB · U.S. GAAP</w:t>
+            </w:r>
+          </w:p>
+        </w:tc>
+        <w:tc>
+          <w:tcPr>
+            <w:tcW w:type="pct" w:w="1667"/>
+            <w:tcMar>
+              <w:top w:type="dxa" w:w="40"/>
+              <w:left w:type="dxa" w:w="100"/>
+              <w:bottom w:type="dxa" w:w="40"/>
+              <w:right w:type="dxa" w:w="100"/>
+            </w:tcMar>
+          </w:tcPr>
+          <w:p>
+            <w:pPr>
+              <w:spacing w:before="22" w:after="22"/>
+            </w:pPr>
+            <w:r>
+              <w:rPr>
+                <w:b/>
+                <w:bCs/>
+                <w:color w:val="8186EF"/>
+                <w:sz w:val="16"/>
+                <w:szCs w:val="16"/>
+              </w:rPr>
+              <w:t xml:space="preserve">12  </w:t>
+            </w:r>
+            <w:r>
+              <w:rPr>
+                <w:sz w:val="17"/>
+                <w:szCs w:val="17"/>
+              </w:rPr>
+              <w:t xml:space="preserve">B</w:t>
+            </w:r>
+          </w:p>
+        </w:tc>
+        <w:tc>
+          <w:tcPr>
+            <w:tcW w:type="pct" w:w="1667"/>
+            <w:tcMar>
+              <w:top w:type="dxa" w:w="40"/>
+              <w:left w:type="dxa" w:w="100"/>
+              <w:bottom w:type="dxa" w:w="40"/>
+              <w:right w:type="dxa" w:w="100"/>
+            </w:tcMar>
+          </w:tcPr>
+          <w:p>
+            <w:pPr>
+              <w:spacing w:before="22" w:after="22"/>
+            </w:pPr>
+            <w:r>
+              <w:rPr>
+                <w:b/>
+                <w:bCs/>
+                <w:color w:val="8186EF"/>
+                <w:sz w:val="16"/>
+                <w:szCs w:val="16"/>
+              </w:rPr>
+              <w:t xml:space="preserve">21  </w:t>
+            </w:r>
+            <w:r>
+              <w:rPr>
+                <w:sz w:val="17"/>
+                <w:szCs w:val="17"/>
+              </w:rPr>
+              <w:t xml:space="preserve">B</w:t>
             </w:r>
           </w:p>
         </w:tc>
@@ -6854,14 +6082,14 @@
                 <w:sz w:val="16"/>
                 <w:szCs w:val="16"/>
               </w:rPr>
-              <w:t xml:space="preserve">11  </w:t>
-            </w:r>
-            <w:r>
-              <w:rPr>
-                <w:sz w:val="17"/>
-                <w:szCs w:val="17"/>
-              </w:rPr>
-              <w:t xml:space="preserve">T</w:t>
+              <w:t xml:space="preserve">13  </w:t>
+            </w:r>
+            <w:r>
+              <w:rPr>
+                <w:sz w:val="17"/>
+                <w:szCs w:val="17"/>
+              </w:rPr>
+              <w:t xml:space="preserve">E</w:t>
             </w:r>
           </w:p>
         </w:tc>
@@ -6888,14 +6116,14 @@
                 <w:sz w:val="16"/>
                 <w:szCs w:val="16"/>
               </w:rPr>
-              <w:t xml:space="preserve">18  </w:t>
-            </w:r>
-            <w:r>
-              <w:rPr>
-                <w:sz w:val="17"/>
-                <w:szCs w:val="17"/>
-              </w:rPr>
-              <w:t xml:space="preserve">D</w:t>
+              <w:t xml:space="preserve">22  </w:t>
+            </w:r>
+            <w:r>
+              <w:rPr>
+                <w:sz w:val="17"/>
+                <w:szCs w:val="17"/>
+              </w:rPr>
+              <w:t xml:space="preserve">F</w:t>
             </w:r>
           </w:p>
         </w:tc>
@@ -6956,40 +6184,40 @@
                 <w:sz w:val="16"/>
                 <w:szCs w:val="16"/>
               </w:rPr>
-              <w:t xml:space="preserve">12  </w:t>
-            </w:r>
-            <w:r>
-              <w:rPr>
-                <w:sz w:val="17"/>
-                <w:szCs w:val="17"/>
-              </w:rPr>
-              <w:t xml:space="preserve">F</w:t>
-            </w:r>
-          </w:p>
-        </w:tc>
-        <w:tc>
-          <w:tcPr>
-            <w:tcW w:type="pct" w:w="1667"/>
-            <w:tcMar>
-              <w:top w:type="dxa" w:w="40"/>
-              <w:left w:type="dxa" w:w="100"/>
-              <w:bottom w:type="dxa" w:w="40"/>
-              <w:right w:type="dxa" w:w="100"/>
-            </w:tcMar>
-          </w:tcPr>
-          <w:p>
-            <w:pPr>
-              <w:spacing w:before="22" w:after="22"/>
-            </w:pPr>
-            <w:r>
-              <w:rPr>
-                <w:b/>
-                <w:bCs/>
-                <w:color w:val="8186EF"/>
-                <w:sz w:val="16"/>
-                <w:szCs w:val="16"/>
-              </w:rPr>
-              <w:t xml:space="preserve">19  </w:t>
+              <w:t xml:space="preserve">14  </w:t>
+            </w:r>
+            <w:r>
+              <w:rPr>
+                <w:sz w:val="17"/>
+                <w:szCs w:val="17"/>
+              </w:rPr>
+              <w:t xml:space="preserve">D</w:t>
+            </w:r>
+          </w:p>
+        </w:tc>
+        <w:tc>
+          <w:tcPr>
+            <w:tcW w:type="pct" w:w="1667"/>
+            <w:tcMar>
+              <w:top w:type="dxa" w:w="40"/>
+              <w:left w:type="dxa" w:w="100"/>
+              <w:bottom w:type="dxa" w:w="40"/>
+              <w:right w:type="dxa" w:w="100"/>
+            </w:tcMar>
+          </w:tcPr>
+          <w:p>
+            <w:pPr>
+              <w:spacing w:before="22" w:after="22"/>
+            </w:pPr>
+            <w:r>
+              <w:rPr>
+                <w:b/>
+                <w:bCs/>
+                <w:color w:val="8186EF"/>
+                <w:sz w:val="16"/>
+                <w:szCs w:val="16"/>
+              </w:rPr>
+              <w:t xml:space="preserve">23  </w:t>
             </w:r>
             <w:r>
               <w:rPr>
@@ -7032,75 +6260,75 @@
                 <w:sz w:val="17"/>
                 <w:szCs w:val="17"/>
               </w:rPr>
+              <w:t xml:space="preserve">B</w:t>
+            </w:r>
+          </w:p>
+        </w:tc>
+        <w:tc>
+          <w:tcPr>
+            <w:tcW w:type="pct" w:w="1667"/>
+            <w:shd w:fill="FBFAF6" w:val="clear"/>
+            <w:tcMar>
+              <w:top w:type="dxa" w:w="40"/>
+              <w:left w:type="dxa" w:w="100"/>
+              <w:bottom w:type="dxa" w:w="40"/>
+              <w:right w:type="dxa" w:w="100"/>
+            </w:tcMar>
+          </w:tcPr>
+          <w:p>
+            <w:pPr>
+              <w:spacing w:before="22" w:after="22"/>
+            </w:pPr>
+            <w:r>
+              <w:rPr>
+                <w:b/>
+                <w:bCs/>
+                <w:color w:val="8186EF"/>
+                <w:sz w:val="16"/>
+                <w:szCs w:val="16"/>
+              </w:rPr>
+              <w:t xml:space="preserve">15  </w:t>
+            </w:r>
+            <w:r>
+              <w:rPr>
+                <w:sz w:val="17"/>
+                <w:szCs w:val="17"/>
+              </w:rPr>
+              <w:t xml:space="preserve">D</w:t>
+            </w:r>
+          </w:p>
+        </w:tc>
+        <w:tc>
+          <w:tcPr>
+            <w:tcW w:type="pct" w:w="1667"/>
+            <w:shd w:fill="FBFAF6" w:val="clear"/>
+            <w:tcMar>
+              <w:top w:type="dxa" w:w="40"/>
+              <w:left w:type="dxa" w:w="100"/>
+              <w:bottom w:type="dxa" w:w="40"/>
+              <w:right w:type="dxa" w:w="100"/>
+            </w:tcMar>
+          </w:tcPr>
+          <w:p>
+            <w:pPr>
+              <w:spacing w:before="22" w:after="22"/>
+            </w:pPr>
+            <w:r>
+              <w:rPr>
+                <w:b/>
+                <w:bCs/>
+                <w:color w:val="8186EF"/>
+                <w:sz w:val="16"/>
+                <w:szCs w:val="16"/>
+              </w:rPr>
+              <w:t xml:space="preserve">24  </w:t>
+            </w:r>
+            <w:r>
+              <w:rPr>
+                <w:sz w:val="17"/>
+                <w:szCs w:val="17"/>
+              </w:rPr>
               <w:t xml:space="preserve">A</w:t>
-            </w:r>
-          </w:p>
-        </w:tc>
-        <w:tc>
-          <w:tcPr>
-            <w:tcW w:type="pct" w:w="1667"/>
-            <w:shd w:fill="FBFAF6" w:val="clear"/>
-            <w:tcMar>
-              <w:top w:type="dxa" w:w="40"/>
-              <w:left w:type="dxa" w:w="100"/>
-              <w:bottom w:type="dxa" w:w="40"/>
-              <w:right w:type="dxa" w:w="100"/>
-            </w:tcMar>
-          </w:tcPr>
-          <w:p>
-            <w:pPr>
-              <w:spacing w:before="22" w:after="22"/>
-            </w:pPr>
-            <w:r>
-              <w:rPr>
-                <w:b/>
-                <w:bCs/>
-                <w:color w:val="8186EF"/>
-                <w:sz w:val="16"/>
-                <w:szCs w:val="16"/>
-              </w:rPr>
-              <w:t xml:space="preserve">13  </w:t>
-            </w:r>
-            <w:r>
-              <w:rPr>
-                <w:sz w:val="17"/>
-                <w:szCs w:val="17"/>
-              </w:rPr>
-              <w:t xml:space="preserve">C</w:t>
-            </w:r>
-          </w:p>
-        </w:tc>
-        <w:tc>
-          <w:tcPr>
-            <w:tcW w:type="pct" w:w="1667"/>
-            <w:shd w:fill="FBFAF6" w:val="clear"/>
-            <w:tcMar>
-              <w:top w:type="dxa" w:w="40"/>
-              <w:left w:type="dxa" w:w="100"/>
-              <w:bottom w:type="dxa" w:w="40"/>
-              <w:right w:type="dxa" w:w="100"/>
-            </w:tcMar>
-          </w:tcPr>
-          <w:p>
-            <w:pPr>
-              <w:spacing w:before="22" w:after="22"/>
-            </w:pPr>
-            <w:r>
-              <w:rPr>
-                <w:b/>
-                <w:bCs/>
-                <w:color w:val="8186EF"/>
-                <w:sz w:val="16"/>
-                <w:szCs w:val="16"/>
-              </w:rPr>
-              <w:t xml:space="preserve">20  </w:t>
-            </w:r>
-            <w:r>
-              <w:rPr>
-                <w:sz w:val="17"/>
-                <w:szCs w:val="17"/>
-              </w:rPr>
-              <w:t xml:space="preserve">Compare with the model earlier in this handout.</w:t>
             </w:r>
           </w:p>
         </w:tc>
@@ -7135,39 +6363,6 @@
                 <w:sz w:val="17"/>
                 <w:szCs w:val="17"/>
               </w:rPr>
-              <w:t xml:space="preserve">D</w:t>
-            </w:r>
-          </w:p>
-        </w:tc>
-        <w:tc>
-          <w:tcPr>
-            <w:tcW w:type="pct" w:w="1667"/>
-            <w:tcMar>
-              <w:top w:type="dxa" w:w="40"/>
-              <w:left w:type="dxa" w:w="100"/>
-              <w:bottom w:type="dxa" w:w="40"/>
-              <w:right w:type="dxa" w:w="100"/>
-            </w:tcMar>
-          </w:tcPr>
-          <w:p>
-            <w:pPr>
-              <w:spacing w:before="22" w:after="22"/>
-            </w:pPr>
-            <w:r>
-              <w:rPr>
-                <w:b/>
-                <w:bCs/>
-                <w:color w:val="8186EF"/>
-                <w:sz w:val="16"/>
-                <w:szCs w:val="16"/>
-              </w:rPr>
-              <w:t xml:space="preserve">14  </w:t>
-            </w:r>
-            <w:r>
-              <w:rPr>
-                <w:sz w:val="17"/>
-                <w:szCs w:val="17"/>
-              </w:rPr>
               <w:t xml:space="preserve">A</w:t>
             </w:r>
           </w:p>
@@ -7194,7 +6389,144 @@
                 <w:sz w:val="16"/>
                 <w:szCs w:val="16"/>
               </w:rPr>
-              <w:t xml:space="preserve">21  </w:t>
+              <w:t xml:space="preserve">16  </w:t>
+            </w:r>
+            <w:r>
+              <w:rPr>
+                <w:sz w:val="17"/>
+                <w:szCs w:val="17"/>
+              </w:rPr>
+              <w:t xml:space="preserve">A</w:t>
+            </w:r>
+          </w:p>
+        </w:tc>
+        <w:tc>
+          <w:tcPr>
+            <w:tcW w:type="pct" w:w="1667"/>
+            <w:tcMar>
+              <w:top w:type="dxa" w:w="40"/>
+              <w:left w:type="dxa" w:w="100"/>
+              <w:bottom w:type="dxa" w:w="40"/>
+              <w:right w:type="dxa" w:w="100"/>
+            </w:tcMar>
+          </w:tcPr>
+          <w:p>
+            <w:pPr>
+              <w:spacing w:before="22" w:after="22"/>
+            </w:pPr>
+            <w:r>
+              <w:rPr>
+                <w:b/>
+                <w:bCs/>
+                <w:color w:val="8186EF"/>
+                <w:sz w:val="16"/>
+                <w:szCs w:val="16"/>
+              </w:rPr>
+              <w:t xml:space="preserve">25  </w:t>
+            </w:r>
+            <w:r>
+              <w:rPr>
+                <w:sz w:val="17"/>
+                <w:szCs w:val="17"/>
+              </w:rPr>
+              <w:t xml:space="preserve">Compare with the model earlier in this handout.</w:t>
+            </w:r>
+          </w:p>
+        </w:tc>
+      </w:tr>
+      <w:tr>
+        <w:tc>
+          <w:tcPr>
+            <w:tcW w:type="pct" w:w="1667"/>
+            <w:shd w:fill="FBFAF6" w:val="clear"/>
+            <w:tcMar>
+              <w:top w:type="dxa" w:w="40"/>
+              <w:left w:type="dxa" w:w="100"/>
+              <w:bottom w:type="dxa" w:w="40"/>
+              <w:right w:type="dxa" w:w="100"/>
+            </w:tcMar>
+          </w:tcPr>
+          <w:p>
+            <w:pPr>
+              <w:spacing w:before="22" w:after="22"/>
+            </w:pPr>
+            <w:r>
+              <w:rPr>
+                <w:b/>
+                <w:bCs/>
+                <w:color w:val="8186EF"/>
+                <w:sz w:val="16"/>
+                <w:szCs w:val="16"/>
+              </w:rPr>
+              <w:t xml:space="preserve">8  </w:t>
+            </w:r>
+            <w:r>
+              <w:rPr>
+                <w:sz w:val="17"/>
+                <w:szCs w:val="17"/>
+              </w:rPr>
+              <w:t xml:space="preserve">T</w:t>
+            </w:r>
+          </w:p>
+        </w:tc>
+        <w:tc>
+          <w:tcPr>
+            <w:tcW w:type="pct" w:w="1667"/>
+            <w:shd w:fill="FBFAF6" w:val="clear"/>
+            <w:tcMar>
+              <w:top w:type="dxa" w:w="40"/>
+              <w:left w:type="dxa" w:w="100"/>
+              <w:bottom w:type="dxa" w:w="40"/>
+              <w:right w:type="dxa" w:w="100"/>
+            </w:tcMar>
+          </w:tcPr>
+          <w:p>
+            <w:pPr>
+              <w:spacing w:before="22" w:after="22"/>
+            </w:pPr>
+            <w:r>
+              <w:rPr>
+                <w:b/>
+                <w:bCs/>
+                <w:color w:val="8186EF"/>
+                <w:sz w:val="16"/>
+                <w:szCs w:val="16"/>
+              </w:rPr>
+              <w:t xml:space="preserve">17  </w:t>
+            </w:r>
+            <w:r>
+              <w:rPr>
+                <w:sz w:val="17"/>
+                <w:szCs w:val="17"/>
+              </w:rPr>
+              <w:t xml:space="preserve">A</w:t>
+            </w:r>
+          </w:p>
+        </w:tc>
+        <w:tc>
+          <w:tcPr>
+            <w:tcW w:type="pct" w:w="1667"/>
+            <w:shd w:fill="FBFAF6" w:val="clear"/>
+            <w:tcMar>
+              <w:top w:type="dxa" w:w="40"/>
+              <w:left w:type="dxa" w:w="100"/>
+              <w:bottom w:type="dxa" w:w="40"/>
+              <w:right w:type="dxa" w:w="100"/>
+            </w:tcMar>
+          </w:tcPr>
+          <w:p>
+            <w:pPr>
+              <w:spacing w:before="22" w:after="22"/>
+            </w:pPr>
+            <w:r>
+              <w:rPr>
+                <w:b/>
+                <w:bCs/>
+                <w:color w:val="8186EF"/>
+                <w:sz w:val="16"/>
+                <w:szCs w:val="16"/>
+              </w:rPr>
+              <w:t xml:space="preserve">26  </w:t>
             </w:r>
             <w:r>
               <w:rPr>
@@ -7202,6 +6534,97 @@
                 <w:szCs w:val="17"/>
               </w:rPr>
               <w:t xml:space="preserve">In the United States, the accounting rules are called U.S. GAAP (generally accepted accounting principles). The FASB (Financial Accounting Standards Board) writes them. The FASB is a private, independent organization. It keeps all U.S. GAAP in one place: the Accounting Standards Codification (ASC). The ASC is the single source of authoritative nongovernmenta</w:t>
+            </w:r>
+          </w:p>
+        </w:tc>
+      </w:tr>
+      <w:tr>
+        <w:tc>
+          <w:tcPr>
+            <w:tcW w:type="pct" w:w="1667"/>
+            <w:tcMar>
+              <w:top w:type="dxa" w:w="40"/>
+              <w:left w:type="dxa" w:w="100"/>
+              <w:bottom w:type="dxa" w:w="40"/>
+              <w:right w:type="dxa" w:w="100"/>
+            </w:tcMar>
+          </w:tcPr>
+          <w:p>
+            <w:pPr>
+              <w:spacing w:before="22" w:after="22"/>
+            </w:pPr>
+            <w:r>
+              <w:rPr>
+                <w:b/>
+                <w:bCs/>
+                <w:color w:val="8186EF"/>
+                <w:sz w:val="16"/>
+                <w:szCs w:val="16"/>
+              </w:rPr>
+              <w:t xml:space="preserve">9  </w:t>
+            </w:r>
+            <w:r>
+              <w:rPr>
+                <w:sz w:val="17"/>
+                <w:szCs w:val="17"/>
+              </w:rPr>
+              <w:t xml:space="preserve">F</w:t>
+            </w:r>
+          </w:p>
+        </w:tc>
+        <w:tc>
+          <w:tcPr>
+            <w:tcW w:type="pct" w:w="1667"/>
+            <w:tcMar>
+              <w:top w:type="dxa" w:w="40"/>
+              <w:left w:type="dxa" w:w="100"/>
+              <w:bottom w:type="dxa" w:w="40"/>
+              <w:right w:type="dxa" w:w="100"/>
+            </w:tcMar>
+          </w:tcPr>
+          <w:p>
+            <w:pPr>
+              <w:spacing w:before="22" w:after="22"/>
+            </w:pPr>
+            <w:r>
+              <w:rPr>
+                <w:b/>
+                <w:bCs/>
+                <w:color w:val="8186EF"/>
+                <w:sz w:val="16"/>
+                <w:szCs w:val="16"/>
+              </w:rPr>
+              <w:t xml:space="preserve">18  </w:t>
+            </w:r>
+            <w:r>
+              <w:rPr>
+                <w:sz w:val="17"/>
+                <w:szCs w:val="17"/>
+              </w:rPr>
+              <w:t xml:space="preserve">C</w:t>
+            </w:r>
+          </w:p>
+        </w:tc>
+        <w:tc>
+          <w:tcPr>
+            <w:tcW w:type="pct" w:w="1667"/>
+            <w:tcMar>
+              <w:top w:type="dxa" w:w="40"/>
+              <w:left w:type="dxa" w:w="100"/>
+              <w:bottom w:type="dxa" w:w="40"/>
+              <w:right w:type="dxa" w:w="100"/>
+            </w:tcMar>
+          </w:tcPr>
+          <w:p>
+            <w:pPr>
+              <w:spacing w:before="24" w:after="24"/>
+            </w:pPr>
+            <w:r>
+              <w:rPr>
+                <w:sz w:val="16"/>
+                <w:szCs w:val="16"/>
+              </w:rPr>
+              <w:t xml:space="preserve"/>
             </w:r>
           </w:p>
         </w:tc>
@@ -7243,7 +6666,7 @@
           <w:sz w:val="16"/>
           <w:szCs w:val="16"/>
         </w:rPr>
-        <w:t xml:space="preserve">The book writes: “In the United States, the accounting rules are called U.S. GAAP (generally accepted accounting principles). The FASB (Financial Accounting Standards Board) writes them. The FASB is a private, independent organization.”</w:t>
+        <w:t xml:space="preserve">The book writes: “The ASC is the single source of authoritative nongovernmental U.S. GAAP. It is organized by topic numbers. For example, ASC 606 covers revenue and ASC 842 covers leases. When the FASB changes a rule, it issues an Accounting Standards Update (ASU), which amends the Codification.”</w:t>
       </w:r>
     </w:p>
     <w:p>
@@ -7266,7 +6689,7 @@
           <w:sz w:val="16"/>
           <w:szCs w:val="16"/>
         </w:rPr>
-        <w:t xml:space="preserve">The book writes: “The PCAOB sets auditing standards, not accounting standards. Outside the United States, many countries use IFRS (International Financial Reporting Standards). The IASB (International Accounting Standards Board) issues them, under the IFRS Foundation.”</w:t>
+        <w:t xml:space="preserve">The book writes: “Do not confuse these bodies with the PCAOB, which oversees the audits of public companies. The PCAOB sets auditing standards, not accounting standards. Outside the United States, many countries use IFRS (International Financial Reporting Standards).”</w:t>
       </w:r>
     </w:p>
     <w:p>
@@ -7289,7 +6712,7 @@
           <w:sz w:val="16"/>
           <w:szCs w:val="16"/>
         </w:rPr>
-        <w:t xml:space="preserve">The book writes: “Who writes the rules: SEC, FASB and the ASC for U.S. GAAP; IFRS Foundation and IASB for IFRS. However, Section A also asks about the main differences between U.S. If you learned accounting under IFRS, this is good news: most concepts are the same.”</w:t>
+        <w:t xml:space="preserve">The book writes: “Every chapter has an IFRS Contrast box, so Chapter 17 will be revision for you. Both systems rest on a conceptual framework: the basic ideas behind the standards, such as the users, the elements and the qualities of useful information. You studied the U.S. version in Sections 1.1 and 1.2. FASB: writes U.S. GAAP (the ASC).”</w:t>
       </w:r>
     </w:p>
     <w:p>
@@ -7335,7 +6758,7 @@
           <w:sz w:val="16"/>
           <w:szCs w:val="16"/>
         </w:rPr>
-        <w:t xml:space="preserve">The book’s own table gives statement of financial position as the ● IFRS of balance sheet.</w:t>
+        <w:t xml:space="preserve">The book’s own table gives statement of financial position as the IFRS of balance sheet.</w:t>
       </w:r>
     </w:p>
     <w:p>
@@ -7358,7 +6781,7 @@
           <w:sz w:val="16"/>
           <w:szCs w:val="16"/>
         </w:rPr>
-        <w:t xml:space="preserve">The book’s own table gives statement of profit or loss as the ● IFRS of income statement.</w:t>
+        <w:t xml:space="preserve">Declaring the dividend creates dividends payable (a liability) and reduces retained earnings. A is wrong: A dividend is a distribution to owners, not an expense. C is wrong: Cash decreases only on the payment date, next month.</w:t>
       </w:r>
     </w:p>
     <w:p>
@@ -7381,7 +6804,7 @@
           <w:sz w:val="16"/>
           <w:szCs w:val="16"/>
         </w:rPr>
-        <w:t xml:space="preserve">The book’s own table gives share capital (ordinary shares) as the ● IFRS of common stock.</w:t>
+        <w:t xml:space="preserve">The FASB writes U.S. GAAP and keeps it in the Accounting Standards Codification. B is wrong: The SEC has legal authority, but it recognizes the FASB as the standard setter. C is wrong: The PCAOB sets auditing standards, not accounting standards.</w:t>
       </w:r>
     </w:p>
     <w:p>
@@ -7404,7 +6827,7 @@
           <w:sz w:val="16"/>
           <w:szCs w:val="16"/>
         </w:rPr>
-        <w:t xml:space="preserve">The book’s own table gives share premium as the ● IFRS of additional paid-in capital.</w:t>
+        <w:t xml:space="preserve">CMA questions use exact terms, and one word can change the answer.</w:t>
       </w:r>
     </w:p>
     <w:p>
@@ -7420,14 +6843,14 @@
           <w:sz w:val="16"/>
           <w:szCs w:val="16"/>
         </w:rPr>
-        <w:t xml:space="preserve">9  </w:t>
-      </w:r>
-      <w:r>
-        <w:rPr>
-          <w:sz w:val="16"/>
-          <w:szCs w:val="16"/>
-        </w:rPr>
-        <w:t xml:space="preserve">The FASB writes U.S. GAAP and keeps it in the Accounting Standards Codification. B is wrong: The SEC has legal authority, but it recognizes the FASB as the standard setter. C is wrong: The PCAOB sets auditing standards, not accounting standards.</w:t>
+        <w:t xml:space="preserve">15  </w:t>
+      </w:r>
+      <w:r>
+        <w:rPr>
+          <w:sz w:val="16"/>
+          <w:szCs w:val="16"/>
+        </w:rPr>
+        <w:t xml:space="preserve">Share premium is the amount received for shares above their par value: additional paid-in capital. A is wrong: Retained earnings come from past profits, not from selling shares. B is wrong: Common stock holds only the par value of the shares.</w:t>
       </w:r>
     </w:p>
     <w:p>
@@ -7443,7 +6866,7 @@
           <w:sz w:val="16"/>
           <w:szCs w:val="16"/>
         </w:rPr>
-        <w:t xml:space="preserve">10  </w:t>
+        <w:t xml:space="preserve">16  </w:t>
       </w:r>
       <w:r>
         <w:rPr>
@@ -7466,14 +6889,14 @@
           <w:sz w:val="16"/>
           <w:szCs w:val="16"/>
         </w:rPr>
-        <w:t xml:space="preserve">11  </w:t>
-      </w:r>
-      <w:r>
-        <w:rPr>
-          <w:sz w:val="16"/>
-          <w:szCs w:val="16"/>
-        </w:rPr>
-        <w:t xml:space="preserve">CMA questions use exact terms, and one word can change the answer.</w:t>
+        <w:t xml:space="preserve">17  </w:t>
+      </w:r>
+      <w:r>
+        <w:rPr>
+          <w:sz w:val="16"/>
+          <w:szCs w:val="16"/>
+        </w:rPr>
+        <w:t xml:space="preserve">The book’s own table gives profit as the IFRS of net income.</w:t>
       </w:r>
     </w:p>
     <w:p>
@@ -7489,30 +6912,7 @@
           <w:sz w:val="16"/>
           <w:szCs w:val="16"/>
         </w:rPr>
-        <w:t xml:space="preserve">18  </w:t>
-      </w:r>
-      <w:r>
-        <w:rPr>
-          <w:sz w:val="16"/>
-          <w:szCs w:val="16"/>
-        </w:rPr>
-        <w:t xml:space="preserve">Share premium is the amount received for shares above their par value: additional paid-in capital. A is wrong: Retained earnings come from past profits, not from selling shares. B is wrong: Common stock holds only the par value of the shares.</w:t>
-      </w:r>
-    </w:p>
-    <w:p>
-      <w:pPr>
-        <w:spacing w:after="18"/>
-        <w:ind w:left="300" w:hanging="300"/>
-      </w:pPr>
-      <w:r>
-        <w:rPr>
-          <w:b/>
-          <w:bCs/>
-          <w:color w:val="8186EF"/>
-          <w:sz w:val="16"/>
-          <w:szCs w:val="16"/>
-        </w:rPr>
-        <w:t xml:space="preserve">19  </w:t>
+        <w:t xml:space="preserve">24  </w:t>
       </w:r>
       <w:r>
         <w:rPr>
@@ -7655,7 +7055,7 @@
                 <w:sz w:val="16"/>
                 <w:szCs w:val="16"/>
               </w:rPr>
-              <w:t xml:space="preserve">8  </w:t>
+              <w:t xml:space="preserve">7  </w:t>
             </w:r>
             <w:r>
               <w:rPr>
@@ -7688,7 +7088,7 @@
                 <w:sz w:val="16"/>
                 <w:szCs w:val="16"/>
               </w:rPr>
-              <w:t xml:space="preserve">15  </w:t>
+              <w:t xml:space="preserve">13  </w:t>
             </w:r>
             <w:r>
               <w:rPr>
@@ -7731,7 +7131,7 @@
                 <w:sz w:val="17"/>
                 <w:szCs w:val="17"/>
               </w:rPr>
-              <w:t xml:space="preserve">net income · retained earnings · dividend</w:t>
+              <w:t xml:space="preserve">dividend · retained earnings · net income · accrual basis</w:t>
             </w:r>
           </w:p>
         </w:tc>
@@ -7758,14 +7158,14 @@
                 <w:sz w:val="16"/>
                 <w:szCs w:val="16"/>
               </w:rPr>
-              <w:t xml:space="preserve">9  </w:t>
-            </w:r>
-            <w:r>
-              <w:rPr>
-                <w:sz w:val="17"/>
-                <w:szCs w:val="17"/>
-              </w:rPr>
-              <w:t xml:space="preserve">B</w:t>
+              <w:t xml:space="preserve">8  </w:t>
+            </w:r>
+            <w:r>
+              <w:rPr>
+                <w:sz w:val="17"/>
+                <w:szCs w:val="17"/>
+              </w:rPr>
+              <w:t xml:space="preserve">T</w:t>
             </w:r>
           </w:p>
         </w:tc>
@@ -7792,7 +7192,7 @@
                 <w:sz w:val="16"/>
                 <w:szCs w:val="16"/>
               </w:rPr>
-              <w:t xml:space="preserve">16  </w:t>
+              <w:t xml:space="preserve">14  </w:t>
             </w:r>
             <w:r>
               <w:rPr>
@@ -7834,73 +7234,73 @@
                 <w:sz w:val="17"/>
                 <w:szCs w:val="17"/>
               </w:rPr>
-              <w:t xml:space="preserve">net income · trial balance</w:t>
-            </w:r>
-          </w:p>
-        </w:tc>
-        <w:tc>
-          <w:tcPr>
-            <w:tcW w:type="pct" w:w="1667"/>
-            <w:tcMar>
-              <w:top w:type="dxa" w:w="40"/>
-              <w:left w:type="dxa" w:w="100"/>
-              <w:bottom w:type="dxa" w:w="40"/>
-              <w:right w:type="dxa" w:w="100"/>
-            </w:tcMar>
-          </w:tcPr>
-          <w:p>
-            <w:pPr>
-              <w:spacing w:before="22" w:after="22"/>
-            </w:pPr>
-            <w:r>
-              <w:rPr>
-                <w:b/>
-                <w:bCs/>
-                <w:color w:val="8186EF"/>
-                <w:sz w:val="16"/>
-                <w:szCs w:val="16"/>
-              </w:rPr>
-              <w:t xml:space="preserve">10  </w:t>
-            </w:r>
-            <w:r>
-              <w:rPr>
-                <w:sz w:val="17"/>
-                <w:szCs w:val="17"/>
-              </w:rPr>
-              <w:t xml:space="preserve">T</w:t>
-            </w:r>
-          </w:p>
-        </w:tc>
-        <w:tc>
-          <w:tcPr>
-            <w:tcW w:type="pct" w:w="1667"/>
-            <w:tcMar>
-              <w:top w:type="dxa" w:w="40"/>
-              <w:left w:type="dxa" w:w="100"/>
-              <w:bottom w:type="dxa" w:w="40"/>
-              <w:right w:type="dxa" w:w="100"/>
-            </w:tcMar>
-          </w:tcPr>
-          <w:p>
-            <w:pPr>
-              <w:spacing w:before="22" w:after="22"/>
-            </w:pPr>
-            <w:r>
-              <w:rPr>
-                <w:b/>
-                <w:bCs/>
-                <w:color w:val="8186EF"/>
-                <w:sz w:val="16"/>
-                <w:szCs w:val="16"/>
-              </w:rPr>
-              <w:t xml:space="preserve">17  </w:t>
-            </w:r>
-            <w:r>
-              <w:rPr>
-                <w:sz w:val="17"/>
-                <w:szCs w:val="17"/>
-              </w:rPr>
-              <w:t xml:space="preserve">T</w:t>
+              <w:t xml:space="preserve">trial balance · practice · describes</w:t>
+            </w:r>
+          </w:p>
+        </w:tc>
+        <w:tc>
+          <w:tcPr>
+            <w:tcW w:type="pct" w:w="1667"/>
+            <w:tcMar>
+              <w:top w:type="dxa" w:w="40"/>
+              <w:left w:type="dxa" w:w="100"/>
+              <w:bottom w:type="dxa" w:w="40"/>
+              <w:right w:type="dxa" w:w="100"/>
+            </w:tcMar>
+          </w:tcPr>
+          <w:p>
+            <w:pPr>
+              <w:spacing w:before="22" w:after="22"/>
+            </w:pPr>
+            <w:r>
+              <w:rPr>
+                <w:b/>
+                <w:bCs/>
+                <w:color w:val="8186EF"/>
+                <w:sz w:val="16"/>
+                <w:szCs w:val="16"/>
+              </w:rPr>
+              <w:t xml:space="preserve">9  </w:t>
+            </w:r>
+            <w:r>
+              <w:rPr>
+                <w:sz w:val="17"/>
+                <w:szCs w:val="17"/>
+              </w:rPr>
+              <w:t xml:space="preserve">D</w:t>
+            </w:r>
+          </w:p>
+        </w:tc>
+        <w:tc>
+          <w:tcPr>
+            <w:tcW w:type="pct" w:w="1667"/>
+            <w:tcMar>
+              <w:top w:type="dxa" w:w="40"/>
+              <w:left w:type="dxa" w:w="100"/>
+              <w:bottom w:type="dxa" w:w="40"/>
+              <w:right w:type="dxa" w:w="100"/>
+            </w:tcMar>
+          </w:tcPr>
+          <w:p>
+            <w:pPr>
+              <w:spacing w:before="22" w:after="22"/>
+            </w:pPr>
+            <w:r>
+              <w:rPr>
+                <w:b/>
+                <w:bCs/>
+                <w:color w:val="8186EF"/>
+                <w:sz w:val="16"/>
+                <w:szCs w:val="16"/>
+              </w:rPr>
+              <w:t xml:space="preserve">15  </w:t>
+            </w:r>
+            <w:r>
+              <w:rPr>
+                <w:sz w:val="17"/>
+                <w:szCs w:val="17"/>
+              </w:rPr>
+              <w:t xml:space="preserve">A</w:t>
             </w:r>
           </w:p>
         </w:tc>
@@ -7963,14 +7363,14 @@
                 <w:sz w:val="16"/>
                 <w:szCs w:val="16"/>
               </w:rPr>
-              <w:t xml:space="preserve">11  </w:t>
-            </w:r>
-            <w:r>
-              <w:rPr>
-                <w:sz w:val="17"/>
-                <w:szCs w:val="17"/>
-              </w:rPr>
-              <w:t xml:space="preserve">D</w:t>
+              <w:t xml:space="preserve">10  </w:t>
+            </w:r>
+            <w:r>
+              <w:rPr>
+                <w:sz w:val="17"/>
+                <w:szCs w:val="17"/>
+              </w:rPr>
+              <w:t xml:space="preserve">F</w:t>
             </w:r>
           </w:p>
         </w:tc>
@@ -7997,14 +7397,14 @@
                 <w:sz w:val="16"/>
                 <w:szCs w:val="16"/>
               </w:rPr>
-              <w:t xml:space="preserve">18  </w:t>
-            </w:r>
-            <w:r>
-              <w:rPr>
-                <w:sz w:val="17"/>
-                <w:szCs w:val="17"/>
-              </w:rPr>
-              <w:t xml:space="preserve">A</w:t>
+              <w:t xml:space="preserve">16  </w:t>
+            </w:r>
+            <w:r>
+              <w:rPr>
+                <w:sz w:val="17"/>
+                <w:szCs w:val="17"/>
+              </w:rPr>
+              <w:t xml:space="preserve">Compare with the model earlier in this handout.</w:t>
             </w:r>
           </w:p>
         </w:tc>
@@ -8039,73 +7439,73 @@
                 <w:sz w:val="17"/>
                 <w:szCs w:val="17"/>
               </w:rPr>
-              <w:t xml:space="preserve">C</w:t>
-            </w:r>
-          </w:p>
-        </w:tc>
-        <w:tc>
-          <w:tcPr>
-            <w:tcW w:type="pct" w:w="1667"/>
-            <w:tcMar>
-              <w:top w:type="dxa" w:w="40"/>
-              <w:left w:type="dxa" w:w="100"/>
-              <w:bottom w:type="dxa" w:w="40"/>
-              <w:right w:type="dxa" w:w="100"/>
-            </w:tcMar>
-          </w:tcPr>
-          <w:p>
-            <w:pPr>
-              <w:spacing w:before="22" w:after="22"/>
-            </w:pPr>
-            <w:r>
-              <w:rPr>
-                <w:b/>
-                <w:bCs/>
-                <w:color w:val="8186EF"/>
-                <w:sz w:val="16"/>
-                <w:szCs w:val="16"/>
-              </w:rPr>
-              <w:t xml:space="preserve">12  </w:t>
-            </w:r>
-            <w:r>
-              <w:rPr>
-                <w:sz w:val="17"/>
-                <w:szCs w:val="17"/>
-              </w:rPr>
-              <w:t xml:space="preserve">F</w:t>
-            </w:r>
-          </w:p>
-        </w:tc>
-        <w:tc>
-          <w:tcPr>
-            <w:tcW w:type="pct" w:w="1667"/>
-            <w:tcMar>
-              <w:top w:type="dxa" w:w="40"/>
-              <w:left w:type="dxa" w:w="100"/>
-              <w:bottom w:type="dxa" w:w="40"/>
-              <w:right w:type="dxa" w:w="100"/>
-            </w:tcMar>
-          </w:tcPr>
-          <w:p>
-            <w:pPr>
-              <w:spacing w:before="22" w:after="22"/>
-            </w:pPr>
-            <w:r>
-              <w:rPr>
-                <w:b/>
-                <w:bCs/>
-                <w:color w:val="8186EF"/>
-                <w:sz w:val="16"/>
-                <w:szCs w:val="16"/>
-              </w:rPr>
-              <w:t xml:space="preserve">19  </w:t>
-            </w:r>
-            <w:r>
-              <w:rPr>
-                <w:sz w:val="17"/>
-                <w:szCs w:val="17"/>
-              </w:rPr>
-              <w:t xml:space="preserve">Compare with the model earlier in this handout.</w:t>
+              <w:t xml:space="preserve">A</w:t>
+            </w:r>
+          </w:p>
+        </w:tc>
+        <w:tc>
+          <w:tcPr>
+            <w:tcW w:type="pct" w:w="1667"/>
+            <w:tcMar>
+              <w:top w:type="dxa" w:w="40"/>
+              <w:left w:type="dxa" w:w="100"/>
+              <w:bottom w:type="dxa" w:w="40"/>
+              <w:right w:type="dxa" w:w="100"/>
+            </w:tcMar>
+          </w:tcPr>
+          <w:p>
+            <w:pPr>
+              <w:spacing w:before="22" w:after="22"/>
+            </w:pPr>
+            <w:r>
+              <w:rPr>
+                <w:b/>
+                <w:bCs/>
+                <w:color w:val="8186EF"/>
+                <w:sz w:val="16"/>
+                <w:szCs w:val="16"/>
+              </w:rPr>
+              <w:t xml:space="preserve">11  </w:t>
+            </w:r>
+            <w:r>
+              <w:rPr>
+                <w:sz w:val="17"/>
+                <w:szCs w:val="17"/>
+              </w:rPr>
+              <w:t xml:space="preserve">B</w:t>
+            </w:r>
+          </w:p>
+        </w:tc>
+        <w:tc>
+          <w:tcPr>
+            <w:tcW w:type="pct" w:w="1667"/>
+            <w:tcMar>
+              <w:top w:type="dxa" w:w="40"/>
+              <w:left w:type="dxa" w:w="100"/>
+              <w:bottom w:type="dxa" w:w="40"/>
+              <w:right w:type="dxa" w:w="100"/>
+            </w:tcMar>
+          </w:tcPr>
+          <w:p>
+            <w:pPr>
+              <w:spacing w:before="22" w:after="22"/>
+            </w:pPr>
+            <w:r>
+              <w:rPr>
+                <w:b/>
+                <w:bCs/>
+                <w:color w:val="8186EF"/>
+                <w:sz w:val="16"/>
+                <w:szCs w:val="16"/>
+              </w:rPr>
+              <w:t xml:space="preserve">17  </w:t>
+            </w:r>
+            <w:r>
+              <w:rPr>
+                <w:sz w:val="17"/>
+                <w:szCs w:val="17"/>
+              </w:rPr>
+              <w:t xml:space="preserve">Each statement answers a different question for users. Chapters 2 to 5 study each statement in detail. Here is the overview.</w:t>
             </w:r>
           </w:p>
         </w:tc>
@@ -8141,7 +7541,7 @@
                 <w:sz w:val="17"/>
                 <w:szCs w:val="17"/>
               </w:rPr>
-              <w:t xml:space="preserve">B</w:t>
+              <w:t xml:space="preserve">A</w:t>
             </w:r>
           </w:p>
         </w:tc>
@@ -8168,14 +7568,14 @@
                 <w:sz w:val="16"/>
                 <w:szCs w:val="16"/>
               </w:rPr>
-              <w:t xml:space="preserve">13  </w:t>
-            </w:r>
-            <w:r>
-              <w:rPr>
-                <w:sz w:val="17"/>
-                <w:szCs w:val="17"/>
-              </w:rPr>
-              <w:t xml:space="preserve">B</w:t>
+              <w:t xml:space="preserve">12  </w:t>
+            </w:r>
+            <w:r>
+              <w:rPr>
+                <w:sz w:val="17"/>
+                <w:szCs w:val="17"/>
+              </w:rPr>
+              <w:t xml:space="preserve">E</w:t>
             </w:r>
           </w:p>
         </w:tc>
@@ -8183,107 +7583,6 @@
           <w:tcPr>
             <w:tcW w:type="pct" w:w="1667"/>
             <w:shd w:fill="FBFAF6" w:val="clear"/>
-            <w:tcMar>
-              <w:top w:type="dxa" w:w="40"/>
-              <w:left w:type="dxa" w:w="100"/>
-              <w:bottom w:type="dxa" w:w="40"/>
-              <w:right w:type="dxa" w:w="100"/>
-            </w:tcMar>
-          </w:tcPr>
-          <w:p>
-            <w:pPr>
-              <w:spacing w:before="22" w:after="22"/>
-            </w:pPr>
-            <w:r>
-              <w:rPr>
-                <w:b/>
-                <w:bCs/>
-                <w:color w:val="8186EF"/>
-                <w:sz w:val="16"/>
-                <w:szCs w:val="16"/>
-              </w:rPr>
-              <w:t xml:space="preserve">20  </w:t>
-            </w:r>
-            <w:r>
-              <w:rPr>
-                <w:sz w:val="17"/>
-                <w:szCs w:val="17"/>
-              </w:rPr>
-              <w:t xml:space="preserve">Each statement answers a different question for users. Chapters 2 to 5 study each statement in detail. Here is the overview.</w:t>
-            </w:r>
-          </w:p>
-        </w:tc>
-      </w:tr>
-      <w:tr>
-        <w:tc>
-          <w:tcPr>
-            <w:tcW w:type="pct" w:w="1667"/>
-            <w:tcMar>
-              <w:top w:type="dxa" w:w="40"/>
-              <w:left w:type="dxa" w:w="100"/>
-              <w:bottom w:type="dxa" w:w="40"/>
-              <w:right w:type="dxa" w:w="100"/>
-            </w:tcMar>
-          </w:tcPr>
-          <w:p>
-            <w:pPr>
-              <w:spacing w:before="22" w:after="22"/>
-            </w:pPr>
-            <w:r>
-              <w:rPr>
-                <w:b/>
-                <w:bCs/>
-                <w:color w:val="8186EF"/>
-                <w:sz w:val="16"/>
-                <w:szCs w:val="16"/>
-              </w:rPr>
-              <w:t xml:space="preserve">7  </w:t>
-            </w:r>
-            <w:r>
-              <w:rPr>
-                <w:sz w:val="17"/>
-                <w:szCs w:val="17"/>
-              </w:rPr>
-              <w:t xml:space="preserve">D</w:t>
-            </w:r>
-          </w:p>
-        </w:tc>
-        <w:tc>
-          <w:tcPr>
-            <w:tcW w:type="pct" w:w="1667"/>
-            <w:tcMar>
-              <w:top w:type="dxa" w:w="40"/>
-              <w:left w:type="dxa" w:w="100"/>
-              <w:bottom w:type="dxa" w:w="40"/>
-              <w:right w:type="dxa" w:w="100"/>
-            </w:tcMar>
-          </w:tcPr>
-          <w:p>
-            <w:pPr>
-              <w:spacing w:before="22" w:after="22"/>
-            </w:pPr>
-            <w:r>
-              <w:rPr>
-                <w:b/>
-                <w:bCs/>
-                <w:color w:val="8186EF"/>
-                <w:sz w:val="16"/>
-                <w:szCs w:val="16"/>
-              </w:rPr>
-              <w:t xml:space="preserve">14  </w:t>
-            </w:r>
-            <w:r>
-              <w:rPr>
-                <w:sz w:val="17"/>
-                <w:szCs w:val="17"/>
-              </w:rPr>
-              <w:t xml:space="preserve">E</w:t>
-            </w:r>
-          </w:p>
-        </w:tc>
-        <w:tc>
-          <w:tcPr>
-            <w:tcW w:type="pct" w:w="1667"/>
             <w:tcMar>
               <w:top w:type="dxa" w:w="40"/>
               <w:left w:type="dxa" w:w="100"/>
@@ -8342,7 +7641,7 @@
           <w:sz w:val="16"/>
           <w:szCs w:val="16"/>
         </w:rPr>
-        <w:t xml:space="preserve">The book writes: “Each statement answers a different question for users. Chapters 2 to 5 study each statement in detail. Net income flows into retained earnings, and the net change in cash explains the cash balance on the balance sheet.”</w:t>
+        <w:t xml:space="preserve">The book writes: “Each statement answers a different question for users. Chapters 2 to 5 study each statement in detail. The four statements are linked. Net income flows into retained earnings, and the net change in cash explains the cash balance on the balance sheet.”</w:t>
       </w:r>
     </w:p>
     <w:p>
@@ -8365,7 +7664,7 @@
           <w:sz w:val="16"/>
           <w:szCs w:val="16"/>
         </w:rPr>
-        <w:t xml:space="preserve">The book writes: “How the four statements connect through net income, retained earnings and cash. You can see both links in the January transactions of Orontes. The dividend declared was 50, so retained earnings rose by 30.”</w:t>
+        <w:t xml:space="preserve">The book writes: “The dividend declared was 50, so retained earnings rose by 30. Cash rose by 1,060: an operating outflow of 40, an investing outflow of 1,200 and a financing inflow of 2,300. Notice that net income and the change in cash are very different numbers. This is the accrual basis at work.”</w:t>
       </w:r>
     </w:p>
     <w:p>
@@ -8388,7 +7687,7 @@
           <w:sz w:val="16"/>
           <w:szCs w:val="16"/>
         </w:rPr>
-        <w:t xml:space="preserve">The book writes: “Notice that net income and the change in cash are very different numbers. Before you leave this chapter, practise reading a trial balance. A trial balance lists every account balance and checks that total debits equal total credits.”</w:t>
+        <w:t xml:space="preserve">The book writes: “A trial balance lists every account balance and checks that total debits equal total credits. You will use it in the section check below and in the practice set. MOST likely or BEST describes: more than one option may be partly true.”</w:t>
       </w:r>
     </w:p>
     <w:p>
@@ -8411,7 +7710,7 @@
           <w:sz w:val="16"/>
           <w:szCs w:val="16"/>
         </w:rPr>
-        <w:t xml:space="preserve">The book pairs Cash with “1,050”.</w:t>
+        <w:t xml:space="preserve">The framework defines the elements, and every amount belongs to one of them.</w:t>
       </w:r>
     </w:p>
     <w:p>
@@ -8434,7 +7733,7 @@
           <w:sz w:val="16"/>
           <w:szCs w:val="16"/>
         </w:rPr>
-        <w:t xml:space="preserve">The book’s own table gives 1,050 as the debit of Cash.</w:t>
+        <w:t xml:space="preserve">The book’s own table pairs Cash with “1,050”.</w:t>
       </w:r>
     </w:p>
     <w:p>
@@ -8457,7 +7756,7 @@
           <w:sz w:val="16"/>
           <w:szCs w:val="16"/>
         </w:rPr>
-        <w:t xml:space="preserve">The book’s own table gives 300 as the debit of Accounts receivable.</w:t>
+        <w:t xml:space="preserve">Assets and liabilities both increase. Equity does not change. B is wrong: Wages are an expense, so equity (retained earnings) also decreases. C is wrong: A profitable sale increases equity through net income.</w:t>
       </w:r>
     </w:p>
     <w:p>
@@ -8480,7 +7779,7 @@
           <w:sz w:val="16"/>
           <w:szCs w:val="16"/>
         </w:rPr>
-        <w:t xml:space="preserve">The book’s own table gives 420 as the debit of Inventory.</w:t>
+        <w:t xml:space="preserve">The balance sheet shows position at one date. The other statements cover a period. A is wrong: The income statement covers a period. C is wrong: The statement of changes in equity covers a period.</w:t>
       </w:r>
     </w:p>
     <w:p>
@@ -8503,7 +7802,7 @@
           <w:sz w:val="16"/>
           <w:szCs w:val="16"/>
         </w:rPr>
-        <w:t xml:space="preserve">The balance sheet shows position at one date. The other statements cover a period. A is wrong: The income statement covers a period. C is wrong: The statement of changes in equity covers a period.</w:t>
+        <w:t xml:space="preserve">CMA questions use exact terms, and one word can change the answer.</w:t>
       </w:r>
     </w:p>
     <w:p>
@@ -8519,76 +7818,7 @@
           <w:sz w:val="16"/>
           <w:szCs w:val="16"/>
         </w:rPr>
-        <w:t xml:space="preserve">9  </w:t>
-      </w:r>
-      <w:r>
-        <w:rPr>
-          <w:sz w:val="16"/>
-          <w:szCs w:val="16"/>
-        </w:rPr>
-        <w:t xml:space="preserve">The balance sheet shows position at one date. The other statements cover a period. A is wrong: The income statement covers a period. C is wrong: The statement of changes in equity covers a period.</w:t>
-      </w:r>
-    </w:p>
-    <w:p>
-      <w:pPr>
-        <w:spacing w:after="18"/>
-        <w:ind w:left="300" w:hanging="300"/>
-      </w:pPr>
-      <w:r>
-        <w:rPr>
-          <w:b/>
-          <w:bCs/>
-          <w:color w:val="8186EF"/>
-          <w:sz w:val="16"/>
-          <w:szCs w:val="16"/>
-        </w:rPr>
-        <w:t xml:space="preserve">10  </w:t>
-      </w:r>
-      <w:r>
-        <w:rPr>
-          <w:sz w:val="16"/>
-          <w:szCs w:val="16"/>
-        </w:rPr>
-        <w:t xml:space="preserve">CMA questions use exact terms, and one word can change the answer.</w:t>
-      </w:r>
-    </w:p>
-    <w:p>
-      <w:pPr>
-        <w:spacing w:after="18"/>
-        <w:ind w:left="300" w:hanging="300"/>
-      </w:pPr>
-      <w:r>
-        <w:rPr>
-          <w:b/>
-          <w:bCs/>
-          <w:color w:val="8186EF"/>
-          <w:sz w:val="16"/>
-          <w:szCs w:val="16"/>
-        </w:rPr>
-        <w:t xml:space="preserve">17  </w:t>
-      </w:r>
-      <w:r>
-        <w:rPr>
-          <w:sz w:val="16"/>
-          <w:szCs w:val="16"/>
-        </w:rPr>
-        <w:t xml:space="preserve">The exam marks the term, so the English word is the answer.</w:t>
-      </w:r>
-    </w:p>
-    <w:p>
-      <w:pPr>
-        <w:spacing w:after="18"/>
-        <w:ind w:left="300" w:hanging="300"/>
-      </w:pPr>
-      <w:r>
-        <w:rPr>
-          <w:b/>
-          <w:bCs/>
-          <w:color w:val="8186EF"/>
-          <w:sz w:val="16"/>
-          <w:szCs w:val="16"/>
-        </w:rPr>
-        <w:t xml:space="preserve">18  </w:t>
+        <w:t xml:space="preserve">15  </w:t>
       </w:r>
       <w:r>
         <w:rPr>
@@ -8705,73 +7935,73 @@
                 <w:sz w:val="17"/>
                 <w:szCs w:val="17"/>
               </w:rPr>
-              <w:t xml:space="preserve">Revenue · retained earnings · Dividend · expense · income statement</w:t>
-            </w:r>
-          </w:p>
-        </w:tc>
-        <w:tc>
-          <w:tcPr>
-            <w:tcW w:type="pct" w:w="1667"/>
-            <w:tcMar>
-              <w:top w:type="dxa" w:w="40"/>
-              <w:left w:type="dxa" w:w="100"/>
-              <w:bottom w:type="dxa" w:w="40"/>
-              <w:right w:type="dxa" w:w="100"/>
-            </w:tcMar>
-          </w:tcPr>
-          <w:p>
-            <w:pPr>
-              <w:spacing w:before="22" w:after="22"/>
-            </w:pPr>
-            <w:r>
-              <w:rPr>
-                <w:b/>
-                <w:bCs/>
-                <w:color w:val="8186EF"/>
-                <w:sz w:val="16"/>
-                <w:szCs w:val="16"/>
-              </w:rPr>
-              <w:t xml:space="preserve">9  </w:t>
-            </w:r>
-            <w:r>
-              <w:rPr>
-                <w:sz w:val="17"/>
-                <w:szCs w:val="17"/>
-              </w:rPr>
-              <w:t xml:space="preserve">B</w:t>
-            </w:r>
-          </w:p>
-        </w:tc>
-        <w:tc>
-          <w:tcPr>
-            <w:tcW w:type="pct" w:w="1667"/>
-            <w:tcMar>
-              <w:top w:type="dxa" w:w="40"/>
-              <w:left w:type="dxa" w:w="100"/>
-              <w:bottom w:type="dxa" w:w="40"/>
-              <w:right w:type="dxa" w:w="100"/>
-            </w:tcMar>
-          </w:tcPr>
-          <w:p>
-            <w:pPr>
-              <w:spacing w:before="22" w:after="22"/>
-            </w:pPr>
-            <w:r>
-              <w:rPr>
-                <w:b/>
-                <w:bCs/>
-                <w:color w:val="8186EF"/>
-                <w:sz w:val="16"/>
-                <w:szCs w:val="16"/>
-              </w:rPr>
-              <w:t xml:space="preserve">17  </w:t>
-            </w:r>
-            <w:r>
-              <w:rPr>
-                <w:sz w:val="17"/>
-                <w:szCs w:val="17"/>
-              </w:rPr>
-              <w:t xml:space="preserve">B</w:t>
+              <w:t xml:space="preserve">equity · asset · common stock · par value · additional paid-in capital</w:t>
+            </w:r>
+          </w:p>
+        </w:tc>
+        <w:tc>
+          <w:tcPr>
+            <w:tcW w:type="pct" w:w="1667"/>
+            <w:tcMar>
+              <w:top w:type="dxa" w:w="40"/>
+              <w:left w:type="dxa" w:w="100"/>
+              <w:bottom w:type="dxa" w:w="40"/>
+              <w:right w:type="dxa" w:w="100"/>
+            </w:tcMar>
+          </w:tcPr>
+          <w:p>
+            <w:pPr>
+              <w:spacing w:before="22" w:after="22"/>
+            </w:pPr>
+            <w:r>
+              <w:rPr>
+                <w:b/>
+                <w:bCs/>
+                <w:color w:val="8186EF"/>
+                <w:sz w:val="16"/>
+                <w:szCs w:val="16"/>
+              </w:rPr>
+              <w:t xml:space="preserve">10  </w:t>
+            </w:r>
+            <w:r>
+              <w:rPr>
+                <w:sz w:val="17"/>
+                <w:szCs w:val="17"/>
+              </w:rPr>
+              <w:t xml:space="preserve">E</w:t>
+            </w:r>
+          </w:p>
+        </w:tc>
+        <w:tc>
+          <w:tcPr>
+            <w:tcW w:type="pct" w:w="1667"/>
+            <w:tcMar>
+              <w:top w:type="dxa" w:w="40"/>
+              <w:left w:type="dxa" w:w="100"/>
+              <w:bottom w:type="dxa" w:w="40"/>
+              <w:right w:type="dxa" w:w="100"/>
+            </w:tcMar>
+          </w:tcPr>
+          <w:p>
+            <w:pPr>
+              <w:spacing w:before="22" w:after="22"/>
+            </w:pPr>
+            <w:r>
+              <w:rPr>
+                <w:b/>
+                <w:bCs/>
+                <w:color w:val="8186EF"/>
+                <w:sz w:val="16"/>
+                <w:szCs w:val="16"/>
+              </w:rPr>
+              <w:t xml:space="preserve">19  </w:t>
+            </w:r>
+            <w:r>
+              <w:rPr>
+                <w:sz w:val="17"/>
+                <w:szCs w:val="17"/>
+              </w:rPr>
+              <w:t xml:space="preserve">D</w:t>
             </w:r>
           </w:p>
         </w:tc>
@@ -8807,7 +8037,7 @@
                 <w:sz w:val="17"/>
                 <w:szCs w:val="17"/>
               </w:rPr>
-              <w:t xml:space="preserve">debit · equity · credit · contra account · normal balance</w:t>
+              <w:t xml:space="preserve">equity · retained earnings · net income · revenue · expense</w:t>
             </w:r>
           </w:p>
         </w:tc>
@@ -8834,7 +8064,41 @@
                 <w:sz w:val="16"/>
                 <w:szCs w:val="16"/>
               </w:rPr>
-              <w:t xml:space="preserve">10  </w:t>
+              <w:t xml:space="preserve">11  </w:t>
+            </w:r>
+            <w:r>
+              <w:rPr>
+                <w:sz w:val="17"/>
+                <w:szCs w:val="17"/>
+              </w:rPr>
+              <w:t xml:space="preserve">F</w:t>
+            </w:r>
+          </w:p>
+        </w:tc>
+        <w:tc>
+          <w:tcPr>
+            <w:tcW w:type="pct" w:w="1667"/>
+            <w:shd w:fill="FBFAF6" w:val="clear"/>
+            <w:tcMar>
+              <w:top w:type="dxa" w:w="40"/>
+              <w:left w:type="dxa" w:w="100"/>
+              <w:bottom w:type="dxa" w:w="40"/>
+              <w:right w:type="dxa" w:w="100"/>
+            </w:tcMar>
+          </w:tcPr>
+          <w:p>
+            <w:pPr>
+              <w:spacing w:before="22" w:after="22"/>
+            </w:pPr>
+            <w:r>
+              <w:rPr>
+                <w:b/>
+                <w:bCs/>
+                <w:color w:val="8186EF"/>
+                <w:sz w:val="16"/>
+                <w:szCs w:val="16"/>
+              </w:rPr>
+              <w:t xml:space="preserve">20  </w:t>
             </w:r>
             <w:r>
               <w:rPr>
@@ -8842,40 +8106,6 @@
                 <w:szCs w:val="17"/>
               </w:rPr>
               <w:t xml:space="preserve">C</w:t>
-            </w:r>
-          </w:p>
-        </w:tc>
-        <w:tc>
-          <w:tcPr>
-            <w:tcW w:type="pct" w:w="1667"/>
-            <w:shd w:fill="FBFAF6" w:val="clear"/>
-            <w:tcMar>
-              <w:top w:type="dxa" w:w="40"/>
-              <w:left w:type="dxa" w:w="100"/>
-              <w:bottom w:type="dxa" w:w="40"/>
-              <w:right w:type="dxa" w:w="100"/>
-            </w:tcMar>
-          </w:tcPr>
-          <w:p>
-            <w:pPr>
-              <w:spacing w:before="22" w:after="22"/>
-            </w:pPr>
-            <w:r>
-              <w:rPr>
-                <w:b/>
-                <w:bCs/>
-                <w:color w:val="8186EF"/>
-                <w:sz w:val="16"/>
-                <w:szCs w:val="16"/>
-              </w:rPr>
-              <w:t xml:space="preserve">18  </w:t>
-            </w:r>
-            <w:r>
-              <w:rPr>
-                <w:sz w:val="17"/>
-                <w:szCs w:val="17"/>
-              </w:rPr>
-              <w:t xml:space="preserve">A</w:t>
             </w:r>
           </w:p>
         </w:tc>
@@ -8910,73 +8140,73 @@
                 <w:sz w:val="17"/>
                 <w:szCs w:val="17"/>
               </w:rPr>
-              <w:t xml:space="preserve">prepaid expense · asset · liability · revenue</w:t>
-            </w:r>
-          </w:p>
-        </w:tc>
-        <w:tc>
-          <w:tcPr>
-            <w:tcW w:type="pct" w:w="1667"/>
-            <w:tcMar>
-              <w:top w:type="dxa" w:w="40"/>
-              <w:left w:type="dxa" w:w="100"/>
-              <w:bottom w:type="dxa" w:w="40"/>
-              <w:right w:type="dxa" w:w="100"/>
-            </w:tcMar>
-          </w:tcPr>
-          <w:p>
-            <w:pPr>
-              <w:spacing w:before="22" w:after="22"/>
-            </w:pPr>
-            <w:r>
-              <w:rPr>
-                <w:b/>
-                <w:bCs/>
-                <w:color w:val="8186EF"/>
-                <w:sz w:val="16"/>
-                <w:szCs w:val="16"/>
-              </w:rPr>
-              <w:t xml:space="preserve">11  </w:t>
-            </w:r>
-            <w:r>
-              <w:rPr>
-                <w:sz w:val="17"/>
-                <w:szCs w:val="17"/>
-              </w:rPr>
-              <w:t xml:space="preserve">D</w:t>
-            </w:r>
-          </w:p>
-        </w:tc>
-        <w:tc>
-          <w:tcPr>
-            <w:tcW w:type="pct" w:w="1667"/>
-            <w:tcMar>
-              <w:top w:type="dxa" w:w="40"/>
-              <w:left w:type="dxa" w:w="100"/>
-              <w:bottom w:type="dxa" w:w="40"/>
-              <w:right w:type="dxa" w:w="100"/>
-            </w:tcMar>
-          </w:tcPr>
-          <w:p>
-            <w:pPr>
-              <w:spacing w:before="22" w:after="22"/>
-            </w:pPr>
-            <w:r>
-              <w:rPr>
-                <w:b/>
-                <w:bCs/>
-                <w:color w:val="8186EF"/>
-                <w:sz w:val="16"/>
-                <w:szCs w:val="16"/>
-              </w:rPr>
-              <w:t xml:space="preserve">19  </w:t>
-            </w:r>
-            <w:r>
-              <w:rPr>
-                <w:sz w:val="17"/>
-                <w:szCs w:val="17"/>
-              </w:rPr>
-              <w:t xml:space="preserve">A</w:t>
+              <w:t xml:space="preserve">cash basis · U.S. GAAP · accrual basis · revenue · cost of goods sold</w:t>
+            </w:r>
+          </w:p>
+        </w:tc>
+        <w:tc>
+          <w:tcPr>
+            <w:tcW w:type="pct" w:w="1667"/>
+            <w:tcMar>
+              <w:top w:type="dxa" w:w="40"/>
+              <w:left w:type="dxa" w:w="100"/>
+              <w:bottom w:type="dxa" w:w="40"/>
+              <w:right w:type="dxa" w:w="100"/>
+            </w:tcMar>
+          </w:tcPr>
+          <w:p>
+            <w:pPr>
+              <w:spacing w:before="22" w:after="22"/>
+            </w:pPr>
+            <w:r>
+              <w:rPr>
+                <w:b/>
+                <w:bCs/>
+                <w:color w:val="8186EF"/>
+                <w:sz w:val="16"/>
+                <w:szCs w:val="16"/>
+              </w:rPr>
+              <w:t xml:space="preserve">12  </w:t>
+            </w:r>
+            <w:r>
+              <w:rPr>
+                <w:sz w:val="17"/>
+                <w:szCs w:val="17"/>
+              </w:rPr>
+              <w:t xml:space="preserve">B</w:t>
+            </w:r>
+          </w:p>
+        </w:tc>
+        <w:tc>
+          <w:tcPr>
+            <w:tcW w:type="pct" w:w="1667"/>
+            <w:tcMar>
+              <w:top w:type="dxa" w:w="40"/>
+              <w:left w:type="dxa" w:w="100"/>
+              <w:bottom w:type="dxa" w:w="40"/>
+              <w:right w:type="dxa" w:w="100"/>
+            </w:tcMar>
+          </w:tcPr>
+          <w:p>
+            <w:pPr>
+              <w:spacing w:before="22" w:after="22"/>
+            </w:pPr>
+            <w:r>
+              <w:rPr>
+                <w:b/>
+                <w:bCs/>
+                <w:color w:val="8186EF"/>
+                <w:sz w:val="16"/>
+                <w:szCs w:val="16"/>
+              </w:rPr>
+              <w:t xml:space="preserve">21  </w:t>
+            </w:r>
+            <w:r>
+              <w:rPr>
+                <w:sz w:val="17"/>
+                <w:szCs w:val="17"/>
+              </w:rPr>
+              <w:t xml:space="preserve">B</w:t>
             </w:r>
           </w:p>
         </w:tc>
@@ -9039,14 +8269,14 @@
                 <w:sz w:val="16"/>
                 <w:szCs w:val="16"/>
               </w:rPr>
-              <w:t xml:space="preserve">12  </w:t>
-            </w:r>
-            <w:r>
-              <w:rPr>
-                <w:sz w:val="17"/>
-                <w:szCs w:val="17"/>
-              </w:rPr>
-              <w:t xml:space="preserve">E</w:t>
+              <w:t xml:space="preserve">13  </w:t>
+            </w:r>
+            <w:r>
+              <w:rPr>
+                <w:sz w:val="17"/>
+                <w:szCs w:val="17"/>
+              </w:rPr>
+              <w:t xml:space="preserve">D</w:t>
             </w:r>
           </w:p>
         </w:tc>
@@ -9073,7 +8303,7 @@
                 <w:sz w:val="16"/>
                 <w:szCs w:val="16"/>
               </w:rPr>
-              <w:t xml:space="preserve">20  </w:t>
+              <w:t xml:space="preserve">22  </w:t>
             </w:r>
             <w:r>
               <w:rPr>
@@ -9141,40 +8371,7 @@
                 <w:sz w:val="16"/>
                 <w:szCs w:val="16"/>
               </w:rPr>
-              <w:t xml:space="preserve">13  </w:t>
-            </w:r>
-            <w:r>
-              <w:rPr>
-                <w:sz w:val="17"/>
-                <w:szCs w:val="17"/>
-              </w:rPr>
-              <w:t xml:space="preserve">F</w:t>
-            </w:r>
-          </w:p>
-        </w:tc>
-        <w:tc>
-          <w:tcPr>
-            <w:tcW w:type="pct" w:w="1667"/>
-            <w:tcMar>
-              <w:top w:type="dxa" w:w="40"/>
-              <w:left w:type="dxa" w:w="100"/>
-              <w:bottom w:type="dxa" w:w="40"/>
-              <w:right w:type="dxa" w:w="100"/>
-            </w:tcMar>
-          </w:tcPr>
-          <w:p>
-            <w:pPr>
-              <w:spacing w:before="22" w:after="22"/>
-            </w:pPr>
-            <w:r>
-              <w:rPr>
-                <w:b/>
-                <w:bCs/>
-                <w:color w:val="8186EF"/>
-                <w:sz w:val="16"/>
-                <w:szCs w:val="16"/>
-              </w:rPr>
-              <w:t xml:space="preserve">21  </w:t>
+              <w:t xml:space="preserve">14  </w:t>
             </w:r>
             <w:r>
               <w:rPr>
@@ -9182,6 +8379,39 @@
                 <w:szCs w:val="17"/>
               </w:rPr>
               <w:t xml:space="preserve">A</w:t>
+            </w:r>
+          </w:p>
+        </w:tc>
+        <w:tc>
+          <w:tcPr>
+            <w:tcW w:type="pct" w:w="1667"/>
+            <w:tcMar>
+              <w:top w:type="dxa" w:w="40"/>
+              <w:left w:type="dxa" w:w="100"/>
+              <w:bottom w:type="dxa" w:w="40"/>
+              <w:right w:type="dxa" w:w="100"/>
+            </w:tcMar>
+          </w:tcPr>
+          <w:p>
+            <w:pPr>
+              <w:spacing w:before="22" w:after="22"/>
+            </w:pPr>
+            <w:r>
+              <w:rPr>
+                <w:b/>
+                <w:bCs/>
+                <w:color w:val="8186EF"/>
+                <w:sz w:val="16"/>
+                <w:szCs w:val="16"/>
+              </w:rPr>
+              <w:t xml:space="preserve">23  </w:t>
+            </w:r>
+            <w:r>
+              <w:rPr>
+                <w:sz w:val="17"/>
+                <w:szCs w:val="17"/>
+              </w:rPr>
+              <w:t xml:space="preserve">D</w:t>
             </w:r>
           </w:p>
         </w:tc>
@@ -9217,7 +8447,7 @@
                 <w:sz w:val="17"/>
                 <w:szCs w:val="17"/>
               </w:rPr>
-              <w:t xml:space="preserve">C</w:t>
+              <w:t xml:space="preserve">A</w:t>
             </w:r>
           </w:p>
         </w:tc>
@@ -9244,7 +8474,7 @@
                 <w:sz w:val="16"/>
                 <w:szCs w:val="16"/>
               </w:rPr>
-              <w:t xml:space="preserve">14  </w:t>
+              <w:t xml:space="preserve">15  </w:t>
             </w:r>
             <w:r>
               <w:rPr>
@@ -9278,14 +8508,14 @@
                 <w:sz w:val="16"/>
                 <w:szCs w:val="16"/>
               </w:rPr>
-              <w:t xml:space="preserve">22  </w:t>
-            </w:r>
-            <w:r>
-              <w:rPr>
-                <w:sz w:val="17"/>
-                <w:szCs w:val="17"/>
-              </w:rPr>
-              <w:t xml:space="preserve">Compare with the model earlier in this handout.</w:t>
+              <w:t xml:space="preserve">24  </w:t>
+            </w:r>
+            <w:r>
+              <w:rPr>
+                <w:sz w:val="17"/>
+                <w:szCs w:val="17"/>
+              </w:rPr>
+              <w:t xml:space="preserve">A</w:t>
             </w:r>
           </w:p>
         </w:tc>
@@ -9320,33 +8550,33 @@
                 <w:sz w:val="17"/>
                 <w:szCs w:val="17"/>
               </w:rPr>
-              <w:t xml:space="preserve">D</w:t>
-            </w:r>
-          </w:p>
-        </w:tc>
-        <w:tc>
-          <w:tcPr>
-            <w:tcW w:type="pct" w:w="1667"/>
-            <w:tcMar>
-              <w:top w:type="dxa" w:w="40"/>
-              <w:left w:type="dxa" w:w="100"/>
-              <w:bottom w:type="dxa" w:w="40"/>
-              <w:right w:type="dxa" w:w="100"/>
-            </w:tcMar>
-          </w:tcPr>
-          <w:p>
-            <w:pPr>
-              <w:spacing w:before="22" w:after="22"/>
-            </w:pPr>
-            <w:r>
-              <w:rPr>
-                <w:b/>
-                <w:bCs/>
-                <w:color w:val="8186EF"/>
-                <w:sz w:val="16"/>
-                <w:szCs w:val="16"/>
-              </w:rPr>
-              <w:t xml:space="preserve">15  </w:t>
+              <w:t xml:space="preserve">B</w:t>
+            </w:r>
+          </w:p>
+        </w:tc>
+        <w:tc>
+          <w:tcPr>
+            <w:tcW w:type="pct" w:w="1667"/>
+            <w:tcMar>
+              <w:top w:type="dxa" w:w="40"/>
+              <w:left w:type="dxa" w:w="100"/>
+              <w:bottom w:type="dxa" w:w="40"/>
+              <w:right w:type="dxa" w:w="100"/>
+            </w:tcMar>
+          </w:tcPr>
+          <w:p>
+            <w:pPr>
+              <w:spacing w:before="22" w:after="22"/>
+            </w:pPr>
+            <w:r>
+              <w:rPr>
+                <w:b/>
+                <w:bCs/>
+                <w:color w:val="8186EF"/>
+                <w:sz w:val="16"/>
+                <w:szCs w:val="16"/>
+              </w:rPr>
+              <w:t xml:space="preserve">16  </w:t>
             </w:r>
             <w:r>
               <w:rPr>
@@ -9379,14 +8609,14 @@
                 <w:sz w:val="16"/>
                 <w:szCs w:val="16"/>
               </w:rPr>
-              <w:t xml:space="preserve">23  </w:t>
-            </w:r>
-            <w:r>
-              <w:rPr>
-                <w:sz w:val="17"/>
-                <w:szCs w:val="17"/>
-              </w:rPr>
-              <w:t xml:space="preserve">1.1: Who uses financial statements, and why?. 1.2: The building blocks: elements and the accounting equation. 1.3: Double entry: debits and credits. 1.4: The accrual basis and the matching principle. 1.5: Who writes the rules? U.S. GAAP and IFRS. 1.6: A first look at the four statements.</w:t>
+              <w:t xml:space="preserve">25  </w:t>
+            </w:r>
+            <w:r>
+              <w:rPr>
+                <w:sz w:val="17"/>
+                <w:szCs w:val="17"/>
+              </w:rPr>
+              <w:t xml:space="preserve">Compare with the model earlier in this handout.</w:t>
             </w:r>
           </w:p>
         </w:tc>
@@ -9422,6 +8652,142 @@
                 <w:sz w:val="17"/>
                 <w:szCs w:val="17"/>
               </w:rPr>
+              <w:t xml:space="preserve">C</w:t>
+            </w:r>
+          </w:p>
+        </w:tc>
+        <w:tc>
+          <w:tcPr>
+            <w:tcW w:type="pct" w:w="1667"/>
+            <w:shd w:fill="FBFAF6" w:val="clear"/>
+            <w:tcMar>
+              <w:top w:type="dxa" w:w="40"/>
+              <w:left w:type="dxa" w:w="100"/>
+              <w:bottom w:type="dxa" w:w="40"/>
+              <w:right w:type="dxa" w:w="100"/>
+            </w:tcMar>
+          </w:tcPr>
+          <w:p>
+            <w:pPr>
+              <w:spacing w:before="22" w:after="22"/>
+            </w:pPr>
+            <w:r>
+              <w:rPr>
+                <w:b/>
+                <w:bCs/>
+                <w:color w:val="8186EF"/>
+                <w:sz w:val="16"/>
+                <w:szCs w:val="16"/>
+              </w:rPr>
+              <w:t xml:space="preserve">17  </w:t>
+            </w:r>
+            <w:r>
+              <w:rPr>
+                <w:sz w:val="17"/>
+                <w:szCs w:val="17"/>
+              </w:rPr>
+              <w:t xml:space="preserve">E</w:t>
+            </w:r>
+          </w:p>
+        </w:tc>
+        <w:tc>
+          <w:tcPr>
+            <w:tcW w:type="pct" w:w="1667"/>
+            <w:shd w:fill="FBFAF6" w:val="clear"/>
+            <w:tcMar>
+              <w:top w:type="dxa" w:w="40"/>
+              <w:left w:type="dxa" w:w="100"/>
+              <w:bottom w:type="dxa" w:w="40"/>
+              <w:right w:type="dxa" w:w="100"/>
+            </w:tcMar>
+          </w:tcPr>
+          <w:p>
+            <w:pPr>
+              <w:spacing w:before="22" w:after="22"/>
+            </w:pPr>
+            <w:r>
+              <w:rPr>
+                <w:b/>
+                <w:bCs/>
+                <w:color w:val="8186EF"/>
+                <w:sz w:val="16"/>
+                <w:szCs w:val="16"/>
+              </w:rPr>
+              <w:t xml:space="preserve">26  </w:t>
+            </w:r>
+            <w:r>
+              <w:rPr>
+                <w:sz w:val="17"/>
+                <w:szCs w:val="17"/>
+              </w:rPr>
+              <w:t xml:space="preserve">1.1: Who uses financial statements, and why?. 1.2: The building blocks: elements and the accounting equation. 1.3: Double entry: debits and credits. 1.4: The accrual basis and the matching principle. 1.5: Who writes the rules? U.S. GAAP and IFRS. 1.6: A first look at the four statements.</w:t>
+            </w:r>
+          </w:p>
+        </w:tc>
+      </w:tr>
+      <w:tr>
+        <w:tc>
+          <w:tcPr>
+            <w:tcW w:type="pct" w:w="1667"/>
+            <w:tcMar>
+              <w:top w:type="dxa" w:w="40"/>
+              <w:left w:type="dxa" w:w="100"/>
+              <w:bottom w:type="dxa" w:w="40"/>
+              <w:right w:type="dxa" w:w="100"/>
+            </w:tcMar>
+          </w:tcPr>
+          <w:p>
+            <w:pPr>
+              <w:spacing w:before="22" w:after="22"/>
+            </w:pPr>
+            <w:r>
+              <w:rPr>
+                <w:b/>
+                <w:bCs/>
+                <w:color w:val="8186EF"/>
+                <w:sz w:val="16"/>
+                <w:szCs w:val="16"/>
+              </w:rPr>
+              <w:t xml:space="preserve">9  </w:t>
+            </w:r>
+            <w:r>
+              <w:rPr>
+                <w:sz w:val="17"/>
+                <w:szCs w:val="17"/>
+              </w:rPr>
+              <w:t xml:space="preserve">D</w:t>
+            </w:r>
+          </w:p>
+        </w:tc>
+        <w:tc>
+          <w:tcPr>
+            <w:tcW w:type="pct" w:w="1667"/>
+            <w:tcMar>
+              <w:top w:type="dxa" w:w="40"/>
+              <w:left w:type="dxa" w:w="100"/>
+              <w:bottom w:type="dxa" w:w="40"/>
+              <w:right w:type="dxa" w:w="100"/>
+            </w:tcMar>
+          </w:tcPr>
+          <w:p>
+            <w:pPr>
+              <w:spacing w:before="22" w:after="22"/>
+            </w:pPr>
+            <w:r>
+              <w:rPr>
+                <w:b/>
+                <w:bCs/>
+                <w:color w:val="8186EF"/>
+                <w:sz w:val="16"/>
+                <w:szCs w:val="16"/>
+              </w:rPr>
+              <w:t xml:space="preserve">18  </w:t>
+            </w:r>
+            <w:r>
+              <w:rPr>
+                <w:sz w:val="17"/>
+                <w:szCs w:val="17"/>
+              </w:rPr>
               <w:t xml:space="preserve">A</w:t>
             </w:r>
           </w:p>
@@ -9429,41 +8795,6 @@
         <w:tc>
           <w:tcPr>
             <w:tcW w:type="pct" w:w="1667"/>
-            <w:shd w:fill="FBFAF6" w:val="clear"/>
-            <w:tcMar>
-              <w:top w:type="dxa" w:w="40"/>
-              <w:left w:type="dxa" w:w="100"/>
-              <w:bottom w:type="dxa" w:w="40"/>
-              <w:right w:type="dxa" w:w="100"/>
-            </w:tcMar>
-          </w:tcPr>
-          <w:p>
-            <w:pPr>
-              <w:spacing w:before="22" w:after="22"/>
-            </w:pPr>
-            <w:r>
-              <w:rPr>
-                <w:b/>
-                <w:bCs/>
-                <w:color w:val="8186EF"/>
-                <w:sz w:val="16"/>
-                <w:szCs w:val="16"/>
-              </w:rPr>
-              <w:t xml:space="preserve">16  </w:t>
-            </w:r>
-            <w:r>
-              <w:rPr>
-                <w:sz w:val="17"/>
-                <w:szCs w:val="17"/>
-              </w:rPr>
-              <w:t xml:space="preserve">A</w:t>
-            </w:r>
-          </w:p>
-        </w:tc>
-        <w:tc>
-          <w:tcPr>
-            <w:tcW w:type="pct" w:w="1667"/>
-            <w:shd w:fill="FBFAF6" w:val="clear"/>
             <w:tcMar>
               <w:top w:type="dxa" w:w="40"/>
               <w:left w:type="dxa" w:w="100"/>
@@ -9522,7 +8853,7 @@
           <w:sz w:val="16"/>
           <w:szCs w:val="16"/>
         </w:rPr>
-        <w:t xml:space="preserve">The book writes: “Revenues and gains increase retained earnings. Dividends also decrease it, but a dividend is not an expense. It is a distribution to owners, so it never appears in the income statement. IFRS also uses the word income for both revenue and gains, while U.S.”</w:t>
+        <w:t xml:space="preserve">The book writes: “You will meet it in Chapters 3 and 15. The equation always holds, because creditors (liabilities) or owners (equity) finance every asset. Contributed capital is what owners paid in: common stock at its par value, plus additional paid-in capital (APIC).”</w:t>
       </w:r>
     </w:p>
     <w:p>
@@ -9545,7 +8876,7 @@
           <w:sz w:val="16"/>
           <w:szCs w:val="16"/>
         </w:rPr>
-        <w:t xml:space="preserve">The book writes: “Accounts on the left side of the equation (assets, expenses and dividends) increase with a debit. Accounts on the right side (liabilities, equity and revenues) increase with a credit. A contra account reduces a related account, so it has the opposite normal balance.”</w:t>
+        <w:t xml:space="preserve">The book writes: “The totals prove the equation. Assets rose by 2,380, liabilities rose by 850 and equity rose by 1,530. It reduces retained earnings, not net income. Cash from borrowing or from issuing shares is not revenue. Buying equipment for cash is not an expense today.”</w:t>
       </w:r>
     </w:p>
     <w:p>
@@ -9568,7 +8899,7 @@
           <w:sz w:val="16"/>
           <w:szCs w:val="16"/>
         </w:rPr>
-        <w:t xml:space="preserve">The book writes: “A prepaid expense is an asset: the company has paid for a future benefit. A contract liability (unearned revenue) is a liability: the company must still deliver the goods or services. Cash received in advance is a liability, not revenue.”</w:t>
+        <w:t xml:space="preserve">The book writes: “The cash basis records items only when cash is received or paid. The cash basis is simple, but it is not acceptable under U.S. GAAP. Under the accrual basis, Orontes records the revenue and the cost of goods sold in fiscal 2025, the year it delivered the goods.”</w:t>
       </w:r>
     </w:p>
     <w:p>
@@ -9630,14 +8961,14 @@
           <w:sz w:val="16"/>
           <w:szCs w:val="16"/>
         </w:rPr>
-        <w:t xml:space="preserve">6  </w:t>
-      </w:r>
-      <w:r>
-        <w:rPr>
-          <w:sz w:val="16"/>
-          <w:szCs w:val="16"/>
-        </w:rPr>
-        <w:t xml:space="preserve">The book numbers “The building blocks: elements and the accounting equation” as section 1.2.</w:t>
+        <w:t xml:space="preserve">12  </w:t>
+      </w:r>
+      <w:r>
+        <w:rPr>
+          <w:sz w:val="16"/>
+          <w:szCs w:val="16"/>
+        </w:rPr>
+        <w:t xml:space="preserve">Equity starts at 550 (900 − 350). Borrowing does not change equity. The dividend reduces it by 40, so equity is 510. A is wrong: This is total liabilities after the loan (350 + 100), not equity. C is wrong: This ignores the dividend, which reduces retained earnings.</w:t>
       </w:r>
     </w:p>
     <w:p>
@@ -9653,14 +8984,14 @@
           <w:sz w:val="16"/>
           <w:szCs w:val="16"/>
         </w:rPr>
-        <w:t xml:space="preserve">7  </w:t>
-      </w:r>
-      <w:r>
-        <w:rPr>
-          <w:sz w:val="16"/>
-          <w:szCs w:val="16"/>
-        </w:rPr>
-        <w:t xml:space="preserve">The book numbers “Double entry: debits and credits” as section 1.3.</w:t>
+        <w:t xml:space="preserve">13  </w:t>
+      </w:r>
+      <w:r>
+        <w:rPr>
+          <w:sz w:val="16"/>
+          <w:szCs w:val="16"/>
+        </w:rPr>
+        <w:t xml:space="preserve">Under the accrual basis, revenue is recorded when the goods are delivered, in 2025. A is wrong: This is cash-basis thinking. The cash timing does not decide the period. B is wrong: This is the gross profit (revenue minus cost), not the revenue.</w:t>
       </w:r>
     </w:p>
     <w:p>
@@ -9683,7 +9014,7 @@
           <w:sz w:val="16"/>
           <w:szCs w:val="16"/>
         </w:rPr>
-        <w:t xml:space="preserve">The first section settles the vocabulary.</w:t>
+        <w:t xml:space="preserve">Prepaid rent is an asset: Orontes has paid for 12 months of future use. B is wrong: The benefit is in the future, so the cost becomes an expense month by month. C is wrong: This confuses a prepaid expense (asset) with unearned revenue (liability).</w:t>
       </w:r>
     </w:p>
     <w:p>
@@ -9706,7 +9037,7 @@
           <w:sz w:val="16"/>
           <w:szCs w:val="16"/>
         </w:rPr>
-        <w:t xml:space="preserve">Every later answer depends on the adjusted exhibit.</w:t>
+        <w:t xml:space="preserve">Every cycle settles one rule and shows where it comes from.</w:t>
       </w:r>
     </w:p>
     <w:p>
@@ -9729,7 +9060,7 @@
           <w:sz w:val="16"/>
           <w:szCs w:val="16"/>
         </w:rPr>
-        <w:t xml:space="preserve">The book states item C1-1 in those words.</w:t>
+        <w:t xml:space="preserve">Every later answer depends on the adjusted exhibit.</w:t>
       </w:r>
     </w:p>
     <w:p>
@@ -9745,14 +9076,14 @@
           <w:sz w:val="16"/>
           <w:szCs w:val="16"/>
         </w:rPr>
-        <w:t xml:space="preserve">17  </w:t>
-      </w:r>
-      <w:r>
-        <w:rPr>
-          <w:sz w:val="16"/>
-          <w:szCs w:val="16"/>
-        </w:rPr>
-        <w:t xml:space="preserve">The book states item C1-2 in those words.</w:t>
+        <w:t xml:space="preserve">22  </w:t>
+      </w:r>
+      <w:r>
+        <w:rPr>
+          <w:sz w:val="16"/>
+          <w:szCs w:val="16"/>
+        </w:rPr>
+        <w:t xml:space="preserve">Equity starts at 550 (900 − 350). Borrowing does not change equity. The dividend reduces it by 40, so equity is 510. A is wrong: This is total liabilities after the loan (350 + 100), not equity. C is wrong: This ignores the dividend, which reduces retained earnings.</w:t>
       </w:r>
     </w:p>
     <w:p>
@@ -9768,14 +9099,14 @@
           <w:sz w:val="16"/>
           <w:szCs w:val="16"/>
         </w:rPr>
-        <w:t xml:space="preserve">18  </w:t>
-      </w:r>
-      <w:r>
-        <w:rPr>
-          <w:sz w:val="16"/>
-          <w:szCs w:val="16"/>
-        </w:rPr>
-        <w:t xml:space="preserve">The book states item C1-3 in those words.</w:t>
+        <w:t xml:space="preserve">23  </w:t>
+      </w:r>
+      <w:r>
+        <w:rPr>
+          <w:sz w:val="16"/>
+          <w:szCs w:val="16"/>
+        </w:rPr>
+        <w:t xml:space="preserve">Under the accrual basis, revenue is recorded when the goods are delivered, in 2025. A is wrong: This is cash-basis thinking. The cash timing does not decide the period. B is wrong: This is the gross profit (revenue minus cost), not the revenue.</w:t>
       </w:r>
     </w:p>
     <w:p>
@@ -9791,53 +9122,7 @@
           <w:sz w:val="16"/>
           <w:szCs w:val="16"/>
         </w:rPr>
-        <w:t xml:space="preserve">19  </w:t>
-      </w:r>
-      <w:r>
-        <w:rPr>
-          <w:sz w:val="16"/>
-          <w:szCs w:val="16"/>
-        </w:rPr>
-        <w:t xml:space="preserve">The book states item C1-4 in those words.</w:t>
-      </w:r>
-    </w:p>
-    <w:p>
-      <w:pPr>
-        <w:spacing w:after="18"/>
-        <w:ind w:left="300" w:hanging="300"/>
-      </w:pPr>
-      <w:r>
-        <w:rPr>
-          <w:b/>
-          <w:bCs/>
-          <w:color w:val="8186EF"/>
-          <w:sz w:val="16"/>
-          <w:szCs w:val="16"/>
-        </w:rPr>
-        <w:t xml:space="preserve">20  </w:t>
-      </w:r>
-      <w:r>
-        <w:rPr>
-          <w:sz w:val="16"/>
-          <w:szCs w:val="16"/>
-        </w:rPr>
-        <w:t xml:space="preserve">The book states item C1-5 in those words.</w:t>
-      </w:r>
-    </w:p>
-    <w:p>
-      <w:pPr>
-        <w:spacing w:after="18"/>
-        <w:ind w:left="300" w:hanging="300"/>
-      </w:pPr>
-      <w:r>
-        <w:rPr>
-          <w:b/>
-          <w:bCs/>
-          <w:color w:val="8186EF"/>
-          <w:sz w:val="16"/>
-          <w:szCs w:val="16"/>
-        </w:rPr>
-        <w:t xml:space="preserve">21  </w:t>
+        <w:t xml:space="preserve">24  </w:t>
       </w:r>
       <w:r>
         <w:rPr>

--- a/CMA_W_B1_Ch01_AnswerKeys.docx
+++ b/CMA_W_B1_Ch01_AnswerKeys.docx
@@ -97,66 +97,33 @@
                 <w:sz w:val="17"/>
                 <w:szCs w:val="17"/>
               </w:rPr>
-              <w:t xml:space="preserve">income statement · statement of changes in equity · statement of cash flows · general-purpose financial statements</w:t>
-            </w:r>
-          </w:p>
-        </w:tc>
-        <w:tc>
-          <w:tcPr>
-            <w:tcW w:type="pct" w:w="1667"/>
-            <w:tcMar>
-              <w:top w:type="dxa" w:w="40"/>
-              <w:left w:type="dxa" w:w="100"/>
-              <w:bottom w:type="dxa" w:w="40"/>
-              <w:right w:type="dxa" w:w="100"/>
-            </w:tcMar>
-          </w:tcPr>
-          <w:p>
-            <w:pPr>
-              <w:spacing w:before="22" w:after="22"/>
-            </w:pPr>
-            <w:r>
-              <w:rPr>
-                <w:b/>
-                <w:bCs/>
-                <w:color w:val="8186EF"/>
-                <w:sz w:val="16"/>
-                <w:szCs w:val="16"/>
-              </w:rPr>
-              <w:t xml:space="preserve">10  </w:t>
-            </w:r>
-            <w:r>
-              <w:rPr>
-                <w:sz w:val="17"/>
-                <w:szCs w:val="17"/>
-              </w:rPr>
-              <w:t xml:space="preserve">C</w:t>
-            </w:r>
-          </w:p>
-        </w:tc>
-        <w:tc>
-          <w:tcPr>
-            <w:tcW w:type="pct" w:w="1667"/>
-            <w:tcMar>
-              <w:top w:type="dxa" w:w="40"/>
-              <w:left w:type="dxa" w:w="100"/>
-              <w:bottom w:type="dxa" w:w="40"/>
-              <w:right w:type="dxa" w:w="100"/>
-            </w:tcMar>
-          </w:tcPr>
-          <w:p>
-            <w:pPr>
-              <w:spacing w:before="22" w:after="22"/>
-            </w:pPr>
-            <w:r>
-              <w:rPr>
-                <w:b/>
-                <w:bCs/>
-                <w:color w:val="8186EF"/>
-                <w:sz w:val="16"/>
-                <w:szCs w:val="16"/>
-              </w:rPr>
-              <w:t xml:space="preserve">19  </w:t>
+              <w:t xml:space="preserve">Financial statements · income statement · statement of changes in equity · statement of cash flows · general-purpose financial statements · conceptual framework</w:t>
+            </w:r>
+          </w:p>
+        </w:tc>
+        <w:tc>
+          <w:tcPr>
+            <w:tcW w:type="pct" w:w="1667"/>
+            <w:tcMar>
+              <w:top w:type="dxa" w:w="40"/>
+              <w:left w:type="dxa" w:w="100"/>
+              <w:bottom w:type="dxa" w:w="40"/>
+              <w:right w:type="dxa" w:w="100"/>
+            </w:tcMar>
+          </w:tcPr>
+          <w:p>
+            <w:pPr>
+              <w:spacing w:before="22" w:after="22"/>
+            </w:pPr>
+            <w:r>
+              <w:rPr>
+                <w:b/>
+                <w:bCs/>
+                <w:color w:val="8186EF"/>
+                <w:sz w:val="16"/>
+                <w:szCs w:val="16"/>
+              </w:rPr>
+              <w:t xml:space="preserve">14  </w:t>
             </w:r>
             <w:r>
               <w:rPr>
@@ -164,6 +131,39 @@
                 <w:szCs w:val="17"/>
               </w:rPr>
               <w:t xml:space="preserve">B</w:t>
+            </w:r>
+          </w:p>
+        </w:tc>
+        <w:tc>
+          <w:tcPr>
+            <w:tcW w:type="pct" w:w="1667"/>
+            <w:tcMar>
+              <w:top w:type="dxa" w:w="40"/>
+              <w:left w:type="dxa" w:w="100"/>
+              <w:bottom w:type="dxa" w:w="40"/>
+              <w:right w:type="dxa" w:w="100"/>
+            </w:tcMar>
+          </w:tcPr>
+          <w:p>
+            <w:pPr>
+              <w:spacing w:before="22" w:after="22"/>
+            </w:pPr>
+            <w:r>
+              <w:rPr>
+                <w:b/>
+                <w:bCs/>
+                <w:color w:val="8186EF"/>
+                <w:sz w:val="16"/>
+                <w:szCs w:val="16"/>
+              </w:rPr>
+              <w:t xml:space="preserve">27  </w:t>
+            </w:r>
+            <w:r>
+              <w:rPr>
+                <w:sz w:val="17"/>
+                <w:szCs w:val="17"/>
+              </w:rPr>
+              <w:t xml:space="preserve">F</w:t>
             </w:r>
           </w:p>
         </w:tc>
@@ -199,7 +199,7 @@
                 <w:sz w:val="17"/>
                 <w:szCs w:val="17"/>
               </w:rPr>
-              <w:t xml:space="preserve">balance sheet · income statement · statement of cash flows · conceptual framework</w:t>
+              <w:t xml:space="preserve">balance sheet · income statement · statement of cash flows · conceptual framework · Relevance · materiality</w:t>
             </w:r>
           </w:p>
         </w:tc>
@@ -226,14 +226,14 @@
                 <w:sz w:val="16"/>
                 <w:szCs w:val="16"/>
               </w:rPr>
-              <w:t xml:space="preserve">11  </w:t>
-            </w:r>
-            <w:r>
-              <w:rPr>
-                <w:sz w:val="17"/>
-                <w:szCs w:val="17"/>
-              </w:rPr>
-              <w:t xml:space="preserve">B</w:t>
+              <w:t xml:space="preserve">15  </w:t>
+            </w:r>
+            <w:r>
+              <w:rPr>
+                <w:sz w:val="17"/>
+                <w:szCs w:val="17"/>
+              </w:rPr>
+              <w:t xml:space="preserve">C</w:t>
             </w:r>
           </w:p>
         </w:tc>
@@ -260,14 +260,14 @@
                 <w:sz w:val="16"/>
                 <w:szCs w:val="16"/>
               </w:rPr>
-              <w:t xml:space="preserve">20  </w:t>
-            </w:r>
-            <w:r>
-              <w:rPr>
-                <w:sz w:val="17"/>
-                <w:szCs w:val="17"/>
-              </w:rPr>
-              <w:t xml:space="preserve">D</w:t>
+              <w:t xml:space="preserve">28  </w:t>
+            </w:r>
+            <w:r>
+              <w:rPr>
+                <w:sz w:val="17"/>
+                <w:szCs w:val="17"/>
+              </w:rPr>
+              <w:t xml:space="preserve">E</w:t>
             </w:r>
           </w:p>
         </w:tc>
@@ -302,73 +302,73 @@
                 <w:sz w:val="17"/>
                 <w:szCs w:val="17"/>
               </w:rPr>
-              <w:t xml:space="preserve">primary users · relevance · faithful representation</w:t>
-            </w:r>
-          </w:p>
-        </w:tc>
-        <w:tc>
-          <w:tcPr>
-            <w:tcW w:type="pct" w:w="1667"/>
-            <w:tcMar>
-              <w:top w:type="dxa" w:w="40"/>
-              <w:left w:type="dxa" w:w="100"/>
-              <w:bottom w:type="dxa" w:w="40"/>
-              <w:right w:type="dxa" w:w="100"/>
-            </w:tcMar>
-          </w:tcPr>
-          <w:p>
-            <w:pPr>
-              <w:spacing w:before="22" w:after="22"/>
-            </w:pPr>
-            <w:r>
-              <w:rPr>
-                <w:b/>
-                <w:bCs/>
-                <w:color w:val="8186EF"/>
-                <w:sz w:val="16"/>
-                <w:szCs w:val="16"/>
-              </w:rPr>
-              <w:t xml:space="preserve">12  </w:t>
-            </w:r>
-            <w:r>
-              <w:rPr>
-                <w:sz w:val="17"/>
-                <w:szCs w:val="17"/>
-              </w:rPr>
-              <w:t xml:space="preserve">D</w:t>
-            </w:r>
-          </w:p>
-        </w:tc>
-        <w:tc>
-          <w:tcPr>
-            <w:tcW w:type="pct" w:w="1667"/>
-            <w:tcMar>
-              <w:top w:type="dxa" w:w="40"/>
-              <w:left w:type="dxa" w:w="100"/>
-              <w:bottom w:type="dxa" w:w="40"/>
-              <w:right w:type="dxa" w:w="100"/>
-            </w:tcMar>
-          </w:tcPr>
-          <w:p>
-            <w:pPr>
-              <w:spacing w:before="22" w:after="22"/>
-            </w:pPr>
-            <w:r>
-              <w:rPr>
-                <w:b/>
-                <w:bCs/>
-                <w:color w:val="8186EF"/>
-                <w:sz w:val="16"/>
-                <w:szCs w:val="16"/>
-              </w:rPr>
-              <w:t xml:space="preserve">21  </w:t>
-            </w:r>
-            <w:r>
-              <w:rPr>
-                <w:sz w:val="17"/>
-                <w:szCs w:val="17"/>
-              </w:rPr>
-              <w:t xml:space="preserve">D</w:t>
+              <w:t xml:space="preserve">primary users · relevance · faithful representation · revenue · income statement</w:t>
+            </w:r>
+          </w:p>
+        </w:tc>
+        <w:tc>
+          <w:tcPr>
+            <w:tcW w:type="pct" w:w="1667"/>
+            <w:tcMar>
+              <w:top w:type="dxa" w:w="40"/>
+              <w:left w:type="dxa" w:w="100"/>
+              <w:bottom w:type="dxa" w:w="40"/>
+              <w:right w:type="dxa" w:w="100"/>
+            </w:tcMar>
+          </w:tcPr>
+          <w:p>
+            <w:pPr>
+              <w:spacing w:before="22" w:after="22"/>
+            </w:pPr>
+            <w:r>
+              <w:rPr>
+                <w:b/>
+                <w:bCs/>
+                <w:color w:val="8186EF"/>
+                <w:sz w:val="16"/>
+                <w:szCs w:val="16"/>
+              </w:rPr>
+              <w:t xml:space="preserve">16  </w:t>
+            </w:r>
+            <w:r>
+              <w:rPr>
+                <w:sz w:val="17"/>
+                <w:szCs w:val="17"/>
+              </w:rPr>
+              <w:t xml:space="preserve">B</w:t>
+            </w:r>
+          </w:p>
+        </w:tc>
+        <w:tc>
+          <w:tcPr>
+            <w:tcW w:type="pct" w:w="1667"/>
+            <w:tcMar>
+              <w:top w:type="dxa" w:w="40"/>
+              <w:left w:type="dxa" w:w="100"/>
+              <w:bottom w:type="dxa" w:w="40"/>
+              <w:right w:type="dxa" w:w="100"/>
+            </w:tcMar>
+          </w:tcPr>
+          <w:p>
+            <w:pPr>
+              <w:spacing w:before="22" w:after="22"/>
+            </w:pPr>
+            <w:r>
+              <w:rPr>
+                <w:b/>
+                <w:bCs/>
+                <w:color w:val="8186EF"/>
+                <w:sz w:val="16"/>
+                <w:szCs w:val="16"/>
+              </w:rPr>
+              <w:t xml:space="preserve">29  </w:t>
+            </w:r>
+            <w:r>
+              <w:rPr>
+                <w:sz w:val="17"/>
+                <w:szCs w:val="17"/>
+              </w:rPr>
+              <w:t xml:space="preserve">C</w:t>
             </w:r>
           </w:p>
         </w:tc>
@@ -431,7 +431,7 @@
                 <w:sz w:val="16"/>
                 <w:szCs w:val="16"/>
               </w:rPr>
-              <w:t xml:space="preserve">13  </w:t>
+              <w:t xml:space="preserve">17  </w:t>
             </w:r>
             <w:r>
               <w:rPr>
@@ -465,14 +465,14 @@
                 <w:sz w:val="16"/>
                 <w:szCs w:val="16"/>
               </w:rPr>
-              <w:t xml:space="preserve">22  </w:t>
-            </w:r>
-            <w:r>
-              <w:rPr>
-                <w:sz w:val="17"/>
-                <w:szCs w:val="17"/>
-              </w:rPr>
-              <w:t xml:space="preserve">A</w:t>
+              <w:t xml:space="preserve">30  </w:t>
+            </w:r>
+            <w:r>
+              <w:rPr>
+                <w:sz w:val="17"/>
+                <w:szCs w:val="17"/>
+              </w:rPr>
+              <w:t xml:space="preserve">B</w:t>
             </w:r>
           </w:p>
         </w:tc>
@@ -507,73 +507,73 @@
                 <w:sz w:val="17"/>
                 <w:szCs w:val="17"/>
               </w:rPr>
-              <w:t xml:space="preserve">C</w:t>
-            </w:r>
-          </w:p>
-        </w:tc>
-        <w:tc>
-          <w:tcPr>
-            <w:tcW w:type="pct" w:w="1667"/>
-            <w:tcMar>
-              <w:top w:type="dxa" w:w="40"/>
-              <w:left w:type="dxa" w:w="100"/>
-              <w:bottom w:type="dxa" w:w="40"/>
-              <w:right w:type="dxa" w:w="100"/>
-            </w:tcMar>
-          </w:tcPr>
-          <w:p>
-            <w:pPr>
-              <w:spacing w:before="22" w:after="22"/>
-            </w:pPr>
-            <w:r>
-              <w:rPr>
-                <w:b/>
-                <w:bCs/>
-                <w:color w:val="8186EF"/>
-                <w:sz w:val="16"/>
-                <w:szCs w:val="16"/>
-              </w:rPr>
-              <w:t xml:space="preserve">14  </w:t>
-            </w:r>
-            <w:r>
-              <w:rPr>
-                <w:sz w:val="17"/>
-                <w:szCs w:val="17"/>
-              </w:rPr>
-              <w:t xml:space="preserve">T</w:t>
-            </w:r>
-          </w:p>
-        </w:tc>
-        <w:tc>
-          <w:tcPr>
-            <w:tcW w:type="pct" w:w="1667"/>
-            <w:tcMar>
-              <w:top w:type="dxa" w:w="40"/>
-              <w:left w:type="dxa" w:w="100"/>
-              <w:bottom w:type="dxa" w:w="40"/>
-              <w:right w:type="dxa" w:w="100"/>
-            </w:tcMar>
-          </w:tcPr>
-          <w:p>
-            <w:pPr>
-              <w:spacing w:before="22" w:after="22"/>
-            </w:pPr>
-            <w:r>
-              <w:rPr>
-                <w:b/>
-                <w:bCs/>
-                <w:color w:val="8186EF"/>
-                <w:sz w:val="16"/>
-                <w:szCs w:val="16"/>
-              </w:rPr>
-              <w:t xml:space="preserve">23  </w:t>
-            </w:r>
-            <w:r>
-              <w:rPr>
-                <w:sz w:val="17"/>
-                <w:szCs w:val="17"/>
-              </w:rPr>
-              <w:t xml:space="preserve">A</w:t>
+              <w:t xml:space="preserve">Investors (shareholders) — PRIMARY — statements used most: Income statement, cash flows, balance sheet</w:t>
+            </w:r>
+          </w:p>
+        </w:tc>
+        <w:tc>
+          <w:tcPr>
+            <w:tcW w:type="pct" w:w="1667"/>
+            <w:tcMar>
+              <w:top w:type="dxa" w:w="40"/>
+              <w:left w:type="dxa" w:w="100"/>
+              <w:bottom w:type="dxa" w:w="40"/>
+              <w:right w:type="dxa" w:w="100"/>
+            </w:tcMar>
+          </w:tcPr>
+          <w:p>
+            <w:pPr>
+              <w:spacing w:before="22" w:after="22"/>
+            </w:pPr>
+            <w:r>
+              <w:rPr>
+                <w:b/>
+                <w:bCs/>
+                <w:color w:val="8186EF"/>
+                <w:sz w:val="16"/>
+                <w:szCs w:val="16"/>
+              </w:rPr>
+              <w:t xml:space="preserve">18  </w:t>
+            </w:r>
+            <w:r>
+              <w:rPr>
+                <w:sz w:val="17"/>
+                <w:szCs w:val="17"/>
+              </w:rPr>
+              <w:t xml:space="preserve">D</w:t>
+            </w:r>
+          </w:p>
+        </w:tc>
+        <w:tc>
+          <w:tcPr>
+            <w:tcW w:type="pct" w:w="1667"/>
+            <w:tcMar>
+              <w:top w:type="dxa" w:w="40"/>
+              <w:left w:type="dxa" w:w="100"/>
+              <w:bottom w:type="dxa" w:w="40"/>
+              <w:right w:type="dxa" w:w="100"/>
+            </w:tcMar>
+          </w:tcPr>
+          <w:p>
+            <w:pPr>
+              <w:spacing w:before="22" w:after="22"/>
+            </w:pPr>
+            <w:r>
+              <w:rPr>
+                <w:b/>
+                <w:bCs/>
+                <w:color w:val="8186EF"/>
+                <w:sz w:val="16"/>
+                <w:szCs w:val="16"/>
+              </w:rPr>
+              <w:t xml:space="preserve">31  </w:t>
+            </w:r>
+            <w:r>
+              <w:rPr>
+                <w:sz w:val="17"/>
+                <w:szCs w:val="17"/>
+              </w:rPr>
+              <w:t xml:space="preserve">D</w:t>
             </w:r>
           </w:p>
         </w:tc>
@@ -609,7 +609,7 @@
                 <w:sz w:val="17"/>
                 <w:szCs w:val="17"/>
               </w:rPr>
-              <w:t xml:space="preserve">T</w:t>
+              <w:t xml:space="preserve">Other creditors (suppliers) — PRIMARY — statements used most: Balance sheet (short-term items), cash flows</w:t>
             </w:r>
           </w:p>
         </w:tc>
@@ -636,7 +636,7 @@
                 <w:sz w:val="16"/>
                 <w:szCs w:val="16"/>
               </w:rPr>
-              <w:t xml:space="preserve">15  </w:t>
+              <w:t xml:space="preserve">19  </w:t>
             </w:r>
             <w:r>
               <w:rPr>
@@ -670,14 +670,14 @@
                 <w:sz w:val="16"/>
                 <w:szCs w:val="16"/>
               </w:rPr>
-              <w:t xml:space="preserve">24  </w:t>
-            </w:r>
-            <w:r>
-              <w:rPr>
-                <w:sz w:val="17"/>
-                <w:szCs w:val="17"/>
-              </w:rPr>
-              <w:t xml:space="preserve">B</w:t>
+              <w:t xml:space="preserve">32  </w:t>
+            </w:r>
+            <w:r>
+              <w:rPr>
+                <w:sz w:val="17"/>
+                <w:szCs w:val="17"/>
+              </w:rPr>
+              <w:t xml:space="preserve">D</w:t>
             </w:r>
           </w:p>
         </w:tc>
@@ -712,66 +712,66 @@
                 <w:sz w:val="17"/>
                 <w:szCs w:val="17"/>
               </w:rPr>
-              <w:t xml:space="preserve">income statement · statement of changes in equity · statement of cash flows</w:t>
-            </w:r>
-          </w:p>
-        </w:tc>
-        <w:tc>
-          <w:tcPr>
-            <w:tcW w:type="pct" w:w="1667"/>
-            <w:tcMar>
-              <w:top w:type="dxa" w:w="40"/>
-              <w:left w:type="dxa" w:w="100"/>
-              <w:bottom w:type="dxa" w:w="40"/>
-              <w:right w:type="dxa" w:w="100"/>
-            </w:tcMar>
-          </w:tcPr>
-          <w:p>
-            <w:pPr>
-              <w:spacing w:before="22" w:after="22"/>
-            </w:pPr>
-            <w:r>
-              <w:rPr>
-                <w:b/>
-                <w:bCs/>
-                <w:color w:val="8186EF"/>
-                <w:sz w:val="16"/>
-                <w:szCs w:val="16"/>
-              </w:rPr>
-              <w:t xml:space="preserve">16  </w:t>
-            </w:r>
-            <w:r>
-              <w:rPr>
-                <w:sz w:val="17"/>
-                <w:szCs w:val="17"/>
-              </w:rPr>
-              <w:t xml:space="preserve">F</w:t>
-            </w:r>
-          </w:p>
-        </w:tc>
-        <w:tc>
-          <w:tcPr>
-            <w:tcW w:type="pct" w:w="1667"/>
-            <w:tcMar>
-              <w:top w:type="dxa" w:w="40"/>
-              <w:left w:type="dxa" w:w="100"/>
-              <w:bottom w:type="dxa" w:w="40"/>
-              <w:right w:type="dxa" w:w="100"/>
-            </w:tcMar>
-          </w:tcPr>
-          <w:p>
-            <w:pPr>
-              <w:spacing w:before="22" w:after="22"/>
-            </w:pPr>
-            <w:r>
-              <w:rPr>
-                <w:b/>
-                <w:bCs/>
-                <w:color w:val="8186EF"/>
-                <w:sz w:val="16"/>
-                <w:szCs w:val="16"/>
-              </w:rPr>
-              <w:t xml:space="preserve">25  </w:t>
+              <w:t xml:space="preserve">Employees and unions — key question: Is the company stable and profitable?</w:t>
+            </w:r>
+          </w:p>
+        </w:tc>
+        <w:tc>
+          <w:tcPr>
+            <w:tcW w:type="pct" w:w="1667"/>
+            <w:tcMar>
+              <w:top w:type="dxa" w:w="40"/>
+              <w:left w:type="dxa" w:w="100"/>
+              <w:bottom w:type="dxa" w:w="40"/>
+              <w:right w:type="dxa" w:w="100"/>
+            </w:tcMar>
+          </w:tcPr>
+          <w:p>
+            <w:pPr>
+              <w:spacing w:before="22" w:after="22"/>
+            </w:pPr>
+            <w:r>
+              <w:rPr>
+                <w:b/>
+                <w:bCs/>
+                <w:color w:val="8186EF"/>
+                <w:sz w:val="16"/>
+                <w:szCs w:val="16"/>
+              </w:rPr>
+              <w:t xml:space="preserve">20  </w:t>
+            </w:r>
+            <w:r>
+              <w:rPr>
+                <w:sz w:val="17"/>
+                <w:szCs w:val="17"/>
+              </w:rPr>
+              <w:t xml:space="preserve">A</w:t>
+            </w:r>
+          </w:p>
+        </w:tc>
+        <w:tc>
+          <w:tcPr>
+            <w:tcW w:type="pct" w:w="1667"/>
+            <w:tcMar>
+              <w:top w:type="dxa" w:w="40"/>
+              <w:left w:type="dxa" w:w="100"/>
+              <w:bottom w:type="dxa" w:w="40"/>
+              <w:right w:type="dxa" w:w="100"/>
+            </w:tcMar>
+          </w:tcPr>
+          <w:p>
+            <w:pPr>
+              <w:spacing w:before="22" w:after="22"/>
+            </w:pPr>
+            <w:r>
+              <w:rPr>
+                <w:b/>
+                <w:bCs/>
+                <w:color w:val="8186EF"/>
+                <w:sz w:val="16"/>
+                <w:szCs w:val="16"/>
+              </w:rPr>
+              <w:t xml:space="preserve">33  </w:t>
             </w:r>
             <w:r>
               <w:rPr>
@@ -814,7 +814,7 @@
                 <w:sz w:val="17"/>
                 <w:szCs w:val="17"/>
               </w:rPr>
-              <w:t xml:space="preserve">B</w:t>
+              <w:t xml:space="preserve">Customers — decision: Sign long-term contracts</w:t>
             </w:r>
           </w:p>
         </w:tc>
@@ -841,14 +841,14 @@
                 <w:sz w:val="16"/>
                 <w:szCs w:val="16"/>
               </w:rPr>
-              <w:t xml:space="preserve">17  </w:t>
-            </w:r>
-            <w:r>
-              <w:rPr>
-                <w:sz w:val="17"/>
-                <w:szCs w:val="17"/>
-              </w:rPr>
-              <w:t xml:space="preserve">E</w:t>
+              <w:t xml:space="preserve">21  </w:t>
+            </w:r>
+            <w:r>
+              <w:rPr>
+                <w:sz w:val="17"/>
+                <w:szCs w:val="17"/>
+              </w:rPr>
+              <w:t xml:space="preserve">F</w:t>
             </w:r>
           </w:p>
         </w:tc>
@@ -875,14 +875,14 @@
                 <w:sz w:val="16"/>
                 <w:szCs w:val="16"/>
               </w:rPr>
-              <w:t xml:space="preserve">26  </w:t>
-            </w:r>
-            <w:r>
-              <w:rPr>
-                <w:sz w:val="17"/>
-                <w:szCs w:val="17"/>
-              </w:rPr>
-              <w:t xml:space="preserve">Compare with the model earlier in this handout.</w:t>
+              <w:t xml:space="preserve">34  </w:t>
+            </w:r>
+            <w:r>
+              <w:rPr>
+                <w:sz w:val="17"/>
+                <w:szCs w:val="17"/>
+              </w:rPr>
+              <w:t xml:space="preserve">A</w:t>
             </w:r>
           </w:p>
         </w:tc>
@@ -917,6 +917,142 @@
                 <w:sz w:val="17"/>
                 <w:szCs w:val="17"/>
               </w:rPr>
+              <w:t xml:space="preserve">Governments and regulators — statements used most: All statements and notes</w:t>
+            </w:r>
+          </w:p>
+        </w:tc>
+        <w:tc>
+          <w:tcPr>
+            <w:tcW w:type="pct" w:w="1667"/>
+            <w:tcMar>
+              <w:top w:type="dxa" w:w="40"/>
+              <w:left w:type="dxa" w:w="100"/>
+              <w:bottom w:type="dxa" w:w="40"/>
+              <w:right w:type="dxa" w:w="100"/>
+            </w:tcMar>
+          </w:tcPr>
+          <w:p>
+            <w:pPr>
+              <w:spacing w:before="22" w:after="22"/>
+            </w:pPr>
+            <w:r>
+              <w:rPr>
+                <w:b/>
+                <w:bCs/>
+                <w:color w:val="8186EF"/>
+                <w:sz w:val="16"/>
+                <w:szCs w:val="16"/>
+              </w:rPr>
+              <w:t xml:space="preserve">22  </w:t>
+            </w:r>
+            <w:r>
+              <w:rPr>
+                <w:sz w:val="17"/>
+                <w:szCs w:val="17"/>
+              </w:rPr>
+              <w:t xml:space="preserve">E</w:t>
+            </w:r>
+          </w:p>
+        </w:tc>
+        <w:tc>
+          <w:tcPr>
+            <w:tcW w:type="pct" w:w="1667"/>
+            <w:tcMar>
+              <w:top w:type="dxa" w:w="40"/>
+              <w:left w:type="dxa" w:w="100"/>
+              <w:bottom w:type="dxa" w:w="40"/>
+              <w:right w:type="dxa" w:w="100"/>
+            </w:tcMar>
+          </w:tcPr>
+          <w:p>
+            <w:pPr>
+              <w:spacing w:before="22" w:after="22"/>
+            </w:pPr>
+            <w:r>
+              <w:rPr>
+                <w:b/>
+                <w:bCs/>
+                <w:color w:val="8186EF"/>
+                <w:sz w:val="16"/>
+                <w:szCs w:val="16"/>
+              </w:rPr>
+              <w:t xml:space="preserve">35  </w:t>
+            </w:r>
+            <w:r>
+              <w:rPr>
+                <w:sz w:val="17"/>
+                <w:szCs w:val="17"/>
+              </w:rPr>
+              <w:t xml:space="preserve">B</w:t>
+            </w:r>
+          </w:p>
+        </w:tc>
+      </w:tr>
+      <w:tr>
+        <w:tc>
+          <w:tcPr>
+            <w:tcW w:type="pct" w:w="1667"/>
+            <w:shd w:fill="FBFAF6" w:val="clear"/>
+            <w:tcMar>
+              <w:top w:type="dxa" w:w="40"/>
+              <w:left w:type="dxa" w:w="100"/>
+              <w:bottom w:type="dxa" w:w="40"/>
+              <w:right w:type="dxa" w:w="100"/>
+            </w:tcMar>
+          </w:tcPr>
+          <w:p>
+            <w:pPr>
+              <w:spacing w:before="22" w:after="22"/>
+            </w:pPr>
+            <w:r>
+              <w:rPr>
+                <w:b/>
+                <w:bCs/>
+                <w:color w:val="8186EF"/>
+                <w:sz w:val="16"/>
+                <w:szCs w:val="16"/>
+              </w:rPr>
+              <w:t xml:space="preserve">10  </w:t>
+            </w:r>
+            <w:r>
+              <w:rPr>
+                <w:sz w:val="17"/>
+                <w:szCs w:val="17"/>
+              </w:rPr>
+              <w:t xml:space="preserve">Managers (internal) — key question: Not a primary user: can use internal reports</w:t>
+            </w:r>
+          </w:p>
+        </w:tc>
+        <w:tc>
+          <w:tcPr>
+            <w:tcW w:type="pct" w:w="1667"/>
+            <w:shd w:fill="FBFAF6" w:val="clear"/>
+            <w:tcMar>
+              <w:top w:type="dxa" w:w="40"/>
+              <w:left w:type="dxa" w:w="100"/>
+              <w:bottom w:type="dxa" w:w="40"/>
+              <w:right w:type="dxa" w:w="100"/>
+            </w:tcMar>
+          </w:tcPr>
+          <w:p>
+            <w:pPr>
+              <w:spacing w:before="22" w:after="22"/>
+            </w:pPr>
+            <w:r>
+              <w:rPr>
+                <w:b/>
+                <w:bCs/>
+                <w:color w:val="8186EF"/>
+                <w:sz w:val="16"/>
+                <w:szCs w:val="16"/>
+              </w:rPr>
+              <w:t xml:space="preserve">23  </w:t>
+            </w:r>
+            <w:r>
+              <w:rPr>
+                <w:sz w:val="17"/>
+                <w:szCs w:val="17"/>
+              </w:rPr>
               <w:t xml:space="preserve">C</w:t>
             </w:r>
           </w:p>
@@ -924,26 +1060,62 @@
         <w:tc>
           <w:tcPr>
             <w:tcW w:type="pct" w:w="1667"/>
-            <w:tcMar>
-              <w:top w:type="dxa" w:w="40"/>
-              <w:left w:type="dxa" w:w="100"/>
-              <w:bottom w:type="dxa" w:w="40"/>
-              <w:right w:type="dxa" w:w="100"/>
-            </w:tcMar>
-          </w:tcPr>
-          <w:p>
-            <w:pPr>
-              <w:spacing w:before="22" w:after="22"/>
-            </w:pPr>
-            <w:r>
-              <w:rPr>
-                <w:b/>
-                <w:bCs/>
-                <w:color w:val="8186EF"/>
-                <w:sz w:val="16"/>
-                <w:szCs w:val="16"/>
-              </w:rPr>
-              <w:t xml:space="preserve">18  </w:t>
+            <w:shd w:fill="FBFAF6" w:val="clear"/>
+            <w:tcMar>
+              <w:top w:type="dxa" w:w="40"/>
+              <w:left w:type="dxa" w:w="100"/>
+              <w:bottom w:type="dxa" w:w="40"/>
+              <w:right w:type="dxa" w:w="100"/>
+            </w:tcMar>
+          </w:tcPr>
+          <w:p>
+            <w:pPr>
+              <w:spacing w:before="22" w:after="22"/>
+            </w:pPr>
+            <w:r>
+              <w:rPr>
+                <w:b/>
+                <w:bCs/>
+                <w:color w:val="8186EF"/>
+                <w:sz w:val="16"/>
+                <w:szCs w:val="16"/>
+              </w:rPr>
+              <w:t xml:space="preserve">36  </w:t>
+            </w:r>
+            <w:r>
+              <w:rPr>
+                <w:sz w:val="17"/>
+                <w:szCs w:val="17"/>
+              </w:rPr>
+              <w:t xml:space="preserve">B</w:t>
+            </w:r>
+          </w:p>
+        </w:tc>
+      </w:tr>
+      <w:tr>
+        <w:tc>
+          <w:tcPr>
+            <w:tcW w:type="pct" w:w="1667"/>
+            <w:tcMar>
+              <w:top w:type="dxa" w:w="40"/>
+              <w:left w:type="dxa" w:w="100"/>
+              <w:bottom w:type="dxa" w:w="40"/>
+              <w:right w:type="dxa" w:w="100"/>
+            </w:tcMar>
+          </w:tcPr>
+          <w:p>
+            <w:pPr>
+              <w:spacing w:before="22" w:after="22"/>
+            </w:pPr>
+            <w:r>
+              <w:rPr>
+                <w:b/>
+                <w:bCs/>
+                <w:color w:val="8186EF"/>
+                <w:sz w:val="16"/>
+                <w:szCs w:val="16"/>
+              </w:rPr>
+              <w:t xml:space="preserve">11  </w:t>
             </w:r>
             <w:r>
               <w:rPr>
@@ -976,7 +1148,245 @@
                 <w:sz w:val="16"/>
                 <w:szCs w:val="16"/>
               </w:rPr>
-              <w:t xml:space="preserve">27  </w:t>
+              <w:t xml:space="preserve">24  </w:t>
+            </w:r>
+            <w:r>
+              <w:rPr>
+                <w:sz w:val="17"/>
+                <w:szCs w:val="17"/>
+              </w:rPr>
+              <w:t xml:space="preserve">B</w:t>
+            </w:r>
+          </w:p>
+        </w:tc>
+        <w:tc>
+          <w:tcPr>
+            <w:tcW w:type="pct" w:w="1667"/>
+            <w:tcMar>
+              <w:top w:type="dxa" w:w="40"/>
+              <w:left w:type="dxa" w:w="100"/>
+              <w:bottom w:type="dxa" w:w="40"/>
+              <w:right w:type="dxa" w:w="100"/>
+            </w:tcMar>
+          </w:tcPr>
+          <w:p>
+            <w:pPr>
+              <w:spacing w:before="22" w:after="22"/>
+            </w:pPr>
+            <w:r>
+              <w:rPr>
+                <w:b/>
+                <w:bCs/>
+                <w:color w:val="8186EF"/>
+                <w:sz w:val="16"/>
+                <w:szCs w:val="16"/>
+              </w:rPr>
+              <w:t xml:space="preserve">37  </w:t>
+            </w:r>
+            <w:r>
+              <w:rPr>
+                <w:sz w:val="17"/>
+                <w:szCs w:val="17"/>
+              </w:rPr>
+              <w:t xml:space="preserve">D</w:t>
+            </w:r>
+          </w:p>
+        </w:tc>
+      </w:tr>
+      <w:tr>
+        <w:tc>
+          <w:tcPr>
+            <w:tcW w:type="pct" w:w="1667"/>
+            <w:shd w:fill="FBFAF6" w:val="clear"/>
+            <w:tcMar>
+              <w:top w:type="dxa" w:w="40"/>
+              <w:left w:type="dxa" w:w="100"/>
+              <w:bottom w:type="dxa" w:w="40"/>
+              <w:right w:type="dxa" w:w="100"/>
+            </w:tcMar>
+          </w:tcPr>
+          <w:p>
+            <w:pPr>
+              <w:spacing w:before="22" w:after="22"/>
+            </w:pPr>
+            <w:r>
+              <w:rPr>
+                <w:b/>
+                <w:bCs/>
+                <w:color w:val="8186EF"/>
+                <w:sz w:val="16"/>
+                <w:szCs w:val="16"/>
+              </w:rPr>
+              <w:t xml:space="preserve">12  </w:t>
+            </w:r>
+            <w:r>
+              <w:rPr>
+                <w:sz w:val="17"/>
+                <w:szCs w:val="17"/>
+              </w:rPr>
+              <w:t xml:space="preserve">T</w:t>
+            </w:r>
+          </w:p>
+        </w:tc>
+        <w:tc>
+          <w:tcPr>
+            <w:tcW w:type="pct" w:w="1667"/>
+            <w:shd w:fill="FBFAF6" w:val="clear"/>
+            <w:tcMar>
+              <w:top w:type="dxa" w:w="40"/>
+              <w:left w:type="dxa" w:w="100"/>
+              <w:bottom w:type="dxa" w:w="40"/>
+              <w:right w:type="dxa" w:w="100"/>
+            </w:tcMar>
+          </w:tcPr>
+          <w:p>
+            <w:pPr>
+              <w:spacing w:before="22" w:after="22"/>
+            </w:pPr>
+            <w:r>
+              <w:rPr>
+                <w:b/>
+                <w:bCs/>
+                <w:color w:val="8186EF"/>
+                <w:sz w:val="16"/>
+                <w:szCs w:val="16"/>
+              </w:rPr>
+              <w:t xml:space="preserve">25  </w:t>
+            </w:r>
+            <w:r>
+              <w:rPr>
+                <w:sz w:val="17"/>
+                <w:szCs w:val="17"/>
+              </w:rPr>
+              <w:t xml:space="preserve">D</w:t>
+            </w:r>
+          </w:p>
+        </w:tc>
+        <w:tc>
+          <w:tcPr>
+            <w:tcW w:type="pct" w:w="1667"/>
+            <w:shd w:fill="FBFAF6" w:val="clear"/>
+            <w:tcMar>
+              <w:top w:type="dxa" w:w="40"/>
+              <w:left w:type="dxa" w:w="100"/>
+              <w:bottom w:type="dxa" w:w="40"/>
+              <w:right w:type="dxa" w:w="100"/>
+            </w:tcMar>
+          </w:tcPr>
+          <w:p>
+            <w:pPr>
+              <w:spacing w:before="22" w:after="22"/>
+            </w:pPr>
+            <w:r>
+              <w:rPr>
+                <w:b/>
+                <w:bCs/>
+                <w:color w:val="8186EF"/>
+                <w:sz w:val="16"/>
+                <w:szCs w:val="16"/>
+              </w:rPr>
+              <w:t xml:space="preserve">38  </w:t>
+            </w:r>
+            <w:r>
+              <w:rPr>
+                <w:sz w:val="17"/>
+                <w:szCs w:val="17"/>
+              </w:rPr>
+              <w:t xml:space="preserve">Compare with the model earlier in this handout.</w:t>
+            </w:r>
+          </w:p>
+        </w:tc>
+      </w:tr>
+      <w:tr>
+        <w:tc>
+          <w:tcPr>
+            <w:tcW w:type="pct" w:w="1667"/>
+            <w:tcMar>
+              <w:top w:type="dxa" w:w="40"/>
+              <w:left w:type="dxa" w:w="100"/>
+              <w:bottom w:type="dxa" w:w="40"/>
+              <w:right w:type="dxa" w:w="100"/>
+            </w:tcMar>
+          </w:tcPr>
+          <w:p>
+            <w:pPr>
+              <w:spacing w:before="22" w:after="22"/>
+            </w:pPr>
+            <w:r>
+              <w:rPr>
+                <w:b/>
+                <w:bCs/>
+                <w:color w:val="8186EF"/>
+                <w:sz w:val="16"/>
+                <w:szCs w:val="16"/>
+              </w:rPr>
+              <w:t xml:space="preserve">13  </w:t>
+            </w:r>
+            <w:r>
+              <w:rPr>
+                <w:sz w:val="17"/>
+                <w:szCs w:val="17"/>
+              </w:rPr>
+              <w:t xml:space="preserve">income statement · statement of changes in equity · statement of cash flows</w:t>
+            </w:r>
+          </w:p>
+        </w:tc>
+        <w:tc>
+          <w:tcPr>
+            <w:tcW w:type="pct" w:w="1667"/>
+            <w:tcMar>
+              <w:top w:type="dxa" w:w="40"/>
+              <w:left w:type="dxa" w:w="100"/>
+              <w:bottom w:type="dxa" w:w="40"/>
+              <w:right w:type="dxa" w:w="100"/>
+            </w:tcMar>
+          </w:tcPr>
+          <w:p>
+            <w:pPr>
+              <w:spacing w:before="22" w:after="22"/>
+            </w:pPr>
+            <w:r>
+              <w:rPr>
+                <w:b/>
+                <w:bCs/>
+                <w:color w:val="8186EF"/>
+                <w:sz w:val="16"/>
+                <w:szCs w:val="16"/>
+              </w:rPr>
+              <w:t xml:space="preserve">26  </w:t>
+            </w:r>
+            <w:r>
+              <w:rPr>
+                <w:sz w:val="17"/>
+                <w:szCs w:val="17"/>
+              </w:rPr>
+              <w:t xml:space="preserve">A</w:t>
+            </w:r>
+          </w:p>
+        </w:tc>
+        <w:tc>
+          <w:tcPr>
+            <w:tcW w:type="pct" w:w="1667"/>
+            <w:tcMar>
+              <w:top w:type="dxa" w:w="40"/>
+              <w:left w:type="dxa" w:w="100"/>
+              <w:bottom w:type="dxa" w:w="40"/>
+              <w:right w:type="dxa" w:w="100"/>
+            </w:tcMar>
+          </w:tcPr>
+          <w:p>
+            <w:pPr>
+              <w:spacing w:before="22" w:after="22"/>
+            </w:pPr>
+            <w:r>
+              <w:rPr>
+                <w:b/>
+                <w:bCs/>
+                <w:color w:val="8186EF"/>
+                <w:sz w:val="16"/>
+                <w:szCs w:val="16"/>
+              </w:rPr>
+              <w:t xml:space="preserve">39  </w:t>
             </w:r>
             <w:r>
               <w:rPr>
@@ -1030,7 +1440,7 @@
                 <w:sz w:val="17"/>
                 <w:szCs w:val="17"/>
               </w:rPr>
-              <w:t xml:space="preserve">7  </w:t>
+              <w:t xml:space="preserve">13  </w:t>
             </w:r>
             <w:r>
               <w:rPr>
@@ -1095,7 +1505,7 @@
           <w:sz w:val="16"/>
           <w:szCs w:val="16"/>
         </w:rPr>
-        <w:t xml:space="preserve">The book writes: “The four main statements are the balance sheet, the income statement, the statement of changes in equity and the statement of cash flows. Most companies prepare general-purpose financial statements. These are reports for many readers at the same time, not for one special reader.”</w:t>
+        <w:t xml:space="preserve">In full: “A company collects thousands of facts every day: sales, purchases, salaries and loans. Financial statements summarize these facts in a standard form for people outside the company. The four main statements are the balance sheet, the income statement, the statement of changes in equity and the statement of cash flows. Most companies prepare general-purpose financial statements. These are reports for many readers at the same time, not for one special reader. The U.S. conceptual framework names the most important readers. The primary users are existing and potential investors, lenders and other creditors.”</w:t>
       </w:r>
     </w:p>
     <w:p>
@@ -1118,7 +1528,7 @@
           <w:sz w:val="16"/>
           <w:szCs w:val="16"/>
         </w:rPr>
-        <w:t xml:space="preserve">The book writes: “What does the company have, and what does it owe? The balance sheet answers this. How did the company perform in the period? The income statement answers this. Where did cash come from, and where did it go? The statement of cash flows answers this. The conceptual framework lists the qualities of useful information.”</w:t>
+        <w:t xml:space="preserve">In full: “What does the company have, and what does it owe? The balance sheet answers this. How did the company perform in the period? The income statement answers this. Where did cash come from, and where did it go? The statement of cash flows answers this. The conceptual framework lists the qualities of useful information. There are two fundamental qualities. Relevance means the information can make a difference to a decision. It helps users predict the future (predictive value) or check their past predictions (confirmatory value). Relevance includes materiality: an item is material if leaving it out or stating it wrongly could change users' decisions.”</w:t>
       </w:r>
     </w:p>
     <w:p>
@@ -1141,7 +1551,7 @@
           <w:sz w:val="16"/>
           <w:szCs w:val="16"/>
         </w:rPr>
-        <w:t xml:space="preserve">The book writes: “Managers are users, but not primary users of general-purpose statements. Also remember: relevance and faithful representation are the two fundamental qualities. Comparability, verifiability, timeliness and understandability are only enhancing qualities.”</w:t>
+        <w:t xml:space="preserve">In full: “Managers are users, but not primary users of general-purpose statements. Also remember: relevance and faithful representation are the two fundamental qualities. Comparability, verifiability, timeliness and understandability are only enhancing qualities. These verbs have exact meanings in exam questions. Example: Orontes recognizes revenue when it delivers the goods. It measures the revenue at the invoice price. It presents revenue in the income statement, and it discloses its revenue policy in the notes.”</w:t>
       </w:r>
     </w:p>
     <w:p>
@@ -1164,92 +1574,92 @@
           <w:sz w:val="16"/>
           <w:szCs w:val="16"/>
         </w:rPr>
-        <w:t xml:space="preserve">The book pairs Managers (internal) with “Plan and control operations”.</w:t>
-      </w:r>
-    </w:p>
-    <w:p>
-      <w:pPr>
-        <w:spacing w:after="18"/>
-        <w:ind w:left="300" w:hanging="300"/>
-      </w:pPr>
-      <w:r>
-        <w:rPr>
-          <w:b/>
-          <w:bCs/>
-          <w:color w:val="8186EF"/>
-          <w:sz w:val="16"/>
-          <w:szCs w:val="16"/>
-        </w:rPr>
-        <w:t xml:space="preserve">5  </w:t>
-      </w:r>
-      <w:r>
-        <w:rPr>
-          <w:sz w:val="16"/>
-          <w:szCs w:val="16"/>
-        </w:rPr>
-        <w:t xml:space="preserve">The book’s own table gives Buy, hold or sell shares as the decision of Investors (shareholders) — PRIMARY.</w:t>
-      </w:r>
-    </w:p>
-    <w:p>
-      <w:pPr>
-        <w:spacing w:after="18"/>
-        <w:ind w:left="300" w:hanging="300"/>
-      </w:pPr>
-      <w:r>
-        <w:rPr>
-          <w:b/>
-          <w:bCs/>
-          <w:color w:val="8186EF"/>
-          <w:sz w:val="16"/>
-          <w:szCs w:val="16"/>
-        </w:rPr>
-        <w:t xml:space="preserve">6  </w:t>
-      </w:r>
-      <w:r>
-        <w:rPr>
-          <w:sz w:val="16"/>
-          <w:szCs w:val="16"/>
-        </w:rPr>
-        <w:t xml:space="preserve">The book pairs Lenders (banks, bondholders) — PRIMARY with “Cash flows, balance sheet”.</w:t>
-      </w:r>
-    </w:p>
-    <w:p>
-      <w:pPr>
-        <w:spacing w:after="18"/>
-        <w:ind w:left="300" w:hanging="300"/>
-      </w:pPr>
-      <w:r>
-        <w:rPr>
-          <w:b/>
-          <w:bCs/>
-          <w:color w:val="8186EF"/>
-          <w:sz w:val="16"/>
-          <w:szCs w:val="16"/>
-        </w:rPr>
-        <w:t xml:space="preserve">8  </w:t>
-      </w:r>
-      <w:r>
-        <w:rPr>
-          <w:sz w:val="16"/>
-          <w:szCs w:val="16"/>
-        </w:rPr>
-        <w:t xml:space="preserve">The book gives Cash flows, balance sheet as the statements used most of Lenders (banks, bondholders) — PRIMARY.</w:t>
-      </w:r>
-    </w:p>
-    <w:p>
-      <w:pPr>
-        <w:spacing w:after="18"/>
-        <w:ind w:left="300" w:hanging="300"/>
-      </w:pPr>
-      <w:r>
-        <w:rPr>
-          <w:b/>
-          <w:bCs/>
-          <w:color w:val="8186EF"/>
-          <w:sz w:val="16"/>
-          <w:szCs w:val="16"/>
-        </w:rPr>
-        <w:t xml:space="preserve">9  </w:t>
+        <w:t xml:space="preserve">Managers (internal): Plan and control operations.</w:t>
+      </w:r>
+    </w:p>
+    <w:p>
+      <w:pPr>
+        <w:spacing w:after="18"/>
+        <w:ind w:left="300" w:hanging="300"/>
+      </w:pPr>
+      <w:r>
+        <w:rPr>
+          <w:b/>
+          <w:bCs/>
+          <w:color w:val="8186EF"/>
+          <w:sz w:val="16"/>
+          <w:szCs w:val="16"/>
+        </w:rPr>
+        <w:t xml:space="preserve">11  </w:t>
+      </w:r>
+      <w:r>
+        <w:rPr>
+          <w:sz w:val="16"/>
+          <w:szCs w:val="16"/>
+        </w:rPr>
+        <w:t xml:space="preserve">The Buy, hold or sell shares of decision is Investors (shareholders) — PRIMARY.</w:t>
+      </w:r>
+    </w:p>
+    <w:p>
+      <w:pPr>
+        <w:spacing w:after="18"/>
+        <w:ind w:left="300" w:hanging="300"/>
+      </w:pPr>
+      <w:r>
+        <w:rPr>
+          <w:b/>
+          <w:bCs/>
+          <w:color w:val="8186EF"/>
+          <w:sz w:val="16"/>
+          <w:szCs w:val="16"/>
+        </w:rPr>
+        <w:t xml:space="preserve">12  </w:t>
+      </w:r>
+      <w:r>
+        <w:rPr>
+          <w:sz w:val="16"/>
+          <w:szCs w:val="16"/>
+        </w:rPr>
+        <w:t xml:space="preserve">Lenders (banks, bondholders) — PRIMARY: Cash flows, balance sheet.</w:t>
+      </w:r>
+    </w:p>
+    <w:p>
+      <w:pPr>
+        <w:spacing w:after="18"/>
+        <w:ind w:left="300" w:hanging="300"/>
+      </w:pPr>
+      <w:r>
+        <w:rPr>
+          <w:b/>
+          <w:bCs/>
+          <w:color w:val="8186EF"/>
+          <w:sz w:val="16"/>
+          <w:szCs w:val="16"/>
+        </w:rPr>
+        <w:t xml:space="preserve">14  </w:t>
+      </w:r>
+      <w:r>
+        <w:rPr>
+          <w:sz w:val="16"/>
+          <w:szCs w:val="16"/>
+        </w:rPr>
+        <w:t xml:space="preserve">The statements used most of Lenders (banks, bondholders) — PRIMARY is Cash flows, balance sheet.</w:t>
+      </w:r>
+    </w:p>
+    <w:p>
+      <w:pPr>
+        <w:spacing w:after="18"/>
+        <w:ind w:left="300" w:hanging="300"/>
+      </w:pPr>
+      <w:r>
+        <w:rPr>
+          <w:b/>
+          <w:bCs/>
+          <w:color w:val="8186EF"/>
+          <w:sz w:val="16"/>
+          <w:szCs w:val="16"/>
+        </w:rPr>
+        <w:t xml:space="preserve">15  </w:t>
       </w:r>
       <w:r>
         <w:rPr>
@@ -1272,76 +1682,53 @@
           <w:sz w:val="16"/>
           <w:szCs w:val="16"/>
         </w:rPr>
-        <w:t xml:space="preserve">10  </w:t>
-      </w:r>
-      <w:r>
-        <w:rPr>
-          <w:sz w:val="16"/>
-          <w:szCs w:val="16"/>
-        </w:rPr>
-        <w:t xml:space="preserve">Prepaid rent is an asset, and assets have debit balances. A is wrong: Accounts payable is a liability, with a credit balance. B is wrong: Revenue increases equity, so it has a credit balance.</w:t>
-      </w:r>
-    </w:p>
-    <w:p>
-      <w:pPr>
-        <w:spacing w:after="18"/>
-        <w:ind w:left="300" w:hanging="300"/>
-      </w:pPr>
-      <w:r>
-        <w:rPr>
-          <w:b/>
-          <w:bCs/>
-          <w:color w:val="8186EF"/>
-          <w:sz w:val="16"/>
-          <w:szCs w:val="16"/>
-        </w:rPr>
-        <w:t xml:space="preserve">11  </w:t>
-      </w:r>
-      <w:r>
-        <w:rPr>
-          <w:sz w:val="16"/>
-          <w:szCs w:val="16"/>
-        </w:rPr>
-        <w:t xml:space="preserve">It reduces the cost of equipment on the balance sheet and has a credit balance. A is wrong: The company owes nobody anything, so it is not a liability. C is wrong: Depreciation expense is the period's charge; accumulated depreciation is the running total on the balance sheet.</w:t>
-      </w:r>
-    </w:p>
-    <w:p>
-      <w:pPr>
-        <w:spacing w:after="18"/>
-        <w:ind w:left="300" w:hanging="300"/>
-      </w:pPr>
-      <w:r>
-        <w:rPr>
-          <w:b/>
-          <w:bCs/>
-          <w:color w:val="8186EF"/>
-          <w:sz w:val="16"/>
-          <w:szCs w:val="16"/>
-        </w:rPr>
-        <w:t xml:space="preserve">12  </w:t>
-      </w:r>
-      <w:r>
-        <w:rPr>
-          <w:sz w:val="16"/>
-          <w:szCs w:val="16"/>
-        </w:rPr>
-        <w:t xml:space="preserve">This is the definition of matching. A is wrong: Payment timing does not decide when an expense is recognized. B is wrong: Revenue is recognized when earned, not when cash is received.</w:t>
-      </w:r>
-    </w:p>
-    <w:p>
-      <w:pPr>
-        <w:spacing w:after="18"/>
-        <w:ind w:left="300" w:hanging="300"/>
-      </w:pPr>
-      <w:r>
-        <w:rPr>
-          <w:b/>
-          <w:bCs/>
-          <w:color w:val="8186EF"/>
-          <w:sz w:val="16"/>
-          <w:szCs w:val="16"/>
-        </w:rPr>
-        <w:t xml:space="preserve">13  </w:t>
+        <w:t xml:space="preserve">16  </w:t>
+      </w:r>
+      <w:r>
+        <w:rPr>
+          <w:sz w:val="16"/>
+          <w:szCs w:val="16"/>
+        </w:rPr>
+        <w:t xml:space="preserve">A lender's main question is repayment: can the borrower pay interest and principal on time? A is wrong: Share prices interest investors more than lenders and do not show repayment ability. C is wrong: The product count does not show whether the company can repay the loan.</w:t>
+      </w:r>
+    </w:p>
+    <w:p>
+      <w:pPr>
+        <w:spacing w:after="18"/>
+        <w:ind w:left="300" w:hanging="300"/>
+      </w:pPr>
+      <w:r>
+        <w:rPr>
+          <w:b/>
+          <w:bCs/>
+          <w:color w:val="8186EF"/>
+          <w:sz w:val="16"/>
+          <w:szCs w:val="16"/>
+        </w:rPr>
+        <w:t xml:space="preserve">17  </w:t>
+      </w:r>
+      <w:r>
+        <w:rPr>
+          <w:sz w:val="16"/>
+          <w:szCs w:val="16"/>
+        </w:rPr>
+        <w:t xml:space="preserve">Comparability lets users identify similarities and differences between companies or periods. A is wrong: Relevance means the information can make a difference to a decision. B is wrong: Verifiability means independent observers could reach the same result.</w:t>
+      </w:r>
+    </w:p>
+    <w:p>
+      <w:pPr>
+        <w:spacing w:after="18"/>
+        <w:ind w:left="300" w:hanging="300"/>
+      </w:pPr>
+      <w:r>
+        <w:rPr>
+          <w:b/>
+          <w:bCs/>
+          <w:color w:val="8186EF"/>
+          <w:sz w:val="16"/>
+          <w:szCs w:val="16"/>
+        </w:rPr>
+        <w:t xml:space="preserve">18  </w:t>
       </w:r>
       <w:r>
         <w:rPr>
@@ -1364,53 +1751,76 @@
           <w:sz w:val="16"/>
           <w:szCs w:val="16"/>
         </w:rPr>
-        <w:t xml:space="preserve">14  </w:t>
-      </w:r>
-      <w:r>
-        <w:rPr>
-          <w:sz w:val="16"/>
-          <w:szCs w:val="16"/>
-        </w:rPr>
-        <w:t xml:space="preserve">CMA questions use exact terms, and one word can change the answer.</w:t>
-      </w:r>
-    </w:p>
-    <w:p>
-      <w:pPr>
-        <w:spacing w:after="18"/>
-        <w:ind w:left="300" w:hanging="300"/>
-      </w:pPr>
-      <w:r>
-        <w:rPr>
-          <w:b/>
-          <w:bCs/>
-          <w:color w:val="8186EF"/>
-          <w:sz w:val="16"/>
-          <w:szCs w:val="16"/>
-        </w:rPr>
-        <w:t xml:space="preserve">21  </w:t>
-      </w:r>
-      <w:r>
-        <w:rPr>
-          <w:sz w:val="16"/>
-          <w:szCs w:val="16"/>
-        </w:rPr>
-        <w:t xml:space="preserve">The book’s own table pairs recognize with “include an item in the statements, with a name and an amount”.</w:t>
-      </w:r>
-    </w:p>
-    <w:p>
-      <w:pPr>
-        <w:spacing w:after="18"/>
-        <w:ind w:left="300" w:hanging="300"/>
-      </w:pPr>
-      <w:r>
-        <w:rPr>
-          <w:b/>
-          <w:bCs/>
-          <w:color w:val="8186EF"/>
-          <w:sz w:val="16"/>
-          <w:szCs w:val="16"/>
-        </w:rPr>
-        <w:t xml:space="preserve">22  </w:t>
+        <w:t xml:space="preserve">19  </w:t>
+      </w:r>
+      <w:r>
+        <w:rPr>
+          <w:sz w:val="16"/>
+          <w:szCs w:val="16"/>
+        </w:rPr>
+        <w:t xml:space="preserve">disclose goes with “explain the item in the notes to the statements”.</w:t>
+      </w:r>
+    </w:p>
+    <w:p>
+      <w:pPr>
+        <w:spacing w:after="18"/>
+        <w:ind w:left="300" w:hanging="300"/>
+      </w:pPr>
+      <w:r>
+        <w:rPr>
+          <w:b/>
+          <w:bCs/>
+          <w:color w:val="8186EF"/>
+          <w:sz w:val="16"/>
+          <w:szCs w:val="16"/>
+        </w:rPr>
+        <w:t xml:space="preserve">32  </w:t>
+      </w:r>
+      <w:r>
+        <w:rPr>
+          <w:sz w:val="16"/>
+          <w:szCs w:val="16"/>
+        </w:rPr>
+        <w:t xml:space="preserve">recognize goes with “include an item in the statements, with a name and an amount”.</w:t>
+      </w:r>
+    </w:p>
+    <w:p>
+      <w:pPr>
+        <w:spacing w:after="18"/>
+        <w:ind w:left="300" w:hanging="300"/>
+      </w:pPr>
+      <w:r>
+        <w:rPr>
+          <w:b/>
+          <w:bCs/>
+          <w:color w:val="8186EF"/>
+          <w:sz w:val="16"/>
+          <w:szCs w:val="16"/>
+        </w:rPr>
+        <w:t xml:space="preserve">33  </w:t>
+      </w:r>
+      <w:r>
+        <w:rPr>
+          <w:sz w:val="16"/>
+          <w:szCs w:val="16"/>
+        </w:rPr>
+        <w:t xml:space="preserve">measure goes with “decide the amount of the item”.</w:t>
+      </w:r>
+    </w:p>
+    <w:p>
+      <w:pPr>
+        <w:spacing w:after="18"/>
+        <w:ind w:left="300" w:hanging="300"/>
+      </w:pPr>
+      <w:r>
+        <w:rPr>
+          <w:b/>
+          <w:bCs/>
+          <w:color w:val="8186EF"/>
+          <w:sz w:val="16"/>
+          <w:szCs w:val="16"/>
+        </w:rPr>
+        <w:t xml:space="preserve">34  </w:t>
       </w:r>
       <w:r>
         <w:rPr>
@@ -1433,60 +1843,60 @@
           <w:sz w:val="16"/>
           <w:szCs w:val="16"/>
         </w:rPr>
-        <w:t xml:space="preserve">23  </w:t>
-      </w:r>
-      <w:r>
-        <w:rPr>
-          <w:sz w:val="16"/>
-          <w:szCs w:val="16"/>
-        </w:rPr>
-        <w:t xml:space="preserve">The statement of changes in equity shows beginning retained earnings, net income, dividends and ending retained earnings. B is wrong: The balance sheet shows only the ending balance at one date. C is wrong: The statement of cash flows explains cash, not equity.</w:t>
-      </w:r>
-    </w:p>
-    <w:p>
-      <w:pPr>
-        <w:spacing w:after="18"/>
-        <w:ind w:left="300" w:hanging="300"/>
-      </w:pPr>
-      <w:r>
-        <w:rPr>
-          <w:b/>
-          <w:bCs/>
-          <w:color w:val="8186EF"/>
-          <w:sz w:val="16"/>
-          <w:szCs w:val="16"/>
-        </w:rPr>
-        <w:t xml:space="preserve">24  </w:t>
-      </w:r>
-      <w:r>
-        <w:rPr>
-          <w:sz w:val="16"/>
-          <w:szCs w:val="16"/>
-        </w:rPr>
-        <w:t xml:space="preserve">Net income is closed into retained earnings. A is wrong: Net income is not cash. The statement of cash flows explains the cash balance. C is wrong: Net income belongs to the owners, so it goes to equity, not liabilities.</w:t>
-      </w:r>
-    </w:p>
-    <w:p>
-      <w:pPr>
-        <w:spacing w:after="18"/>
-        <w:ind w:left="300" w:hanging="300"/>
-      </w:pPr>
-      <w:r>
-        <w:rPr>
-          <w:b/>
-          <w:bCs/>
-          <w:color w:val="8186EF"/>
-          <w:sz w:val="16"/>
-          <w:szCs w:val="16"/>
-        </w:rPr>
-        <w:t xml:space="preserve">25  </w:t>
-      </w:r>
-      <w:r>
-        <w:rPr>
-          <w:sz w:val="16"/>
-          <w:szCs w:val="16"/>
-        </w:rPr>
-        <w:t xml:space="preserve">Every item on a Workshop sheet is settled by something printed on the same sheet.</w:t>
+        <w:t xml:space="preserve">35  </w:t>
+      </w:r>
+      <w:r>
+        <w:rPr>
+          <w:sz w:val="16"/>
+          <w:szCs w:val="16"/>
+        </w:rPr>
+        <w:t xml:space="preserve">The sentence reads: “How did the company perform in the period? The income statement answers this.”</w:t>
+      </w:r>
+    </w:p>
+    <w:p>
+      <w:pPr>
+        <w:spacing w:after="18"/>
+        <w:ind w:left="300" w:hanging="300"/>
+      </w:pPr>
+      <w:r>
+        <w:rPr>
+          <w:b/>
+          <w:bCs/>
+          <w:color w:val="8186EF"/>
+          <w:sz w:val="16"/>
+          <w:szCs w:val="16"/>
+        </w:rPr>
+        <w:t xml:space="preserve">36  </w:t>
+      </w:r>
+      <w:r>
+        <w:rPr>
+          <w:sz w:val="16"/>
+          <w:szCs w:val="16"/>
+        </w:rPr>
+        <w:t xml:space="preserve">The sentence reads: “Relevance includes materiality: an item is material if leaving it out or stating it wrongly could change users' decisions.”</w:t>
+      </w:r>
+    </w:p>
+    <w:p>
+      <w:pPr>
+        <w:spacing w:after="18"/>
+        <w:ind w:left="300" w:hanging="300"/>
+      </w:pPr>
+      <w:r>
+        <w:rPr>
+          <w:b/>
+          <w:bCs/>
+          <w:color w:val="8186EF"/>
+          <w:sz w:val="16"/>
+          <w:szCs w:val="16"/>
+        </w:rPr>
+        <w:t xml:space="preserve">37  </w:t>
+      </w:r>
+      <w:r>
+        <w:rPr>
+          <w:sz w:val="16"/>
+          <w:szCs w:val="16"/>
+        </w:rPr>
+        <w:t xml:space="preserve">The sentence reads: “The four main statements are the balance sheet, the income statement, the statement of changes in equity and the statement of cash flows.”</w:t>
       </w:r>
     </w:p>
     <w:p/>
@@ -1596,73 +2006,73 @@
                 <w:sz w:val="17"/>
                 <w:szCs w:val="17"/>
               </w:rPr>
-              <w:t xml:space="preserve">balance sheet · asset · accounts receivable · inventory · liability</w:t>
-            </w:r>
-          </w:p>
-        </w:tc>
-        <w:tc>
-          <w:tcPr>
-            <w:tcW w:type="pct" w:w="1667"/>
-            <w:tcMar>
-              <w:top w:type="dxa" w:w="40"/>
-              <w:left w:type="dxa" w:w="100"/>
-              <w:bottom w:type="dxa" w:w="40"/>
-              <w:right w:type="dxa" w:w="100"/>
-            </w:tcMar>
-          </w:tcPr>
-          <w:p>
-            <w:pPr>
-              <w:spacing w:before="22" w:after="22"/>
-            </w:pPr>
-            <w:r>
-              <w:rPr>
-                <w:b/>
-                <w:bCs/>
-                <w:color w:val="8186EF"/>
-                <w:sz w:val="16"/>
-                <w:szCs w:val="16"/>
-              </w:rPr>
-              <w:t xml:space="preserve">9  </w:t>
-            </w:r>
-            <w:r>
-              <w:rPr>
-                <w:sz w:val="17"/>
-                <w:szCs w:val="17"/>
-              </w:rPr>
-              <w:t xml:space="preserve">B</w:t>
-            </w:r>
-          </w:p>
-        </w:tc>
-        <w:tc>
-          <w:tcPr>
-            <w:tcW w:type="pct" w:w="1667"/>
-            <w:tcMar>
-              <w:top w:type="dxa" w:w="40"/>
-              <w:left w:type="dxa" w:w="100"/>
-              <w:bottom w:type="dxa" w:w="40"/>
-              <w:right w:type="dxa" w:w="100"/>
-            </w:tcMar>
-          </w:tcPr>
-          <w:p>
-            <w:pPr>
-              <w:spacing w:before="22" w:after="22"/>
-            </w:pPr>
-            <w:r>
-              <w:rPr>
-                <w:b/>
-                <w:bCs/>
-                <w:color w:val="8186EF"/>
-                <w:sz w:val="16"/>
-                <w:szCs w:val="16"/>
-              </w:rPr>
-              <w:t xml:space="preserve">17  </w:t>
-            </w:r>
-            <w:r>
-              <w:rPr>
-                <w:sz w:val="17"/>
-                <w:szCs w:val="17"/>
-              </w:rPr>
-              <w:t xml:space="preserve">A</w:t>
+              <w:t xml:space="preserve">conceptual framework · balance sheet · accounts receivable · liability · accounts payable · notes payable</w:t>
+            </w:r>
+          </w:p>
+        </w:tc>
+        <w:tc>
+          <w:tcPr>
+            <w:tcW w:type="pct" w:w="1667"/>
+            <w:tcMar>
+              <w:top w:type="dxa" w:w="40"/>
+              <w:left w:type="dxa" w:w="100"/>
+              <w:bottom w:type="dxa" w:w="40"/>
+              <w:right w:type="dxa" w:w="100"/>
+            </w:tcMar>
+          </w:tcPr>
+          <w:p>
+            <w:pPr>
+              <w:spacing w:before="22" w:after="22"/>
+            </w:pPr>
+            <w:r>
+              <w:rPr>
+                <w:b/>
+                <w:bCs/>
+                <w:color w:val="8186EF"/>
+                <w:sz w:val="16"/>
+                <w:szCs w:val="16"/>
+              </w:rPr>
+              <w:t xml:space="preserve">12  </w:t>
+            </w:r>
+            <w:r>
+              <w:rPr>
+                <w:sz w:val="17"/>
+                <w:szCs w:val="17"/>
+              </w:rPr>
+              <w:t xml:space="preserve">F</w:t>
+            </w:r>
+          </w:p>
+        </w:tc>
+        <w:tc>
+          <w:tcPr>
+            <w:tcW w:type="pct" w:w="1667"/>
+            <w:tcMar>
+              <w:top w:type="dxa" w:w="40"/>
+              <w:left w:type="dxa" w:w="100"/>
+              <w:bottom w:type="dxa" w:w="40"/>
+              <w:right w:type="dxa" w:w="100"/>
+            </w:tcMar>
+          </w:tcPr>
+          <w:p>
+            <w:pPr>
+              <w:spacing w:before="22" w:after="22"/>
+            </w:pPr>
+            <w:r>
+              <w:rPr>
+                <w:b/>
+                <w:bCs/>
+                <w:color w:val="8186EF"/>
+                <w:sz w:val="16"/>
+                <w:szCs w:val="16"/>
+              </w:rPr>
+              <w:t xml:space="preserve">23  </w:t>
+            </w:r>
+            <w:r>
+              <w:rPr>
+                <w:sz w:val="17"/>
+                <w:szCs w:val="17"/>
+              </w:rPr>
+              <w:t xml:space="preserve">C</w:t>
             </w:r>
           </w:p>
         </w:tc>
@@ -1698,7 +2108,7 @@
                 <w:sz w:val="17"/>
                 <w:szCs w:val="17"/>
               </w:rPr>
-              <w:t xml:space="preserve">equity · asset · common stock · par value · additional paid-in capital</w:t>
+              <w:t xml:space="preserve">common stock · par value · additional paid-in capital · Retained earnings · net income · dividend</w:t>
             </w:r>
           </w:p>
         </w:tc>
@@ -1725,14 +2135,14 @@
                 <w:sz w:val="16"/>
                 <w:szCs w:val="16"/>
               </w:rPr>
-              <w:t xml:space="preserve">10  </w:t>
-            </w:r>
-            <w:r>
-              <w:rPr>
-                <w:sz w:val="17"/>
-                <w:szCs w:val="17"/>
-              </w:rPr>
-              <w:t xml:space="preserve">T</w:t>
+              <w:t xml:space="preserve">13  </w:t>
+            </w:r>
+            <w:r>
+              <w:rPr>
+                <w:sz w:val="17"/>
+                <w:szCs w:val="17"/>
+              </w:rPr>
+              <w:t xml:space="preserve">C</w:t>
             </w:r>
           </w:p>
         </w:tc>
@@ -1759,14 +2169,14 @@
                 <w:sz w:val="16"/>
                 <w:szCs w:val="16"/>
               </w:rPr>
-              <w:t xml:space="preserve">18  </w:t>
-            </w:r>
-            <w:r>
-              <w:rPr>
-                <w:sz w:val="17"/>
-                <w:szCs w:val="17"/>
-              </w:rPr>
-              <w:t xml:space="preserve">B</w:t>
+              <w:t xml:space="preserve">24  </w:t>
+            </w:r>
+            <w:r>
+              <w:rPr>
+                <w:sz w:val="17"/>
+                <w:szCs w:val="17"/>
+              </w:rPr>
+              <w:t xml:space="preserve">A</w:t>
             </w:r>
           </w:p>
         </w:tc>
@@ -1801,66 +2211,33 @@
                 <w:sz w:val="17"/>
                 <w:szCs w:val="17"/>
               </w:rPr>
-              <w:t xml:space="preserve">U.S. GAAP · statement of financial position · balance sheet · common stock · additional paid-in capital</w:t>
-            </w:r>
-          </w:p>
-        </w:tc>
-        <w:tc>
-          <w:tcPr>
-            <w:tcW w:type="pct" w:w="1667"/>
-            <w:tcMar>
-              <w:top w:type="dxa" w:w="40"/>
-              <w:left w:type="dxa" w:w="100"/>
-              <w:bottom w:type="dxa" w:w="40"/>
-              <w:right w:type="dxa" w:w="100"/>
-            </w:tcMar>
-          </w:tcPr>
-          <w:p>
-            <w:pPr>
-              <w:spacing w:before="22" w:after="22"/>
-            </w:pPr>
-            <w:r>
-              <w:rPr>
-                <w:b/>
-                <w:bCs/>
-                <w:color w:val="8186EF"/>
-                <w:sz w:val="16"/>
-                <w:szCs w:val="16"/>
-              </w:rPr>
-              <w:t xml:space="preserve">11  </w:t>
-            </w:r>
-            <w:r>
-              <w:rPr>
-                <w:sz w:val="17"/>
-                <w:szCs w:val="17"/>
-              </w:rPr>
-              <w:t xml:space="preserve">F</w:t>
-            </w:r>
-          </w:p>
-        </w:tc>
-        <w:tc>
-          <w:tcPr>
-            <w:tcW w:type="pct" w:w="1667"/>
-            <w:tcMar>
-              <w:top w:type="dxa" w:w="40"/>
-              <w:left w:type="dxa" w:w="100"/>
-              <w:bottom w:type="dxa" w:w="40"/>
-              <w:right w:type="dxa" w:w="100"/>
-            </w:tcMar>
-          </w:tcPr>
-          <w:p>
-            <w:pPr>
-              <w:spacing w:before="22" w:after="22"/>
-            </w:pPr>
-            <w:r>
-              <w:rPr>
-                <w:b/>
-                <w:bCs/>
-                <w:color w:val="8186EF"/>
-                <w:sz w:val="16"/>
-                <w:szCs w:val="16"/>
-              </w:rPr>
-              <w:t xml:space="preserve">19  </w:t>
+              <w:t xml:space="preserve">statement of financial position · balance sheet · common stock · additional paid-in capital · inventory · Net income</w:t>
+            </w:r>
+          </w:p>
+        </w:tc>
+        <w:tc>
+          <w:tcPr>
+            <w:tcW w:type="pct" w:w="1667"/>
+            <w:tcMar>
+              <w:top w:type="dxa" w:w="40"/>
+              <w:left w:type="dxa" w:w="100"/>
+              <w:bottom w:type="dxa" w:w="40"/>
+              <w:right w:type="dxa" w:w="100"/>
+            </w:tcMar>
+          </w:tcPr>
+          <w:p>
+            <w:pPr>
+              <w:spacing w:before="22" w:after="22"/>
+            </w:pPr>
+            <w:r>
+              <w:rPr>
+                <w:b/>
+                <w:bCs/>
+                <w:color w:val="8186EF"/>
+                <w:sz w:val="16"/>
+                <w:szCs w:val="16"/>
+              </w:rPr>
+              <w:t xml:space="preserve">14  </w:t>
             </w:r>
             <w:r>
               <w:rPr>
@@ -1868,6 +2245,39 @@
                 <w:szCs w:val="17"/>
               </w:rPr>
               <w:t xml:space="preserve">D</w:t>
+            </w:r>
+          </w:p>
+        </w:tc>
+        <w:tc>
+          <w:tcPr>
+            <w:tcW w:type="pct" w:w="1667"/>
+            <w:tcMar>
+              <w:top w:type="dxa" w:w="40"/>
+              <w:left w:type="dxa" w:w="100"/>
+              <w:bottom w:type="dxa" w:w="40"/>
+              <w:right w:type="dxa" w:w="100"/>
+            </w:tcMar>
+          </w:tcPr>
+          <w:p>
+            <w:pPr>
+              <w:spacing w:before="22" w:after="22"/>
+            </w:pPr>
+            <w:r>
+              <w:rPr>
+                <w:b/>
+                <w:bCs/>
+                <w:color w:val="8186EF"/>
+                <w:sz w:val="16"/>
+                <w:szCs w:val="16"/>
+              </w:rPr>
+              <w:t xml:space="preserve">25  </w:t>
+            </w:r>
+            <w:r>
+              <w:rPr>
+                <w:sz w:val="17"/>
+                <w:szCs w:val="17"/>
+              </w:rPr>
+              <w:t xml:space="preserve">B</w:t>
             </w:r>
           </w:p>
         </w:tc>
@@ -1930,14 +2340,14 @@
                 <w:sz w:val="16"/>
                 <w:szCs w:val="16"/>
               </w:rPr>
-              <w:t xml:space="preserve">12  </w:t>
-            </w:r>
-            <w:r>
-              <w:rPr>
-                <w:sz w:val="17"/>
-                <w:szCs w:val="17"/>
-              </w:rPr>
-              <w:t xml:space="preserve">C</w:t>
+              <w:t xml:space="preserve">15  </w:t>
+            </w:r>
+            <w:r>
+              <w:rPr>
+                <w:sz w:val="17"/>
+                <w:szCs w:val="17"/>
+              </w:rPr>
+              <w:t xml:space="preserve">E</w:t>
             </w:r>
           </w:p>
         </w:tc>
@@ -1964,14 +2374,14 @@
                 <w:sz w:val="16"/>
                 <w:szCs w:val="16"/>
               </w:rPr>
-              <w:t xml:space="preserve">20  </w:t>
-            </w:r>
-            <w:r>
-              <w:rPr>
-                <w:sz w:val="17"/>
-                <w:szCs w:val="17"/>
-              </w:rPr>
-              <w:t xml:space="preserve">A</w:t>
+              <w:t xml:space="preserve">26  </w:t>
+            </w:r>
+            <w:r>
+              <w:rPr>
+                <w:sz w:val="17"/>
+                <w:szCs w:val="17"/>
+              </w:rPr>
+              <w:t xml:space="preserve">B</w:t>
             </w:r>
           </w:p>
         </w:tc>
@@ -2006,73 +2416,73 @@
                 <w:sz w:val="17"/>
                 <w:szCs w:val="17"/>
               </w:rPr>
-              <w:t xml:space="preserve">C</w:t>
-            </w:r>
-          </w:p>
-        </w:tc>
-        <w:tc>
-          <w:tcPr>
-            <w:tcW w:type="pct" w:w="1667"/>
-            <w:tcMar>
-              <w:top w:type="dxa" w:w="40"/>
-              <w:left w:type="dxa" w:w="100"/>
-              <w:bottom w:type="dxa" w:w="40"/>
-              <w:right w:type="dxa" w:w="100"/>
-            </w:tcMar>
-          </w:tcPr>
-          <w:p>
-            <w:pPr>
-              <w:spacing w:before="22" w:after="22"/>
-            </w:pPr>
-            <w:r>
-              <w:rPr>
-                <w:b/>
-                <w:bCs/>
-                <w:color w:val="8186EF"/>
-                <w:sz w:val="16"/>
-                <w:szCs w:val="16"/>
-              </w:rPr>
-              <w:t xml:space="preserve">13  </w:t>
-            </w:r>
-            <w:r>
-              <w:rPr>
-                <w:sz w:val="17"/>
-                <w:szCs w:val="17"/>
-              </w:rPr>
-              <w:t xml:space="preserve">D</w:t>
-            </w:r>
-          </w:p>
-        </w:tc>
-        <w:tc>
-          <w:tcPr>
-            <w:tcW w:type="pct" w:w="1667"/>
-            <w:tcMar>
-              <w:top w:type="dxa" w:w="40"/>
-              <w:left w:type="dxa" w:w="100"/>
-              <w:bottom w:type="dxa" w:w="40"/>
-              <w:right w:type="dxa" w:w="100"/>
-            </w:tcMar>
-          </w:tcPr>
-          <w:p>
-            <w:pPr>
-              <w:spacing w:before="22" w:after="22"/>
-            </w:pPr>
-            <w:r>
-              <w:rPr>
-                <w:b/>
-                <w:bCs/>
-                <w:color w:val="8186EF"/>
-                <w:sz w:val="16"/>
-                <w:szCs w:val="16"/>
-              </w:rPr>
-              <w:t xml:space="preserve">21  </w:t>
-            </w:r>
-            <w:r>
-              <w:rPr>
-                <w:sz w:val="17"/>
-                <w:szCs w:val="17"/>
-              </w:rPr>
-              <w:t xml:space="preserve">Compare with the model earlier in this handout.</w:t>
+              <w:t xml:space="preserve">Additional paid-in capital — category: Equity</w:t>
+            </w:r>
+          </w:p>
+        </w:tc>
+        <w:tc>
+          <w:tcPr>
+            <w:tcW w:type="pct" w:w="1667"/>
+            <w:tcMar>
+              <w:top w:type="dxa" w:w="40"/>
+              <w:left w:type="dxa" w:w="100"/>
+              <w:bottom w:type="dxa" w:w="40"/>
+              <w:right w:type="dxa" w:w="100"/>
+            </w:tcMar>
+          </w:tcPr>
+          <w:p>
+            <w:pPr>
+              <w:spacing w:before="22" w:after="22"/>
+            </w:pPr>
+            <w:r>
+              <w:rPr>
+                <w:b/>
+                <w:bCs/>
+                <w:color w:val="8186EF"/>
+                <w:sz w:val="16"/>
+                <w:szCs w:val="16"/>
+              </w:rPr>
+              <w:t xml:space="preserve">16  </w:t>
+            </w:r>
+            <w:r>
+              <w:rPr>
+                <w:sz w:val="17"/>
+                <w:szCs w:val="17"/>
+              </w:rPr>
+              <w:t xml:space="preserve">B</w:t>
+            </w:r>
+          </w:p>
+        </w:tc>
+        <w:tc>
+          <w:tcPr>
+            <w:tcW w:type="pct" w:w="1667"/>
+            <w:tcMar>
+              <w:top w:type="dxa" w:w="40"/>
+              <w:left w:type="dxa" w:w="100"/>
+              <w:bottom w:type="dxa" w:w="40"/>
+              <w:right w:type="dxa" w:w="100"/>
+            </w:tcMar>
+          </w:tcPr>
+          <w:p>
+            <w:pPr>
+              <w:spacing w:before="22" w:after="22"/>
+            </w:pPr>
+            <w:r>
+              <w:rPr>
+                <w:b/>
+                <w:bCs/>
+                <w:color w:val="8186EF"/>
+                <w:sz w:val="16"/>
+                <w:szCs w:val="16"/>
+              </w:rPr>
+              <w:t xml:space="preserve">27  </w:t>
+            </w:r>
+            <w:r>
+              <w:rPr>
+                <w:sz w:val="17"/>
+                <w:szCs w:val="17"/>
+              </w:rPr>
+              <w:t xml:space="preserve">B</w:t>
             </w:r>
           </w:p>
         </w:tc>
@@ -2108,7 +2518,7 @@
                 <w:sz w:val="17"/>
                 <w:szCs w:val="17"/>
               </w:rPr>
-              <w:t xml:space="preserve">B</w:t>
+              <w:t xml:space="preserve">Sales revenue — category: Revenue</w:t>
             </w:r>
           </w:p>
         </w:tc>
@@ -2135,14 +2545,14 @@
                 <w:sz w:val="16"/>
                 <w:szCs w:val="16"/>
               </w:rPr>
-              <w:t xml:space="preserve">14  </w:t>
-            </w:r>
-            <w:r>
-              <w:rPr>
-                <w:sz w:val="17"/>
-                <w:szCs w:val="17"/>
-              </w:rPr>
-              <w:t xml:space="preserve">E</w:t>
+              <w:t xml:space="preserve">17  </w:t>
+            </w:r>
+            <w:r>
+              <w:rPr>
+                <w:sz w:val="17"/>
+                <w:szCs w:val="17"/>
+              </w:rPr>
+              <w:t xml:space="preserve">A</w:t>
             </w:r>
           </w:p>
         </w:tc>
@@ -2169,14 +2579,14 @@
                 <w:sz w:val="16"/>
                 <w:szCs w:val="16"/>
               </w:rPr>
-              <w:t xml:space="preserve">22  </w:t>
-            </w:r>
-            <w:r>
-              <w:rPr>
-                <w:sz w:val="17"/>
-                <w:szCs w:val="17"/>
-              </w:rPr>
-              <w:t xml:space="preserve">Every amount in the financial statements belongs to an element. The FASB conceptual framework defines ten elements. Three of them describe the balance sheet at one date.</w:t>
+              <w:t xml:space="preserve">28  </w:t>
+            </w:r>
+            <w:r>
+              <w:rPr>
+                <w:sz w:val="17"/>
+                <w:szCs w:val="17"/>
+              </w:rPr>
+              <w:t xml:space="preserve">C</w:t>
             </w:r>
           </w:p>
         </w:tc>
@@ -2211,63 +2621,73 @@
                 <w:sz w:val="17"/>
                 <w:szCs w:val="17"/>
               </w:rPr>
-              <w:t xml:space="preserve">D</w:t>
-            </w:r>
-          </w:p>
-        </w:tc>
-        <w:tc>
-          <w:tcPr>
-            <w:tcW w:type="pct" w:w="1667"/>
-            <w:tcMar>
-              <w:top w:type="dxa" w:w="40"/>
-              <w:left w:type="dxa" w:w="100"/>
-              <w:bottom w:type="dxa" w:w="40"/>
-              <w:right w:type="dxa" w:w="100"/>
-            </w:tcMar>
-          </w:tcPr>
-          <w:p>
-            <w:pPr>
-              <w:spacing w:before="22" w:after="22"/>
-            </w:pPr>
-            <w:r>
-              <w:rPr>
-                <w:b/>
-                <w:bCs/>
-                <w:color w:val="8186EF"/>
-                <w:sz w:val="16"/>
-                <w:szCs w:val="16"/>
-              </w:rPr>
-              <w:t xml:space="preserve">15  </w:t>
-            </w:r>
-            <w:r>
-              <w:rPr>
-                <w:sz w:val="17"/>
-                <w:szCs w:val="17"/>
-              </w:rPr>
-              <w:t xml:space="preserve">B</w:t>
-            </w:r>
-          </w:p>
-        </w:tc>
-        <w:tc>
-          <w:tcPr>
-            <w:tcW w:type="pct" w:w="1667"/>
-            <w:tcMar>
-              <w:top w:type="dxa" w:w="40"/>
-              <w:left w:type="dxa" w:w="100"/>
-              <w:bottom w:type="dxa" w:w="40"/>
-              <w:right w:type="dxa" w:w="100"/>
-            </w:tcMar>
-          </w:tcPr>
-          <w:p>
-            <w:pPr>
-              <w:spacing w:before="24" w:after="24"/>
-            </w:pPr>
-            <w:r>
-              <w:rPr>
-                <w:sz w:val="16"/>
-                <w:szCs w:val="16"/>
-              </w:rPr>
-              <w:t xml:space="preserve"/>
+              <w:t xml:space="preserve">C</w:t>
+            </w:r>
+          </w:p>
+        </w:tc>
+        <w:tc>
+          <w:tcPr>
+            <w:tcW w:type="pct" w:w="1667"/>
+            <w:tcMar>
+              <w:top w:type="dxa" w:w="40"/>
+              <w:left w:type="dxa" w:w="100"/>
+              <w:bottom w:type="dxa" w:w="40"/>
+              <w:right w:type="dxa" w:w="100"/>
+            </w:tcMar>
+          </w:tcPr>
+          <w:p>
+            <w:pPr>
+              <w:spacing w:before="22" w:after="22"/>
+            </w:pPr>
+            <w:r>
+              <w:rPr>
+                <w:b/>
+                <w:bCs/>
+                <w:color w:val="8186EF"/>
+                <w:sz w:val="16"/>
+                <w:szCs w:val="16"/>
+              </w:rPr>
+              <w:t xml:space="preserve">18  </w:t>
+            </w:r>
+            <w:r>
+              <w:rPr>
+                <w:sz w:val="17"/>
+                <w:szCs w:val="17"/>
+              </w:rPr>
+              <w:t xml:space="preserve">A</w:t>
+            </w:r>
+          </w:p>
+        </w:tc>
+        <w:tc>
+          <w:tcPr>
+            <w:tcW w:type="pct" w:w="1667"/>
+            <w:tcMar>
+              <w:top w:type="dxa" w:w="40"/>
+              <w:left w:type="dxa" w:w="100"/>
+              <w:bottom w:type="dxa" w:w="40"/>
+              <w:right w:type="dxa" w:w="100"/>
+            </w:tcMar>
+          </w:tcPr>
+          <w:p>
+            <w:pPr>
+              <w:spacing w:before="22" w:after="22"/>
+            </w:pPr>
+            <w:r>
+              <w:rPr>
+                <w:b/>
+                <w:bCs/>
+                <w:color w:val="8186EF"/>
+                <w:sz w:val="16"/>
+                <w:szCs w:val="16"/>
+              </w:rPr>
+              <w:t xml:space="preserve">29  </w:t>
+            </w:r>
+            <w:r>
+              <w:rPr>
+                <w:sz w:val="17"/>
+                <w:szCs w:val="17"/>
+              </w:rPr>
+              <w:t xml:space="preserve">C</w:t>
             </w:r>
           </w:p>
         </w:tc>
@@ -2303,6 +2723,40 @@
                 <w:sz w:val="17"/>
                 <w:szCs w:val="17"/>
               </w:rPr>
+              <w:t xml:space="preserve">A</w:t>
+            </w:r>
+          </w:p>
+        </w:tc>
+        <w:tc>
+          <w:tcPr>
+            <w:tcW w:type="pct" w:w="1667"/>
+            <w:shd w:fill="FBFAF6" w:val="clear"/>
+            <w:tcMar>
+              <w:top w:type="dxa" w:w="40"/>
+              <w:left w:type="dxa" w:w="100"/>
+              <w:bottom w:type="dxa" w:w="40"/>
+              <w:right w:type="dxa" w:w="100"/>
+            </w:tcMar>
+          </w:tcPr>
+          <w:p>
+            <w:pPr>
+              <w:spacing w:before="22" w:after="22"/>
+            </w:pPr>
+            <w:r>
+              <w:rPr>
+                <w:b/>
+                <w:bCs/>
+                <w:color w:val="8186EF"/>
+                <w:sz w:val="16"/>
+                <w:szCs w:val="16"/>
+              </w:rPr>
+              <w:t xml:space="preserve">19  </w:t>
+            </w:r>
+            <w:r>
+              <w:rPr>
+                <w:sz w:val="17"/>
+                <w:szCs w:val="17"/>
+              </w:rPr>
               <w:t xml:space="preserve">C</w:t>
             </w:r>
           </w:p>
@@ -2330,21 +2784,293 @@
                 <w:sz w:val="16"/>
                 <w:szCs w:val="16"/>
               </w:rPr>
-              <w:t xml:space="preserve">16  </w:t>
-            </w:r>
-            <w:r>
-              <w:rPr>
-                <w:sz w:val="17"/>
-                <w:szCs w:val="17"/>
-              </w:rPr>
-              <w:t xml:space="preserve">A</w:t>
-            </w:r>
-          </w:p>
-        </w:tc>
+              <w:t xml:space="preserve">30  </w:t>
+            </w:r>
+            <w:r>
+              <w:rPr>
+                <w:sz w:val="17"/>
+                <w:szCs w:val="17"/>
+              </w:rPr>
+              <w:t xml:space="preserve">C</w:t>
+            </w:r>
+          </w:p>
+        </w:tc>
+      </w:tr>
+      <w:tr>
+        <w:tc>
+          <w:tcPr>
+            <w:tcW w:type="pct" w:w="1667"/>
+            <w:tcMar>
+              <w:top w:type="dxa" w:w="40"/>
+              <w:left w:type="dxa" w:w="100"/>
+              <w:bottom w:type="dxa" w:w="40"/>
+              <w:right w:type="dxa" w:w="100"/>
+            </w:tcMar>
+          </w:tcPr>
+          <w:p>
+            <w:pPr>
+              <w:spacing w:before="22" w:after="22"/>
+            </w:pPr>
+            <w:r>
+              <w:rPr>
+                <w:b/>
+                <w:bCs/>
+                <w:color w:val="8186EF"/>
+                <w:sz w:val="16"/>
+                <w:szCs w:val="16"/>
+              </w:rPr>
+              <w:t xml:space="preserve">9  </w:t>
+            </w:r>
+            <w:r>
+              <w:rPr>
+                <w:sz w:val="17"/>
+                <w:szCs w:val="17"/>
+              </w:rPr>
+              <w:t xml:space="preserve">B</w:t>
+            </w:r>
+          </w:p>
+        </w:tc>
+        <w:tc>
+          <w:tcPr>
+            <w:tcW w:type="pct" w:w="1667"/>
+            <w:tcMar>
+              <w:top w:type="dxa" w:w="40"/>
+              <w:left w:type="dxa" w:w="100"/>
+              <w:bottom w:type="dxa" w:w="40"/>
+              <w:right w:type="dxa" w:w="100"/>
+            </w:tcMar>
+          </w:tcPr>
+          <w:p>
+            <w:pPr>
+              <w:spacing w:before="22" w:after="22"/>
+            </w:pPr>
+            <w:r>
+              <w:rPr>
+                <w:b/>
+                <w:bCs/>
+                <w:color w:val="8186EF"/>
+                <w:sz w:val="16"/>
+                <w:szCs w:val="16"/>
+              </w:rPr>
+              <w:t xml:space="preserve">20  </w:t>
+            </w:r>
+            <w:r>
+              <w:rPr>
+                <w:sz w:val="17"/>
+                <w:szCs w:val="17"/>
+              </w:rPr>
+              <w:t xml:space="preserve">B</w:t>
+            </w:r>
+          </w:p>
+        </w:tc>
+        <w:tc>
+          <w:tcPr>
+            <w:tcW w:type="pct" w:w="1667"/>
+            <w:tcMar>
+              <w:top w:type="dxa" w:w="40"/>
+              <w:left w:type="dxa" w:w="100"/>
+              <w:bottom w:type="dxa" w:w="40"/>
+              <w:right w:type="dxa" w:w="100"/>
+            </w:tcMar>
+          </w:tcPr>
+          <w:p>
+            <w:pPr>
+              <w:spacing w:before="22" w:after="22"/>
+            </w:pPr>
+            <w:r>
+              <w:rPr>
+                <w:b/>
+                <w:bCs/>
+                <w:color w:val="8186EF"/>
+                <w:sz w:val="16"/>
+                <w:szCs w:val="16"/>
+              </w:rPr>
+              <w:t xml:space="preserve">31  </w:t>
+            </w:r>
+            <w:r>
+              <w:rPr>
+                <w:sz w:val="17"/>
+                <w:szCs w:val="17"/>
+              </w:rPr>
+              <w:t xml:space="preserve">Compare with the model earlier in this handout.</w:t>
+            </w:r>
+          </w:p>
+        </w:tc>
+      </w:tr>
+      <w:tr>
         <w:tc>
           <w:tcPr>
             <w:tcW w:type="pct" w:w="1667"/>
             <w:shd w:fill="FBFAF6" w:val="clear"/>
+            <w:tcMar>
+              <w:top w:type="dxa" w:w="40"/>
+              <w:left w:type="dxa" w:w="100"/>
+              <w:bottom w:type="dxa" w:w="40"/>
+              <w:right w:type="dxa" w:w="100"/>
+            </w:tcMar>
+          </w:tcPr>
+          <w:p>
+            <w:pPr>
+              <w:spacing w:before="22" w:after="22"/>
+            </w:pPr>
+            <w:r>
+              <w:rPr>
+                <w:b/>
+                <w:bCs/>
+                <w:color w:val="8186EF"/>
+                <w:sz w:val="16"/>
+                <w:szCs w:val="16"/>
+              </w:rPr>
+              <w:t xml:space="preserve">10  </w:t>
+            </w:r>
+            <w:r>
+              <w:rPr>
+                <w:sz w:val="17"/>
+                <w:szCs w:val="17"/>
+              </w:rPr>
+              <w:t xml:space="preserve">B</w:t>
+            </w:r>
+          </w:p>
+        </w:tc>
+        <w:tc>
+          <w:tcPr>
+            <w:tcW w:type="pct" w:w="1667"/>
+            <w:shd w:fill="FBFAF6" w:val="clear"/>
+            <w:tcMar>
+              <w:top w:type="dxa" w:w="40"/>
+              <w:left w:type="dxa" w:w="100"/>
+              <w:bottom w:type="dxa" w:w="40"/>
+              <w:right w:type="dxa" w:w="100"/>
+            </w:tcMar>
+          </w:tcPr>
+          <w:p>
+            <w:pPr>
+              <w:spacing w:before="22" w:after="22"/>
+            </w:pPr>
+            <w:r>
+              <w:rPr>
+                <w:b/>
+                <w:bCs/>
+                <w:color w:val="8186EF"/>
+                <w:sz w:val="16"/>
+                <w:szCs w:val="16"/>
+              </w:rPr>
+              <w:t xml:space="preserve">21  </w:t>
+            </w:r>
+            <w:r>
+              <w:rPr>
+                <w:sz w:val="17"/>
+                <w:szCs w:val="17"/>
+              </w:rPr>
+              <w:t xml:space="preserve">B</w:t>
+            </w:r>
+          </w:p>
+        </w:tc>
+        <w:tc>
+          <w:tcPr>
+            <w:tcW w:type="pct" w:w="1667"/>
+            <w:shd w:fill="FBFAF6" w:val="clear"/>
+            <w:tcMar>
+              <w:top w:type="dxa" w:w="40"/>
+              <w:left w:type="dxa" w:w="100"/>
+              <w:bottom w:type="dxa" w:w="40"/>
+              <w:right w:type="dxa" w:w="100"/>
+            </w:tcMar>
+          </w:tcPr>
+          <w:p>
+            <w:pPr>
+              <w:spacing w:before="22" w:after="22"/>
+            </w:pPr>
+            <w:r>
+              <w:rPr>
+                <w:b/>
+                <w:bCs/>
+                <w:color w:val="8186EF"/>
+                <w:sz w:val="16"/>
+                <w:szCs w:val="16"/>
+              </w:rPr>
+              <w:t xml:space="preserve">32  </w:t>
+            </w:r>
+            <w:r>
+              <w:rPr>
+                <w:sz w:val="17"/>
+                <w:szCs w:val="17"/>
+              </w:rPr>
+              <w:t xml:space="preserve">Every amount in the financial statements belongs to an element. The FASB conceptual framework defines ten elements. Three of them describe the balance sheet at one date.</w:t>
+            </w:r>
+          </w:p>
+        </w:tc>
+      </w:tr>
+      <w:tr>
+        <w:tc>
+          <w:tcPr>
+            <w:tcW w:type="pct" w:w="1667"/>
+            <w:tcMar>
+              <w:top w:type="dxa" w:w="40"/>
+              <w:left w:type="dxa" w:w="100"/>
+              <w:bottom w:type="dxa" w:w="40"/>
+              <w:right w:type="dxa" w:w="100"/>
+            </w:tcMar>
+          </w:tcPr>
+          <w:p>
+            <w:pPr>
+              <w:spacing w:before="22" w:after="22"/>
+            </w:pPr>
+            <w:r>
+              <w:rPr>
+                <w:b/>
+                <w:bCs/>
+                <w:color w:val="8186EF"/>
+                <w:sz w:val="16"/>
+                <w:szCs w:val="16"/>
+              </w:rPr>
+              <w:t xml:space="preserve">11  </w:t>
+            </w:r>
+            <w:r>
+              <w:rPr>
+                <w:sz w:val="17"/>
+                <w:szCs w:val="17"/>
+              </w:rPr>
+              <w:t xml:space="preserve">T</w:t>
+            </w:r>
+          </w:p>
+        </w:tc>
+        <w:tc>
+          <w:tcPr>
+            <w:tcW w:type="pct" w:w="1667"/>
+            <w:tcMar>
+              <w:top w:type="dxa" w:w="40"/>
+              <w:left w:type="dxa" w:w="100"/>
+              <w:bottom w:type="dxa" w:w="40"/>
+              <w:right w:type="dxa" w:w="100"/>
+            </w:tcMar>
+          </w:tcPr>
+          <w:p>
+            <w:pPr>
+              <w:spacing w:before="22" w:after="22"/>
+            </w:pPr>
+            <w:r>
+              <w:rPr>
+                <w:b/>
+                <w:bCs/>
+                <w:color w:val="8186EF"/>
+                <w:sz w:val="16"/>
+                <w:szCs w:val="16"/>
+              </w:rPr>
+              <w:t xml:space="preserve">22  </w:t>
+            </w:r>
+            <w:r>
+              <w:rPr>
+                <w:sz w:val="17"/>
+                <w:szCs w:val="17"/>
+              </w:rPr>
+              <w:t xml:space="preserve">D</w:t>
+            </w:r>
+          </w:p>
+        </w:tc>
+        <w:tc>
+          <w:tcPr>
+            <w:tcW w:type="pct" w:w="1667"/>
             <w:tcMar>
               <w:top w:type="dxa" w:w="40"/>
               <w:left w:type="dxa" w:w="100"/>
@@ -2403,7 +3129,7 @@
           <w:sz w:val="16"/>
           <w:szCs w:val="16"/>
         </w:rPr>
-        <w:t xml:space="preserve">The book writes: “Three of them describe the balance sheet at one date. An asset is a present right of an entity to an economic benefit. Examples: cash, accounts receivable, inventory and equipment. A liability is a present obligation of an entity to transfer an economic benefit.”</w:t>
+        <w:t xml:space="preserve">In full: “The FASB conceptual framework defines ten elements. Three of them describe the balance sheet at one date. An asset is a present right of an entity to an economic benefit. Examples: cash, accounts receivable, inventory and equipment. A liability is a present obligation of an entity to transfer an economic benefit. Examples: accounts payable, notes payable and wages payable. Equity is the residual interest in the assets after the liabilities are deducted. The other elements describe changes during a period. Revenues and expenses come from the company's central, ongoing operations.”</w:t>
       </w:r>
     </w:p>
     <w:p>
@@ -2426,7 +3152,7 @@
           <w:sz w:val="16"/>
           <w:szCs w:val="16"/>
         </w:rPr>
-        <w:t xml:space="preserve">The book writes: “You will meet it in Chapters 3 and 15. The equation always holds, because creditors (liabilities) or owners (equity) finance every asset. Contributed capital is what owners paid in: common stock at its par value, plus additional paid-in capital (APIC).”</w:t>
+        <w:t xml:space="preserve">In full: “Comprehensive income is the total change in equity from sources other than owners. You will meet it in Chapters 3 and 15. The equation always holds, because creditors (liabilities) or owners (equity) finance every asset. Contributed capital is what owners paid in: common stock at its par value, plus additional paid-in capital (APIC). Retained earnings (RE) are the past net income that the company kept instead of paying it out as dividends. Revenues and gains increase retained earnings. Expenses and losses decrease it. Dividends also decrease it, but a dividend is not an expense.”</w:t>
       </w:r>
     </w:p>
     <w:p>
@@ -2449,7 +3175,7 @@
           <w:sz w:val="16"/>
           <w:szCs w:val="16"/>
         </w:rPr>
-        <w:t xml:space="preserve">The book writes: “IFRS also uses the word income for both revenue and gains, while U.S. GAAP keeps revenues and gains apart. You may also know these IFRS names: statement of financial position (balance sheet), share capital (common stock) and share premium (additional paid-in capital).”</w:t>
+        <w:t xml:space="preserve">In full: “IFRS also uses the word income for both revenue and gains, while U.S. GAAP keeps revenues and gains apart. You may also know these IFRS names: statement of financial position (balance sheet), share capital (common stock) and share premium (additional paid-in capital). In French and British English, stock often means inventory. In a CMA question, inventory is always inventory. Revenue is the gross amount from sales. Net income is what remains after expenses. Do not use income when the question means revenue. In English, charges usually means fees. The balance sheet is le bilan.”</w:t>
       </w:r>
     </w:p>
     <w:p>
@@ -2472,46 +3198,184 @@
           <w:sz w:val="16"/>
           <w:szCs w:val="16"/>
         </w:rPr>
-        <w:t xml:space="preserve">The book pairs Accumulated depreciation with “Contra-asset”.</w:t>
-      </w:r>
-    </w:p>
-    <w:p>
-      <w:pPr>
-        <w:spacing w:after="18"/>
-        <w:ind w:left="300" w:hanging="300"/>
-      </w:pPr>
-      <w:r>
-        <w:rPr>
-          <w:b/>
-          <w:bCs/>
-          <w:color w:val="8186EF"/>
-          <w:sz w:val="16"/>
-          <w:szCs w:val="16"/>
-        </w:rPr>
-        <w:t xml:space="preserve">5  </w:t>
-      </w:r>
-      <w:r>
-        <w:rPr>
-          <w:sz w:val="16"/>
-          <w:szCs w:val="16"/>
-        </w:rPr>
-        <w:t xml:space="preserve">The book’s own table gives Asset as the category of Prepaid rent.</w:t>
-      </w:r>
-    </w:p>
-    <w:p>
-      <w:pPr>
-        <w:spacing w:after="18"/>
-        <w:ind w:left="300" w:hanging="300"/>
-      </w:pPr>
-      <w:r>
-        <w:rPr>
-          <w:b/>
-          <w:bCs/>
-          <w:color w:val="8186EF"/>
-          <w:sz w:val="16"/>
-          <w:szCs w:val="16"/>
-        </w:rPr>
-        <w:t xml:space="preserve">6  </w:t>
+        <w:t xml:space="preserve">Accumulated depreciation: Contra-asset.</w:t>
+      </w:r>
+    </w:p>
+    <w:p>
+      <w:pPr>
+        <w:spacing w:after="18"/>
+        <w:ind w:left="300" w:hanging="300"/>
+      </w:pPr>
+      <w:r>
+        <w:rPr>
+          <w:b/>
+          <w:bCs/>
+          <w:color w:val="8186EF"/>
+          <w:sz w:val="16"/>
+          <w:szCs w:val="16"/>
+        </w:rPr>
+        <w:t xml:space="preserve">7  </w:t>
+      </w:r>
+      <w:r>
+        <w:rPr>
+          <w:sz w:val="16"/>
+          <w:szCs w:val="16"/>
+        </w:rPr>
+        <w:t xml:space="preserve">The Asset of category is Prepaid rent.</w:t>
+      </w:r>
+    </w:p>
+    <w:p>
+      <w:pPr>
+        <w:spacing w:after="18"/>
+        <w:ind w:left="300" w:hanging="300"/>
+      </w:pPr>
+      <w:r>
+        <w:rPr>
+          <w:b/>
+          <w:bCs/>
+          <w:color w:val="8186EF"/>
+          <w:sz w:val="16"/>
+          <w:szCs w:val="16"/>
+        </w:rPr>
+        <w:t xml:space="preserve">8  </w:t>
+      </w:r>
+      <w:r>
+        <w:rPr>
+          <w:sz w:val="16"/>
+          <w:szCs w:val="16"/>
+        </w:rPr>
+        <w:t xml:space="preserve">Cash (an asset) increases, and contributed capital (equity) increases by the same amount. B is wrong: Selling shares is financing from owners, not revenue. C is wrong: Shares are equity, not debt. A liability arises only when the company borrows.</w:t>
+      </w:r>
+    </w:p>
+    <w:p>
+      <w:pPr>
+        <w:spacing w:after="18"/>
+        <w:ind w:left="300" w:hanging="300"/>
+      </w:pPr>
+      <w:r>
+        <w:rPr>
+          <w:b/>
+          <w:bCs/>
+          <w:color w:val="8186EF"/>
+          <w:sz w:val="16"/>
+          <w:szCs w:val="16"/>
+        </w:rPr>
+        <w:t xml:space="preserve">9  </w:t>
+      </w:r>
+      <w:r>
+        <w:rPr>
+          <w:sz w:val="16"/>
+          <w:szCs w:val="16"/>
+        </w:rPr>
+        <w:t xml:space="preserve">Declaring the dividend creates dividends payable (a liability) and reduces retained earnings. A is wrong: A dividend is a distribution to owners, not an expense. C is wrong: Cash decreases only on the payment date, next month.</w:t>
+      </w:r>
+    </w:p>
+    <w:p>
+      <w:pPr>
+        <w:spacing w:after="18"/>
+        <w:ind w:left="300" w:hanging="300"/>
+      </w:pPr>
+      <w:r>
+        <w:rPr>
+          <w:b/>
+          <w:bCs/>
+          <w:color w:val="8186EF"/>
+          <w:sz w:val="16"/>
+          <w:szCs w:val="16"/>
+        </w:rPr>
+        <w:t xml:space="preserve">10  </w:t>
+      </w:r>
+      <w:r>
+        <w:rPr>
+          <w:sz w:val="16"/>
+          <w:szCs w:val="16"/>
+        </w:rPr>
+        <w:t xml:space="preserve">Wages are a cost of the company's central operations, so they are an expense. A is wrong: A dividend is a distribution to owners. It reduces retained earnings but is not an expense. C is wrong: Repaying principal reduces a liability and an asset. No expense arises.</w:t>
+      </w:r>
+    </w:p>
+    <w:p>
+      <w:pPr>
+        <w:spacing w:after="18"/>
+        <w:ind w:left="300" w:hanging="300"/>
+      </w:pPr>
+      <w:r>
+        <w:rPr>
+          <w:b/>
+          <w:bCs/>
+          <w:color w:val="8186EF"/>
+          <w:sz w:val="16"/>
+          <w:szCs w:val="16"/>
+        </w:rPr>
+        <w:t xml:space="preserve">11  </w:t>
+      </w:r>
+      <w:r>
+        <w:rPr>
+          <w:sz w:val="16"/>
+          <w:szCs w:val="16"/>
+        </w:rPr>
+        <w:t xml:space="preserve">6: Recorded one month of interest on the bank note. Orontes has not paid it yet..</w:t>
+      </w:r>
+    </w:p>
+    <w:p>
+      <w:pPr>
+        <w:spacing w:after="18"/>
+        <w:ind w:left="300" w:hanging="300"/>
+      </w:pPr>
+      <w:r>
+        <w:rPr>
+          <w:b/>
+          <w:bCs/>
+          <w:color w:val="8186EF"/>
+          <w:sz w:val="16"/>
+          <w:szCs w:val="16"/>
+        </w:rPr>
+        <w:t xml:space="preserve">18  </w:t>
+      </w:r>
+      <w:r>
+        <w:rPr>
+          <w:sz w:val="16"/>
+          <w:szCs w:val="16"/>
+        </w:rPr>
+        <w:t xml:space="preserve">Equity = assets − liabilities = 500 − 320 = 180. B is wrong: This is the liabilities figure, not equity. C is wrong: This is total assets, not equity.</w:t>
+      </w:r>
+    </w:p>
+    <w:p>
+      <w:pPr>
+        <w:spacing w:after="18"/>
+        <w:ind w:left="300" w:hanging="300"/>
+      </w:pPr>
+      <w:r>
+        <w:rPr>
+          <w:b/>
+          <w:bCs/>
+          <w:color w:val="8186EF"/>
+          <w:sz w:val="16"/>
+          <w:szCs w:val="16"/>
+        </w:rPr>
+        <w:t xml:space="preserve">19  </w:t>
+      </w:r>
+      <w:r>
+        <w:rPr>
+          <w:sz w:val="16"/>
+          <w:szCs w:val="16"/>
+        </w:rPr>
+        <w:t xml:space="preserve">These are the primary users. They provide resources and cannot demand special reports. A is wrong: Management can obtain internal information, so it is not a primary user. B is wrong: Governments use the statements, but they are not the primary users named by the framework.</w:t>
+      </w:r>
+    </w:p>
+    <w:p>
+      <w:pPr>
+        <w:spacing w:after="18"/>
+        <w:ind w:left="300" w:hanging="300"/>
+      </w:pPr>
+      <w:r>
+        <w:rPr>
+          <w:b/>
+          <w:bCs/>
+          <w:color w:val="8186EF"/>
+          <w:sz w:val="16"/>
+          <w:szCs w:val="16"/>
+        </w:rPr>
+        <w:t xml:space="preserve">20  </w:t>
       </w:r>
       <w:r>
         <w:rPr>
@@ -2534,53 +3398,7 @@
           <w:sz w:val="16"/>
           <w:szCs w:val="16"/>
         </w:rPr>
-        <w:t xml:space="preserve">7  </w:t>
-      </w:r>
-      <w:r>
-        <w:rPr>
-          <w:sz w:val="16"/>
-          <w:szCs w:val="16"/>
-        </w:rPr>
-        <w:t xml:space="preserve">The SEC has the legal authority; the FASB sets the standards; the ASC holds U.S. GAAP. A is wrong: The PCAOB sets auditing standards. B is wrong: The IASB writes IFRS only.</w:t>
-      </w:r>
-    </w:p>
-    <w:p>
-      <w:pPr>
-        <w:spacing w:after="18"/>
-        <w:ind w:left="300" w:hanging="300"/>
-      </w:pPr>
-      <w:r>
-        <w:rPr>
-          <w:b/>
-          <w:bCs/>
-          <w:color w:val="8186EF"/>
-          <w:sz w:val="16"/>
-          <w:szCs w:val="16"/>
-        </w:rPr>
-        <w:t xml:space="preserve">8  </w:t>
-      </w:r>
-      <w:r>
-        <w:rPr>
-          <w:sz w:val="16"/>
-          <w:szCs w:val="16"/>
-        </w:rPr>
-        <w:t xml:space="preserve">Share premium and additional paid-in capital both mean the amount received above par value. A is wrong: Retained earnings come from profits, not from issuing shares. B is wrong: Common stock holds only the par value.</w:t>
-      </w:r>
-    </w:p>
-    <w:p>
-      <w:pPr>
-        <w:spacing w:after="18"/>
-        <w:ind w:left="300" w:hanging="300"/>
-      </w:pPr>
-      <w:r>
-        <w:rPr>
-          <w:b/>
-          <w:bCs/>
-          <w:color w:val="8186EF"/>
-          <w:sz w:val="16"/>
-          <w:szCs w:val="16"/>
-        </w:rPr>
-        <w:t xml:space="preserve">9  </w:t>
+        <w:t xml:space="preserve">21  </w:t>
       </w:r>
       <w:r>
         <w:rPr>
@@ -2603,106 +3421,152 @@
           <w:sz w:val="16"/>
           <w:szCs w:val="16"/>
         </w:rPr>
-        <w:t xml:space="preserve">10  </w:t>
-      </w:r>
-      <w:r>
-        <w:rPr>
-          <w:sz w:val="16"/>
-          <w:szCs w:val="16"/>
-        </w:rPr>
-        <w:t xml:space="preserve">CMA questions use exact terms, and one word can change the answer.</w:t>
-      </w:r>
-    </w:p>
-    <w:p>
-      <w:pPr>
-        <w:spacing w:after="18"/>
-        <w:ind w:left="300" w:hanging="300"/>
-      </w:pPr>
-      <w:r>
-        <w:rPr>
-          <w:b/>
-          <w:bCs/>
-          <w:color w:val="8186EF"/>
-          <w:sz w:val="16"/>
-          <w:szCs w:val="16"/>
-        </w:rPr>
-        <w:t xml:space="preserve">17  </w:t>
-      </w:r>
-      <w:r>
-        <w:rPr>
-          <w:sz w:val="16"/>
-          <w:szCs w:val="16"/>
-        </w:rPr>
-        <w:t xml:space="preserve">Equity = assets − liabilities = 500 − 320 = 180. B is wrong: This is the liabilities figure, not equity. C is wrong: This is total assets, not equity.</w:t>
-      </w:r>
-    </w:p>
-    <w:p>
-      <w:pPr>
-        <w:spacing w:after="18"/>
-        <w:ind w:left="300" w:hanging="300"/>
-      </w:pPr>
-      <w:r>
-        <w:rPr>
-          <w:b/>
-          <w:bCs/>
-          <w:color w:val="8186EF"/>
-          <w:sz w:val="16"/>
-          <w:szCs w:val="16"/>
-        </w:rPr>
-        <w:t xml:space="preserve">18  </w:t>
-      </w:r>
-      <w:r>
-        <w:rPr>
-          <w:sz w:val="16"/>
-          <w:szCs w:val="16"/>
-        </w:rPr>
-        <w:t xml:space="preserve">Wages are a cost of the company's central operations, so they are an expense. A is wrong: A dividend is a distribution to owners. It reduces retained earnings but is not an expense. C is wrong: Repaying principal reduces a liability and an asset. No expense arises.</w:t>
-      </w:r>
-    </w:p>
-    <w:p>
-      <w:pPr>
-        <w:spacing w:after="18"/>
-        <w:ind w:left="300" w:hanging="300"/>
-      </w:pPr>
-      <w:r>
-        <w:rPr>
-          <w:b/>
-          <w:bCs/>
-          <w:color w:val="8186EF"/>
-          <w:sz w:val="16"/>
-          <w:szCs w:val="16"/>
-        </w:rPr>
-        <w:t xml:space="preserve">19  </w:t>
-      </w:r>
-      <w:r>
-        <w:rPr>
-          <w:sz w:val="16"/>
-          <w:szCs w:val="16"/>
-        </w:rPr>
-        <w:t xml:space="preserve">The book’s own table gives Contra-asset as the category of Accumulated depreciation.</w:t>
-      </w:r>
-    </w:p>
-    <w:p>
-      <w:pPr>
-        <w:spacing w:after="18"/>
-        <w:ind w:left="300" w:hanging="300"/>
-      </w:pPr>
-      <w:r>
-        <w:rPr>
-          <w:b/>
-          <w:bCs/>
-          <w:color w:val="8186EF"/>
-          <w:sz w:val="16"/>
-          <w:szCs w:val="16"/>
-        </w:rPr>
-        <w:t xml:space="preserve">20  </w:t>
-      </w:r>
-      <w:r>
-        <w:rPr>
-          <w:sz w:val="16"/>
-          <w:szCs w:val="16"/>
-        </w:rPr>
-        <w:t xml:space="preserve">Every item on a Workshop sheet is settled by something printed on the same sheet.</w:t>
+        <w:t xml:space="preserve">22  </w:t>
+      </w:r>
+      <w:r>
+        <w:rPr>
+          <w:sz w:val="16"/>
+          <w:szCs w:val="16"/>
+        </w:rPr>
+        <w:t xml:space="preserve">The Contra-asset of category is Accumulated depreciation.</w:t>
+      </w:r>
+    </w:p>
+    <w:p>
+      <w:pPr>
+        <w:spacing w:after="18"/>
+        <w:ind w:left="300" w:hanging="300"/>
+      </w:pPr>
+      <w:r>
+        <w:rPr>
+          <w:b/>
+          <w:bCs/>
+          <w:color w:val="8186EF"/>
+          <w:sz w:val="16"/>
+          <w:szCs w:val="16"/>
+        </w:rPr>
+        <w:t xml:space="preserve">23  </w:t>
+      </w:r>
+      <w:r>
+        <w:rPr>
+          <w:sz w:val="16"/>
+          <w:szCs w:val="16"/>
+        </w:rPr>
+        <w:t xml:space="preserve">The sentence reads: “An asset is a present right of an entity to an economic benefit.”</w:t>
+      </w:r>
+    </w:p>
+    <w:p>
+      <w:pPr>
+        <w:spacing w:after="18"/>
+        <w:ind w:left="300" w:hanging="300"/>
+      </w:pPr>
+      <w:r>
+        <w:rPr>
+          <w:b/>
+          <w:bCs/>
+          <w:color w:val="8186EF"/>
+          <w:sz w:val="16"/>
+          <w:szCs w:val="16"/>
+        </w:rPr>
+        <w:t xml:space="preserve">24  </w:t>
+      </w:r>
+      <w:r>
+        <w:rPr>
+          <w:sz w:val="16"/>
+          <w:szCs w:val="16"/>
+        </w:rPr>
+        <w:t xml:space="preserve">The sentence reads: “Comprehensive income is the total change in equity from sources other than owners.”</w:t>
+      </w:r>
+    </w:p>
+    <w:p>
+      <w:pPr>
+        <w:spacing w:after="18"/>
+        <w:ind w:left="300" w:hanging="300"/>
+      </w:pPr>
+      <w:r>
+        <w:rPr>
+          <w:b/>
+          <w:bCs/>
+          <w:color w:val="8186EF"/>
+          <w:sz w:val="16"/>
+          <w:szCs w:val="16"/>
+        </w:rPr>
+        <w:t xml:space="preserve">25  </w:t>
+      </w:r>
+      <w:r>
+        <w:rPr>
+          <w:sz w:val="16"/>
+          <w:szCs w:val="16"/>
+        </w:rPr>
+        <w:t xml:space="preserve">The sentence reads: “It is a distribution to owners, so it never appears in the income statement.”</w:t>
+      </w:r>
+    </w:p>
+    <w:p>
+      <w:pPr>
+        <w:spacing w:after="18"/>
+        <w:ind w:left="300" w:hanging="300"/>
+      </w:pPr>
+      <w:r>
+        <w:rPr>
+          <w:b/>
+          <w:bCs/>
+          <w:color w:val="8186EF"/>
+          <w:sz w:val="16"/>
+          <w:szCs w:val="16"/>
+        </w:rPr>
+        <w:t xml:space="preserve">26  </w:t>
+      </w:r>
+      <w:r>
+        <w:rPr>
+          <w:sz w:val="16"/>
+          <w:szCs w:val="16"/>
+        </w:rPr>
+        <w:t xml:space="preserve">The sentence reads: “The idea is the same as in U.S. GAAP; only the wording is different.”</w:t>
+      </w:r>
+    </w:p>
+    <w:p>
+      <w:pPr>
+        <w:spacing w:after="18"/>
+        <w:ind w:left="300" w:hanging="300"/>
+      </w:pPr>
+      <w:r>
+        <w:rPr>
+          <w:b/>
+          <w:bCs/>
+          <w:color w:val="8186EF"/>
+          <w:sz w:val="16"/>
+          <w:szCs w:val="16"/>
+        </w:rPr>
+        <w:t xml:space="preserve">27  </w:t>
+      </w:r>
+      <w:r>
+        <w:rPr>
+          <w:sz w:val="16"/>
+          <w:szCs w:val="16"/>
+        </w:rPr>
+        <w:t xml:space="preserve">The sentence reads: “In French and British English, stock often means inventory.”</w:t>
+      </w:r>
+    </w:p>
+    <w:p>
+      <w:pPr>
+        <w:spacing w:after="18"/>
+        <w:ind w:left="300" w:hanging="300"/>
+      </w:pPr>
+      <w:r>
+        <w:rPr>
+          <w:b/>
+          <w:bCs/>
+          <w:color w:val="8186EF"/>
+          <w:sz w:val="16"/>
+          <w:szCs w:val="16"/>
+        </w:rPr>
+        <w:t xml:space="preserve">28  </w:t>
+      </w:r>
+      <w:r>
+        <w:rPr>
+          <w:sz w:val="16"/>
+          <w:szCs w:val="16"/>
+        </w:rPr>
+        <w:t xml:space="preserve">The sentence reads: “In a CMA question, inventory is always inventory.”</w:t>
       </w:r>
     </w:p>
     <w:p/>
@@ -2812,7 +3676,7 @@
                 <w:sz w:val="17"/>
                 <w:szCs w:val="17"/>
               </w:rPr>
-              <w:t xml:space="preserve">debit · equity · credit · contra account · normal balance</w:t>
+              <w:t xml:space="preserve">normal balance · credit · contra account · accumulated depreciation · allowance for credit losses · accounts receivable</w:t>
             </w:r>
           </w:p>
         </w:tc>
@@ -2845,7 +3709,7 @@
                 <w:sz w:val="17"/>
                 <w:szCs w:val="17"/>
               </w:rPr>
-              <w:t xml:space="preserve">D</w:t>
+              <w:t xml:space="preserve">allowance for credit losses · accounts receivable</w:t>
             </w:r>
           </w:p>
         </w:tc>
@@ -2878,7 +3742,7 @@
                 <w:sz w:val="17"/>
                 <w:szCs w:val="17"/>
               </w:rPr>
-              <w:t xml:space="preserve">D</w:t>
+              <w:t xml:space="preserve">B</w:t>
             </w:r>
           </w:p>
         </w:tc>
@@ -2914,7 +3778,7 @@
                 <w:sz w:val="17"/>
                 <w:szCs w:val="17"/>
               </w:rPr>
-              <w:t xml:space="preserve">revenue · retained earnings · liability · net income · equity</w:t>
+              <w:t xml:space="preserve">dividend · revenue · retained earnings · liability · net income</w:t>
             </w:r>
           </w:p>
         </w:tc>
@@ -2948,7 +3812,7 @@
                 <w:sz w:val="17"/>
                 <w:szCs w:val="17"/>
               </w:rPr>
-              <w:t xml:space="preserve">D</w:t>
+              <w:t xml:space="preserve">A</w:t>
             </w:r>
           </w:p>
         </w:tc>
@@ -2982,7 +3846,7 @@
                 <w:sz w:val="17"/>
                 <w:szCs w:val="17"/>
               </w:rPr>
-              <w:t xml:space="preserve">B</w:t>
+              <w:t xml:space="preserve">C</w:t>
             </w:r>
           </w:p>
         </w:tc>
@@ -3017,7 +3881,7 @@
                 <w:sz w:val="17"/>
                 <w:szCs w:val="17"/>
               </w:rPr>
-              <w:t xml:space="preserve">allowance for credit losses · asset · U.S. GAAP</w:t>
+              <w:t xml:space="preserve">revenue · expense · asset · credit</w:t>
             </w:r>
           </w:p>
         </w:tc>
@@ -3050,7 +3914,7 @@
                 <w:sz w:val="17"/>
                 <w:szCs w:val="17"/>
               </w:rPr>
-              <w:t xml:space="preserve">T</w:t>
+              <w:t xml:space="preserve">A</w:t>
             </w:r>
           </w:p>
         </w:tc>
@@ -3083,7 +3947,7 @@
                 <w:sz w:val="17"/>
                 <w:szCs w:val="17"/>
               </w:rPr>
-              <w:t xml:space="preserve">A</w:t>
+              <w:t xml:space="preserve">F</w:t>
             </w:r>
           </w:p>
         </w:tc>
@@ -3153,7 +4017,7 @@
                 <w:sz w:val="17"/>
                 <w:szCs w:val="17"/>
               </w:rPr>
-              <w:t xml:space="preserve">A</w:t>
+              <w:t xml:space="preserve">B</w:t>
             </w:r>
           </w:p>
         </w:tc>
@@ -3187,7 +4051,7 @@
                 <w:sz w:val="17"/>
                 <w:szCs w:val="17"/>
               </w:rPr>
-              <w:t xml:space="preserve">C</w:t>
+              <w:t xml:space="preserve">E</w:t>
             </w:r>
           </w:p>
         </w:tc>
@@ -3222,7 +4086,7 @@
                 <w:sz w:val="17"/>
                 <w:szCs w:val="17"/>
               </w:rPr>
-              <w:t xml:space="preserve">C</w:t>
+              <w:t xml:space="preserve">Income statement — question it answers: How did the company perform?</w:t>
             </w:r>
           </w:p>
         </w:tc>
@@ -3255,7 +4119,7 @@
                 <w:sz w:val="17"/>
                 <w:szCs w:val="17"/>
               </w:rPr>
-              <w:t xml:space="preserve">D</w:t>
+              <w:t xml:space="preserve">A</w:t>
             </w:r>
           </w:p>
         </w:tc>
@@ -3288,7 +4152,7 @@
                 <w:sz w:val="17"/>
                 <w:szCs w:val="17"/>
               </w:rPr>
-              <w:t xml:space="preserve">D</w:t>
+              <w:t xml:space="preserve">A</w:t>
             </w:r>
           </w:p>
         </w:tc>
@@ -3324,7 +4188,7 @@
                 <w:sz w:val="17"/>
                 <w:szCs w:val="17"/>
               </w:rPr>
-              <w:t xml:space="preserve">T</w:t>
+              <w:t xml:space="preserve">Statement of changes in equity — chapter: 4</w:t>
             </w:r>
           </w:p>
         </w:tc>
@@ -3358,7 +4222,7 @@
                 <w:sz w:val="17"/>
                 <w:szCs w:val="17"/>
               </w:rPr>
-              <w:t xml:space="preserve">B</w:t>
+              <w:t xml:space="preserve">C</w:t>
             </w:r>
           </w:p>
         </w:tc>
@@ -3427,7 +4291,7 @@
                 <w:sz w:val="17"/>
                 <w:szCs w:val="17"/>
               </w:rPr>
-              <w:t xml:space="preserve">at a date: Balance sheet</w:t>
+              <w:t xml:space="preserve">C</w:t>
             </w:r>
           </w:p>
         </w:tc>
@@ -3460,7 +4324,7 @@
                 <w:sz w:val="17"/>
                 <w:szCs w:val="17"/>
               </w:rPr>
-              <w:t xml:space="preserve">C</w:t>
+              <w:t xml:space="preserve">D</w:t>
             </w:r>
           </w:p>
         </w:tc>
@@ -3493,7 +4357,7 @@
                 <w:sz w:val="17"/>
                 <w:szCs w:val="17"/>
               </w:rPr>
-              <w:t xml:space="preserve">Compare with the model earlier in this handout.</w:t>
+              <w:t xml:space="preserve">B</w:t>
             </w:r>
           </w:p>
         </w:tc>
@@ -3529,7 +4393,7 @@
                 <w:sz w:val="17"/>
                 <w:szCs w:val="17"/>
               </w:rPr>
-              <w:t xml:space="preserve">for a period: Income statement, Statement of changes in equity, Statement of cash flows</w:t>
+              <w:t xml:space="preserve">T</w:t>
             </w:r>
           </w:p>
         </w:tc>
@@ -3563,7 +4427,7 @@
                 <w:sz w:val="17"/>
                 <w:szCs w:val="17"/>
               </w:rPr>
-              <w:t xml:space="preserve">F</w:t>
+              <w:t xml:space="preserve">A</w:t>
             </w:r>
           </w:p>
         </w:tc>
@@ -3597,7 +4461,7 @@
                 <w:sz w:val="17"/>
                 <w:szCs w:val="17"/>
               </w:rPr>
-              <w:t xml:space="preserve">Accountants record every transaction with the double-entry system. Each transaction affects at least two accounts, and total debits always equal total credits. This is why the accounting equation always balances.</w:t>
+              <w:t xml:space="preserve">Compare with the model earlier in this handout.</w:t>
             </w:r>
           </w:p>
         </w:tc>
@@ -3632,7 +4496,7 @@
                 <w:sz w:val="17"/>
                 <w:szCs w:val="17"/>
               </w:rPr>
-              <w:t xml:space="preserve">allowance for credit losses · accounts receivable</w:t>
+              <w:t xml:space="preserve">at a date: Balance sheet</w:t>
             </w:r>
           </w:p>
         </w:tc>
@@ -3665,30 +4529,40 @@
                 <w:sz w:val="17"/>
                 <w:szCs w:val="17"/>
               </w:rPr>
-              <w:t xml:space="preserve">E</w:t>
-            </w:r>
-          </w:p>
-        </w:tc>
-        <w:tc>
-          <w:tcPr>
-            <w:tcW w:type="pct" w:w="1667"/>
-            <w:tcMar>
-              <w:top w:type="dxa" w:w="40"/>
-              <w:left w:type="dxa" w:w="100"/>
-              <w:bottom w:type="dxa" w:w="40"/>
-              <w:right w:type="dxa" w:w="100"/>
-            </w:tcMar>
-          </w:tcPr>
-          <w:p>
-            <w:pPr>
-              <w:spacing w:before="24" w:after="24"/>
-            </w:pPr>
-            <w:r>
-              <w:rPr>
-                <w:sz w:val="16"/>
-                <w:szCs w:val="16"/>
-              </w:rPr>
-              <w:t xml:space="preserve"/>
+              <w:t xml:space="preserve">A</w:t>
+            </w:r>
+          </w:p>
+        </w:tc>
+        <w:tc>
+          <w:tcPr>
+            <w:tcW w:type="pct" w:w="1667"/>
+            <w:tcMar>
+              <w:top w:type="dxa" w:w="40"/>
+              <w:left w:type="dxa" w:w="100"/>
+              <w:bottom w:type="dxa" w:w="40"/>
+              <w:right w:type="dxa" w:w="100"/>
+            </w:tcMar>
+          </w:tcPr>
+          <w:p>
+            <w:pPr>
+              <w:spacing w:before="22" w:after="22"/>
+            </w:pPr>
+            <w:r>
+              <w:rPr>
+                <w:b/>
+                <w:bCs/>
+                <w:color w:val="8186EF"/>
+                <w:sz w:val="16"/>
+                <w:szCs w:val="16"/>
+              </w:rPr>
+              <w:t xml:space="preserve">29  </w:t>
+            </w:r>
+            <w:r>
+              <w:rPr>
+                <w:sz w:val="17"/>
+                <w:szCs w:val="17"/>
+              </w:rPr>
+              <w:t xml:space="preserve">Accountants record every transaction with the double-entry system. Each transaction affects at least two accounts, and total debits always equal total credits. This is why the accounting equation always balances.</w:t>
             </w:r>
           </w:p>
         </w:tc>
@@ -3724,7 +4598,7 @@
                 <w:sz w:val="17"/>
                 <w:szCs w:val="17"/>
               </w:rPr>
-              <w:t xml:space="preserve">A</w:t>
+              <w:t xml:space="preserve">for a period: Income statement, Statement of changes in equity, Statement of cash flows</w:t>
             </w:r>
           </w:p>
         </w:tc>
@@ -3758,7 +4632,7 @@
                 <w:sz w:val="17"/>
                 <w:szCs w:val="17"/>
               </w:rPr>
-              <w:t xml:space="preserve">B</w:t>
+              <w:t xml:space="preserve">D</w:t>
             </w:r>
           </w:p>
         </w:tc>
@@ -3829,7 +4703,7 @@
                 <w:sz w:val="17"/>
                 <w:szCs w:val="17"/>
               </w:rPr>
-              <w:t xml:space="preserve">9  </w:t>
+              <w:t xml:space="preserve">11  </w:t>
             </w:r>
             <w:r>
               <w:rPr>
@@ -3894,7 +4768,7 @@
           <w:sz w:val="16"/>
           <w:szCs w:val="16"/>
         </w:rPr>
-        <w:t xml:space="preserve">The book writes: “Accounts on the left side of the equation (assets, expenses and dividends) increase with a debit. Accounts on the right side (liabilities, equity and revenues) increase with a credit. A contra account reduces a related account, so it has the opposite normal balance.”</w:t>
+        <w:t xml:space="preserve">In full: “Whether a debit increases an account depends on the type of account. Each account has a normal balance: the side that increases it. Accounts on the left side of the equation (assets, expenses and dividends) increase with a debit. Accounts on the right side (liabilities, equity and revenues) increase with a credit. A contra account reduces a related account, so it has the opposite normal balance. For example, accumulated depreciation reduces equipment. It has a credit balance, but it belongs with the assets. The allowance for credit losses reduces accounts receivable in the same way (Chapter 6).”</w:t>
       </w:r>
     </w:p>
     <w:p>
@@ -3917,7 +4791,7 @@
           <w:sz w:val="16"/>
           <w:szCs w:val="16"/>
         </w:rPr>
-        <w:t xml:space="preserve">The book writes: “Orontes records revenue when it delivers the goods, not when the customer pays. Row 6 reduces retained earnings by 50 and creates a liability. No cash moves until February, and net income does not change. The totals prove the equation. Assets rose by 2,380, liabilities rose by 850 and equity rose by 1,530.”</w:t>
+        <w:t xml:space="preserve">In full: “Paid January wages to plant workers in cash. The board declared a cash dividend, payable on February 15. Three points matter for the exam. Rows 1 and 2 bring in cash of 2,300 in total, but no revenue. Money from owners and lenders is financing. Row 4 creates revenue of 300 but no cash. Orontes records revenue when it delivers the goods, not when the customer pays. Row 6 reduces retained earnings by 50 and creates a liability. No cash moves until February, and net income does not change.”</w:t>
       </w:r>
     </w:p>
     <w:p>
@@ -3940,7 +4814,7 @@
           <w:sz w:val="16"/>
           <w:szCs w:val="16"/>
         </w:rPr>
-        <w:t xml:space="preserve">The book writes: “Syrian and Levant texts often say اهتلاك, and Egyptian texts say إهلاك. In English, always say depreciation. An allowance (for example, the allowance for credit losses) reduces an asset. Never say reserve for bad debts in a U.S. GAAP answer.”</w:t>
+        <w:t xml:space="preserve">In full: “Cash from borrowing or from issuing shares is not revenue. Buying equipment for cash is not an expense today. One asset (cash) becomes another asset (equipment). The cost becomes an expense later, through depreciation. Here are six transactions from February (USD 000). Feb 3: Paid a supplier for olives bought on credit in January. Feb 8: Collected part of the January receivable from GreenBasket Supermarkets. Feb 10: Paid 12 months of warehouse rent in advance. Feb 12: A Dubai hotel group paid cash in advance for pastries that Orontes will deliver in March.”</w:t>
       </w:r>
     </w:p>
     <w:p>
@@ -3963,99 +4837,53 @@
           <w:sz w:val="16"/>
           <w:szCs w:val="16"/>
         </w:rPr>
-        <w:t xml:space="preserve">The book pairs Statement of cash flows with “Where did cash come from, and where did it go?”.</w:t>
-      </w:r>
-    </w:p>
-    <w:p>
-      <w:pPr>
-        <w:spacing w:after="18"/>
-        <w:ind w:left="300" w:hanging="300"/>
-      </w:pPr>
-      <w:r>
-        <w:rPr>
-          <w:b/>
-          <w:bCs/>
-          <w:color w:val="8186EF"/>
-          <w:sz w:val="16"/>
-          <w:szCs w:val="16"/>
-        </w:rPr>
-        <w:t xml:space="preserve">5  </w:t>
-      </w:r>
-      <w:r>
-        <w:rPr>
-          <w:sz w:val="16"/>
-          <w:szCs w:val="16"/>
-        </w:rPr>
-        <w:t xml:space="preserve">The book’s own table gives What does the company have and owe, and what is the owners' claim? as the question it answers of Balance sheet.</w:t>
-      </w:r>
-    </w:p>
-    <w:p>
-      <w:pPr>
-        <w:spacing w:after="18"/>
-        <w:ind w:left="300" w:hanging="300"/>
-      </w:pPr>
-      <w:r>
-        <w:rPr>
-          <w:b/>
-          <w:bCs/>
-          <w:color w:val="8186EF"/>
-          <w:sz w:val="16"/>
-          <w:szCs w:val="16"/>
-        </w:rPr>
-        <w:t xml:space="preserve">6  </w:t>
-      </w:r>
-      <w:r>
-        <w:rPr>
-          <w:sz w:val="16"/>
-          <w:szCs w:val="16"/>
-        </w:rPr>
-        <w:t xml:space="preserve">The book pairs Income statement with “for a period”.</w:t>
-      </w:r>
-    </w:p>
-    <w:p>
-      <w:pPr>
-        <w:spacing w:after="18"/>
-        <w:ind w:left="300" w:hanging="300"/>
-      </w:pPr>
-      <w:r>
-        <w:rPr>
-          <w:b/>
-          <w:bCs/>
-          <w:color w:val="8186EF"/>
-          <w:sz w:val="16"/>
-          <w:szCs w:val="16"/>
-        </w:rPr>
-        <w:t xml:space="preserve">10  </w:t>
-      </w:r>
-      <w:r>
-        <w:rPr>
-          <w:sz w:val="16"/>
-          <w:szCs w:val="16"/>
-        </w:rPr>
-        <w:t xml:space="preserve">The book gives 2 as the chapter of Balance sheet.</w:t>
-      </w:r>
-    </w:p>
-    <w:p>
-      <w:pPr>
-        <w:spacing w:after="18"/>
-        <w:ind w:left="300" w:hanging="300"/>
-      </w:pPr>
-      <w:r>
-        <w:rPr>
-          <w:b/>
-          <w:bCs/>
-          <w:color w:val="8186EF"/>
-          <w:sz w:val="16"/>
-          <w:szCs w:val="16"/>
-        </w:rPr>
-        <w:t xml:space="preserve">11  </w:t>
-      </w:r>
-      <w:r>
-        <w:rPr>
-          <w:sz w:val="16"/>
-          <w:szCs w:val="16"/>
-        </w:rPr>
-        <w:t xml:space="preserve">Comparability lets users identify similarities and differences between companies or periods. A is wrong: Relevance means the information can make a difference to a decision. B is wrong: Verifiability means independent observers could reach the same result.</w:t>
+        <w:t xml:space="preserve">Statement of cash flows: Where did cash come from, and where did it go?.</w:t>
+      </w:r>
+    </w:p>
+    <w:p>
+      <w:pPr>
+        <w:spacing w:after="18"/>
+        <w:ind w:left="300" w:hanging="300"/>
+      </w:pPr>
+      <w:r>
+        <w:rPr>
+          <w:b/>
+          <w:bCs/>
+          <w:color w:val="8186EF"/>
+          <w:sz w:val="16"/>
+          <w:szCs w:val="16"/>
+        </w:rPr>
+        <w:t xml:space="preserve">7  </w:t>
+      </w:r>
+      <w:r>
+        <w:rPr>
+          <w:sz w:val="16"/>
+          <w:szCs w:val="16"/>
+        </w:rPr>
+        <w:t xml:space="preserve">The What does the company have and owe, and what is the owners' claim? of question it answers is Balance sheet.</w:t>
+      </w:r>
+    </w:p>
+    <w:p>
+      <w:pPr>
+        <w:spacing w:after="18"/>
+        <w:ind w:left="300" w:hanging="300"/>
+      </w:pPr>
+      <w:r>
+        <w:rPr>
+          <w:b/>
+          <w:bCs/>
+          <w:color w:val="8186EF"/>
+          <w:sz w:val="16"/>
+          <w:szCs w:val="16"/>
+        </w:rPr>
+        <w:t xml:space="preserve">8  </w:t>
+      </w:r>
+      <w:r>
+        <w:rPr>
+          <w:sz w:val="16"/>
+          <w:szCs w:val="16"/>
+        </w:rPr>
+        <w:t xml:space="preserve">Income statement: for a period.</w:t>
       </w:r>
     </w:p>
     <w:p>
@@ -4078,6 +4906,121 @@
           <w:sz w:val="16"/>
           <w:szCs w:val="16"/>
         </w:rPr>
+        <w:t xml:space="preserve">The chapter of Balance sheet is 2.</w:t>
+      </w:r>
+    </w:p>
+    <w:p>
+      <w:pPr>
+        <w:spacing w:after="18"/>
+        <w:ind w:left="300" w:hanging="300"/>
+      </w:pPr>
+      <w:r>
+        <w:rPr>
+          <w:b/>
+          <w:bCs/>
+          <w:color w:val="8186EF"/>
+          <w:sz w:val="16"/>
+          <w:szCs w:val="16"/>
+        </w:rPr>
+        <w:t xml:space="preserve">13  </w:t>
+      </w:r>
+      <w:r>
+        <w:rPr>
+          <w:sz w:val="16"/>
+          <w:szCs w:val="16"/>
+        </w:rPr>
+        <w:t xml:space="preserve">Assets and liabilities both increase. Equity does not change. B is wrong: Wages are an expense, so equity (retained earnings) also decreases. C is wrong: A profitable sale increases equity through net income.</w:t>
+      </w:r>
+    </w:p>
+    <w:p>
+      <w:pPr>
+        <w:spacing w:after="18"/>
+        <w:ind w:left="300" w:hanging="300"/>
+      </w:pPr>
+      <w:r>
+        <w:rPr>
+          <w:b/>
+          <w:bCs/>
+          <w:color w:val="8186EF"/>
+          <w:sz w:val="16"/>
+          <w:szCs w:val="16"/>
+        </w:rPr>
+        <w:t xml:space="preserve">14  </w:t>
+      </w:r>
+      <w:r>
+        <w:rPr>
+          <w:sz w:val="16"/>
+          <w:szCs w:val="16"/>
+        </w:rPr>
+        <w:t xml:space="preserve">Equity starts at 550 (900 − 350). Borrowing does not change equity. The dividend reduces it by 40, so equity is 510. A is wrong: This is total liabilities after the loan (350 + 100), not equity. C is wrong: This ignores the dividend, which reduces retained earnings.</w:t>
+      </w:r>
+    </w:p>
+    <w:p>
+      <w:pPr>
+        <w:spacing w:after="18"/>
+        <w:ind w:left="300" w:hanging="300"/>
+      </w:pPr>
+      <w:r>
+        <w:rPr>
+          <w:b/>
+          <w:bCs/>
+          <w:color w:val="8186EF"/>
+          <w:sz w:val="16"/>
+          <w:szCs w:val="16"/>
+        </w:rPr>
+        <w:t xml:space="preserve">15  </w:t>
+      </w:r>
+      <w:r>
+        <w:rPr>
+          <w:sz w:val="16"/>
+          <w:szCs w:val="16"/>
+        </w:rPr>
+        <w:t xml:space="preserve">Prepaid rent is an asset: Orontes has paid for 12 months of future use. B is wrong: The benefit is in the future, so the cost becomes an expense month by month. C is wrong: This confuses a prepaid expense (asset) with unearned revenue (liability).</w:t>
+      </w:r>
+    </w:p>
+    <w:p>
+      <w:pPr>
+        <w:spacing w:after="18"/>
+        <w:ind w:left="300" w:hanging="300"/>
+      </w:pPr>
+      <w:r>
+        <w:rPr>
+          <w:b/>
+          <w:bCs/>
+          <w:color w:val="8186EF"/>
+          <w:sz w:val="16"/>
+          <w:szCs w:val="16"/>
+        </w:rPr>
+        <w:t xml:space="preserve">16  </w:t>
+      </w:r>
+      <w:r>
+        <w:rPr>
+          <w:sz w:val="16"/>
+          <w:szCs w:val="16"/>
+        </w:rPr>
+        <w:t xml:space="preserve">Prepaid rent is an asset, and assets have debit balances. A is wrong: Accounts payable is a liability, with a credit balance. B is wrong: Revenue increases equity, so it has a credit balance.</w:t>
+      </w:r>
+    </w:p>
+    <w:p>
+      <w:pPr>
+        <w:spacing w:after="18"/>
+        <w:ind w:left="300" w:hanging="300"/>
+      </w:pPr>
+      <w:r>
+        <w:rPr>
+          <w:b/>
+          <w:bCs/>
+          <w:color w:val="8186EF"/>
+          <w:sz w:val="16"/>
+          <w:szCs w:val="16"/>
+        </w:rPr>
+        <w:t xml:space="preserve">17  </w:t>
+      </w:r>
+      <w:r>
+        <w:rPr>
+          <w:sz w:val="16"/>
+          <w:szCs w:val="16"/>
+        </w:rPr>
         <w:t xml:space="preserve">One asset increases (debit Equipment) and another asset decreases (credit Cash). A is wrong: The sides are reversed: this entry would increase cash and decrease equipment. B is wrong: The bottling line is an asset, not an expense of this period.</w:t>
       </w:r>
     </w:p>
@@ -4094,60 +5037,37 @@
           <w:sz w:val="16"/>
           <w:szCs w:val="16"/>
         </w:rPr>
-        <w:t xml:space="preserve">13  </w:t>
-      </w:r>
-      <w:r>
-        <w:rPr>
-          <w:sz w:val="16"/>
-          <w:szCs w:val="16"/>
-        </w:rPr>
-        <w:t xml:space="preserve">CMA questions use exact terms, and one word can change the answer.</w:t>
-      </w:r>
-    </w:p>
-    <w:p>
-      <w:pPr>
-        <w:spacing w:after="18"/>
-        <w:ind w:left="300" w:hanging="300"/>
-      </w:pPr>
-      <w:r>
-        <w:rPr>
-          <w:b/>
-          <w:bCs/>
-          <w:color w:val="8186EF"/>
-          <w:sz w:val="16"/>
-          <w:szCs w:val="16"/>
-        </w:rPr>
-        <w:t xml:space="preserve">20  </w:t>
-      </w:r>
-      <w:r>
-        <w:rPr>
-          <w:sz w:val="16"/>
-          <w:szCs w:val="16"/>
-        </w:rPr>
-        <w:t xml:space="preserve">Accumulated depreciation is a contra-asset account, so it has the opposite (credit) balance to assets. A is wrong: Prepaid rent is an asset, so its normal balance is a debit. C is wrong: Cost of goods sold is an expense, so its normal balance is a debit.</w:t>
-      </w:r>
-    </w:p>
-    <w:p>
-      <w:pPr>
-        <w:spacing w:after="18"/>
-        <w:ind w:left="300" w:hanging="300"/>
-      </w:pPr>
-      <w:r>
-        <w:rPr>
-          <w:b/>
-          <w:bCs/>
-          <w:color w:val="8186EF"/>
-          <w:sz w:val="16"/>
-          <w:szCs w:val="16"/>
-        </w:rPr>
-        <w:t xml:space="preserve">21  </w:t>
-      </w:r>
-      <w:r>
-        <w:rPr>
-          <w:sz w:val="16"/>
-          <w:szCs w:val="16"/>
-        </w:rPr>
-        <w:t xml:space="preserve">The book’s own table gives Where did cash come from, and where did it go? as the question it answers of Statement of cash flows.</w:t>
+        <w:t xml:space="preserve">18  </w:t>
+      </w:r>
+      <w:r>
+        <w:rPr>
+          <w:sz w:val="16"/>
+          <w:szCs w:val="16"/>
+        </w:rPr>
+        <w:t xml:space="preserve">An exam question turns on the exact term, and one word can change the answer.</w:t>
+      </w:r>
+    </w:p>
+    <w:p>
+      <w:pPr>
+        <w:spacing w:after="18"/>
+        <w:ind w:left="300" w:hanging="300"/>
+      </w:pPr>
+      <w:r>
+        <w:rPr>
+          <w:b/>
+          <w:bCs/>
+          <w:color w:val="8186EF"/>
+          <w:sz w:val="16"/>
+          <w:szCs w:val="16"/>
+        </w:rPr>
+        <w:t xml:space="preserve">25  </w:t>
+      </w:r>
+      <w:r>
+        <w:rPr>
+          <w:sz w:val="16"/>
+          <w:szCs w:val="16"/>
+        </w:rPr>
+        <w:t xml:space="preserve">The sentence reads: “Whether a debit increases an account depends on the type of account.”</w:t>
       </w:r>
     </w:p>
     <w:p>
@@ -4170,7 +5090,30 @@
           <w:sz w:val="16"/>
           <w:szCs w:val="16"/>
         </w:rPr>
-        <w:t xml:space="preserve">Every item on a Workshop sheet is settled by something printed on the same sheet.</w:t>
+        <w:t xml:space="preserve">The sentence reads: “Its shares are listed on a U.S. stock exchange, and it reports under U.S. GAAP.”</w:t>
+      </w:r>
+    </w:p>
+    <w:p>
+      <w:pPr>
+        <w:spacing w:after="18"/>
+        <w:ind w:left="300" w:hanging="300"/>
+      </w:pPr>
+      <w:r>
+        <w:rPr>
+          <w:b/>
+          <w:bCs/>
+          <w:color w:val="8186EF"/>
+          <w:sz w:val="16"/>
+          <w:szCs w:val="16"/>
+        </w:rPr>
+        <w:t xml:space="preserve">27  </w:t>
+      </w:r>
+      <w:r>
+        <w:rPr>
+          <w:sz w:val="16"/>
+          <w:szCs w:val="16"/>
+        </w:rPr>
+        <w:t xml:space="preserve">The sentence reads: “This is why the accounting equation always balances.”</w:t>
       </w:r>
     </w:p>
     <w:p/>
@@ -4280,7 +5223,7 @@
                 <w:sz w:val="17"/>
                 <w:szCs w:val="17"/>
               </w:rPr>
-              <w:t xml:space="preserve">cash basis · U.S. GAAP · accrual basis · revenue · cost of goods sold</w:t>
+              <w:t xml:space="preserve">accrual basis · revenue · cash basis · U.S. GAAP · cost of goods sold · asset</w:t>
             </w:r>
           </w:p>
         </w:tc>
@@ -4313,7 +5256,7 @@
                 <w:sz w:val="17"/>
                 <w:szCs w:val="17"/>
               </w:rPr>
-              <w:t xml:space="preserve">A</w:t>
+              <w:t xml:space="preserve">U.S. GAAP · financial statements · accrual basis</w:t>
             </w:r>
           </w:p>
         </w:tc>
@@ -4346,7 +5289,7 @@
                 <w:sz w:val="17"/>
                 <w:szCs w:val="17"/>
               </w:rPr>
-              <w:t xml:space="preserve">A</w:t>
+              <w:t xml:space="preserve">F</w:t>
             </w:r>
           </w:p>
         </w:tc>
@@ -4450,7 +5393,7 @@
                 <w:sz w:val="17"/>
                 <w:szCs w:val="17"/>
               </w:rPr>
-              <w:t xml:space="preserve">D</w:t>
+              <w:t xml:space="preserve">E</w:t>
             </w:r>
           </w:p>
         </w:tc>
@@ -4485,7 +5428,7 @@
                 <w:sz w:val="17"/>
                 <w:szCs w:val="17"/>
               </w:rPr>
-              <w:t xml:space="preserve">prepaid expense · asset · liability · revenue</w:t>
+              <w:t xml:space="preserve">revenue · expense · prepaid expense · asset · liability</w:t>
             </w:r>
           </w:p>
         </w:tc>
@@ -4518,7 +5461,7 @@
                 <w:sz w:val="17"/>
                 <w:szCs w:val="17"/>
               </w:rPr>
-              <w:t xml:space="preserve">T</w:t>
+              <w:t xml:space="preserve">D</w:t>
             </w:r>
           </w:p>
         </w:tc>
@@ -4621,7 +5564,7 @@
                 <w:sz w:val="17"/>
                 <w:szCs w:val="17"/>
               </w:rPr>
-              <w:t xml:space="preserve">A</w:t>
+              <w:t xml:space="preserve">D</w:t>
             </w:r>
           </w:p>
         </w:tc>
@@ -4655,7 +5598,7 @@
                 <w:sz w:val="17"/>
                 <w:szCs w:val="17"/>
               </w:rPr>
-              <w:t xml:space="preserve">B</w:t>
+              <w:t xml:space="preserve">C</w:t>
             </w:r>
           </w:p>
         </w:tc>
@@ -4690,73 +5633,73 @@
                 <w:sz w:val="17"/>
                 <w:szCs w:val="17"/>
               </w:rPr>
+              <w:t xml:space="preserve">Contract liability, or unearned revenue (deferral) — what happens: Cash is received before the revenue is earned.</w:t>
+            </w:r>
+          </w:p>
+        </w:tc>
+        <w:tc>
+          <w:tcPr>
+            <w:tcW w:type="pct" w:w="1667"/>
+            <w:tcMar>
+              <w:top w:type="dxa" w:w="40"/>
+              <w:left w:type="dxa" w:w="100"/>
+              <w:bottom w:type="dxa" w:w="40"/>
+              <w:right w:type="dxa" w:w="100"/>
+            </w:tcMar>
+          </w:tcPr>
+          <w:p>
+            <w:pPr>
+              <w:spacing w:before="22" w:after="22"/>
+            </w:pPr>
+            <w:r>
+              <w:rPr>
+                <w:b/>
+                <w:bCs/>
+                <w:color w:val="8186EF"/>
+                <w:sz w:val="16"/>
+                <w:szCs w:val="16"/>
+              </w:rPr>
+              <w:t xml:space="preserve">15  </w:t>
+            </w:r>
+            <w:r>
+              <w:rPr>
+                <w:sz w:val="17"/>
+                <w:szCs w:val="17"/>
+              </w:rPr>
+              <w:t xml:space="preserve">A</w:t>
+            </w:r>
+          </w:p>
+        </w:tc>
+        <w:tc>
+          <w:tcPr>
+            <w:tcW w:type="pct" w:w="1667"/>
+            <w:tcMar>
+              <w:top w:type="dxa" w:w="40"/>
+              <w:left w:type="dxa" w:w="100"/>
+              <w:bottom w:type="dxa" w:w="40"/>
+              <w:right w:type="dxa" w:w="100"/>
+            </w:tcMar>
+          </w:tcPr>
+          <w:p>
+            <w:pPr>
+              <w:spacing w:before="22" w:after="22"/>
+            </w:pPr>
+            <w:r>
+              <w:rPr>
+                <w:b/>
+                <w:bCs/>
+                <w:color w:val="8186EF"/>
+                <w:sz w:val="16"/>
+                <w:szCs w:val="16"/>
+              </w:rPr>
+              <w:t xml:space="preserve">25  </w:t>
+            </w:r>
+            <w:r>
+              <w:rPr>
+                <w:sz w:val="17"/>
+                <w:szCs w:val="17"/>
+              </w:rPr>
               <w:t xml:space="preserve">B</w:t>
-            </w:r>
-          </w:p>
-        </w:tc>
-        <w:tc>
-          <w:tcPr>
-            <w:tcW w:type="pct" w:w="1667"/>
-            <w:tcMar>
-              <w:top w:type="dxa" w:w="40"/>
-              <w:left w:type="dxa" w:w="100"/>
-              <w:bottom w:type="dxa" w:w="40"/>
-              <w:right w:type="dxa" w:w="100"/>
-            </w:tcMar>
-          </w:tcPr>
-          <w:p>
-            <w:pPr>
-              <w:spacing w:before="22" w:after="22"/>
-            </w:pPr>
-            <w:r>
-              <w:rPr>
-                <w:b/>
-                <w:bCs/>
-                <w:color w:val="8186EF"/>
-                <w:sz w:val="16"/>
-                <w:szCs w:val="16"/>
-              </w:rPr>
-              <w:t xml:space="preserve">15  </w:t>
-            </w:r>
-            <w:r>
-              <w:rPr>
-                <w:sz w:val="17"/>
-                <w:szCs w:val="17"/>
-              </w:rPr>
-              <w:t xml:space="preserve">C</w:t>
-            </w:r>
-          </w:p>
-        </w:tc>
-        <w:tc>
-          <w:tcPr>
-            <w:tcW w:type="pct" w:w="1667"/>
-            <w:tcMar>
-              <w:top w:type="dxa" w:w="40"/>
-              <w:left w:type="dxa" w:w="100"/>
-              <w:bottom w:type="dxa" w:w="40"/>
-              <w:right w:type="dxa" w:w="100"/>
-            </w:tcMar>
-          </w:tcPr>
-          <w:p>
-            <w:pPr>
-              <w:spacing w:before="22" w:after="22"/>
-            </w:pPr>
-            <w:r>
-              <w:rPr>
-                <w:b/>
-                <w:bCs/>
-                <w:color w:val="8186EF"/>
-                <w:sz w:val="16"/>
-                <w:szCs w:val="16"/>
-              </w:rPr>
-              <w:t xml:space="preserve">25  </w:t>
-            </w:r>
-            <w:r>
-              <w:rPr>
-                <w:sz w:val="17"/>
-                <w:szCs w:val="17"/>
-              </w:rPr>
-              <w:t xml:space="preserve">A</w:t>
             </w:r>
           </w:p>
         </w:tc>
@@ -4792,7 +5735,7 @@
                 <w:sz w:val="17"/>
                 <w:szCs w:val="17"/>
               </w:rPr>
-              <w:t xml:space="preserve">B</w:t>
+              <w:t xml:space="preserve">Accrued expense — what happens: The expense is incurred before cash is paid.</w:t>
             </w:r>
           </w:p>
         </w:tc>
@@ -4826,7 +5769,7 @@
                 <w:sz w:val="17"/>
                 <w:szCs w:val="17"/>
               </w:rPr>
-              <w:t xml:space="preserve">B</w:t>
+              <w:t xml:space="preserve">A</w:t>
             </w:r>
           </w:p>
         </w:tc>
@@ -4895,7 +5838,7 @@
                 <w:sz w:val="17"/>
                 <w:szCs w:val="17"/>
               </w:rPr>
-              <w:t xml:space="preserve">a liability: Contract liability, or unearned revenue (deferral), Accrued expense</w:t>
+              <w:t xml:space="preserve">B</w:t>
             </w:r>
           </w:p>
         </w:tc>
@@ -4928,7 +5871,7 @@
                 <w:sz w:val="17"/>
                 <w:szCs w:val="17"/>
               </w:rPr>
-              <w:t xml:space="preserve">D</w:t>
+              <w:t xml:space="preserve">A</w:t>
             </w:r>
           </w:p>
         </w:tc>
@@ -4961,7 +5904,7 @@
                 <w:sz w:val="17"/>
                 <w:szCs w:val="17"/>
               </w:rPr>
-              <w:t xml:space="preserve">Compare with the model earlier in this handout.</w:t>
+              <w:t xml:space="preserve">B</w:t>
             </w:r>
           </w:p>
         </w:tc>
@@ -4997,7 +5940,7 @@
                 <w:sz w:val="17"/>
                 <w:szCs w:val="17"/>
               </w:rPr>
-              <w:t xml:space="preserve">an asset: Prepaid expense (deferral), Accrued revenue</w:t>
+              <w:t xml:space="preserve">B</w:t>
             </w:r>
           </w:p>
         </w:tc>
@@ -5031,7 +5974,7 @@
                 <w:sz w:val="17"/>
                 <w:szCs w:val="17"/>
               </w:rPr>
-              <w:t xml:space="preserve">F</w:t>
+              <w:t xml:space="preserve">C</w:t>
             </w:r>
           </w:p>
         </w:tc>
@@ -5065,7 +6008,7 @@
                 <w:sz w:val="17"/>
                 <w:szCs w:val="17"/>
               </w:rPr>
-              <w:t xml:space="preserve">When should a company record revenues and expenses? U.S. GAAP financial statements use the accrual basis. Under the accrual basis, a company records revenue when it earns it, that is, when it delivers the goods or services. It records expenses when it incurs them. The timing of the cash does not decide the period. The cash basis records items only when cash </w:t>
+              <w:t xml:space="preserve">D</w:t>
             </w:r>
           </w:p>
         </w:tc>
@@ -5100,7 +6043,7 @@
                 <w:sz w:val="17"/>
                 <w:szCs w:val="17"/>
               </w:rPr>
-              <w:t xml:space="preserve">U.S. GAAP · financial statements · accrual basis</w:t>
+              <w:t xml:space="preserve">a liability: Contract liability, or unearned revenue (deferral), Accrued expense</w:t>
             </w:r>
           </w:p>
         </w:tc>
@@ -5133,30 +6076,40 @@
                 <w:sz w:val="17"/>
                 <w:szCs w:val="17"/>
               </w:rPr>
-              <w:t xml:space="preserve">E</w:t>
-            </w:r>
-          </w:p>
-        </w:tc>
-        <w:tc>
-          <w:tcPr>
-            <w:tcW w:type="pct" w:w="1667"/>
-            <w:tcMar>
-              <w:top w:type="dxa" w:w="40"/>
-              <w:left w:type="dxa" w:w="100"/>
-              <w:bottom w:type="dxa" w:w="40"/>
-              <w:right w:type="dxa" w:w="100"/>
-            </w:tcMar>
-          </w:tcPr>
-          <w:p>
-            <w:pPr>
-              <w:spacing w:before="24" w:after="24"/>
-            </w:pPr>
-            <w:r>
-              <w:rPr>
-                <w:sz w:val="16"/>
-                <w:szCs w:val="16"/>
-              </w:rPr>
-              <w:t xml:space="preserve"/>
+              <w:t xml:space="preserve">B</w:t>
+            </w:r>
+          </w:p>
+        </w:tc>
+        <w:tc>
+          <w:tcPr>
+            <w:tcW w:type="pct" w:w="1667"/>
+            <w:tcMar>
+              <w:top w:type="dxa" w:w="40"/>
+              <w:left w:type="dxa" w:w="100"/>
+              <w:bottom w:type="dxa" w:w="40"/>
+              <w:right w:type="dxa" w:w="100"/>
+            </w:tcMar>
+          </w:tcPr>
+          <w:p>
+            <w:pPr>
+              <w:spacing w:before="22" w:after="22"/>
+            </w:pPr>
+            <w:r>
+              <w:rPr>
+                <w:b/>
+                <w:bCs/>
+                <w:color w:val="8186EF"/>
+                <w:sz w:val="16"/>
+                <w:szCs w:val="16"/>
+              </w:rPr>
+              <w:t xml:space="preserve">29  </w:t>
+            </w:r>
+            <w:r>
+              <w:rPr>
+                <w:sz w:val="17"/>
+                <w:szCs w:val="17"/>
+              </w:rPr>
+              <w:t xml:space="preserve">Compare with the model earlier in this handout.</w:t>
             </w:r>
           </w:p>
         </w:tc>
@@ -5192,7 +6145,7 @@
                 <w:sz w:val="17"/>
                 <w:szCs w:val="17"/>
               </w:rPr>
-              <w:t xml:space="preserve">A</w:t>
+              <w:t xml:space="preserve">an asset: Prepaid expense (deferral), Accrued revenue</w:t>
             </w:r>
           </w:p>
         </w:tc>
@@ -5226,7 +6179,7 @@
                 <w:sz w:val="17"/>
                 <w:szCs w:val="17"/>
               </w:rPr>
-              <w:t xml:space="preserve">C</w:t>
+              <w:t xml:space="preserve">D</w:t>
             </w:r>
           </w:p>
         </w:tc>
@@ -5243,14 +6196,24 @@
           </w:tcPr>
           <w:p>
             <w:pPr>
-              <w:spacing w:before="24" w:after="24"/>
-            </w:pPr>
-            <w:r>
-              <w:rPr>
-                <w:sz w:val="16"/>
-                <w:szCs w:val="16"/>
-              </w:rPr>
-              <w:t xml:space="preserve"/>
+              <w:spacing w:before="22" w:after="22"/>
+            </w:pPr>
+            <w:r>
+              <w:rPr>
+                <w:b/>
+                <w:bCs/>
+                <w:color w:val="8186EF"/>
+                <w:sz w:val="16"/>
+                <w:szCs w:val="16"/>
+              </w:rPr>
+              <w:t xml:space="preserve">30  </w:t>
+            </w:r>
+            <w:r>
+              <w:rPr>
+                <w:sz w:val="17"/>
+                <w:szCs w:val="17"/>
+              </w:rPr>
+              <w:t xml:space="preserve">When should a company record revenues and expenses? U.S. GAAP financial statements use the accrual basis. Under the accrual basis, a company records revenue when it earns it, that is, when it delivers the goods or services. It records expenses when it incurs them. The timing of the cash does not decide the period. The cash basis records items only when cash </w:t>
             </w:r>
           </w:p>
         </w:tc>
@@ -5297,7 +6260,7 @@
                 <w:sz w:val="17"/>
                 <w:szCs w:val="17"/>
               </w:rPr>
-              <w:t xml:space="preserve">9  </w:t>
+              <w:t xml:space="preserve">11  </w:t>
             </w:r>
             <w:r>
               <w:rPr>
@@ -5362,7 +6325,7 @@
           <w:sz w:val="16"/>
           <w:szCs w:val="16"/>
         </w:rPr>
-        <w:t xml:space="preserve">The book writes: “The cash basis records items only when cash is received or paid. The cash basis is simple, but it is not acceptable under U.S. GAAP. Under the accrual basis, Orontes records the revenue and the cost of goods sold in fiscal 2025, the year it delivered the goods.”</w:t>
+        <w:t xml:space="preserve">In full: “Under the accrual basis, a company records revenue when it earns it, that is, when it delivers the goods or services. It records expenses when it incurs them. The timing of the cash does not decide the period. The cash basis records items only when cash is received or paid. The cash basis is simple, but it is not acceptable under U.S. GAAP. Under the accrual basis, Orontes records the revenue and the cost of goods sold in fiscal 2025, the year it delivered the goods. The gross profit of 36 belongs to 2025. In January, the cash receipt only changes one asset (the receivable) into another asset (cash).”</w:t>
       </w:r>
     </w:p>
     <w:p>
@@ -5385,7 +6348,7 @@
           <w:sz w:val="16"/>
           <w:szCs w:val="16"/>
         </w:rPr>
-        <w:t xml:space="preserve">The book writes: “The matching principle says: record expenses in the same period as the revenues they help to produce. There are three ways to apply it. Some costs link directly to a sale. Cost of goods sold is the classic example: Orontes records it at the same time as the sales revenue.”</w:t>
+        <w:t xml:space="preserve">In full: “The matching principle says: record expenses in the same period as the revenues they help to produce. There are three ways to apply it. Some costs link directly to a sale. Cost of goods sold is the classic example: Orontes records it at the same time as the sales revenue. Systematic and rational allocation. Some costs help many periods, such as a bottling line. Depreciation spreads the cost over the years of use. Some costs have no clear link to future revenue, such as most advertising and office salaries. They are expenses in the period in which they are incurred.”</w:t>
       </w:r>
     </w:p>
     <w:p>
@@ -5408,7 +6371,7 @@
           <w:sz w:val="16"/>
           <w:szCs w:val="16"/>
         </w:rPr>
-        <w:t xml:space="preserve">The book writes: “A prepaid expense is an asset: the company has paid for a future benefit. A contract liability (unearned revenue) is a liability: the company must still deliver the goods or services. Cash received in advance is a liability, not revenue.”</w:t>
+        <w:t xml:space="preserve">In full: “Cash is received before the revenue is earned. The expense is incurred before cash is paid. Revenue is earned before cash is received or billed. Two of these names are important for the exam. A prepaid expense is an asset: the company has paid for a future benefit. A contract liability (unearned revenue) is a liability: the company must still deliver the goods or services. Cash received in advance is a liability, not revenue. Cash paid in advance is an asset, not an expense. Matching means matching expenses to revenues, not to cash payments.”</w:t>
       </w:r>
     </w:p>
     <w:p>
@@ -5447,83 +6410,37 @@
           <w:sz w:val="16"/>
           <w:szCs w:val="16"/>
         </w:rPr>
-        <w:t xml:space="preserve">5  </w:t>
-      </w:r>
-      <w:r>
-        <w:rPr>
-          <w:sz w:val="16"/>
-          <w:szCs w:val="16"/>
-        </w:rPr>
-        <w:t xml:space="preserve">The book’s own table pairs Prepaid expense (deferral) with “Cash is paid before the expense is incurred.”.</w:t>
-      </w:r>
-    </w:p>
-    <w:p>
-      <w:pPr>
-        <w:spacing w:after="18"/>
-        <w:ind w:left="300" w:hanging="300"/>
-      </w:pPr>
-      <w:r>
-        <w:rPr>
-          <w:b/>
-          <w:bCs/>
-          <w:color w:val="8186EF"/>
-          <w:sz w:val="16"/>
-          <w:szCs w:val="16"/>
-        </w:rPr>
-        <w:t xml:space="preserve">6  </w:t>
-      </w:r>
-      <w:r>
-        <w:rPr>
-          <w:sz w:val="16"/>
-          <w:szCs w:val="16"/>
-        </w:rPr>
-        <w:t xml:space="preserve">The book’s own table gives Hotel pays in advance (February, row 4) as the orontes example of Contract liability, or unearned revenue (deferral).</w:t>
-      </w:r>
-    </w:p>
-    <w:p>
-      <w:pPr>
-        <w:spacing w:after="18"/>
-        <w:ind w:left="300" w:hanging="300"/>
-      </w:pPr>
-      <w:r>
-        <w:rPr>
-          <w:b/>
-          <w:bCs/>
-          <w:color w:val="8186EF"/>
-          <w:sz w:val="16"/>
-          <w:szCs w:val="16"/>
-        </w:rPr>
-        <w:t xml:space="preserve">10  </w:t>
-      </w:r>
-      <w:r>
-        <w:rPr>
-          <w:sz w:val="16"/>
-          <w:szCs w:val="16"/>
-        </w:rPr>
-        <w:t xml:space="preserve">The book gives an asset as the creates of Prepaid expense (deferral).</w:t>
-      </w:r>
-    </w:p>
-    <w:p>
-      <w:pPr>
-        <w:spacing w:after="18"/>
-        <w:ind w:left="300" w:hanging="300"/>
-      </w:pPr>
-      <w:r>
-        <w:rPr>
-          <w:b/>
-          <w:bCs/>
-          <w:color w:val="8186EF"/>
-          <w:sz w:val="16"/>
-          <w:szCs w:val="16"/>
-        </w:rPr>
-        <w:t xml:space="preserve">11  </w:t>
-      </w:r>
-      <w:r>
-        <w:rPr>
-          <w:sz w:val="16"/>
-          <w:szCs w:val="16"/>
-        </w:rPr>
-        <w:t xml:space="preserve">Cash (an asset) increases, and contributed capital (equity) increases by the same amount. B is wrong: Selling shares is financing from owners, not revenue. C is wrong: Shares are equity, not debt. A liability arises only when the company borrows.</w:t>
+        <w:t xml:space="preserve">7  </w:t>
+      </w:r>
+      <w:r>
+        <w:rPr>
+          <w:sz w:val="16"/>
+          <w:szCs w:val="16"/>
+        </w:rPr>
+        <w:t xml:space="preserve">Prepaid expense (deferral) goes with “Cash is paid before the expense is incurred.”.</w:t>
+      </w:r>
+    </w:p>
+    <w:p>
+      <w:pPr>
+        <w:spacing w:after="18"/>
+        <w:ind w:left="300" w:hanging="300"/>
+      </w:pPr>
+      <w:r>
+        <w:rPr>
+          <w:b/>
+          <w:bCs/>
+          <w:color w:val="8186EF"/>
+          <w:sz w:val="16"/>
+          <w:szCs w:val="16"/>
+        </w:rPr>
+        <w:t xml:space="preserve">8  </w:t>
+      </w:r>
+      <w:r>
+        <w:rPr>
+          <w:sz w:val="16"/>
+          <w:szCs w:val="16"/>
+        </w:rPr>
+        <w:t xml:space="preserve">The Hotel pays in advance (February, row 4) of orontes example is Contract liability, or unearned revenue (deferral).</w:t>
       </w:r>
     </w:p>
     <w:p>
@@ -5546,6 +6463,75 @@
           <w:sz w:val="16"/>
           <w:szCs w:val="16"/>
         </w:rPr>
+        <w:t xml:space="preserve">The creates of Prepaid expense (deferral) is an asset.</w:t>
+      </w:r>
+    </w:p>
+    <w:p>
+      <w:pPr>
+        <w:spacing w:after="18"/>
+        <w:ind w:left="300" w:hanging="300"/>
+      </w:pPr>
+      <w:r>
+        <w:rPr>
+          <w:b/>
+          <w:bCs/>
+          <w:color w:val="8186EF"/>
+          <w:sz w:val="16"/>
+          <w:szCs w:val="16"/>
+        </w:rPr>
+        <w:t xml:space="preserve">13  </w:t>
+      </w:r>
+      <w:r>
+        <w:rPr>
+          <w:sz w:val="16"/>
+          <w:szCs w:val="16"/>
+        </w:rPr>
+        <w:t xml:space="preserve">Under the accrual basis, revenue is recorded when the goods are delivered, in 2025. A is wrong: This is cash-basis thinking. The cash timing does not decide the period. B is wrong: This is the gross profit (revenue minus cost), not the revenue.</w:t>
+      </w:r>
+    </w:p>
+    <w:p>
+      <w:pPr>
+        <w:spacing w:after="18"/>
+        <w:ind w:left="300" w:hanging="300"/>
+      </w:pPr>
+      <w:r>
+        <w:rPr>
+          <w:b/>
+          <w:bCs/>
+          <w:color w:val="8186EF"/>
+          <w:sz w:val="16"/>
+          <w:szCs w:val="16"/>
+        </w:rPr>
+        <w:t xml:space="preserve">14  </w:t>
+      </w:r>
+      <w:r>
+        <w:rPr>
+          <w:sz w:val="16"/>
+          <w:szCs w:val="16"/>
+        </w:rPr>
+        <w:t xml:space="preserve">This is the definition of matching. A is wrong: Payment timing does not decide when an expense is recognized. B is wrong: Revenue is recognized when earned, not when cash is received.</w:t>
+      </w:r>
+    </w:p>
+    <w:p>
+      <w:pPr>
+        <w:spacing w:after="18"/>
+        <w:ind w:left="300" w:hanging="300"/>
+      </w:pPr>
+      <w:r>
+        <w:rPr>
+          <w:b/>
+          <w:bCs/>
+          <w:color w:val="8186EF"/>
+          <w:sz w:val="16"/>
+          <w:szCs w:val="16"/>
+        </w:rPr>
+        <w:t xml:space="preserve">15  </w:t>
+      </w:r>
+      <w:r>
+        <w:rPr>
+          <w:sz w:val="16"/>
+          <w:szCs w:val="16"/>
+        </w:rPr>
         <w:t xml:space="preserve">Cash increases, and Orontes owes the customer the goods. This is a contract liability (unearned revenue). B is wrong: Revenue is not earned until the goods are delivered in January. C is wrong: The cash asset is correct, but the credit is a liability, not revenue.</w:t>
       </w:r>
     </w:p>
@@ -5562,30 +6548,30 @@
           <w:sz w:val="16"/>
           <w:szCs w:val="16"/>
         </w:rPr>
-        <w:t xml:space="preserve">13  </w:t>
-      </w:r>
-      <w:r>
-        <w:rPr>
-          <w:sz w:val="16"/>
-          <w:szCs w:val="16"/>
-        </w:rPr>
-        <w:t xml:space="preserve">CMA questions use exact terms, and one word can change the answer.</w:t>
-      </w:r>
-    </w:p>
-    <w:p>
-      <w:pPr>
-        <w:spacing w:after="18"/>
-        <w:ind w:left="300" w:hanging="300"/>
-      </w:pPr>
-      <w:r>
-        <w:rPr>
-          <w:b/>
-          <w:bCs/>
-          <w:color w:val="8186EF"/>
-          <w:sz w:val="16"/>
-          <w:szCs w:val="16"/>
-        </w:rPr>
-        <w:t xml:space="preserve">20  </w:t>
+        <w:t xml:space="preserve">16  </w:t>
+      </w:r>
+      <w:r>
+        <w:rPr>
+          <w:sz w:val="16"/>
+          <w:szCs w:val="16"/>
+        </w:rPr>
+        <w:t xml:space="preserve">An exam question turns on the exact term, and one word can change the answer.</w:t>
+      </w:r>
+    </w:p>
+    <w:p>
+      <w:pPr>
+        <w:spacing w:after="18"/>
+        <w:ind w:left="300" w:hanging="300"/>
+      </w:pPr>
+      <w:r>
+        <w:rPr>
+          <w:b/>
+          <w:bCs/>
+          <w:color w:val="8186EF"/>
+          <w:sz w:val="16"/>
+          <w:szCs w:val="16"/>
+        </w:rPr>
+        <w:t xml:space="preserve">23  </w:t>
       </w:r>
       <w:r>
         <w:rPr>
@@ -5608,7 +6594,53 @@
           <w:sz w:val="16"/>
           <w:szCs w:val="16"/>
         </w:rPr>
-        <w:t xml:space="preserve">21  </w:t>
+        <w:t xml:space="preserve">24  </w:t>
+      </w:r>
+      <w:r>
+        <w:rPr>
+          <w:sz w:val="16"/>
+          <w:szCs w:val="16"/>
+        </w:rPr>
+        <w:t xml:space="preserve">These are the primary users. They provide resources and cannot demand special reports. A is wrong: Management can obtain internal information, so it is not a primary user. B is wrong: Governments use the statements, but they are not the primary users named by the framework.</w:t>
+      </w:r>
+    </w:p>
+    <w:p>
+      <w:pPr>
+        <w:spacing w:after="18"/>
+        <w:ind w:left="300" w:hanging="300"/>
+      </w:pPr>
+      <w:r>
+        <w:rPr>
+          <w:b/>
+          <w:bCs/>
+          <w:color w:val="8186EF"/>
+          <w:sz w:val="16"/>
+          <w:szCs w:val="16"/>
+        </w:rPr>
+        <w:t xml:space="preserve">25  </w:t>
+      </w:r>
+      <w:r>
+        <w:rPr>
+          <w:sz w:val="16"/>
+          <w:szCs w:val="16"/>
+        </w:rPr>
+        <w:t xml:space="preserve">A lender's main question is repayment: can the borrower pay interest and principal on time? A is wrong: Share prices interest investors more than lenders and do not show repayment ability. C is wrong: The product count does not show whether the company can repay the loan.</w:t>
+      </w:r>
+    </w:p>
+    <w:p>
+      <w:pPr>
+        <w:spacing w:after="18"/>
+        <w:ind w:left="300" w:hanging="300"/>
+      </w:pPr>
+      <w:r>
+        <w:rPr>
+          <w:b/>
+          <w:bCs/>
+          <w:color w:val="8186EF"/>
+          <w:sz w:val="16"/>
+          <w:szCs w:val="16"/>
+        </w:rPr>
+        <w:t xml:space="preserve">26  </w:t>
       </w:r>
       <w:r>
         <w:rPr>
@@ -5631,14 +6663,37 @@
           <w:sz w:val="16"/>
           <w:szCs w:val="16"/>
         </w:rPr>
-        <w:t xml:space="preserve">26  </w:t>
-      </w:r>
-      <w:r>
-        <w:rPr>
-          <w:sz w:val="16"/>
-          <w:szCs w:val="16"/>
-        </w:rPr>
-        <w:t xml:space="preserve">Every item on a Workshop sheet is settled by something printed on the same sheet.</w:t>
+        <w:t xml:space="preserve">27  </w:t>
+      </w:r>
+      <w:r>
+        <w:rPr>
+          <w:sz w:val="16"/>
+          <w:szCs w:val="16"/>
+        </w:rPr>
+        <w:t xml:space="preserve">The sentence reads: “In January, the cash receipt only changes one asset (the receivable) into another asset (cash).”</w:t>
+      </w:r>
+    </w:p>
+    <w:p>
+      <w:pPr>
+        <w:spacing w:after="18"/>
+        <w:ind w:left="300" w:hanging="300"/>
+      </w:pPr>
+      <w:r>
+        <w:rPr>
+          <w:b/>
+          <w:bCs/>
+          <w:color w:val="8186EF"/>
+          <w:sz w:val="16"/>
+          <w:szCs w:val="16"/>
+        </w:rPr>
+        <w:t xml:space="preserve">28  </w:t>
+      </w:r>
+      <w:r>
+        <w:rPr>
+          <w:sz w:val="16"/>
+          <w:szCs w:val="16"/>
+        </w:rPr>
+        <w:t xml:space="preserve">The sentence reads: “When should a company record revenues and expenses? U.S. GAAP financial statements use the accrual basis.”</w:t>
       </w:r>
     </w:p>
     <w:p/>
@@ -5748,7 +6803,7 @@
                 <w:sz w:val="17"/>
                 <w:szCs w:val="17"/>
               </w:rPr>
-              <w:t xml:space="preserve">U.S. GAAP · revenue · FASB</w:t>
+              <w:t xml:space="preserve">U.S. GAAP · FASB · revenue</w:t>
             </w:r>
           </w:p>
         </w:tc>
@@ -5781,40 +6836,40 @@
                 <w:sz w:val="17"/>
                 <w:szCs w:val="17"/>
               </w:rPr>
+              <w:t xml:space="preserve">A</w:t>
+            </w:r>
+          </w:p>
+        </w:tc>
+        <w:tc>
+          <w:tcPr>
+            <w:tcW w:type="pct" w:w="1667"/>
+            <w:tcMar>
+              <w:top w:type="dxa" w:w="40"/>
+              <w:left w:type="dxa" w:w="100"/>
+              <w:bottom w:type="dxa" w:w="40"/>
+              <w:right w:type="dxa" w:w="100"/>
+            </w:tcMar>
+          </w:tcPr>
+          <w:p>
+            <w:pPr>
+              <w:spacing w:before="22" w:after="22"/>
+            </w:pPr>
+            <w:r>
+              <w:rPr>
+                <w:b/>
+                <w:bCs/>
+                <w:color w:val="8186EF"/>
+                <w:sz w:val="16"/>
+                <w:szCs w:val="16"/>
+              </w:rPr>
+              <w:t xml:space="preserve">19  </w:t>
+            </w:r>
+            <w:r>
+              <w:rPr>
+                <w:sz w:val="17"/>
+                <w:szCs w:val="17"/>
+              </w:rPr>
               <w:t xml:space="preserve">C</w:t>
-            </w:r>
-          </w:p>
-        </w:tc>
-        <w:tc>
-          <w:tcPr>
-            <w:tcW w:type="pct" w:w="1667"/>
-            <w:tcMar>
-              <w:top w:type="dxa" w:w="40"/>
-              <w:left w:type="dxa" w:w="100"/>
-              <w:bottom w:type="dxa" w:w="40"/>
-              <w:right w:type="dxa" w:w="100"/>
-            </w:tcMar>
-          </w:tcPr>
-          <w:p>
-            <w:pPr>
-              <w:spacing w:before="22" w:after="22"/>
-            </w:pPr>
-            <w:r>
-              <w:rPr>
-                <w:b/>
-                <w:bCs/>
-                <w:color w:val="8186EF"/>
-                <w:sz w:val="16"/>
-                <w:szCs w:val="16"/>
-              </w:rPr>
-              <w:t xml:space="preserve">19  </w:t>
-            </w:r>
-            <w:r>
-              <w:rPr>
-                <w:sz w:val="17"/>
-                <w:szCs w:val="17"/>
-              </w:rPr>
-              <w:t xml:space="preserve">E</w:t>
             </w:r>
           </w:p>
         </w:tc>
@@ -5850,7 +6905,7 @@
                 <w:sz w:val="17"/>
                 <w:szCs w:val="17"/>
               </w:rPr>
-              <w:t xml:space="preserve">accounting · IFRS · International</w:t>
+              <w:t xml:space="preserve">FASB · IFRS · IASB</w:t>
             </w:r>
           </w:p>
         </w:tc>
@@ -5918,7 +6973,7 @@
                 <w:sz w:val="17"/>
                 <w:szCs w:val="17"/>
               </w:rPr>
-              <w:t xml:space="preserve">D</w:t>
+              <w:t xml:space="preserve">B</w:t>
             </w:r>
           </w:p>
         </w:tc>
@@ -5953,7 +7008,7 @@
                 <w:sz w:val="17"/>
                 <w:szCs w:val="17"/>
               </w:rPr>
-              <w:t xml:space="preserve">IFRS · conceptual framework · FASB · U.S. GAAP</w:t>
+              <w:t xml:space="preserve">IFRS · U.S. GAAP · conceptual framework · FASB</w:t>
             </w:r>
           </w:p>
         </w:tc>
@@ -5986,7 +7041,7 @@
                 <w:sz w:val="17"/>
                 <w:szCs w:val="17"/>
               </w:rPr>
-              <w:t xml:space="preserve">B</w:t>
+              <w:t xml:space="preserve">F</w:t>
             </w:r>
           </w:p>
         </w:tc>
@@ -6019,7 +7074,7 @@
                 <w:sz w:val="17"/>
                 <w:szCs w:val="17"/>
               </w:rPr>
-              <w:t xml:space="preserve">B</w:t>
+              <w:t xml:space="preserve">A</w:t>
             </w:r>
           </w:p>
         </w:tc>
@@ -6089,7 +7144,7 @@
                 <w:sz w:val="17"/>
                 <w:szCs w:val="17"/>
               </w:rPr>
-              <w:t xml:space="preserve">E</w:t>
+              <w:t xml:space="preserve">C</w:t>
             </w:r>
           </w:p>
         </w:tc>
@@ -6123,7 +7178,7 @@
                 <w:sz w:val="17"/>
                 <w:szCs w:val="17"/>
               </w:rPr>
-              <w:t xml:space="preserve">F</w:t>
+              <w:t xml:space="preserve">A</w:t>
             </w:r>
           </w:p>
         </w:tc>
@@ -6158,7 +7213,7 @@
                 <w:sz w:val="17"/>
                 <w:szCs w:val="17"/>
               </w:rPr>
-              <w:t xml:space="preserve">B</w:t>
+              <w:t xml:space="preserve">balance sheet — IFRS: statement of financial position</w:t>
             </w:r>
           </w:p>
         </w:tc>
@@ -6191,7 +7246,7 @@
                 <w:sz w:val="17"/>
                 <w:szCs w:val="17"/>
               </w:rPr>
-              <w:t xml:space="preserve">D</w:t>
+              <w:t xml:space="preserve">A</w:t>
             </w:r>
           </w:p>
         </w:tc>
@@ -6260,41 +7315,41 @@
                 <w:sz w:val="17"/>
                 <w:szCs w:val="17"/>
               </w:rPr>
+              <w:t xml:space="preserve">income statement — IFRS: statement of profit or loss</w:t>
+            </w:r>
+          </w:p>
+        </w:tc>
+        <w:tc>
+          <w:tcPr>
+            <w:tcW w:type="pct" w:w="1667"/>
+            <w:shd w:fill="FBFAF6" w:val="clear"/>
+            <w:tcMar>
+              <w:top w:type="dxa" w:w="40"/>
+              <w:left w:type="dxa" w:w="100"/>
+              <w:bottom w:type="dxa" w:w="40"/>
+              <w:right w:type="dxa" w:w="100"/>
+            </w:tcMar>
+          </w:tcPr>
+          <w:p>
+            <w:pPr>
+              <w:spacing w:before="22" w:after="22"/>
+            </w:pPr>
+            <w:r>
+              <w:rPr>
+                <w:b/>
+                <w:bCs/>
+                <w:color w:val="8186EF"/>
+                <w:sz w:val="16"/>
+                <w:szCs w:val="16"/>
+              </w:rPr>
+              <w:t xml:space="preserve">15  </w:t>
+            </w:r>
+            <w:r>
+              <w:rPr>
+                <w:sz w:val="17"/>
+                <w:szCs w:val="17"/>
+              </w:rPr>
               <w:t xml:space="preserve">B</w:t>
-            </w:r>
-          </w:p>
-        </w:tc>
-        <w:tc>
-          <w:tcPr>
-            <w:tcW w:type="pct" w:w="1667"/>
-            <w:shd w:fill="FBFAF6" w:val="clear"/>
-            <w:tcMar>
-              <w:top w:type="dxa" w:w="40"/>
-              <w:left w:type="dxa" w:w="100"/>
-              <w:bottom w:type="dxa" w:w="40"/>
-              <w:right w:type="dxa" w:w="100"/>
-            </w:tcMar>
-          </w:tcPr>
-          <w:p>
-            <w:pPr>
-              <w:spacing w:before="22" w:after="22"/>
-            </w:pPr>
-            <w:r>
-              <w:rPr>
-                <w:b/>
-                <w:bCs/>
-                <w:color w:val="8186EF"/>
-                <w:sz w:val="16"/>
-                <w:szCs w:val="16"/>
-              </w:rPr>
-              <w:t xml:space="preserve">15  </w:t>
-            </w:r>
-            <w:r>
-              <w:rPr>
-                <w:sz w:val="17"/>
-                <w:szCs w:val="17"/>
-              </w:rPr>
-              <w:t xml:space="preserve">D</w:t>
             </w:r>
           </w:p>
         </w:tc>
@@ -6363,7 +7418,7 @@
                 <w:sz w:val="17"/>
                 <w:szCs w:val="17"/>
               </w:rPr>
-              <w:t xml:space="preserve">A</w:t>
+              <w:t xml:space="preserve">D</w:t>
             </w:r>
           </w:p>
         </w:tc>
@@ -6396,7 +7451,7 @@
                 <w:sz w:val="17"/>
                 <w:szCs w:val="17"/>
               </w:rPr>
-              <w:t xml:space="preserve">A</w:t>
+              <w:t xml:space="preserve">E</w:t>
             </w:r>
           </w:p>
         </w:tc>
@@ -6465,7 +7520,7 @@
                 <w:sz w:val="17"/>
                 <w:szCs w:val="17"/>
               </w:rPr>
-              <w:t xml:space="preserve">T</w:t>
+              <w:t xml:space="preserve">D</w:t>
             </w:r>
           </w:p>
         </w:tc>
@@ -6499,7 +7554,7 @@
                 <w:sz w:val="17"/>
                 <w:szCs w:val="17"/>
               </w:rPr>
-              <w:t xml:space="preserve">A</w:t>
+              <w:t xml:space="preserve">D</w:t>
             </w:r>
           </w:p>
         </w:tc>
@@ -6568,7 +7623,7 @@
                 <w:sz w:val="17"/>
                 <w:szCs w:val="17"/>
               </w:rPr>
-              <w:t xml:space="preserve">F</w:t>
+              <w:t xml:space="preserve">C</w:t>
             </w:r>
           </w:p>
         </w:tc>
@@ -6601,7 +7656,7 @@
                 <w:sz w:val="17"/>
                 <w:szCs w:val="17"/>
               </w:rPr>
-              <w:t xml:space="preserve">C</w:t>
+              <w:t xml:space="preserve">D</w:t>
             </w:r>
           </w:p>
         </w:tc>
@@ -6666,7 +7721,7 @@
           <w:sz w:val="16"/>
           <w:szCs w:val="16"/>
         </w:rPr>
-        <w:t xml:space="preserve">The book writes: “The ASC is the single source of authoritative nongovernmental U.S. GAAP. It is organized by topic numbers. For example, ASC 606 covers revenue and ASC 842 covers leases. When the FASB changes a rule, it issues an Accounting Standards Update (ASU), which amends the Codification.”</w:t>
+        <w:t xml:space="preserve">In full: “In the United States, the accounting rules are called U.S. GAAP (generally accepted accounting principles). The FASB (Financial Accounting Standards Board) writes them. The FASB is a private, independent organization. It keeps all U.S. GAAP in one place: the Accounting Standards Codification (ASC). The ASC is the single source of authoritative nongovernmental U.S. GAAP. It is organized by topic numbers. For example, ASC 606 covers revenue and ASC 842 covers leases. When the FASB changes a rule, it issues an Accounting Standards Update (ASU), which amends the Codification.”</w:t>
       </w:r>
     </w:p>
     <w:p>
@@ -6689,7 +7744,7 @@
           <w:sz w:val="16"/>
           <w:szCs w:val="16"/>
         </w:rPr>
-        <w:t xml:space="preserve">The book writes: “Do not confuse these bodies with the PCAOB, which oversees the audits of public companies. The PCAOB sets auditing standards, not accounting standards. Outside the United States, many countries use IFRS (International Financial Reporting Standards).”</w:t>
+        <w:t xml:space="preserve">In full: “The SEC (Securities and Exchange Commission) is a U.S. government agency. It has legal authority over the financial reporting of public companies, and it recognizes the FASB as the standard setter. For companies that report to the SEC, SEC rules are also part of authoritative GAAP. Do not confuse these bodies with the PCAOB, which oversees the audits of public companies. The PCAOB sets auditing standards, not accounting standards. Outside the United States, many countries use IFRS (International Financial Reporting Standards). The IASB (International Accounting Standards Board) issues them, under the IFRS Foundation.”</w:t>
       </w:r>
     </w:p>
     <w:p>
@@ -6712,7 +7767,7 @@
           <w:sz w:val="16"/>
           <w:szCs w:val="16"/>
         </w:rPr>
-        <w:t xml:space="preserve">The book writes: “Every chapter has an IFRS Contrast box, so Chapter 17 will be revision for you. Both systems rest on a conceptual framework: the basic ideas behind the standards, such as the users, the elements and the qualities of useful information. You studied the U.S. version in Sections 1.1 and 1.2. FASB: writes U.S. GAAP (the ASC).”</w:t>
+        <w:t xml:space="preserve">In full: “In this book, Cedar Retail S.A.L. is our IFRS company. However, Section A also asks about the main differences between U.S. GAAP and IFRS (Chapter 17). If you learned accounting under IFRS, this is good news: most concepts are the same. Every chapter has an IFRS Contrast box, so Chapter 17 will be revision for you. Both systems rest on a conceptual framework: the basic ideas behind the standards, such as the users, the elements and the qualities of useful information. You studied the U.S. version in Sections 1.1 and 1.2. FASB: writes U.S. GAAP (the ASC).”</w:t>
       </w:r>
     </w:p>
     <w:p>
@@ -6751,52 +7806,6 @@
           <w:sz w:val="16"/>
           <w:szCs w:val="16"/>
         </w:rPr>
-        <w:t xml:space="preserve">5  </w:t>
-      </w:r>
-      <w:r>
-        <w:rPr>
-          <w:sz w:val="16"/>
-          <w:szCs w:val="16"/>
-        </w:rPr>
-        <w:t xml:space="preserve">The book’s own table gives statement of financial position as the IFRS of balance sheet.</w:t>
-      </w:r>
-    </w:p>
-    <w:p>
-      <w:pPr>
-        <w:spacing w:after="18"/>
-        <w:ind w:left="300" w:hanging="300"/>
-      </w:pPr>
-      <w:r>
-        <w:rPr>
-          <w:b/>
-          <w:bCs/>
-          <w:color w:val="8186EF"/>
-          <w:sz w:val="16"/>
-          <w:szCs w:val="16"/>
-        </w:rPr>
-        <w:t xml:space="preserve">6  </w:t>
-      </w:r>
-      <w:r>
-        <w:rPr>
-          <w:sz w:val="16"/>
-          <w:szCs w:val="16"/>
-        </w:rPr>
-        <w:t xml:space="preserve">Declaring the dividend creates dividends payable (a liability) and reduces retained earnings. A is wrong: A dividend is a distribution to owners, not an expense. C is wrong: Cash decreases only on the payment date, next month.</w:t>
-      </w:r>
-    </w:p>
-    <w:p>
-      <w:pPr>
-        <w:spacing w:after="18"/>
-        <w:ind w:left="300" w:hanging="300"/>
-      </w:pPr>
-      <w:r>
-        <w:rPr>
-          <w:b/>
-          <w:bCs/>
-          <w:color w:val="8186EF"/>
-          <w:sz w:val="16"/>
-          <w:szCs w:val="16"/>
-        </w:rPr>
         <w:t xml:space="preserve">7  </w:t>
       </w:r>
       <w:r>
@@ -6804,6 +7813,75 @@
           <w:sz w:val="16"/>
           <w:szCs w:val="16"/>
         </w:rPr>
+        <w:t xml:space="preserve">The share capital (ordinary shares) of IFRS is common stock.</w:t>
+      </w:r>
+    </w:p>
+    <w:p>
+      <w:pPr>
+        <w:spacing w:after="18"/>
+        <w:ind w:left="300" w:hanging="300"/>
+      </w:pPr>
+      <w:r>
+        <w:rPr>
+          <w:b/>
+          <w:bCs/>
+          <w:color w:val="8186EF"/>
+          <w:sz w:val="16"/>
+          <w:szCs w:val="16"/>
+        </w:rPr>
+        <w:t xml:space="preserve">8  </w:t>
+      </w:r>
+      <w:r>
+        <w:rPr>
+          <w:sz w:val="16"/>
+          <w:szCs w:val="16"/>
+        </w:rPr>
+        <w:t xml:space="preserve">The SEC has the legal authority; the FASB sets the standards; the ASC holds U.S. GAAP. A is wrong: The PCAOB sets auditing standards. B is wrong: The IASB writes IFRS only.</w:t>
+      </w:r>
+    </w:p>
+    <w:p>
+      <w:pPr>
+        <w:spacing w:after="18"/>
+        <w:ind w:left="300" w:hanging="300"/>
+      </w:pPr>
+      <w:r>
+        <w:rPr>
+          <w:b/>
+          <w:bCs/>
+          <w:color w:val="8186EF"/>
+          <w:sz w:val="16"/>
+          <w:szCs w:val="16"/>
+        </w:rPr>
+        <w:t xml:space="preserve">9  </w:t>
+      </w:r>
+      <w:r>
+        <w:rPr>
+          <w:sz w:val="16"/>
+          <w:szCs w:val="16"/>
+        </w:rPr>
+        <w:t xml:space="preserve">Share premium and additional paid-in capital both mean the amount received above par value. A is wrong: Retained earnings come from profits, not from issuing shares. B is wrong: Common stock holds only the par value.</w:t>
+      </w:r>
+    </w:p>
+    <w:p>
+      <w:pPr>
+        <w:spacing w:after="18"/>
+        <w:ind w:left="300" w:hanging="300"/>
+      </w:pPr>
+      <w:r>
+        <w:rPr>
+          <w:b/>
+          <w:bCs/>
+          <w:color w:val="8186EF"/>
+          <w:sz w:val="16"/>
+          <w:szCs w:val="16"/>
+        </w:rPr>
+        <w:t xml:space="preserve">10  </w:t>
+      </w:r>
+      <w:r>
+        <w:rPr>
+          <w:sz w:val="16"/>
+          <w:szCs w:val="16"/>
+        </w:rPr>
         <w:t xml:space="preserve">The FASB writes U.S. GAAP and keeps it in the Accounting Standards Codification. B is wrong: The SEC has legal authority, but it recognizes the FASB as the standard setter. C is wrong: The PCAOB sets auditing standards, not accounting standards.</w:t>
       </w:r>
     </w:p>
@@ -6820,30 +7898,30 @@
           <w:sz w:val="16"/>
           <w:szCs w:val="16"/>
         </w:rPr>
-        <w:t xml:space="preserve">8  </w:t>
-      </w:r>
-      <w:r>
-        <w:rPr>
-          <w:sz w:val="16"/>
-          <w:szCs w:val="16"/>
-        </w:rPr>
-        <w:t xml:space="preserve">CMA questions use exact terms, and one word can change the answer.</w:t>
-      </w:r>
-    </w:p>
-    <w:p>
-      <w:pPr>
-        <w:spacing w:after="18"/>
-        <w:ind w:left="300" w:hanging="300"/>
-      </w:pPr>
-      <w:r>
-        <w:rPr>
-          <w:b/>
-          <w:bCs/>
-          <w:color w:val="8186EF"/>
-          <w:sz w:val="16"/>
-          <w:szCs w:val="16"/>
-        </w:rPr>
-        <w:t xml:space="preserve">15  </w:t>
+        <w:t xml:space="preserve">11  </w:t>
+      </w:r>
+      <w:r>
+        <w:rPr>
+          <w:sz w:val="16"/>
+          <w:szCs w:val="16"/>
+        </w:rPr>
+        <w:t xml:space="preserve">An exam question turns on the exact term, and one word can change the answer.</w:t>
+      </w:r>
+    </w:p>
+    <w:p>
+      <w:pPr>
+        <w:spacing w:after="18"/>
+        <w:ind w:left="300" w:hanging="300"/>
+      </w:pPr>
+      <w:r>
+        <w:rPr>
+          <w:b/>
+          <w:bCs/>
+          <w:color w:val="8186EF"/>
+          <w:sz w:val="16"/>
+          <w:szCs w:val="16"/>
+        </w:rPr>
+        <w:t xml:space="preserve">18  </w:t>
       </w:r>
       <w:r>
         <w:rPr>
@@ -6866,7 +7944,53 @@
           <w:sz w:val="16"/>
           <w:szCs w:val="16"/>
         </w:rPr>
-        <w:t xml:space="preserve">16  </w:t>
+        <w:t xml:space="preserve">19  </w:t>
+      </w:r>
+      <w:r>
+        <w:rPr>
+          <w:sz w:val="16"/>
+          <w:szCs w:val="16"/>
+        </w:rPr>
+        <w:t xml:space="preserve">These are the primary users. They provide resources and cannot demand special reports. A is wrong: Management can obtain internal information, so it is not a primary user. B is wrong: Governments use the statements, but they are not the primary users named by the framework.</w:t>
+      </w:r>
+    </w:p>
+    <w:p>
+      <w:pPr>
+        <w:spacing w:after="18"/>
+        <w:ind w:left="300" w:hanging="300"/>
+      </w:pPr>
+      <w:r>
+        <w:rPr>
+          <w:b/>
+          <w:bCs/>
+          <w:color w:val="8186EF"/>
+          <w:sz w:val="16"/>
+          <w:szCs w:val="16"/>
+        </w:rPr>
+        <w:t xml:space="preserve">20  </w:t>
+      </w:r>
+      <w:r>
+        <w:rPr>
+          <w:sz w:val="16"/>
+          <w:szCs w:val="16"/>
+        </w:rPr>
+        <w:t xml:space="preserve">A lender's main question is repayment: can the borrower pay interest and principal on time? A is wrong: Share prices interest investors more than lenders and do not show repayment ability. C is wrong: The product count does not show whether the company can repay the loan.</w:t>
+      </w:r>
+    </w:p>
+    <w:p>
+      <w:pPr>
+        <w:spacing w:after="18"/>
+        <w:ind w:left="300" w:hanging="300"/>
+      </w:pPr>
+      <w:r>
+        <w:rPr>
+          <w:b/>
+          <w:bCs/>
+          <w:color w:val="8186EF"/>
+          <w:sz w:val="16"/>
+          <w:szCs w:val="16"/>
+        </w:rPr>
+        <w:t xml:space="preserve">21  </w:t>
       </w:r>
       <w:r>
         <w:rPr>
@@ -6889,14 +8013,37 @@
           <w:sz w:val="16"/>
           <w:szCs w:val="16"/>
         </w:rPr>
-        <w:t xml:space="preserve">17  </w:t>
-      </w:r>
-      <w:r>
-        <w:rPr>
-          <w:sz w:val="16"/>
-          <w:szCs w:val="16"/>
-        </w:rPr>
-        <w:t xml:space="preserve">The book’s own table gives profit as the IFRS of net income.</w:t>
+        <w:t xml:space="preserve">22  </w:t>
+      </w:r>
+      <w:r>
+        <w:rPr>
+          <w:sz w:val="16"/>
+          <w:szCs w:val="16"/>
+        </w:rPr>
+        <w:t xml:space="preserve">The profit of IFRS is net income.</w:t>
+      </w:r>
+    </w:p>
+    <w:p>
+      <w:pPr>
+        <w:spacing w:after="18"/>
+        <w:ind w:left="300" w:hanging="300"/>
+      </w:pPr>
+      <w:r>
+        <w:rPr>
+          <w:b/>
+          <w:bCs/>
+          <w:color w:val="8186EF"/>
+          <w:sz w:val="16"/>
+          <w:szCs w:val="16"/>
+        </w:rPr>
+        <w:t xml:space="preserve">23  </w:t>
+      </w:r>
+      <w:r>
+        <w:rPr>
+          <w:sz w:val="16"/>
+          <w:szCs w:val="16"/>
+        </w:rPr>
+        <w:t xml:space="preserve">The sentence reads: “The ASC is the single source of authoritative nongovernmental U.S. GAAP.”</w:t>
       </w:r>
     </w:p>
     <w:p>
@@ -6919,7 +8066,7 @@
           <w:sz w:val="16"/>
           <w:szCs w:val="16"/>
         </w:rPr>
-        <w:t xml:space="preserve">Every item on a Workshop sheet is settled by something printed on the same sheet.</w:t>
+        <w:t xml:space="preserve">The sentence reads: “In the United States, the accounting rules are called U.S. GAAP (generally accepted accounting principles).”</w:t>
       </w:r>
     </w:p>
     <w:p/>
@@ -7055,39 +8202,6 @@
                 <w:sz w:val="16"/>
                 <w:szCs w:val="16"/>
               </w:rPr>
-              <w:t xml:space="preserve">7  </w:t>
-            </w:r>
-            <w:r>
-              <w:rPr>
-                <w:sz w:val="17"/>
-                <w:szCs w:val="17"/>
-              </w:rPr>
-              <w:t xml:space="preserve">B</w:t>
-            </w:r>
-          </w:p>
-        </w:tc>
-        <w:tc>
-          <w:tcPr>
-            <w:tcW w:type="pct" w:w="1667"/>
-            <w:tcMar>
-              <w:top w:type="dxa" w:w="40"/>
-              <w:left w:type="dxa" w:w="100"/>
-              <w:bottom w:type="dxa" w:w="40"/>
-              <w:right w:type="dxa" w:w="100"/>
-            </w:tcMar>
-          </w:tcPr>
-          <w:p>
-            <w:pPr>
-              <w:spacing w:before="22" w:after="22"/>
-            </w:pPr>
-            <w:r>
-              <w:rPr>
-                <w:b/>
-                <w:bCs/>
-                <w:color w:val="8186EF"/>
-                <w:sz w:val="16"/>
-                <w:szCs w:val="16"/>
-              </w:rPr>
               <w:t xml:space="preserve">13  </w:t>
             </w:r>
             <w:r>
@@ -7095,7 +8209,40 @@
                 <w:sz w:val="17"/>
                 <w:szCs w:val="17"/>
               </w:rPr>
-              <w:t xml:space="preserve">C</w:t>
+              <w:t xml:space="preserve">F</w:t>
+            </w:r>
+          </w:p>
+        </w:tc>
+        <w:tc>
+          <w:tcPr>
+            <w:tcW w:type="pct" w:w="1667"/>
+            <w:tcMar>
+              <w:top w:type="dxa" w:w="40"/>
+              <w:left w:type="dxa" w:w="100"/>
+              <w:bottom w:type="dxa" w:w="40"/>
+              <w:right w:type="dxa" w:w="100"/>
+            </w:tcMar>
+          </w:tcPr>
+          <w:p>
+            <w:pPr>
+              <w:spacing w:before="22" w:after="22"/>
+            </w:pPr>
+            <w:r>
+              <w:rPr>
+                <w:b/>
+                <w:bCs/>
+                <w:color w:val="8186EF"/>
+                <w:sz w:val="16"/>
+                <w:szCs w:val="16"/>
+              </w:rPr>
+              <w:t xml:space="preserve">25  </w:t>
+            </w:r>
+            <w:r>
+              <w:rPr>
+                <w:sz w:val="17"/>
+                <w:szCs w:val="17"/>
+              </w:rPr>
+              <w:t xml:space="preserve">A</w:t>
             </w:r>
           </w:p>
         </w:tc>
@@ -7131,7 +8278,7 @@
                 <w:sz w:val="17"/>
                 <w:szCs w:val="17"/>
               </w:rPr>
-              <w:t xml:space="preserve">dividend · retained earnings · net income · accrual basis</w:t>
+              <w:t xml:space="preserve">dividend · retained earnings · net income · accrual basis · trial balance</w:t>
             </w:r>
           </w:p>
         </w:tc>
@@ -7158,14 +8305,14 @@
                 <w:sz w:val="16"/>
                 <w:szCs w:val="16"/>
               </w:rPr>
-              <w:t xml:space="preserve">8  </w:t>
-            </w:r>
-            <w:r>
-              <w:rPr>
-                <w:sz w:val="17"/>
-                <w:szCs w:val="17"/>
-              </w:rPr>
-              <w:t xml:space="preserve">T</w:t>
+              <w:t xml:space="preserve">14  </w:t>
+            </w:r>
+            <w:r>
+              <w:rPr>
+                <w:sz w:val="17"/>
+                <w:szCs w:val="17"/>
+              </w:rPr>
+              <w:t xml:space="preserve">B</w:t>
             </w:r>
           </w:p>
         </w:tc>
@@ -7192,7 +8339,7 @@
                 <w:sz w:val="16"/>
                 <w:szCs w:val="16"/>
               </w:rPr>
-              <w:t xml:space="preserve">14  </w:t>
+              <w:t xml:space="preserve">26  </w:t>
             </w:r>
             <w:r>
               <w:rPr>
@@ -7234,40 +8381,7 @@
                 <w:sz w:val="17"/>
                 <w:szCs w:val="17"/>
               </w:rPr>
-              <w:t xml:space="preserve">trial balance · practice · describes</w:t>
-            </w:r>
-          </w:p>
-        </w:tc>
-        <w:tc>
-          <w:tcPr>
-            <w:tcW w:type="pct" w:w="1667"/>
-            <w:tcMar>
-              <w:top w:type="dxa" w:w="40"/>
-              <w:left w:type="dxa" w:w="100"/>
-              <w:bottom w:type="dxa" w:w="40"/>
-              <w:right w:type="dxa" w:w="100"/>
-            </w:tcMar>
-          </w:tcPr>
-          <w:p>
-            <w:pPr>
-              <w:spacing w:before="22" w:after="22"/>
-            </w:pPr>
-            <w:r>
-              <w:rPr>
-                <w:b/>
-                <w:bCs/>
-                <w:color w:val="8186EF"/>
-                <w:sz w:val="16"/>
-                <w:szCs w:val="16"/>
-              </w:rPr>
-              <w:t xml:space="preserve">9  </w:t>
-            </w:r>
-            <w:r>
-              <w:rPr>
-                <w:sz w:val="17"/>
-                <w:szCs w:val="17"/>
-              </w:rPr>
-              <w:t xml:space="preserve">D</w:t>
+              <w:t xml:space="preserve">1,050 · 420 · 24 · 936</w:t>
             </w:r>
           </w:p>
         </w:tc>
@@ -7300,7 +8414,40 @@
                 <w:sz w:val="17"/>
                 <w:szCs w:val="17"/>
               </w:rPr>
-              <w:t xml:space="preserve">A</w:t>
+              <w:t xml:space="preserve">E</w:t>
+            </w:r>
+          </w:p>
+        </w:tc>
+        <w:tc>
+          <w:tcPr>
+            <w:tcW w:type="pct" w:w="1667"/>
+            <w:tcMar>
+              <w:top w:type="dxa" w:w="40"/>
+              <w:left w:type="dxa" w:w="100"/>
+              <w:bottom w:type="dxa" w:w="40"/>
+              <w:right w:type="dxa" w:w="100"/>
+            </w:tcMar>
+          </w:tcPr>
+          <w:p>
+            <w:pPr>
+              <w:spacing w:before="22" w:after="22"/>
+            </w:pPr>
+            <w:r>
+              <w:rPr>
+                <w:b/>
+                <w:bCs/>
+                <w:color w:val="8186EF"/>
+                <w:sz w:val="16"/>
+                <w:szCs w:val="16"/>
+              </w:rPr>
+              <w:t xml:space="preserve">27  </w:t>
+            </w:r>
+            <w:r>
+              <w:rPr>
+                <w:sz w:val="17"/>
+                <w:szCs w:val="17"/>
+              </w:rPr>
+              <w:t xml:space="preserve">C</w:t>
             </w:r>
           </w:p>
         </w:tc>
@@ -7363,14 +8510,14 @@
                 <w:sz w:val="16"/>
                 <w:szCs w:val="16"/>
               </w:rPr>
-              <w:t xml:space="preserve">10  </w:t>
-            </w:r>
-            <w:r>
-              <w:rPr>
-                <w:sz w:val="17"/>
-                <w:szCs w:val="17"/>
-              </w:rPr>
-              <w:t xml:space="preserve">F</w:t>
+              <w:t xml:space="preserve">16  </w:t>
+            </w:r>
+            <w:r>
+              <w:rPr>
+                <w:sz w:val="17"/>
+                <w:szCs w:val="17"/>
+              </w:rPr>
+              <w:t xml:space="preserve">C</w:t>
             </w:r>
           </w:p>
         </w:tc>
@@ -7397,14 +8544,14 @@
                 <w:sz w:val="16"/>
                 <w:szCs w:val="16"/>
               </w:rPr>
-              <w:t xml:space="preserve">16  </w:t>
-            </w:r>
-            <w:r>
-              <w:rPr>
-                <w:sz w:val="17"/>
-                <w:szCs w:val="17"/>
-              </w:rPr>
-              <w:t xml:space="preserve">Compare with the model earlier in this handout.</w:t>
+              <w:t xml:space="preserve">28  </w:t>
+            </w:r>
+            <w:r>
+              <w:rPr>
+                <w:sz w:val="17"/>
+                <w:szCs w:val="17"/>
+              </w:rPr>
+              <w:t xml:space="preserve">A</w:t>
             </w:r>
           </w:p>
         </w:tc>
@@ -7465,39 +8612,6 @@
                 <w:sz w:val="16"/>
                 <w:szCs w:val="16"/>
               </w:rPr>
-              <w:t xml:space="preserve">11  </w:t>
-            </w:r>
-            <w:r>
-              <w:rPr>
-                <w:sz w:val="17"/>
-                <w:szCs w:val="17"/>
-              </w:rPr>
-              <w:t xml:space="preserve">B</w:t>
-            </w:r>
-          </w:p>
-        </w:tc>
-        <w:tc>
-          <w:tcPr>
-            <w:tcW w:type="pct" w:w="1667"/>
-            <w:tcMar>
-              <w:top w:type="dxa" w:w="40"/>
-              <w:left w:type="dxa" w:w="100"/>
-              <w:bottom w:type="dxa" w:w="40"/>
-              <w:right w:type="dxa" w:w="100"/>
-            </w:tcMar>
-          </w:tcPr>
-          <w:p>
-            <w:pPr>
-              <w:spacing w:before="22" w:after="22"/>
-            </w:pPr>
-            <w:r>
-              <w:rPr>
-                <w:b/>
-                <w:bCs/>
-                <w:color w:val="8186EF"/>
-                <w:sz w:val="16"/>
-                <w:szCs w:val="16"/>
-              </w:rPr>
               <w:t xml:space="preserve">17  </w:t>
             </w:r>
             <w:r>
@@ -7505,7 +8619,40 @@
                 <w:sz w:val="17"/>
                 <w:szCs w:val="17"/>
               </w:rPr>
-              <w:t xml:space="preserve">Each statement answers a different question for users. Chapters 2 to 5 study each statement in detail. Here is the overview.</w:t>
+              <w:t xml:space="preserve">A</w:t>
+            </w:r>
+          </w:p>
+        </w:tc>
+        <w:tc>
+          <w:tcPr>
+            <w:tcW w:type="pct" w:w="1667"/>
+            <w:tcMar>
+              <w:top w:type="dxa" w:w="40"/>
+              <w:left w:type="dxa" w:w="100"/>
+              <w:bottom w:type="dxa" w:w="40"/>
+              <w:right w:type="dxa" w:w="100"/>
+            </w:tcMar>
+          </w:tcPr>
+          <w:p>
+            <w:pPr>
+              <w:spacing w:before="22" w:after="22"/>
+            </w:pPr>
+            <w:r>
+              <w:rPr>
+                <w:b/>
+                <w:bCs/>
+                <w:color w:val="8186EF"/>
+                <w:sz w:val="16"/>
+                <w:szCs w:val="16"/>
+              </w:rPr>
+              <w:t xml:space="preserve">29  </w:t>
+            </w:r>
+            <w:r>
+              <w:rPr>
+                <w:sz w:val="17"/>
+                <w:szCs w:val="17"/>
+              </w:rPr>
+              <w:t xml:space="preserve">C</w:t>
             </w:r>
           </w:p>
         </w:tc>
@@ -7541,10 +8688,181 @@
                 <w:sz w:val="17"/>
                 <w:szCs w:val="17"/>
               </w:rPr>
+              <w:t xml:space="preserve">B</w:t>
+            </w:r>
+          </w:p>
+        </w:tc>
+        <w:tc>
+          <w:tcPr>
+            <w:tcW w:type="pct" w:w="1667"/>
+            <w:shd w:fill="FBFAF6" w:val="clear"/>
+            <w:tcMar>
+              <w:top w:type="dxa" w:w="40"/>
+              <w:left w:type="dxa" w:w="100"/>
+              <w:bottom w:type="dxa" w:w="40"/>
+              <w:right w:type="dxa" w:w="100"/>
+            </w:tcMar>
+          </w:tcPr>
+          <w:p>
+            <w:pPr>
+              <w:spacing w:before="22" w:after="22"/>
+            </w:pPr>
+            <w:r>
+              <w:rPr>
+                <w:b/>
+                <w:bCs/>
+                <w:color w:val="8186EF"/>
+                <w:sz w:val="16"/>
+                <w:szCs w:val="16"/>
+              </w:rPr>
+              <w:t xml:space="preserve">18  </w:t>
+            </w:r>
+            <w:r>
+              <w:rPr>
+                <w:sz w:val="17"/>
+                <w:szCs w:val="17"/>
+              </w:rPr>
+              <w:t xml:space="preserve">C</w:t>
+            </w:r>
+          </w:p>
+        </w:tc>
+        <w:tc>
+          <w:tcPr>
+            <w:tcW w:type="pct" w:w="1667"/>
+            <w:shd w:fill="FBFAF6" w:val="clear"/>
+            <w:tcMar>
+              <w:top w:type="dxa" w:w="40"/>
+              <w:left w:type="dxa" w:w="100"/>
+              <w:bottom w:type="dxa" w:w="40"/>
+              <w:right w:type="dxa" w:w="100"/>
+            </w:tcMar>
+          </w:tcPr>
+          <w:p>
+            <w:pPr>
+              <w:spacing w:before="22" w:after="22"/>
+            </w:pPr>
+            <w:r>
+              <w:rPr>
+                <w:b/>
+                <w:bCs/>
+                <w:color w:val="8186EF"/>
+                <w:sz w:val="16"/>
+                <w:szCs w:val="16"/>
+              </w:rPr>
+              <w:t xml:space="preserve">30  </w:t>
+            </w:r>
+            <w:r>
+              <w:rPr>
+                <w:sz w:val="17"/>
+                <w:szCs w:val="17"/>
+              </w:rPr>
+              <w:t xml:space="preserve">B</w:t>
+            </w:r>
+          </w:p>
+        </w:tc>
+      </w:tr>
+      <w:tr>
+        <w:tc>
+          <w:tcPr>
+            <w:tcW w:type="pct" w:w="1667"/>
+            <w:tcMar>
+              <w:top w:type="dxa" w:w="40"/>
+              <w:left w:type="dxa" w:w="100"/>
+              <w:bottom w:type="dxa" w:w="40"/>
+              <w:right w:type="dxa" w:w="100"/>
+            </w:tcMar>
+          </w:tcPr>
+          <w:p>
+            <w:pPr>
+              <w:spacing w:before="22" w:after="22"/>
+            </w:pPr>
+            <w:r>
+              <w:rPr>
+                <w:b/>
+                <w:bCs/>
+                <w:color w:val="8186EF"/>
+                <w:sz w:val="16"/>
+                <w:szCs w:val="16"/>
+              </w:rPr>
+              <w:t xml:space="preserve">7  </w:t>
+            </w:r>
+            <w:r>
+              <w:rPr>
+                <w:sz w:val="17"/>
+                <w:szCs w:val="17"/>
+              </w:rPr>
+              <w:t xml:space="preserve">B</w:t>
+            </w:r>
+          </w:p>
+        </w:tc>
+        <w:tc>
+          <w:tcPr>
+            <w:tcW w:type="pct" w:w="1667"/>
+            <w:tcMar>
+              <w:top w:type="dxa" w:w="40"/>
+              <w:left w:type="dxa" w:w="100"/>
+              <w:bottom w:type="dxa" w:w="40"/>
+              <w:right w:type="dxa" w:w="100"/>
+            </w:tcMar>
+          </w:tcPr>
+          <w:p>
+            <w:pPr>
+              <w:spacing w:before="22" w:after="22"/>
+            </w:pPr>
+            <w:r>
+              <w:rPr>
+                <w:b/>
+                <w:bCs/>
+                <w:color w:val="8186EF"/>
+                <w:sz w:val="16"/>
+                <w:szCs w:val="16"/>
+              </w:rPr>
+              <w:t xml:space="preserve">19  </w:t>
+            </w:r>
+            <w:r>
+              <w:rPr>
+                <w:sz w:val="17"/>
+                <w:szCs w:val="17"/>
+              </w:rPr>
+              <w:t xml:space="preserve">B</w:t>
+            </w:r>
+          </w:p>
+        </w:tc>
+        <w:tc>
+          <w:tcPr>
+            <w:tcW w:type="pct" w:w="1667"/>
+            <w:tcMar>
+              <w:top w:type="dxa" w:w="40"/>
+              <w:left w:type="dxa" w:w="100"/>
+              <w:bottom w:type="dxa" w:w="40"/>
+              <w:right w:type="dxa" w:w="100"/>
+            </w:tcMar>
+          </w:tcPr>
+          <w:p>
+            <w:pPr>
+              <w:spacing w:before="22" w:after="22"/>
+            </w:pPr>
+            <w:r>
+              <w:rPr>
+                <w:b/>
+                <w:bCs/>
+                <w:color w:val="8186EF"/>
+                <w:sz w:val="16"/>
+                <w:szCs w:val="16"/>
+              </w:rPr>
+              <w:t xml:space="preserve">31  </w:t>
+            </w:r>
+            <w:r>
+              <w:rPr>
+                <w:sz w:val="17"/>
+                <w:szCs w:val="17"/>
+              </w:rPr>
               <w:t xml:space="preserve">A</w:t>
             </w:r>
           </w:p>
         </w:tc>
+      </w:tr>
+      <w:tr>
         <w:tc>
           <w:tcPr>
             <w:tcW w:type="pct" w:w="1667"/>
@@ -7568,6 +8886,406 @@
                 <w:sz w:val="16"/>
                 <w:szCs w:val="16"/>
               </w:rPr>
+              <w:t xml:space="preserve">8  </w:t>
+            </w:r>
+            <w:r>
+              <w:rPr>
+                <w:sz w:val="17"/>
+                <w:szCs w:val="17"/>
+              </w:rPr>
+              <w:t xml:space="preserve">A</w:t>
+            </w:r>
+          </w:p>
+        </w:tc>
+        <w:tc>
+          <w:tcPr>
+            <w:tcW w:type="pct" w:w="1667"/>
+            <w:shd w:fill="FBFAF6" w:val="clear"/>
+            <w:tcMar>
+              <w:top w:type="dxa" w:w="40"/>
+              <w:left w:type="dxa" w:w="100"/>
+              <w:bottom w:type="dxa" w:w="40"/>
+              <w:right w:type="dxa" w:w="100"/>
+            </w:tcMar>
+          </w:tcPr>
+          <w:p>
+            <w:pPr>
+              <w:spacing w:before="22" w:after="22"/>
+            </w:pPr>
+            <w:r>
+              <w:rPr>
+                <w:b/>
+                <w:bCs/>
+                <w:color w:val="8186EF"/>
+                <w:sz w:val="16"/>
+                <w:szCs w:val="16"/>
+              </w:rPr>
+              <w:t xml:space="preserve">20  </w:t>
+            </w:r>
+            <w:r>
+              <w:rPr>
+                <w:sz w:val="17"/>
+                <w:szCs w:val="17"/>
+              </w:rPr>
+              <w:t xml:space="preserve">B</w:t>
+            </w:r>
+          </w:p>
+        </w:tc>
+        <w:tc>
+          <w:tcPr>
+            <w:tcW w:type="pct" w:w="1667"/>
+            <w:shd w:fill="FBFAF6" w:val="clear"/>
+            <w:tcMar>
+              <w:top w:type="dxa" w:w="40"/>
+              <w:left w:type="dxa" w:w="100"/>
+              <w:bottom w:type="dxa" w:w="40"/>
+              <w:right w:type="dxa" w:w="100"/>
+            </w:tcMar>
+          </w:tcPr>
+          <w:p>
+            <w:pPr>
+              <w:spacing w:before="22" w:after="22"/>
+            </w:pPr>
+            <w:r>
+              <w:rPr>
+                <w:b/>
+                <w:bCs/>
+                <w:color w:val="8186EF"/>
+                <w:sz w:val="16"/>
+                <w:szCs w:val="16"/>
+              </w:rPr>
+              <w:t xml:space="preserve">32  </w:t>
+            </w:r>
+            <w:r>
+              <w:rPr>
+                <w:sz w:val="17"/>
+                <w:szCs w:val="17"/>
+              </w:rPr>
+              <w:t xml:space="preserve">A</w:t>
+            </w:r>
+          </w:p>
+        </w:tc>
+      </w:tr>
+      <w:tr>
+        <w:tc>
+          <w:tcPr>
+            <w:tcW w:type="pct" w:w="1667"/>
+            <w:tcMar>
+              <w:top w:type="dxa" w:w="40"/>
+              <w:left w:type="dxa" w:w="100"/>
+              <w:bottom w:type="dxa" w:w="40"/>
+              <w:right w:type="dxa" w:w="100"/>
+            </w:tcMar>
+          </w:tcPr>
+          <w:p>
+            <w:pPr>
+              <w:spacing w:before="22" w:after="22"/>
+            </w:pPr>
+            <w:r>
+              <w:rPr>
+                <w:b/>
+                <w:bCs/>
+                <w:color w:val="8186EF"/>
+                <w:sz w:val="16"/>
+                <w:szCs w:val="16"/>
+              </w:rPr>
+              <w:t xml:space="preserve">9  </w:t>
+            </w:r>
+            <w:r>
+              <w:rPr>
+                <w:sz w:val="17"/>
+                <w:szCs w:val="17"/>
+              </w:rPr>
+              <w:t xml:space="preserve">B</w:t>
+            </w:r>
+          </w:p>
+        </w:tc>
+        <w:tc>
+          <w:tcPr>
+            <w:tcW w:type="pct" w:w="1667"/>
+            <w:tcMar>
+              <w:top w:type="dxa" w:w="40"/>
+              <w:left w:type="dxa" w:w="100"/>
+              <w:bottom w:type="dxa" w:w="40"/>
+              <w:right w:type="dxa" w:w="100"/>
+            </w:tcMar>
+          </w:tcPr>
+          <w:p>
+            <w:pPr>
+              <w:spacing w:before="22" w:after="22"/>
+            </w:pPr>
+            <w:r>
+              <w:rPr>
+                <w:b/>
+                <w:bCs/>
+                <w:color w:val="8186EF"/>
+                <w:sz w:val="16"/>
+                <w:szCs w:val="16"/>
+              </w:rPr>
+              <w:t xml:space="preserve">21  </w:t>
+            </w:r>
+            <w:r>
+              <w:rPr>
+                <w:sz w:val="17"/>
+                <w:szCs w:val="17"/>
+              </w:rPr>
+              <w:t xml:space="preserve">D</w:t>
+            </w:r>
+          </w:p>
+        </w:tc>
+        <w:tc>
+          <w:tcPr>
+            <w:tcW w:type="pct" w:w="1667"/>
+            <w:tcMar>
+              <w:top w:type="dxa" w:w="40"/>
+              <w:left w:type="dxa" w:w="100"/>
+              <w:bottom w:type="dxa" w:w="40"/>
+              <w:right w:type="dxa" w:w="100"/>
+            </w:tcMar>
+          </w:tcPr>
+          <w:p>
+            <w:pPr>
+              <w:spacing w:before="22" w:after="22"/>
+            </w:pPr>
+            <w:r>
+              <w:rPr>
+                <w:b/>
+                <w:bCs/>
+                <w:color w:val="8186EF"/>
+                <w:sz w:val="16"/>
+                <w:szCs w:val="16"/>
+              </w:rPr>
+              <w:t xml:space="preserve">33  </w:t>
+            </w:r>
+            <w:r>
+              <w:rPr>
+                <w:sz w:val="17"/>
+                <w:szCs w:val="17"/>
+              </w:rPr>
+              <w:t xml:space="preserve">Compare with the model earlier in this handout.</w:t>
+            </w:r>
+          </w:p>
+        </w:tc>
+      </w:tr>
+      <w:tr>
+        <w:tc>
+          <w:tcPr>
+            <w:tcW w:type="pct" w:w="1667"/>
+            <w:shd w:fill="FBFAF6" w:val="clear"/>
+            <w:tcMar>
+              <w:top w:type="dxa" w:w="40"/>
+              <w:left w:type="dxa" w:w="100"/>
+              <w:bottom w:type="dxa" w:w="40"/>
+              <w:right w:type="dxa" w:w="100"/>
+            </w:tcMar>
+          </w:tcPr>
+          <w:p>
+            <w:pPr>
+              <w:spacing w:before="22" w:after="22"/>
+            </w:pPr>
+            <w:r>
+              <w:rPr>
+                <w:b/>
+                <w:bCs/>
+                <w:color w:val="8186EF"/>
+                <w:sz w:val="16"/>
+                <w:szCs w:val="16"/>
+              </w:rPr>
+              <w:t xml:space="preserve">10  </w:t>
+            </w:r>
+            <w:r>
+              <w:rPr>
+                <w:sz w:val="17"/>
+                <w:szCs w:val="17"/>
+              </w:rPr>
+              <w:t xml:space="preserve">B</w:t>
+            </w:r>
+          </w:p>
+        </w:tc>
+        <w:tc>
+          <w:tcPr>
+            <w:tcW w:type="pct" w:w="1667"/>
+            <w:shd w:fill="FBFAF6" w:val="clear"/>
+            <w:tcMar>
+              <w:top w:type="dxa" w:w="40"/>
+              <w:left w:type="dxa" w:w="100"/>
+              <w:bottom w:type="dxa" w:w="40"/>
+              <w:right w:type="dxa" w:w="100"/>
+            </w:tcMar>
+          </w:tcPr>
+          <w:p>
+            <w:pPr>
+              <w:spacing w:before="22" w:after="22"/>
+            </w:pPr>
+            <w:r>
+              <w:rPr>
+                <w:b/>
+                <w:bCs/>
+                <w:color w:val="8186EF"/>
+                <w:sz w:val="16"/>
+                <w:szCs w:val="16"/>
+              </w:rPr>
+              <w:t xml:space="preserve">22  </w:t>
+            </w:r>
+            <w:r>
+              <w:rPr>
+                <w:sz w:val="17"/>
+                <w:szCs w:val="17"/>
+              </w:rPr>
+              <w:t xml:space="preserve">A</w:t>
+            </w:r>
+          </w:p>
+        </w:tc>
+        <w:tc>
+          <w:tcPr>
+            <w:tcW w:type="pct" w:w="1667"/>
+            <w:shd w:fill="FBFAF6" w:val="clear"/>
+            <w:tcMar>
+              <w:top w:type="dxa" w:w="40"/>
+              <w:left w:type="dxa" w:w="100"/>
+              <w:bottom w:type="dxa" w:w="40"/>
+              <w:right w:type="dxa" w:w="100"/>
+            </w:tcMar>
+          </w:tcPr>
+          <w:p>
+            <w:pPr>
+              <w:spacing w:before="22" w:after="22"/>
+            </w:pPr>
+            <w:r>
+              <w:rPr>
+                <w:b/>
+                <w:bCs/>
+                <w:color w:val="8186EF"/>
+                <w:sz w:val="16"/>
+                <w:szCs w:val="16"/>
+              </w:rPr>
+              <w:t xml:space="preserve">34  </w:t>
+            </w:r>
+            <w:r>
+              <w:rPr>
+                <w:sz w:val="17"/>
+                <w:szCs w:val="17"/>
+              </w:rPr>
+              <w:t xml:space="preserve">Each statement answers a different question for users. Chapters 2 to 5 study each statement in detail. Here is the overview.</w:t>
+            </w:r>
+          </w:p>
+        </w:tc>
+      </w:tr>
+      <w:tr>
+        <w:tc>
+          <w:tcPr>
+            <w:tcW w:type="pct" w:w="1667"/>
+            <w:tcMar>
+              <w:top w:type="dxa" w:w="40"/>
+              <w:left w:type="dxa" w:w="100"/>
+              <w:bottom w:type="dxa" w:w="40"/>
+              <w:right w:type="dxa" w:w="100"/>
+            </w:tcMar>
+          </w:tcPr>
+          <w:p>
+            <w:pPr>
+              <w:spacing w:before="22" w:after="22"/>
+            </w:pPr>
+            <w:r>
+              <w:rPr>
+                <w:b/>
+                <w:bCs/>
+                <w:color w:val="8186EF"/>
+                <w:sz w:val="16"/>
+                <w:szCs w:val="16"/>
+              </w:rPr>
+              <w:t xml:space="preserve">11  </w:t>
+            </w:r>
+            <w:r>
+              <w:rPr>
+                <w:sz w:val="17"/>
+                <w:szCs w:val="17"/>
+              </w:rPr>
+              <w:t xml:space="preserve">A</w:t>
+            </w:r>
+          </w:p>
+        </w:tc>
+        <w:tc>
+          <w:tcPr>
+            <w:tcW w:type="pct" w:w="1667"/>
+            <w:tcMar>
+              <w:top w:type="dxa" w:w="40"/>
+              <w:left w:type="dxa" w:w="100"/>
+              <w:bottom w:type="dxa" w:w="40"/>
+              <w:right w:type="dxa" w:w="100"/>
+            </w:tcMar>
+          </w:tcPr>
+          <w:p>
+            <w:pPr>
+              <w:spacing w:before="22" w:after="22"/>
+            </w:pPr>
+            <w:r>
+              <w:rPr>
+                <w:b/>
+                <w:bCs/>
+                <w:color w:val="8186EF"/>
+                <w:sz w:val="16"/>
+                <w:szCs w:val="16"/>
+              </w:rPr>
+              <w:t xml:space="preserve">23  </w:t>
+            </w:r>
+            <w:r>
+              <w:rPr>
+                <w:sz w:val="17"/>
+                <w:szCs w:val="17"/>
+              </w:rPr>
+              <w:t xml:space="preserve">C</w:t>
+            </w:r>
+          </w:p>
+        </w:tc>
+        <w:tc>
+          <w:tcPr>
+            <w:tcW w:type="pct" w:w="1667"/>
+            <w:tcMar>
+              <w:top w:type="dxa" w:w="40"/>
+              <w:left w:type="dxa" w:w="100"/>
+              <w:bottom w:type="dxa" w:w="40"/>
+              <w:right w:type="dxa" w:w="100"/>
+            </w:tcMar>
+          </w:tcPr>
+          <w:p>
+            <w:pPr>
+              <w:spacing w:before="24" w:after="24"/>
+            </w:pPr>
+            <w:r>
+              <w:rPr>
+                <w:sz w:val="16"/>
+                <w:szCs w:val="16"/>
+              </w:rPr>
+              <w:t xml:space="preserve"/>
+            </w:r>
+          </w:p>
+        </w:tc>
+      </w:tr>
+      <w:tr>
+        <w:tc>
+          <w:tcPr>
+            <w:tcW w:type="pct" w:w="1667"/>
+            <w:shd w:fill="FBFAF6" w:val="clear"/>
+            <w:tcMar>
+              <w:top w:type="dxa" w:w="40"/>
+              <w:left w:type="dxa" w:w="100"/>
+              <w:bottom w:type="dxa" w:w="40"/>
+              <w:right w:type="dxa" w:w="100"/>
+            </w:tcMar>
+          </w:tcPr>
+          <w:p>
+            <w:pPr>
+              <w:spacing w:before="22" w:after="22"/>
+            </w:pPr>
+            <w:r>
+              <w:rPr>
+                <w:b/>
+                <w:bCs/>
+                <w:color w:val="8186EF"/>
+                <w:sz w:val="16"/>
+                <w:szCs w:val="16"/>
+              </w:rPr>
               <w:t xml:space="preserve">12  </w:t>
             </w:r>
             <w:r>
@@ -7575,7 +9293,41 @@
                 <w:sz w:val="17"/>
                 <w:szCs w:val="17"/>
               </w:rPr>
-              <w:t xml:space="preserve">E</w:t>
+              <w:t xml:space="preserve">D</w:t>
+            </w:r>
+          </w:p>
+        </w:tc>
+        <w:tc>
+          <w:tcPr>
+            <w:tcW w:type="pct" w:w="1667"/>
+            <w:shd w:fill="FBFAF6" w:val="clear"/>
+            <w:tcMar>
+              <w:top w:type="dxa" w:w="40"/>
+              <w:left w:type="dxa" w:w="100"/>
+              <w:bottom w:type="dxa" w:w="40"/>
+              <w:right w:type="dxa" w:w="100"/>
+            </w:tcMar>
+          </w:tcPr>
+          <w:p>
+            <w:pPr>
+              <w:spacing w:before="22" w:after="22"/>
+            </w:pPr>
+            <w:r>
+              <w:rPr>
+                <w:b/>
+                <w:bCs/>
+                <w:color w:val="8186EF"/>
+                <w:sz w:val="16"/>
+                <w:szCs w:val="16"/>
+              </w:rPr>
+              <w:t xml:space="preserve">24  </w:t>
+            </w:r>
+            <w:r>
+              <w:rPr>
+                <w:sz w:val="17"/>
+                <w:szCs w:val="17"/>
+              </w:rPr>
+              <w:t xml:space="preserve">D</w:t>
             </w:r>
           </w:p>
         </w:tc>
@@ -7641,7 +9393,7 @@
           <w:sz w:val="16"/>
           <w:szCs w:val="16"/>
         </w:rPr>
-        <w:t xml:space="preserve">The book writes: “Each statement answers a different question for users. Chapters 2 to 5 study each statement in detail. The four statements are linked. Net income flows into retained earnings, and the net change in cash explains the cash balance on the balance sheet.”</w:t>
+        <w:t xml:space="preserve">In full: “Each statement answers a different question for users. Chapters 2 to 5 study each statement in detail. The four statements are linked. Net income flows into retained earnings, and the net change in cash explains the cash balance on the balance sheet. You can see both links in the January transactions of Orontes.”</w:t>
       </w:r>
     </w:p>
     <w:p>
@@ -7664,7 +9416,7 @@
           <w:sz w:val="16"/>
           <w:szCs w:val="16"/>
         </w:rPr>
-        <w:t xml:space="preserve">The book writes: “The dividend declared was 50, so retained earnings rose by 30. Cash rose by 1,060: an operating outflow of 40, an investing outflow of 1,200 and a financing inflow of 2,300. Notice that net income and the change in cash are very different numbers. This is the accrual basis at work.”</w:t>
+        <w:t xml:space="preserve">In full: “The dividend declared was 50, so retained earnings rose by 30. Cash rose by 1,060: an operating outflow of 40, an investing outflow of 1,200 and a financing inflow of 2,300. Notice that net income and the change in cash are very different numbers. This is the accrual basis at work. Before you leave this chapter, practise reading a trial balance. A trial balance lists every account balance and checks that total debits equal total credits. You will use it in the section check below and in the practice set. MOST likely or BEST describes: more than one option may be partly true.”</w:t>
       </w:r>
     </w:p>
     <w:p>
@@ -7687,7 +9439,7 @@
           <w:sz w:val="16"/>
           <w:szCs w:val="16"/>
         </w:rPr>
-        <w:t xml:space="preserve">The book writes: “A trial balance lists every account balance and checks that total debits equal total credits. You will use it in the section check below and in the practice set. MOST likely or BEST describes: more than one option may be partly true.”</w:t>
+        <w:t xml:space="preserve">In full: “Account” settles these: for Cash it is 1,050 and for Inventory it is 420 and for Prepaid rent it is 24 and for Land it is 936.</w:t>
       </w:r>
     </w:p>
     <w:p>
@@ -7733,7 +9485,7 @@
           <w:sz w:val="16"/>
           <w:szCs w:val="16"/>
         </w:rPr>
-        <w:t xml:space="preserve">The book’s own table pairs Cash with “1,050”.</w:t>
+        <w:t xml:space="preserve">Cash goes with “1,050”.</w:t>
       </w:r>
     </w:p>
     <w:p>
@@ -7756,7 +9508,7 @@
           <w:sz w:val="16"/>
           <w:szCs w:val="16"/>
         </w:rPr>
-        <w:t xml:space="preserve">Assets and liabilities both increase. Equity does not change. B is wrong: Wages are an expense, so equity (retained earnings) also decreases. C is wrong: A profitable sale increases equity through net income.</w:t>
+        <w:t xml:space="preserve">Accumulated depreciation goes with “900”.</w:t>
       </w:r>
     </w:p>
     <w:p>
@@ -7779,6 +9531,75 @@
           <w:sz w:val="16"/>
           <w:szCs w:val="16"/>
         </w:rPr>
+        <w:t xml:space="preserve">It reduces the cost of equipment on the balance sheet and has a credit balance. A is wrong: The company owes nobody anything, so it is not a liability. C is wrong: Depreciation expense is the period's charge; accumulated depreciation is the running total on the balance sheet.</w:t>
+      </w:r>
+    </w:p>
+    <w:p>
+      <w:pPr>
+        <w:spacing w:after="18"/>
+        <w:ind w:left="300" w:hanging="300"/>
+      </w:pPr>
+      <w:r>
+        <w:rPr>
+          <w:b/>
+          <w:bCs/>
+          <w:color w:val="8186EF"/>
+          <w:sz w:val="16"/>
+          <w:szCs w:val="16"/>
+        </w:rPr>
+        <w:t xml:space="preserve">8  </w:t>
+      </w:r>
+      <w:r>
+        <w:rPr>
+          <w:sz w:val="16"/>
+          <w:szCs w:val="16"/>
+        </w:rPr>
+        <w:t xml:space="preserve">The statement of changes in equity shows beginning retained earnings, net income, dividends and ending retained earnings. B is wrong: The balance sheet shows only the ending balance at one date. C is wrong: The statement of cash flows explains cash, not equity.</w:t>
+      </w:r>
+    </w:p>
+    <w:p>
+      <w:pPr>
+        <w:spacing w:after="18"/>
+        <w:ind w:left="300" w:hanging="300"/>
+      </w:pPr>
+      <w:r>
+        <w:rPr>
+          <w:b/>
+          <w:bCs/>
+          <w:color w:val="8186EF"/>
+          <w:sz w:val="16"/>
+          <w:szCs w:val="16"/>
+        </w:rPr>
+        <w:t xml:space="preserve">9  </w:t>
+      </w:r>
+      <w:r>
+        <w:rPr>
+          <w:sz w:val="16"/>
+          <w:szCs w:val="16"/>
+        </w:rPr>
+        <w:t xml:space="preserve">Net income is closed into retained earnings. A is wrong: Net income is not cash. The statement of cash flows explains the cash balance. C is wrong: Net income belongs to the owners, so it goes to equity, not liabilities.</w:t>
+      </w:r>
+    </w:p>
+    <w:p>
+      <w:pPr>
+        <w:spacing w:after="18"/>
+        <w:ind w:left="300" w:hanging="300"/>
+      </w:pPr>
+      <w:r>
+        <w:rPr>
+          <w:b/>
+          <w:bCs/>
+          <w:color w:val="8186EF"/>
+          <w:sz w:val="16"/>
+          <w:szCs w:val="16"/>
+        </w:rPr>
+        <w:t xml:space="preserve">10  </w:t>
+      </w:r>
+      <w:r>
+        <w:rPr>
+          <w:sz w:val="16"/>
+          <w:szCs w:val="16"/>
+        </w:rPr>
         <w:t xml:space="preserve">The balance sheet shows position at one date. The other statements cover a period. A is wrong: The income statement covers a period. C is wrong: The statement of changes in equity covers a period.</w:t>
       </w:r>
     </w:p>
@@ -7795,37 +9616,221 @@
           <w:sz w:val="16"/>
           <w:szCs w:val="16"/>
         </w:rPr>
-        <w:t xml:space="preserve">8  </w:t>
-      </w:r>
-      <w:r>
-        <w:rPr>
-          <w:sz w:val="16"/>
-          <w:szCs w:val="16"/>
-        </w:rPr>
-        <w:t xml:space="preserve">CMA questions use exact terms, and one word can change the answer.</w:t>
-      </w:r>
-    </w:p>
-    <w:p>
-      <w:pPr>
-        <w:spacing w:after="18"/>
-        <w:ind w:left="300" w:hanging="300"/>
-      </w:pPr>
-      <w:r>
-        <w:rPr>
-          <w:b/>
-          <w:bCs/>
-          <w:color w:val="8186EF"/>
-          <w:sz w:val="16"/>
-          <w:szCs w:val="16"/>
-        </w:rPr>
-        <w:t xml:space="preserve">15  </w:t>
-      </w:r>
-      <w:r>
-        <w:rPr>
-          <w:sz w:val="16"/>
-          <w:szCs w:val="16"/>
-        </w:rPr>
-        <w:t xml:space="preserve">Every item on a Workshop sheet is settled by something printed on the same sheet.</w:t>
+        <w:t xml:space="preserve">11  </w:t>
+      </w:r>
+      <w:r>
+        <w:rPr>
+          <w:sz w:val="16"/>
+          <w:szCs w:val="16"/>
+        </w:rPr>
+        <w:t xml:space="preserve">An exam question turns on the exact term, and one word can change the answer.</w:t>
+      </w:r>
+    </w:p>
+    <w:p>
+      <w:pPr>
+        <w:spacing w:after="18"/>
+        <w:ind w:left="300" w:hanging="300"/>
+      </w:pPr>
+      <w:r>
+        <w:rPr>
+          <w:b/>
+          <w:bCs/>
+          <w:color w:val="8186EF"/>
+          <w:sz w:val="16"/>
+          <w:szCs w:val="16"/>
+        </w:rPr>
+        <w:t xml:space="preserve">18  </w:t>
+      </w:r>
+      <w:r>
+        <w:rPr>
+          <w:sz w:val="16"/>
+          <w:szCs w:val="16"/>
+        </w:rPr>
+        <w:t xml:space="preserve">These are the primary users. They provide resources and cannot demand special reports. A is wrong: Management can obtain internal information, so it is not a primary user. B is wrong: Governments use the statements, but they are not the primary users named by the framework.</w:t>
+      </w:r>
+    </w:p>
+    <w:p>
+      <w:pPr>
+        <w:spacing w:after="18"/>
+        <w:ind w:left="300" w:hanging="300"/>
+      </w:pPr>
+      <w:r>
+        <w:rPr>
+          <w:b/>
+          <w:bCs/>
+          <w:color w:val="8186EF"/>
+          <w:sz w:val="16"/>
+          <w:szCs w:val="16"/>
+        </w:rPr>
+        <w:t xml:space="preserve">19  </w:t>
+      </w:r>
+      <w:r>
+        <w:rPr>
+          <w:sz w:val="16"/>
+          <w:szCs w:val="16"/>
+        </w:rPr>
+        <w:t xml:space="preserve">A lender's main question is repayment: can the borrower pay interest and principal on time? A is wrong: Share prices interest investors more than lenders and do not show repayment ability. C is wrong: The product count does not show whether the company can repay the loan.</w:t>
+      </w:r>
+    </w:p>
+    <w:p>
+      <w:pPr>
+        <w:spacing w:after="18"/>
+        <w:ind w:left="300" w:hanging="300"/>
+      </w:pPr>
+      <w:r>
+        <w:rPr>
+          <w:b/>
+          <w:bCs/>
+          <w:color w:val="8186EF"/>
+          <w:sz w:val="16"/>
+          <w:szCs w:val="16"/>
+        </w:rPr>
+        <w:t xml:space="preserve">20  </w:t>
+      </w:r>
+      <w:r>
+        <w:rPr>
+          <w:sz w:val="16"/>
+          <w:szCs w:val="16"/>
+        </w:rPr>
+        <w:t xml:space="preserve">The balance sheet shows position at one date. The other statements cover a period. A is wrong: The income statement covers a period. C is wrong: The statement of changes in equity covers a period.</w:t>
+      </w:r>
+    </w:p>
+    <w:p>
+      <w:pPr>
+        <w:spacing w:after="18"/>
+        <w:ind w:left="300" w:hanging="300"/>
+      </w:pPr>
+      <w:r>
+        <w:rPr>
+          <w:b/>
+          <w:bCs/>
+          <w:color w:val="8186EF"/>
+          <w:sz w:val="16"/>
+          <w:szCs w:val="16"/>
+        </w:rPr>
+        <w:t xml:space="preserve">21  </w:t>
+      </w:r>
+      <w:r>
+        <w:rPr>
+          <w:sz w:val="16"/>
+          <w:szCs w:val="16"/>
+        </w:rPr>
+        <w:t xml:space="preserve">Accounts receivable goes with “300”.</w:t>
+      </w:r>
+    </w:p>
+    <w:p>
+      <w:pPr>
+        <w:spacing w:after="18"/>
+        <w:ind w:left="300" w:hanging="300"/>
+      </w:pPr>
+      <w:r>
+        <w:rPr>
+          <w:b/>
+          <w:bCs/>
+          <w:color w:val="8186EF"/>
+          <w:sz w:val="16"/>
+          <w:szCs w:val="16"/>
+        </w:rPr>
+        <w:t xml:space="preserve">22  </w:t>
+      </w:r>
+      <w:r>
+        <w:rPr>
+          <w:sz w:val="16"/>
+          <w:szCs w:val="16"/>
+        </w:rPr>
+        <w:t xml:space="preserve">Land goes with “936”.</w:t>
+      </w:r>
+    </w:p>
+    <w:p>
+      <w:pPr>
+        <w:spacing w:after="18"/>
+        <w:ind w:left="300" w:hanging="300"/>
+      </w:pPr>
+      <w:r>
+        <w:rPr>
+          <w:b/>
+          <w:bCs/>
+          <w:color w:val="8186EF"/>
+          <w:sz w:val="16"/>
+          <w:szCs w:val="16"/>
+        </w:rPr>
+        <w:t xml:space="preserve">23  </w:t>
+      </w:r>
+      <w:r>
+        <w:rPr>
+          <w:sz w:val="16"/>
+          <w:szCs w:val="16"/>
+        </w:rPr>
+        <w:t xml:space="preserve">Accounts payable goes with “380”.</w:t>
+      </w:r>
+    </w:p>
+    <w:p>
+      <w:pPr>
+        <w:spacing w:after="18"/>
+        <w:ind w:left="300" w:hanging="300"/>
+      </w:pPr>
+      <w:r>
+        <w:rPr>
+          <w:b/>
+          <w:bCs/>
+          <w:color w:val="8186EF"/>
+          <w:sz w:val="16"/>
+          <w:szCs w:val="16"/>
+        </w:rPr>
+        <w:t xml:space="preserve">24  </w:t>
+      </w:r>
+      <w:r>
+        <w:rPr>
+          <w:sz w:val="16"/>
+          <w:szCs w:val="16"/>
+        </w:rPr>
+        <w:t xml:space="preserve">Notes payable (long-term) goes with “1,800”.</w:t>
+      </w:r>
+    </w:p>
+    <w:p>
+      <w:pPr>
+        <w:spacing w:after="18"/>
+        <w:ind w:left="300" w:hanging="300"/>
+      </w:pPr>
+      <w:r>
+        <w:rPr>
+          <w:b/>
+          <w:bCs/>
+          <w:color w:val="8186EF"/>
+          <w:sz w:val="16"/>
+          <w:szCs w:val="16"/>
+        </w:rPr>
+        <w:t xml:space="preserve">25  </w:t>
+      </w:r>
+      <w:r>
+        <w:rPr>
+          <w:sz w:val="16"/>
+          <w:szCs w:val="16"/>
+        </w:rPr>
+        <w:t xml:space="preserve">Additional paid-in capital goes with “1,900”.</w:t>
+      </w:r>
+    </w:p>
+    <w:p>
+      <w:pPr>
+        <w:spacing w:after="18"/>
+        <w:ind w:left="300" w:hanging="300"/>
+      </w:pPr>
+      <w:r>
+        <w:rPr>
+          <w:b/>
+          <w:bCs/>
+          <w:color w:val="8186EF"/>
+          <w:sz w:val="16"/>
+          <w:szCs w:val="16"/>
+        </w:rPr>
+        <w:t xml:space="preserve">26  </w:t>
+      </w:r>
+      <w:r>
+        <w:rPr>
+          <w:sz w:val="16"/>
+          <w:szCs w:val="16"/>
+        </w:rPr>
+        <w:t xml:space="preserve">Sales revenue goes with “3,100”.</w:t>
       </w:r>
     </w:p>
     <w:p/>
@@ -7935,73 +9940,73 @@
                 <w:sz w:val="17"/>
                 <w:szCs w:val="17"/>
               </w:rPr>
-              <w:t xml:space="preserve">equity · asset · common stock · par value · additional paid-in capital</w:t>
-            </w:r>
-          </w:p>
-        </w:tc>
-        <w:tc>
-          <w:tcPr>
-            <w:tcW w:type="pct" w:w="1667"/>
-            <w:tcMar>
-              <w:top w:type="dxa" w:w="40"/>
-              <w:left w:type="dxa" w:w="100"/>
-              <w:bottom w:type="dxa" w:w="40"/>
-              <w:right w:type="dxa" w:w="100"/>
-            </w:tcMar>
-          </w:tcPr>
-          <w:p>
-            <w:pPr>
-              <w:spacing w:before="22" w:after="22"/>
-            </w:pPr>
-            <w:r>
-              <w:rPr>
-                <w:b/>
-                <w:bCs/>
-                <w:color w:val="8186EF"/>
-                <w:sz w:val="16"/>
-                <w:szCs w:val="16"/>
-              </w:rPr>
-              <w:t xml:space="preserve">10  </w:t>
-            </w:r>
-            <w:r>
-              <w:rPr>
-                <w:sz w:val="17"/>
-                <w:szCs w:val="17"/>
-              </w:rPr>
-              <w:t xml:space="preserve">E</w:t>
-            </w:r>
-          </w:p>
-        </w:tc>
-        <w:tc>
-          <w:tcPr>
-            <w:tcW w:type="pct" w:w="1667"/>
-            <w:tcMar>
-              <w:top w:type="dxa" w:w="40"/>
-              <w:left w:type="dxa" w:w="100"/>
-              <w:bottom w:type="dxa" w:w="40"/>
-              <w:right w:type="dxa" w:w="100"/>
-            </w:tcMar>
-          </w:tcPr>
-          <w:p>
-            <w:pPr>
-              <w:spacing w:before="22" w:after="22"/>
-            </w:pPr>
-            <w:r>
-              <w:rPr>
-                <w:b/>
-                <w:bCs/>
-                <w:color w:val="8186EF"/>
-                <w:sz w:val="16"/>
-                <w:szCs w:val="16"/>
-              </w:rPr>
-              <w:t xml:space="preserve">19  </w:t>
-            </w:r>
-            <w:r>
-              <w:rPr>
-                <w:sz w:val="17"/>
-                <w:szCs w:val="17"/>
-              </w:rPr>
-              <w:t xml:space="preserve">D</w:t>
+              <w:t xml:space="preserve">liability · accounts payable · notes payable · Equity · Revenue · expense</w:t>
+            </w:r>
+          </w:p>
+        </w:tc>
+        <w:tc>
+          <w:tcPr>
+            <w:tcW w:type="pct" w:w="1667"/>
+            <w:tcMar>
+              <w:top w:type="dxa" w:w="40"/>
+              <w:left w:type="dxa" w:w="100"/>
+              <w:bottom w:type="dxa" w:w="40"/>
+              <w:right w:type="dxa" w:w="100"/>
+            </w:tcMar>
+          </w:tcPr>
+          <w:p>
+            <w:pPr>
+              <w:spacing w:before="22" w:after="22"/>
+            </w:pPr>
+            <w:r>
+              <w:rPr>
+                <w:b/>
+                <w:bCs/>
+                <w:color w:val="8186EF"/>
+                <w:sz w:val="16"/>
+                <w:szCs w:val="16"/>
+              </w:rPr>
+              <w:t xml:space="preserve">12  </w:t>
+            </w:r>
+            <w:r>
+              <w:rPr>
+                <w:sz w:val="17"/>
+                <w:szCs w:val="17"/>
+              </w:rPr>
+              <w:t xml:space="preserve">B</w:t>
+            </w:r>
+          </w:p>
+        </w:tc>
+        <w:tc>
+          <w:tcPr>
+            <w:tcW w:type="pct" w:w="1667"/>
+            <w:tcMar>
+              <w:top w:type="dxa" w:w="40"/>
+              <w:left w:type="dxa" w:w="100"/>
+              <w:bottom w:type="dxa" w:w="40"/>
+              <w:right w:type="dxa" w:w="100"/>
+            </w:tcMar>
+          </w:tcPr>
+          <w:p>
+            <w:pPr>
+              <w:spacing w:before="22" w:after="22"/>
+            </w:pPr>
+            <w:r>
+              <w:rPr>
+                <w:b/>
+                <w:bCs/>
+                <w:color w:val="8186EF"/>
+                <w:sz w:val="16"/>
+                <w:szCs w:val="16"/>
+              </w:rPr>
+              <w:t xml:space="preserve">23  </w:t>
+            </w:r>
+            <w:r>
+              <w:rPr>
+                <w:sz w:val="17"/>
+                <w:szCs w:val="17"/>
+              </w:rPr>
+              <w:t xml:space="preserve">C</w:t>
             </w:r>
           </w:p>
         </w:tc>
@@ -8037,7 +10042,7 @@
                 <w:sz w:val="17"/>
                 <w:szCs w:val="17"/>
               </w:rPr>
-              <w:t xml:space="preserve">equity · retained earnings · net income · revenue · expense</w:t>
+              <w:t xml:space="preserve">normal balance · credit · contra account · accumulated depreciation · allowance for credit losses · accounts receivable</w:t>
             </w:r>
           </w:p>
         </w:tc>
@@ -8064,14 +10069,14 @@
                 <w:sz w:val="16"/>
                 <w:szCs w:val="16"/>
               </w:rPr>
-              <w:t xml:space="preserve">11  </w:t>
-            </w:r>
-            <w:r>
-              <w:rPr>
-                <w:sz w:val="17"/>
-                <w:szCs w:val="17"/>
-              </w:rPr>
-              <w:t xml:space="preserve">F</w:t>
+              <w:t xml:space="preserve">13  </w:t>
+            </w:r>
+            <w:r>
+              <w:rPr>
+                <w:sz w:val="17"/>
+                <w:szCs w:val="17"/>
+              </w:rPr>
+              <w:t xml:space="preserve">A</w:t>
             </w:r>
           </w:p>
         </w:tc>
@@ -8098,14 +10103,14 @@
                 <w:sz w:val="16"/>
                 <w:szCs w:val="16"/>
               </w:rPr>
-              <w:t xml:space="preserve">20  </w:t>
-            </w:r>
-            <w:r>
-              <w:rPr>
-                <w:sz w:val="17"/>
-                <w:szCs w:val="17"/>
-              </w:rPr>
-              <w:t xml:space="preserve">C</w:t>
+              <w:t xml:space="preserve">24  </w:t>
+            </w:r>
+            <w:r>
+              <w:rPr>
+                <w:sz w:val="17"/>
+                <w:szCs w:val="17"/>
+              </w:rPr>
+              <w:t xml:space="preserve">B</w:t>
             </w:r>
           </w:p>
         </w:tc>
@@ -8140,33 +10145,33 @@
                 <w:sz w:val="17"/>
                 <w:szCs w:val="17"/>
               </w:rPr>
-              <w:t xml:space="preserve">cash basis · U.S. GAAP · accrual basis · revenue · cost of goods sold</w:t>
-            </w:r>
-          </w:p>
-        </w:tc>
-        <w:tc>
-          <w:tcPr>
-            <w:tcW w:type="pct" w:w="1667"/>
-            <w:tcMar>
-              <w:top w:type="dxa" w:w="40"/>
-              <w:left w:type="dxa" w:w="100"/>
-              <w:bottom w:type="dxa" w:w="40"/>
-              <w:right w:type="dxa" w:w="100"/>
-            </w:tcMar>
-          </w:tcPr>
-          <w:p>
-            <w:pPr>
-              <w:spacing w:before="22" w:after="22"/>
-            </w:pPr>
-            <w:r>
-              <w:rPr>
-                <w:b/>
-                <w:bCs/>
-                <w:color w:val="8186EF"/>
-                <w:sz w:val="16"/>
-                <w:szCs w:val="16"/>
-              </w:rPr>
-              <w:t xml:space="preserve">12  </w:t>
+              <w:t xml:space="preserve">Net income · retained earnings · balance sheet · revenue · cost of goods sold · dividend</w:t>
+            </w:r>
+          </w:p>
+        </w:tc>
+        <w:tc>
+          <w:tcPr>
+            <w:tcW w:type="pct" w:w="1667"/>
+            <w:tcMar>
+              <w:top w:type="dxa" w:w="40"/>
+              <w:left w:type="dxa" w:w="100"/>
+              <w:bottom w:type="dxa" w:w="40"/>
+              <w:right w:type="dxa" w:w="100"/>
+            </w:tcMar>
+          </w:tcPr>
+          <w:p>
+            <w:pPr>
+              <w:spacing w:before="22" w:after="22"/>
+            </w:pPr>
+            <w:r>
+              <w:rPr>
+                <w:b/>
+                <w:bCs/>
+                <w:color w:val="8186EF"/>
+                <w:sz w:val="16"/>
+                <w:szCs w:val="16"/>
+              </w:rPr>
+              <w:t xml:space="preserve">14  </w:t>
             </w:r>
             <w:r>
               <w:rPr>
@@ -8199,14 +10204,14 @@
                 <w:sz w:val="16"/>
                 <w:szCs w:val="16"/>
               </w:rPr>
-              <w:t xml:space="preserve">21  </w:t>
-            </w:r>
-            <w:r>
-              <w:rPr>
-                <w:sz w:val="17"/>
-                <w:szCs w:val="17"/>
-              </w:rPr>
-              <w:t xml:space="preserve">B</w:t>
+              <w:t xml:space="preserve">25  </w:t>
+            </w:r>
+            <w:r>
+              <w:rPr>
+                <w:sz w:val="17"/>
+                <w:szCs w:val="17"/>
+              </w:rPr>
+              <w:t xml:space="preserve">D</w:t>
             </w:r>
           </w:p>
         </w:tc>
@@ -8269,14 +10274,14 @@
                 <w:sz w:val="16"/>
                 <w:szCs w:val="16"/>
               </w:rPr>
-              <w:t xml:space="preserve">13  </w:t>
-            </w:r>
-            <w:r>
-              <w:rPr>
-                <w:sz w:val="17"/>
-                <w:szCs w:val="17"/>
-              </w:rPr>
-              <w:t xml:space="preserve">D</w:t>
+              <w:t xml:space="preserve">15  </w:t>
+            </w:r>
+            <w:r>
+              <w:rPr>
+                <w:sz w:val="17"/>
+                <w:szCs w:val="17"/>
+              </w:rPr>
+              <w:t xml:space="preserve">C</w:t>
             </w:r>
           </w:p>
         </w:tc>
@@ -8303,14 +10308,14 @@
                 <w:sz w:val="16"/>
                 <w:szCs w:val="16"/>
               </w:rPr>
-              <w:t xml:space="preserve">22  </w:t>
-            </w:r>
-            <w:r>
-              <w:rPr>
-                <w:sz w:val="17"/>
-                <w:szCs w:val="17"/>
-              </w:rPr>
-              <w:t xml:space="preserve">B</w:t>
+              <w:t xml:space="preserve">26  </w:t>
+            </w:r>
+            <w:r>
+              <w:rPr>
+                <w:sz w:val="17"/>
+                <w:szCs w:val="17"/>
+              </w:rPr>
+              <w:t xml:space="preserve">A</w:t>
             </w:r>
           </w:p>
         </w:tc>
@@ -8371,7 +10376,40 @@
                 <w:sz w:val="16"/>
                 <w:szCs w:val="16"/>
               </w:rPr>
-              <w:t xml:space="preserve">14  </w:t>
+              <w:t xml:space="preserve">16  </w:t>
+            </w:r>
+            <w:r>
+              <w:rPr>
+                <w:sz w:val="17"/>
+                <w:szCs w:val="17"/>
+              </w:rPr>
+              <w:t xml:space="preserve">B</w:t>
+            </w:r>
+          </w:p>
+        </w:tc>
+        <w:tc>
+          <w:tcPr>
+            <w:tcW w:type="pct" w:w="1667"/>
+            <w:tcMar>
+              <w:top w:type="dxa" w:w="40"/>
+              <w:left w:type="dxa" w:w="100"/>
+              <w:bottom w:type="dxa" w:w="40"/>
+              <w:right w:type="dxa" w:w="100"/>
+            </w:tcMar>
+          </w:tcPr>
+          <w:p>
+            <w:pPr>
+              <w:spacing w:before="22" w:after="22"/>
+            </w:pPr>
+            <w:r>
+              <w:rPr>
+                <w:b/>
+                <w:bCs/>
+                <w:color w:val="8186EF"/>
+                <w:sz w:val="16"/>
+                <w:szCs w:val="16"/>
+              </w:rPr>
+              <w:t xml:space="preserve">27  </w:t>
             </w:r>
             <w:r>
               <w:rPr>
@@ -8379,39 +10417,6 @@
                 <w:szCs w:val="17"/>
               </w:rPr>
               <w:t xml:space="preserve">A</w:t>
-            </w:r>
-          </w:p>
-        </w:tc>
-        <w:tc>
-          <w:tcPr>
-            <w:tcW w:type="pct" w:w="1667"/>
-            <w:tcMar>
-              <w:top w:type="dxa" w:w="40"/>
-              <w:left w:type="dxa" w:w="100"/>
-              <w:bottom w:type="dxa" w:w="40"/>
-              <w:right w:type="dxa" w:w="100"/>
-            </w:tcMar>
-          </w:tcPr>
-          <w:p>
-            <w:pPr>
-              <w:spacing w:before="22" w:after="22"/>
-            </w:pPr>
-            <w:r>
-              <w:rPr>
-                <w:b/>
-                <w:bCs/>
-                <w:color w:val="8186EF"/>
-                <w:sz w:val="16"/>
-                <w:szCs w:val="16"/>
-              </w:rPr>
-              <w:t xml:space="preserve">23  </w:t>
-            </w:r>
-            <w:r>
-              <w:rPr>
-                <w:sz w:val="17"/>
-                <w:szCs w:val="17"/>
-              </w:rPr>
-              <w:t xml:space="preserve">D</w:t>
             </w:r>
           </w:p>
         </w:tc>
@@ -8474,14 +10479,14 @@
                 <w:sz w:val="16"/>
                 <w:szCs w:val="16"/>
               </w:rPr>
-              <w:t xml:space="preserve">15  </w:t>
-            </w:r>
-            <w:r>
-              <w:rPr>
-                <w:sz w:val="17"/>
-                <w:szCs w:val="17"/>
-              </w:rPr>
-              <w:t xml:space="preserve">A</w:t>
+              <w:t xml:space="preserve">17  </w:t>
+            </w:r>
+            <w:r>
+              <w:rPr>
+                <w:sz w:val="17"/>
+                <w:szCs w:val="17"/>
+              </w:rPr>
+              <w:t xml:space="preserve">D</w:t>
             </w:r>
           </w:p>
         </w:tc>
@@ -8508,14 +10513,14 @@
                 <w:sz w:val="16"/>
                 <w:szCs w:val="16"/>
               </w:rPr>
-              <w:t xml:space="preserve">24  </w:t>
-            </w:r>
-            <w:r>
-              <w:rPr>
-                <w:sz w:val="17"/>
-                <w:szCs w:val="17"/>
-              </w:rPr>
-              <w:t xml:space="preserve">A</w:t>
+              <w:t xml:space="preserve">28  </w:t>
+            </w:r>
+            <w:r>
+              <w:rPr>
+                <w:sz w:val="17"/>
+                <w:szCs w:val="17"/>
+              </w:rPr>
+              <w:t xml:space="preserve">B</w:t>
             </w:r>
           </w:p>
         </w:tc>
@@ -8576,47 +10581,47 @@
                 <w:sz w:val="16"/>
                 <w:szCs w:val="16"/>
               </w:rPr>
-              <w:t xml:space="preserve">16  </w:t>
-            </w:r>
-            <w:r>
-              <w:rPr>
-                <w:sz w:val="17"/>
-                <w:szCs w:val="17"/>
-              </w:rPr>
-              <w:t xml:space="preserve">T</w:t>
-            </w:r>
-          </w:p>
-        </w:tc>
-        <w:tc>
-          <w:tcPr>
-            <w:tcW w:type="pct" w:w="1667"/>
-            <w:tcMar>
-              <w:top w:type="dxa" w:w="40"/>
-              <w:left w:type="dxa" w:w="100"/>
-              <w:bottom w:type="dxa" w:w="40"/>
-              <w:right w:type="dxa" w:w="100"/>
-            </w:tcMar>
-          </w:tcPr>
-          <w:p>
-            <w:pPr>
-              <w:spacing w:before="22" w:after="22"/>
-            </w:pPr>
-            <w:r>
-              <w:rPr>
-                <w:b/>
-                <w:bCs/>
-                <w:color w:val="8186EF"/>
-                <w:sz w:val="16"/>
-                <w:szCs w:val="16"/>
-              </w:rPr>
-              <w:t xml:space="preserve">25  </w:t>
-            </w:r>
-            <w:r>
-              <w:rPr>
-                <w:sz w:val="17"/>
-                <w:szCs w:val="17"/>
-              </w:rPr>
-              <w:t xml:space="preserve">Compare with the model earlier in this handout.</w:t>
+              <w:t xml:space="preserve">18  </w:t>
+            </w:r>
+            <w:r>
+              <w:rPr>
+                <w:sz w:val="17"/>
+                <w:szCs w:val="17"/>
+              </w:rPr>
+              <w:t xml:space="preserve">C</w:t>
+            </w:r>
+          </w:p>
+        </w:tc>
+        <w:tc>
+          <w:tcPr>
+            <w:tcW w:type="pct" w:w="1667"/>
+            <w:tcMar>
+              <w:top w:type="dxa" w:w="40"/>
+              <w:left w:type="dxa" w:w="100"/>
+              <w:bottom w:type="dxa" w:w="40"/>
+              <w:right w:type="dxa" w:w="100"/>
+            </w:tcMar>
+          </w:tcPr>
+          <w:p>
+            <w:pPr>
+              <w:spacing w:before="22" w:after="22"/>
+            </w:pPr>
+            <w:r>
+              <w:rPr>
+                <w:b/>
+                <w:bCs/>
+                <w:color w:val="8186EF"/>
+                <w:sz w:val="16"/>
+                <w:szCs w:val="16"/>
+              </w:rPr>
+              <w:t xml:space="preserve">29  </w:t>
+            </w:r>
+            <w:r>
+              <w:rPr>
+                <w:sz w:val="17"/>
+                <w:szCs w:val="17"/>
+              </w:rPr>
+              <w:t xml:space="preserve">A</w:t>
             </w:r>
           </w:p>
         </w:tc>
@@ -8679,14 +10684,14 @@
                 <w:sz w:val="16"/>
                 <w:szCs w:val="16"/>
               </w:rPr>
-              <w:t xml:space="preserve">17  </w:t>
-            </w:r>
-            <w:r>
-              <w:rPr>
-                <w:sz w:val="17"/>
-                <w:szCs w:val="17"/>
-              </w:rPr>
-              <w:t xml:space="preserve">E</w:t>
+              <w:t xml:space="preserve">19  </w:t>
+            </w:r>
+            <w:r>
+              <w:rPr>
+                <w:sz w:val="17"/>
+                <w:szCs w:val="17"/>
+              </w:rPr>
+              <w:t xml:space="preserve">T</w:t>
             </w:r>
           </w:p>
         </w:tc>
@@ -8713,14 +10718,14 @@
                 <w:sz w:val="16"/>
                 <w:szCs w:val="16"/>
               </w:rPr>
-              <w:t xml:space="preserve">26  </w:t>
-            </w:r>
-            <w:r>
-              <w:rPr>
-                <w:sz w:val="17"/>
-                <w:szCs w:val="17"/>
-              </w:rPr>
-              <w:t xml:space="preserve">1.1: Who uses financial statements, and why?. 1.2: The building blocks: elements and the accounting equation. 1.3: Double entry: debits and credits. 1.4: The accrual basis and the matching principle. 1.5: Who writes the rules? U.S. GAAP and IFRS. 1.6: A first look at the four statements.</w:t>
+              <w:t xml:space="preserve">30  </w:t>
+            </w:r>
+            <w:r>
+              <w:rPr>
+                <w:sz w:val="17"/>
+                <w:szCs w:val="17"/>
+              </w:rPr>
+              <w:t xml:space="preserve">Compare with the model earlier in this handout.</w:t>
             </w:r>
           </w:p>
         </w:tc>
@@ -8781,7 +10786,110 @@
                 <w:sz w:val="16"/>
                 <w:szCs w:val="16"/>
               </w:rPr>
-              <w:t xml:space="preserve">18  </w:t>
+              <w:t xml:space="preserve">20  </w:t>
+            </w:r>
+            <w:r>
+              <w:rPr>
+                <w:sz w:val="17"/>
+                <w:szCs w:val="17"/>
+              </w:rPr>
+              <w:t xml:space="preserve">E</w:t>
+            </w:r>
+          </w:p>
+        </w:tc>
+        <w:tc>
+          <w:tcPr>
+            <w:tcW w:type="pct" w:w="1667"/>
+            <w:tcMar>
+              <w:top w:type="dxa" w:w="40"/>
+              <w:left w:type="dxa" w:w="100"/>
+              <w:bottom w:type="dxa" w:w="40"/>
+              <w:right w:type="dxa" w:w="100"/>
+            </w:tcMar>
+          </w:tcPr>
+          <w:p>
+            <w:pPr>
+              <w:spacing w:before="22" w:after="22"/>
+            </w:pPr>
+            <w:r>
+              <w:rPr>
+                <w:b/>
+                <w:bCs/>
+                <w:color w:val="8186EF"/>
+                <w:sz w:val="16"/>
+                <w:szCs w:val="16"/>
+              </w:rPr>
+              <w:t xml:space="preserve">31  </w:t>
+            </w:r>
+            <w:r>
+              <w:rPr>
+                <w:sz w:val="17"/>
+                <w:szCs w:val="17"/>
+              </w:rPr>
+              <w:t xml:space="preserve">1.1: Who uses financial statements, and why?. 1.2: The building blocks: elements and the accounting equation. 1.3: Double entry: debits and credits. 1.4: The accrual basis and the matching principle. 1.5: Who writes the rules? U.S. GAAP and IFRS. 1.6: A first look at the four statements.</w:t>
+            </w:r>
+          </w:p>
+        </w:tc>
+      </w:tr>
+      <w:tr>
+        <w:tc>
+          <w:tcPr>
+            <w:tcW w:type="pct" w:w="1667"/>
+            <w:shd w:fill="FBFAF6" w:val="clear"/>
+            <w:tcMar>
+              <w:top w:type="dxa" w:w="40"/>
+              <w:left w:type="dxa" w:w="100"/>
+              <w:bottom w:type="dxa" w:w="40"/>
+              <w:right w:type="dxa" w:w="100"/>
+            </w:tcMar>
+          </w:tcPr>
+          <w:p>
+            <w:pPr>
+              <w:spacing w:before="22" w:after="22"/>
+            </w:pPr>
+            <w:r>
+              <w:rPr>
+                <w:b/>
+                <w:bCs/>
+                <w:color w:val="8186EF"/>
+                <w:sz w:val="16"/>
+                <w:szCs w:val="16"/>
+              </w:rPr>
+              <w:t xml:space="preserve">10  </w:t>
+            </w:r>
+            <w:r>
+              <w:rPr>
+                <w:sz w:val="17"/>
+                <w:szCs w:val="17"/>
+              </w:rPr>
+              <w:t xml:space="preserve">E</w:t>
+            </w:r>
+          </w:p>
+        </w:tc>
+        <w:tc>
+          <w:tcPr>
+            <w:tcW w:type="pct" w:w="1667"/>
+            <w:shd w:fill="FBFAF6" w:val="clear"/>
+            <w:tcMar>
+              <w:top w:type="dxa" w:w="40"/>
+              <w:left w:type="dxa" w:w="100"/>
+              <w:bottom w:type="dxa" w:w="40"/>
+              <w:right w:type="dxa" w:w="100"/>
+            </w:tcMar>
+          </w:tcPr>
+          <w:p>
+            <w:pPr>
+              <w:spacing w:before="22" w:after="22"/>
+            </w:pPr>
+            <w:r>
+              <w:rPr>
+                <w:b/>
+                <w:bCs/>
+                <w:color w:val="8186EF"/>
+                <w:sz w:val="16"/>
+                <w:szCs w:val="16"/>
+              </w:rPr>
+              <w:t xml:space="preserve">21  </w:t>
             </w:r>
             <w:r>
               <w:rPr>
@@ -8789,6 +10897,98 @@
                 <w:szCs w:val="17"/>
               </w:rPr>
               <w:t xml:space="preserve">A</w:t>
+            </w:r>
+          </w:p>
+        </w:tc>
+        <w:tc>
+          <w:tcPr>
+            <w:tcW w:type="pct" w:w="1667"/>
+            <w:shd w:fill="FBFAF6" w:val="clear"/>
+            <w:tcMar>
+              <w:top w:type="dxa" w:w="40"/>
+              <w:left w:type="dxa" w:w="100"/>
+              <w:bottom w:type="dxa" w:w="40"/>
+              <w:right w:type="dxa" w:w="100"/>
+            </w:tcMar>
+          </w:tcPr>
+          <w:p>
+            <w:pPr>
+              <w:spacing w:before="24" w:after="24"/>
+            </w:pPr>
+            <w:r>
+              <w:rPr>
+                <w:sz w:val="16"/>
+                <w:szCs w:val="16"/>
+              </w:rPr>
+              <w:t xml:space="preserve"/>
+            </w:r>
+          </w:p>
+        </w:tc>
+      </w:tr>
+      <w:tr>
+        <w:tc>
+          <w:tcPr>
+            <w:tcW w:type="pct" w:w="1667"/>
+            <w:tcMar>
+              <w:top w:type="dxa" w:w="40"/>
+              <w:left w:type="dxa" w:w="100"/>
+              <w:bottom w:type="dxa" w:w="40"/>
+              <w:right w:type="dxa" w:w="100"/>
+            </w:tcMar>
+          </w:tcPr>
+          <w:p>
+            <w:pPr>
+              <w:spacing w:before="22" w:after="22"/>
+            </w:pPr>
+            <w:r>
+              <w:rPr>
+                <w:b/>
+                <w:bCs/>
+                <w:color w:val="8186EF"/>
+                <w:sz w:val="16"/>
+                <w:szCs w:val="16"/>
+              </w:rPr>
+              <w:t xml:space="preserve">11  </w:t>
+            </w:r>
+            <w:r>
+              <w:rPr>
+                <w:sz w:val="17"/>
+                <w:szCs w:val="17"/>
+              </w:rPr>
+              <w:t xml:space="preserve">F</w:t>
+            </w:r>
+          </w:p>
+        </w:tc>
+        <w:tc>
+          <w:tcPr>
+            <w:tcW w:type="pct" w:w="1667"/>
+            <w:tcMar>
+              <w:top w:type="dxa" w:w="40"/>
+              <w:left w:type="dxa" w:w="100"/>
+              <w:bottom w:type="dxa" w:w="40"/>
+              <w:right w:type="dxa" w:w="100"/>
+            </w:tcMar>
+          </w:tcPr>
+          <w:p>
+            <w:pPr>
+              <w:spacing w:before="22" w:after="22"/>
+            </w:pPr>
+            <w:r>
+              <w:rPr>
+                <w:b/>
+                <w:bCs/>
+                <w:color w:val="8186EF"/>
+                <w:sz w:val="16"/>
+                <w:szCs w:val="16"/>
+              </w:rPr>
+              <w:t xml:space="preserve">22  </w:t>
+            </w:r>
+            <w:r>
+              <w:rPr>
+                <w:sz w:val="17"/>
+                <w:szCs w:val="17"/>
+              </w:rPr>
+              <w:t xml:space="preserve">D</w:t>
             </w:r>
           </w:p>
         </w:tc>
@@ -8853,7 +11053,7 @@
           <w:sz w:val="16"/>
           <w:szCs w:val="16"/>
         </w:rPr>
-        <w:t xml:space="preserve">The book writes: “You will meet it in Chapters 3 and 15. The equation always holds, because creditors (liabilities) or owners (equity) finance every asset. Contributed capital is what owners paid in: common stock at its par value, plus additional paid-in capital (APIC).”</w:t>
+        <w:t xml:space="preserve">In full: “A liability is a present obligation of an entity to transfer an economic benefit. Examples: accounts payable, notes payable and wages payable. Equity is the residual interest in the assets after the liabilities are deducted. The other elements describe changes during a period. Revenues and expenses come from the company's central, ongoing operations. When Orontes sells olive oil, it earns revenue. When it pays plant workers, it has an expense. Gains and losses come from peripheral or incidental events. If Orontes sells an old delivery truck for more than its carrying amount, it has a gain.”</w:t>
       </w:r>
     </w:p>
     <w:p>
@@ -8876,7 +11076,7 @@
           <w:sz w:val="16"/>
           <w:szCs w:val="16"/>
         </w:rPr>
-        <w:t xml:space="preserve">The book writes: “The totals prove the equation. Assets rose by 2,380, liabilities rose by 850 and equity rose by 1,530. It reduces retained earnings, not net income. Cash from borrowing or from issuing shares is not revenue. Buying equipment for cash is not an expense today.”</w:t>
+        <w:t xml:space="preserve">In full: “Whether a debit increases an account depends on the type of account. Each account has a normal balance: the side that increases it. Accounts on the left side of the equation (assets, expenses and dividends) increase with a debit. Accounts on the right side (liabilities, equity and revenues) increase with a credit. A contra account reduces a related account, so it has the opposite normal balance. For example, accumulated depreciation reduces equipment. It has a credit balance, but it belongs with the assets. The allowance for credit losses reduces accounts receivable in the same way (Chapter 6).”</w:t>
       </w:r>
     </w:p>
     <w:p>
@@ -8899,7 +11099,7 @@
           <w:sz w:val="16"/>
           <w:szCs w:val="16"/>
         </w:rPr>
-        <w:t xml:space="preserve">The book writes: “The cash basis records items only when cash is received or paid. The cash basis is simple, but it is not acceptable under U.S. GAAP. Under the accrual basis, Orontes records the revenue and the cost of goods sold in fiscal 2025, the year it delivered the goods.”</w:t>
+        <w:t xml:space="preserve">In full: “SEC: U.S. government agency with legal authority over public company reporting. PCAOB: sets auditing standards for audits of public companies. Each statement answers a different question for users. Chapters 2 to 5 study each statement in detail. The four statements are linked. Net income flows into retained earnings, and the net change in cash explains the cash balance on the balance sheet. You can see both links in the January transactions of Orontes. Net income was 80: revenue of 300, minus cost of goods sold of 180, minus wages of 40. The dividend declared was 50, so retained earnings rose by 30.”</w:t>
       </w:r>
     </w:p>
     <w:p>
@@ -8968,6 +11168,52 @@
           <w:sz w:val="16"/>
           <w:szCs w:val="16"/>
         </w:rPr>
+        <w:t xml:space="preserve">Declaring the dividend creates dividends payable (a liability) and reduces retained earnings. A is wrong: A dividend is a distribution to owners, not an expense. C is wrong: Cash decreases only on the payment date, next month.</w:t>
+      </w:r>
+    </w:p>
+    <w:p>
+      <w:pPr>
+        <w:spacing w:after="18"/>
+        <w:ind w:left="300" w:hanging="300"/>
+      </w:pPr>
+      <w:r>
+        <w:rPr>
+          <w:b/>
+          <w:bCs/>
+          <w:color w:val="8186EF"/>
+          <w:sz w:val="16"/>
+          <w:szCs w:val="16"/>
+        </w:rPr>
+        <w:t xml:space="preserve">13  </w:t>
+      </w:r>
+      <w:r>
+        <w:rPr>
+          <w:sz w:val="16"/>
+          <w:szCs w:val="16"/>
+        </w:rPr>
+        <w:t xml:space="preserve">Assets and liabilities both increase. Equity does not change. B is wrong: Wages are an expense, so equity (retained earnings) also decreases. C is wrong: A profitable sale increases equity through net income.</w:t>
+      </w:r>
+    </w:p>
+    <w:p>
+      <w:pPr>
+        <w:spacing w:after="18"/>
+        <w:ind w:left="300" w:hanging="300"/>
+      </w:pPr>
+      <w:r>
+        <w:rPr>
+          <w:b/>
+          <w:bCs/>
+          <w:color w:val="8186EF"/>
+          <w:sz w:val="16"/>
+          <w:szCs w:val="16"/>
+        </w:rPr>
+        <w:t xml:space="preserve">14  </w:t>
+      </w:r>
+      <w:r>
+        <w:rPr>
+          <w:sz w:val="16"/>
+          <w:szCs w:val="16"/>
+        </w:rPr>
         <w:t xml:space="preserve">Equity starts at 550 (900 − 350). Borrowing does not change equity. The dividend reduces it by 40, so equity is 510. A is wrong: This is total liabilities after the loan (350 + 100), not equity. C is wrong: This ignores the dividend, which reduces retained earnings.</w:t>
       </w:r>
     </w:p>
@@ -8984,7 +11230,53 @@
           <w:sz w:val="16"/>
           <w:szCs w:val="16"/>
         </w:rPr>
-        <w:t xml:space="preserve">13  </w:t>
+        <w:t xml:space="preserve">15  </w:t>
+      </w:r>
+      <w:r>
+        <w:rPr>
+          <w:sz w:val="16"/>
+          <w:szCs w:val="16"/>
+        </w:rPr>
+        <w:t xml:space="preserve">Prepaid rent is an asset, and assets have debit balances. A is wrong: Accounts payable is a liability, with a credit balance. B is wrong: Revenue increases equity, so it has a credit balance.</w:t>
+      </w:r>
+    </w:p>
+    <w:p>
+      <w:pPr>
+        <w:spacing w:after="18"/>
+        <w:ind w:left="300" w:hanging="300"/>
+      </w:pPr>
+      <w:r>
+        <w:rPr>
+          <w:b/>
+          <w:bCs/>
+          <w:color w:val="8186EF"/>
+          <w:sz w:val="16"/>
+          <w:szCs w:val="16"/>
+        </w:rPr>
+        <w:t xml:space="preserve">16  </w:t>
+      </w:r>
+      <w:r>
+        <w:rPr>
+          <w:sz w:val="16"/>
+          <w:szCs w:val="16"/>
+        </w:rPr>
+        <w:t xml:space="preserve">It reduces the cost of equipment on the balance sheet and has a credit balance. A is wrong: The company owes nobody anything, so it is not a liability. C is wrong: Depreciation expense is the period's charge; accumulated depreciation is the running total on the balance sheet.</w:t>
+      </w:r>
+    </w:p>
+    <w:p>
+      <w:pPr>
+        <w:spacing w:after="18"/>
+        <w:ind w:left="300" w:hanging="300"/>
+      </w:pPr>
+      <w:r>
+        <w:rPr>
+          <w:b/>
+          <w:bCs/>
+          <w:color w:val="8186EF"/>
+          <w:sz w:val="16"/>
+          <w:szCs w:val="16"/>
+        </w:rPr>
+        <w:t xml:space="preserve">17  </w:t>
       </w:r>
       <w:r>
         <w:rPr>
@@ -9007,7 +11299,76 @@
           <w:sz w:val="16"/>
           <w:szCs w:val="16"/>
         </w:rPr>
-        <w:t xml:space="preserve">14  </w:t>
+        <w:t xml:space="preserve">18  </w:t>
+      </w:r>
+      <w:r>
+        <w:rPr>
+          <w:sz w:val="16"/>
+          <w:szCs w:val="16"/>
+        </w:rPr>
+        <w:t xml:space="preserve">These are the primary users. They provide resources and cannot demand special reports. A is wrong: Management can obtain internal information, so it is not a primary user. B is wrong: Governments use the statements, but they are not the primary users named by the framework.</w:t>
+      </w:r>
+    </w:p>
+    <w:p>
+      <w:pPr>
+        <w:spacing w:after="18"/>
+        <w:ind w:left="300" w:hanging="300"/>
+      </w:pPr>
+      <w:r>
+        <w:rPr>
+          <w:b/>
+          <w:bCs/>
+          <w:color w:val="8186EF"/>
+          <w:sz w:val="16"/>
+          <w:szCs w:val="16"/>
+        </w:rPr>
+        <w:t xml:space="preserve">19  </w:t>
+      </w:r>
+      <w:r>
+        <w:rPr>
+          <w:sz w:val="16"/>
+          <w:szCs w:val="16"/>
+        </w:rPr>
+        <w:t xml:space="preserve">Every later answer depends on the adjusted exhibit.</w:t>
+      </w:r>
+    </w:p>
+    <w:p>
+      <w:pPr>
+        <w:spacing w:after="18"/>
+        <w:ind w:left="300" w:hanging="300"/>
+      </w:pPr>
+      <w:r>
+        <w:rPr>
+          <w:b/>
+          <w:bCs/>
+          <w:color w:val="8186EF"/>
+          <w:sz w:val="16"/>
+          <w:szCs w:val="16"/>
+        </w:rPr>
+        <w:t xml:space="preserve">25  </w:t>
+      </w:r>
+      <w:r>
+        <w:rPr>
+          <w:sz w:val="16"/>
+          <w:szCs w:val="16"/>
+        </w:rPr>
+        <w:t xml:space="preserve">This is the definition of matching. A is wrong: Payment timing does not decide when an expense is recognized. B is wrong: Revenue is recognized when earned, not when cash is received.</w:t>
+      </w:r>
+    </w:p>
+    <w:p>
+      <w:pPr>
+        <w:spacing w:after="18"/>
+        <w:ind w:left="300" w:hanging="300"/>
+      </w:pPr>
+      <w:r>
+        <w:rPr>
+          <w:b/>
+          <w:bCs/>
+          <w:color w:val="8186EF"/>
+          <w:sz w:val="16"/>
+          <w:szCs w:val="16"/>
+        </w:rPr>
+        <w:t xml:space="preserve">26  </w:t>
       </w:r>
       <w:r>
         <w:rPr>
@@ -9030,99 +11391,53 @@
           <w:sz w:val="16"/>
           <w:szCs w:val="16"/>
         </w:rPr>
-        <w:t xml:space="preserve">15  </w:t>
-      </w:r>
-      <w:r>
-        <w:rPr>
-          <w:sz w:val="16"/>
-          <w:szCs w:val="16"/>
-        </w:rPr>
-        <w:t xml:space="preserve">Every cycle settles one rule and shows where it comes from.</w:t>
-      </w:r>
-    </w:p>
-    <w:p>
-      <w:pPr>
-        <w:spacing w:after="18"/>
-        <w:ind w:left="300" w:hanging="300"/>
-      </w:pPr>
-      <w:r>
-        <w:rPr>
-          <w:b/>
-          <w:bCs/>
-          <w:color w:val="8186EF"/>
-          <w:sz w:val="16"/>
-          <w:szCs w:val="16"/>
-        </w:rPr>
-        <w:t xml:space="preserve">16  </w:t>
-      </w:r>
-      <w:r>
-        <w:rPr>
-          <w:sz w:val="16"/>
-          <w:szCs w:val="16"/>
-        </w:rPr>
-        <w:t xml:space="preserve">Every later answer depends on the adjusted exhibit.</w:t>
-      </w:r>
-    </w:p>
-    <w:p>
-      <w:pPr>
-        <w:spacing w:after="18"/>
-        <w:ind w:left="300" w:hanging="300"/>
-      </w:pPr>
-      <w:r>
-        <w:rPr>
-          <w:b/>
-          <w:bCs/>
-          <w:color w:val="8186EF"/>
-          <w:sz w:val="16"/>
-          <w:szCs w:val="16"/>
-        </w:rPr>
-        <w:t xml:space="preserve">22  </w:t>
-      </w:r>
-      <w:r>
-        <w:rPr>
-          <w:sz w:val="16"/>
-          <w:szCs w:val="16"/>
-        </w:rPr>
-        <w:t xml:space="preserve">Equity starts at 550 (900 − 350). Borrowing does not change equity. The dividend reduces it by 40, so equity is 510. A is wrong: This is total liabilities after the loan (350 + 100), not equity. C is wrong: This ignores the dividend, which reduces retained earnings.</w:t>
-      </w:r>
-    </w:p>
-    <w:p>
-      <w:pPr>
-        <w:spacing w:after="18"/>
-        <w:ind w:left="300" w:hanging="300"/>
-      </w:pPr>
-      <w:r>
-        <w:rPr>
-          <w:b/>
-          <w:bCs/>
-          <w:color w:val="8186EF"/>
-          <w:sz w:val="16"/>
-          <w:szCs w:val="16"/>
-        </w:rPr>
-        <w:t xml:space="preserve">23  </w:t>
-      </w:r>
-      <w:r>
-        <w:rPr>
-          <w:sz w:val="16"/>
-          <w:szCs w:val="16"/>
-        </w:rPr>
-        <w:t xml:space="preserve">Under the accrual basis, revenue is recorded when the goods are delivered, in 2025. A is wrong: This is cash-basis thinking. The cash timing does not decide the period. B is wrong: This is the gross profit (revenue minus cost), not the revenue.</w:t>
-      </w:r>
-    </w:p>
-    <w:p>
-      <w:pPr>
-        <w:spacing w:after="18"/>
-        <w:ind w:left="300" w:hanging="300"/>
-      </w:pPr>
-      <w:r>
-        <w:rPr>
-          <w:b/>
-          <w:bCs/>
-          <w:color w:val="8186EF"/>
-          <w:sz w:val="16"/>
-          <w:szCs w:val="16"/>
-        </w:rPr>
-        <w:t xml:space="preserve">24  </w:t>
+        <w:t xml:space="preserve">27  </w:t>
+      </w:r>
+      <w:r>
+        <w:rPr>
+          <w:sz w:val="16"/>
+          <w:szCs w:val="16"/>
+        </w:rPr>
+        <w:t xml:space="preserve">The statement of changes in equity shows beginning retained earnings, net income, dividends and ending retained earnings. B is wrong: The balance sheet shows only the ending balance at one date. C is wrong: The statement of cash flows explains cash, not equity.</w:t>
+      </w:r>
+    </w:p>
+    <w:p>
+      <w:pPr>
+        <w:spacing w:after="18"/>
+        <w:ind w:left="300" w:hanging="300"/>
+      </w:pPr>
+      <w:r>
+        <w:rPr>
+          <w:b/>
+          <w:bCs/>
+          <w:color w:val="8186EF"/>
+          <w:sz w:val="16"/>
+          <w:szCs w:val="16"/>
+        </w:rPr>
+        <w:t xml:space="preserve">28  </w:t>
+      </w:r>
+      <w:r>
+        <w:rPr>
+          <w:sz w:val="16"/>
+          <w:szCs w:val="16"/>
+        </w:rPr>
+        <w:t xml:space="preserve">Net income is closed into retained earnings. A is wrong: Net income is not cash. The statement of cash flows explains the cash balance. C is wrong: Net income belongs to the owners, so it goes to equity, not liabilities.</w:t>
+      </w:r>
+    </w:p>
+    <w:p>
+      <w:pPr>
+        <w:spacing w:after="18"/>
+        <w:ind w:left="300" w:hanging="300"/>
+      </w:pPr>
+      <w:r>
+        <w:rPr>
+          <w:b/>
+          <w:bCs/>
+          <w:color w:val="8186EF"/>
+          <w:sz w:val="16"/>
+          <w:szCs w:val="16"/>
+        </w:rPr>
+        <w:t xml:space="preserve">29  </w:t>
       </w:r>
       <w:r>
         <w:rPr>
